--- a/docs/report.docx
+++ b/docs/report.docx
@@ -2,7 +2,7 @@
 <file path=word/document.xml><?xml version="1.0" encoding="utf-8"?>
 <w:document xmlns:w="http://schemas.openxmlformats.org/wordprocessingml/2006/main" xmlns:m="http://schemas.openxmlformats.org/officeDocument/2006/math" xmlns:r="http://schemas.openxmlformats.org/officeDocument/2006/relationships" xmlns:o="urn:schemas-microsoft-com:office:office" xmlns:v="urn:schemas-microsoft-com:vml" xmlns:w10="urn:schemas-microsoft-com:office:word" xmlns:a="http://schemas.openxmlformats.org/drawingml/2006/main" xmlns:pic="http://schemas.openxmlformats.org/drawingml/2006/picture" xmlns:wp="http://schemas.openxmlformats.org/drawingml/2006/wordprocessingDrawing">
   <w:body>
-    <w:bookmarkStart w:id="18" w:name="internet-digital-ark-round-report"/>
+    <w:bookmarkStart w:id="21" w:name="internet-digital-ark-round-report"/>
     <w:p>
       <w:pPr>
         <w:pStyle w:val="Heading1"/>
@@ -75,7 +75,7 @@
                 <w:b/>
                 <w:bCs/>
               </w:rPr>
-              <w:t xml:space="preserve">267,686</w:t>
+              <w:t xml:space="preserve">437,419</w:t>
             </w:r>
           </w:p>
         </w:tc>
@@ -100,7 +100,7 @@
               <w:jc w:val="right"/>
             </w:pPr>
             <w:r>
-              <w:t xml:space="preserve">202,704</w:t>
+              <w:t xml:space="preserve">370,807</w:t>
             </w:r>
           </w:p>
         </w:tc>
@@ -129,7 +129,7 @@
                 <w:b/>
                 <w:bCs/>
               </w:rPr>
-              <w:t xml:space="preserve">112,236</w:t>
+              <w:t xml:space="preserve">208,587</w:t>
             </w:r>
           </w:p>
         </w:tc>
@@ -158,7 +158,7 @@
                 <w:b/>
                 <w:bCs/>
               </w:rPr>
-              <w:t xml:space="preserve">166,531.1</w:t>
+              <w:t xml:space="preserve">305,662.2</w:t>
             </w:r>
           </w:p>
         </w:tc>
@@ -187,7 +187,7 @@
                 <w:b/>
                 <w:bCs/>
               </w:rPr>
-              <w:t xml:space="preserve">1.9951%</w:t>
+              <w:t xml:space="preserve">3.6620%</w:t>
             </w:r>
           </w:p>
         </w:tc>
@@ -212,7 +212,7 @@
               <w:jc w:val="right"/>
             </w:pPr>
             <w:r>
-              <w:t xml:space="preserve">0.6221</w:t>
+              <w:t xml:space="preserve">0.6988</w:t>
             </w:r>
           </w:p>
         </w:tc>
@@ -315,7 +315,7 @@
               <w:jc w:val="right"/>
             </w:pPr>
             <w:r>
-              <w:t xml:space="preserve">6,095</w:t>
+              <w:t xml:space="preserve">6,098</w:t>
             </w:r>
           </w:p>
         </w:tc>
@@ -364,19 +364,19 @@
               <w:jc w:val="right"/>
             </w:pPr>
             <w:r>
-              <w:t xml:space="preserve">40,791</w:t>
-            </w:r>
-          </w:p>
-        </w:tc>
-        <w:tc>
-          <w:tcPr/>
-          <w:p>
-            <w:pPr>
-              <w:pStyle w:val="Compact"/>
-              <w:jc w:val="right"/>
-            </w:pPr>
-            <w:r>
-              <w:t xml:space="preserve">40 (0.1%)</w:t>
+              <w:t xml:space="preserve">117,123</w:t>
+            </w:r>
+          </w:p>
+        </w:tc>
+        <w:tc>
+          <w:tcPr/>
+          <w:p>
+            <w:pPr>
+              <w:pStyle w:val="Compact"/>
+              <w:jc w:val="right"/>
+            </w:pPr>
+            <w:r>
+              <w:t xml:space="preserve">41 (0.0%)</w:t>
             </w:r>
           </w:p>
         </w:tc>
@@ -413,19 +413,19 @@
               <w:jc w:val="right"/>
             </w:pPr>
             <w:r>
-              <w:t xml:space="preserve">19,427</w:t>
-            </w:r>
-          </w:p>
-        </w:tc>
-        <w:tc>
-          <w:tcPr/>
-          <w:p>
-            <w:pPr>
-              <w:pStyle w:val="Compact"/>
-              <w:jc w:val="right"/>
-            </w:pPr>
-            <w:r>
-              <w:t xml:space="preserve">567 (2.9%)</w:t>
+              <w:t xml:space="preserve">19,592</w:t>
+            </w:r>
+          </w:p>
+        </w:tc>
+        <w:tc>
+          <w:tcPr/>
+          <w:p>
+            <w:pPr>
+              <w:pStyle w:val="Compact"/>
+              <w:jc w:val="right"/>
+            </w:pPr>
+            <w:r>
+              <w:t xml:space="preserve">583 (3.0%)</w:t>
             </w:r>
           </w:p>
         </w:tc>
@@ -462,19 +462,19 @@
               <w:jc w:val="right"/>
             </w:pPr>
             <w:r>
-              <w:t xml:space="preserve">43,745</w:t>
-            </w:r>
-          </w:p>
-        </w:tc>
-        <w:tc>
-          <w:tcPr/>
-          <w:p>
-            <w:pPr>
-              <w:pStyle w:val="Compact"/>
-              <w:jc w:val="right"/>
-            </w:pPr>
-            <w:r>
-              <w:t xml:space="preserve">1,946 (4.4%)</w:t>
+              <w:t xml:space="preserve">44,387</w:t>
+            </w:r>
+          </w:p>
+        </w:tc>
+        <w:tc>
+          <w:tcPr/>
+          <w:p>
+            <w:pPr>
+              <w:pStyle w:val="Compact"/>
+              <w:jc w:val="right"/>
+            </w:pPr>
+            <w:r>
+              <w:t xml:space="preserve">1,993 (4.5%)</w:t>
             </w:r>
           </w:p>
         </w:tc>
@@ -511,19 +511,19 @@
               <w:jc w:val="right"/>
             </w:pPr>
             <w:r>
-              <w:t xml:space="preserve">58,856</w:t>
-            </w:r>
-          </w:p>
-        </w:tc>
-        <w:tc>
-          <w:tcPr/>
-          <w:p>
-            <w:pPr>
-              <w:pStyle w:val="Compact"/>
-              <w:jc w:val="right"/>
-            </w:pPr>
-            <w:r>
-              <w:t xml:space="preserve">4,087 (6.9%)</w:t>
+              <w:t xml:space="preserve">60,347</w:t>
+            </w:r>
+          </w:p>
+        </w:tc>
+        <w:tc>
+          <w:tcPr/>
+          <w:p>
+            <w:pPr>
+              <w:pStyle w:val="Compact"/>
+              <w:jc w:val="right"/>
+            </w:pPr>
+            <w:r>
+              <w:t xml:space="preserve">4,174 (6.9%)</w:t>
             </w:r>
           </w:p>
         </w:tc>
@@ -560,19 +560,19 @@
               <w:jc w:val="right"/>
             </w:pPr>
             <w:r>
-              <w:t xml:space="preserve">98,772</w:t>
-            </w:r>
-          </w:p>
-        </w:tc>
-        <w:tc>
-          <w:tcPr/>
-          <w:p>
-            <w:pPr>
-              <w:pStyle w:val="Compact"/>
-              <w:jc w:val="right"/>
-            </w:pPr>
-            <w:r>
-              <w:t xml:space="preserve">29,784 (30.2%)</w:t>
+              <w:t xml:space="preserve">189,872</w:t>
+            </w:r>
+          </w:p>
+        </w:tc>
+        <w:tc>
+          <w:tcPr/>
+          <w:p>
+            <w:pPr>
+              <w:pStyle w:val="Compact"/>
+              <w:jc w:val="right"/>
+            </w:pPr>
+            <w:r>
+              <w:t xml:space="preserve">30,397 (16.0%)</w:t>
             </w:r>
           </w:p>
         </w:tc>
@@ -621,7 +621,7 @@
                 <w:b/>
                 <w:bCs/>
               </w:rPr>
-              <w:t xml:space="preserve">267,686</w:t>
+              <w:t xml:space="preserve">437,419</w:t>
             </w:r>
           </w:p>
         </w:tc>
@@ -637,7 +637,7 @@
                 <w:b/>
                 <w:bCs/>
               </w:rPr>
-              <w:t xml:space="preserve">36,429 (13.6%)</w:t>
+              <w:t xml:space="preserve">37,193 (8.5%)</w:t>
             </w:r>
           </w:p>
         </w:tc>
@@ -704,7 +704,7 @@
           <w:b/>
           <w:bCs/>
         </w:rPr>
-        <w:t xml:space="preserve">250,810.84</w:t>
+        <w:t xml:space="preserve">111,679.73</w:t>
       </w:r>
       <w:r>
         <w:t xml:space="preserve">.</w:t>
@@ -823,7 +823,7 @@
         <w:t xml:space="preserve"> </w:t>
       </w:r>
       <w:r>
-        <w:t xml:space="preserve">reads 1.9951%. Both numbers are correct and only the second is the one being accepted against.</w:t>
+        <w:t xml:space="preserve">reads 3.6620%. Both numbers are correct and only the second is the one being accepted against.</w:t>
       </w:r>
     </w:p>
     <w:p>
@@ -897,13 +897,13 @@
         <w:pStyle w:val="BodyText"/>
       </w:pPr>
       <w:r>
-        <w:t xml:space="preserve">That is a measurement of our strategy, not our luck. This round's collection was optimised against the</w:t>
-      </w:r>
-      <w:r>
-        <w:t xml:space="preserve"> </w:t>
-      </w:r>
-      <w:r>
-        <w:t xml:space="preserve">constraint we could see, which was</w:t>
+        <w:t xml:space="preserve">That is a measurement of our strategy, not our luck. This round's collection had been optimised against</w:t>
+      </w:r>
+      <w:r>
+        <w:t xml:space="preserve"> </w:t>
+      </w:r>
+      <w:r>
+        <w:t xml:space="preserve">the constraint we could see, which was</w:t>
       </w:r>
       <w:r>
         <w:t xml:space="preserve"> </w:t>
@@ -916,140 +916,460 @@
         <w:t xml:space="preserve">request throughput against a single archive</w:t>
       </w:r>
       <w:r>
-        <w:t xml:space="preserve">: roughly 2.5 million</w:t>
-      </w:r>
-      <w:r>
-        <w:t xml:space="preserve"> </w:t>
-      </w:r>
-      <w:r>
-        <w:t xml:space="preserve">candidate names sit unqueried because the collectors clear a few hundred requests an hour between them,</w:t>
-      </w:r>
-      <w:r>
-        <w:t xml:space="preserve"> </w:t>
-      </w:r>
-      <w:r>
-        <w:t xml:space="preserve">and section 5 documents that campaign in full. A bulk dated corpus does not have that constraint at all.</w:t>
-      </w:r>
-      <w:r>
-        <w:t xml:space="preserve"> </w:t>
-      </w:r>
-      <w:r>
-        <w:t xml:space="preserve">It converts a rate limit into a file download.</w:t>
+        <w:t xml:space="preserve">: roughly 2.5</w:t>
+      </w:r>
+      <w:r>
+        <w:t xml:space="preserve"> </w:t>
+      </w:r>
+      <w:r>
+        <w:t xml:space="preserve">million candidate names sit unqueried because the collectors clear a few hundred requests an hour between</w:t>
+      </w:r>
+      <w:r>
+        <w:t xml:space="preserve"> </w:t>
+      </w:r>
+      <w:r>
+        <w:t xml:space="preserve">them, and section 5 documents that campaign in full. A bulk dated corpus does not have that constraint at</w:t>
+      </w:r>
+      <w:r>
+        <w:t xml:space="preserve"> </w:t>
+      </w:r>
+      <w:r>
+        <w:t xml:space="preserve">all. It converts a rate limit into a file download.</w:t>
       </w:r>
     </w:p>
     <w:p>
       <w:pPr>
         <w:pStyle w:val="BodyText"/>
       </w:pPr>
-      <w:r>
-        <w:t xml:space="preserve">The throughput constraint is real and measured. Over the round's last two days the engine querying from</w:t>
-      </w:r>
-      <w:r>
-        <w:t xml:space="preserve"> </w:t>
-      </w:r>
-      <w:r>
-        <w:t xml:space="preserve">our main host fell from</w:t>
-      </w:r>
-      <w:r>
-        <w:t xml:space="preserve"> </w:t>
-      </w:r>
       <w:r>
         <w:rPr>
           <w:b/>
           <w:bCs/>
         </w:rPr>
-        <w:t xml:space="preserve">675 to 450 requests an hour</w:t>
-      </w:r>
-      <w:r>
-        <w:t xml:space="preserve"> </w:t>
-      </w:r>
-      <w:r>
-        <w:t xml:space="preserve">while the share of its requests carrying a usable</w:t>
-      </w:r>
-      <w:r>
-        <w:t xml:space="preserve"> </w:t>
-      </w:r>
-      <w:r>
-        <w:t xml:space="preserve">answer fell from</w:t>
-      </w:r>
-      <w:r>
-        <w:t xml:space="preserve"> </w:t>
+        <w:t xml:space="preserve">So the discovery system was re-aimed at that shape, and the result is the most useful finding in this</w:t>
       </w:r>
       <w:r>
         <w:rPr>
           <w:b/>
           <w:bCs/>
         </w:rPr>
-        <w:t xml:space="preserve">42.3% to 29.4%</w:t>
-      </w:r>
-      <w:r>
-        <w:t xml:space="preserve">. The second engine, on a different host, was flat over the same</w:t>
-      </w:r>
-      <w:r>
-        <w:t xml:space="preserve"> </w:t>
-      </w:r>
-      <w:r>
-        <w:t xml:space="preserve">period at 312 to 275 requests an hour and 85.8% to 84.5%. The two share their target-selection method</w:t>
-      </w:r>
-      <w:r>
-        <w:t xml:space="preserve"> </w:t>
-      </w:r>
-      <w:r>
-        <w:t xml:space="preserve">entirely and differ only in where they ask from, which identifies the archive rather than our queue or</w:t>
-      </w:r>
-      <w:r>
-        <w:t xml:space="preserve"> </w:t>
-      </w:r>
-      <w:r>
-        <w:t xml:space="preserve">our tuning as the cause. Raising concurrency is the one lever that closes the gap arithmetically and the</w:t>
-      </w:r>
-      <w:r>
-        <w:t xml:space="preserve"> </w:t>
-      </w:r>
-      <w:r>
-        <w:t xml:space="preserve">one lever that risks losing the archive altogether; reducing it was tried and measured worse; shortening</w:t>
-      </w:r>
-      <w:r>
-        <w:t xml:space="preserve"> </w:t>
-      </w:r>
-      <w:r>
-        <w:t xml:space="preserve">the request timeout is measured and rejected in our own code, where 30 seconds answered 51 of 100 domains</w:t>
-      </w:r>
-      <w:r>
-        <w:t xml:space="preserve"> </w:t>
-      </w:r>
-      <w:r>
-        <w:t xml:space="preserve">against 82 of 100 at 180 seconds.</w:t>
-      </w:r>
-    </w:p>
-    <w:p>
-      <w:pPr>
-        <w:pStyle w:val="BodyText"/>
-      </w:pPr>
+        <w:t xml:space="preserve"> </w:t>
+      </w:r>
       <w:r>
         <w:rPr>
           <w:b/>
           <w:bCs/>
         </w:rPr>
-        <w:t xml:space="preserve">But that constraint is now the second-order problem.</w:t>
-      </w:r>
-      <w:r>
-        <w:t xml:space="preserve"> </w:t>
-      </w:r>
-      <w:r>
-        <w:t xml:space="preserve">The correct response to the DRUM result is not</w:t>
-      </w:r>
-      <w:r>
-        <w:t xml:space="preserve"> </w:t>
-      </w:r>
-      <w:r>
-        <w:t xml:space="preserve">to query faster. It is to search the same class of artifact that produced it, which is what section 6</w:t>
-      </w:r>
-      <w:r>
-        <w:t xml:space="preserve"> </w:t>
-      </w:r>
-      <w:r>
-        <w:t xml:space="preserve">reports and what the discovery system has been re-aimed at.</w:t>
+        <w:t xml:space="preserve">report: the constraint was never throughput.</w:t>
+      </w:r>
+      <w:r>
+        <w:t xml:space="preserve"> </w:t>
+      </w:r>
+      <w:r>
+        <w:t xml:space="preserve">Three of the four largest gains of the round came from</w:t>
+      </w:r>
+      <w:r>
+        <w:t xml:space="preserve"> </w:t>
+      </w:r>
+      <w:r>
+        <w:t xml:space="preserve">material that was already public or already on our own disk, and none of them cost a meaningful number</w:t>
+      </w:r>
+      <w:r>
+        <w:t xml:space="preserve"> </w:t>
+      </w:r>
+      <w:r>
+        <w:t xml:space="preserve">of requests:</w:t>
+      </w:r>
+    </w:p>
+    <w:tbl>
+      <w:tblPr>
+        <w:tblStyle w:val="Table"/>
+        <w:tblW w:type="auto" w:w="0"/>
+        <w:tblLook w:firstRow="1" w:lastRow="0" w:firstColumn="0" w:lastColumn="0" w:noHBand="0" w:noVBand="0" w:val="0020"/>
+      </w:tblPr>
+      <w:tblGrid>
+        <w:gridCol w:w="1980"/>
+        <w:gridCol w:w="1980"/>
+        <w:gridCol w:w="1980"/>
+        <w:gridCol w:w="1980"/>
+      </w:tblGrid>
+      <w:tr>
+        <w:trPr>
+          <w:tblHeader w:val="on"/>
+        </w:trPr>
+        <w:tc>
+          <w:tcPr/>
+          <w:p>
+            <w:pPr>
+              <w:pStyle w:val="Compact"/>
+            </w:pPr>
+            <w:r>
+              <w:t xml:space="preserve">what</w:t>
+            </w:r>
+          </w:p>
+        </w:tc>
+        <w:tc>
+          <w:tcPr/>
+          <w:p>
+            <w:pPr>
+              <w:pStyle w:val="Compact"/>
+              <w:jc w:val="right"/>
+            </w:pPr>
+            <w:r>
+              <w:t xml:space="preserve">net-new pairs</w:t>
+            </w:r>
+          </w:p>
+        </w:tc>
+        <w:tc>
+          <w:tcPr/>
+          <w:p>
+            <w:pPr>
+              <w:pStyle w:val="Compact"/>
+            </w:pPr>
+            <w:r>
+              <w:t xml:space="preserve">in the figures above?</w:t>
+            </w:r>
+          </w:p>
+        </w:tc>
+        <w:tc>
+          <w:tcPr/>
+          <w:p>
+            <w:pPr>
+              <w:pStyle w:val="Compact"/>
+            </w:pPr>
+            <w:r>
+              <w:t xml:space="preserve">how it was found</w:t>
+            </w:r>
+          </w:p>
+        </w:tc>
+      </w:tr>
+      <w:tr>
+        <w:tc>
+          <w:tcPr/>
+          <w:p>
+            <w:pPr>
+              <w:pStyle w:val="Compact"/>
+            </w:pPr>
+            <w:r>
+              <w:t xml:space="preserve">a parser reading 6.76% of a file we had held since July</w:t>
+            </w:r>
+          </w:p>
+        </w:tc>
+        <w:tc>
+          <w:tcPr/>
+          <w:p>
+            <w:pPr>
+              <w:pStyle w:val="Compact"/>
+              <w:jc w:val="right"/>
+            </w:pPr>
+            <w:r>
+              <w:t xml:space="preserve">92,646</w:t>
+            </w:r>
+          </w:p>
+        </w:tc>
+        <w:tc>
+          <w:tcPr/>
+          <w:p>
+            <w:pPr>
+              <w:pStyle w:val="Compact"/>
+            </w:pPr>
+            <w:r>
+              <w:t xml:space="preserve">banked</w:t>
+            </w:r>
+          </w:p>
+        </w:tc>
+        <w:tc>
+          <w:tcPr/>
+          <w:p>
+            <w:pPr>
+              <w:pStyle w:val="Compact"/>
+            </w:pPr>
+            <w:r>
+              <w:t xml:space="preserve">asked whether a file's sort key ever decreases</w:t>
+            </w:r>
+          </w:p>
+        </w:tc>
+      </w:tr>
+      <w:tr>
+        <w:tc>
+          <w:tcPr/>
+          <w:p>
+            <w:pPr>
+              <w:pStyle w:val="Compact"/>
+            </w:pPr>
+            <w:r>
+              <w:t xml:space="preserve">mentions re-admitted by a rule that had not changed</w:t>
+            </w:r>
+          </w:p>
+        </w:tc>
+        <w:tc>
+          <w:tcPr/>
+          <w:p>
+            <w:pPr>
+              <w:pStyle w:val="Compact"/>
+              <w:jc w:val="right"/>
+            </w:pPr>
+            <w:r>
+              <w:t xml:space="preserve">94,051</w:t>
+            </w:r>
+          </w:p>
+        </w:tc>
+        <w:tc>
+          <w:tcPr/>
+          <w:p>
+            <w:pPr>
+              <w:pStyle w:val="Compact"/>
+            </w:pPr>
+            <w:r>
+              <w:t xml:space="preserve">banked</w:t>
+            </w:r>
+          </w:p>
+        </w:tc>
+        <w:tc>
+          <w:tcPr/>
+          <w:p>
+            <w:pPr>
+              <w:pStyle w:val="Compact"/>
+            </w:pPr>
+            <w:r>
+              <w:t xml:space="preserve">re-ran an old test against a grown corpus</w:t>
+            </w:r>
+          </w:p>
+        </w:tc>
+      </w:tr>
+      <w:tr>
+        <w:tc>
+          <w:tcPr/>
+          <w:p>
+            <w:pPr>
+              <w:pStyle w:val="Compact"/>
+            </w:pPr>
+            <w:r>
+              <w:t xml:space="preserve">the January 1997 domain survey, recorded as unrecoverable</w:t>
+            </w:r>
+          </w:p>
+        </w:tc>
+        <w:tc>
+          <w:tcPr/>
+          <w:p>
+            <w:pPr>
+              <w:pStyle w:val="Compact"/>
+              <w:jc w:val="right"/>
+            </w:pPr>
+            <w:r>
+              <w:t xml:space="preserve">76,324</w:t>
+            </w:r>
+          </w:p>
+        </w:tc>
+        <w:tc>
+          <w:tcPr/>
+          <w:p>
+            <w:pPr>
+              <w:pStyle w:val="Compact"/>
+            </w:pPr>
+            <w:r>
+              <w:t xml:space="preserve">banked</w:t>
+            </w:r>
+          </w:p>
+        </w:tc>
+        <w:tc>
+          <w:tcPr/>
+          <w:p>
+            <w:pPr>
+              <w:pStyle w:val="Compact"/>
+            </w:pPr>
+            <w:r>
+              <w:t xml:space="preserve">tested a copy nobody had tested</w:t>
+            </w:r>
+          </w:p>
+        </w:tc>
+      </w:tr>
+      <w:tr>
+        <w:tc>
+          <w:tcPr/>
+          <w:p>
+            <w:pPr>
+              <w:pStyle w:val="Compact"/>
+            </w:pPr>
+            <w:r>
+              <w:t xml:space="preserve">a capture census the Internet Archive published as an ordinary item</w:t>
+            </w:r>
+          </w:p>
+        </w:tc>
+        <w:tc>
+          <w:tcPr/>
+          <w:p>
+            <w:pPr>
+              <w:pStyle w:val="Compact"/>
+              <w:jc w:val="right"/>
+            </w:pPr>
+            <w:r>
+              <w:t xml:space="preserve">227,273</w:t>
+            </w:r>
+          </w:p>
+        </w:tc>
+        <w:tc>
+          <w:tcPr/>
+          <w:p>
+            <w:pPr>
+              <w:pStyle w:val="Compact"/>
+            </w:pPr>
+            <w:r>
+              <w:rPr>
+                <w:b/>
+                <w:bCs/>
+              </w:rPr>
+              <w:t xml:space="preserve">no, awaiting classification</w:t>
+            </w:r>
+          </w:p>
+        </w:tc>
+        <w:tc>
+          <w:tcPr/>
+          <w:p>
+            <w:pPr>
+              <w:pStyle w:val="Compact"/>
+            </w:pPr>
+            <w:r>
+              <w:t xml:space="preserve">swept a collection for the shape that beat us</w:t>
+            </w:r>
+          </w:p>
+        </w:tc>
+      </w:tr>
+    </w:tbl>
+    <w:p>
+      <w:pPr>
+        <w:pStyle w:val="BodyText"/>
+      </w:pPr>
+      <w:r>
+        <w:rPr>
+          <w:b/>
+          <w:bCs/>
+        </w:rPr>
+        <w:t xml:space="preserve">The fourth row is not in any figure in this report.</w:t>
+      </w:r>
+      <w:r>
+        <w:t xml:space="preserve"> </w:t>
+      </w:r>
+      <w:r>
+        <w:t xml:space="preserve">Its evidence type is master-eligible and its</w:t>
+      </w:r>
+      <w:r>
+        <w:t xml:space="preserve"> </w:t>
+      </w:r>
+      <w:r>
+        <w:t xml:space="preserve">source class has not yet been classified by a human, so the pipeline refuses it and its file waits on</w:t>
+      </w:r>
+      <w:r>
+        <w:t xml:space="preserve"> </w:t>
+      </w:r>
+      <w:r>
+        <w:t xml:space="preserve">disk. That is the approvals gate described in section 4 doing exactly what it exists for. Measured, it</w:t>
+      </w:r>
+      <w:r>
+        <w:t xml:space="preserve"> </w:t>
+      </w:r>
+      <w:r>
+        <w:t xml:space="preserve">would add 142,084.0 equivalent-English.</w:t>
+      </w:r>
+    </w:p>
+    <w:p>
+      <w:pPr>
+        <w:pStyle w:val="BodyText"/>
+      </w:pPr>
+      <w:r>
+        <w:t xml:space="preserve">The throughput constraint is real and is still measured in section 5, but it was the second-order</w:t>
+      </w:r>
+      <w:r>
+        <w:t xml:space="preserve"> </w:t>
+      </w:r>
+      <w:r>
+        <w:t xml:space="preserve">problem.</w:t>
+      </w:r>
+      <w:r>
+        <w:t xml:space="preserve"> </w:t>
+      </w:r>
+      <w:r>
+        <w:rPr>
+          <w:b/>
+          <w:bCs/>
+        </w:rPr>
+        <w:t xml:space="preserve">The first-order problem was where we were looking.</w:t>
+      </w:r>
+    </w:p>
+    <w:p>
+      <w:pPr>
+        <w:pStyle w:val="BodyText"/>
+      </w:pPr>
+      <w:r>
+        <w:t xml:space="preserve">Two of those four are corrections to our own errors rather than discoveries, and the report says so</w:t>
+      </w:r>
+      <w:r>
+        <w:t xml:space="preserve"> </w:t>
+      </w:r>
+      <w:r>
+        <w:t xml:space="preserve">deliberately. The link-graph parser stopped at the first row past the window on a docstring claim that</w:t>
+      </w:r>
+      <w:r>
+        <w:t xml:space="preserve"> </w:t>
+      </w:r>
+      <w:r>
+        <w:t xml:space="preserve">the file was year-sorted; it is fifteen concatenated shards, the year column decreases fourteen times,</w:t>
+      </w:r>
+      <w:r>
+        <w:t xml:space="preserve"> </w:t>
+      </w:r>
+      <w:r>
+        <w:t xml:space="preserve">and the check that had verified the claim in July was real but stopped 2.4x short of the first shard</w:t>
+      </w:r>
+      <w:r>
+        <w:t xml:space="preserve"> </w:t>
+      </w:r>
+      <w:r>
+        <w:t xml:space="preserve">boundary. The survey file was recorded as unrecoverable on the strength of two true statements about a</w:t>
+      </w:r>
+      <w:r>
+        <w:t xml:space="preserve"> </w:t>
+      </w:r>
+      <w:r>
+        <w:t xml:space="preserve">different copy of it. Both are instances of one rule, now written into the method:</w:t>
+      </w:r>
+      <w:r>
+        <w:t xml:space="preserve"> </w:t>
+      </w:r>
+      <w:r>
+        <w:rPr>
+          <w:b/>
+          <w:bCs/>
+        </w:rPr>
+        <w:t xml:space="preserve">a closure about one</w:t>
+      </w:r>
+      <w:r>
+        <w:rPr>
+          <w:b/>
+          <w:bCs/>
+        </w:rPr>
+        <w:t xml:space="preserve"> </w:t>
+      </w:r>
+      <w:r>
+        <w:rPr>
+          <w:b/>
+          <w:bCs/>
+        </w:rPr>
+        <w:t xml:space="preserve">copy of an artifact is not a closure about the artifact, and to test whether a file is sorted you ask</w:t>
+      </w:r>
+      <w:r>
+        <w:rPr>
+          <w:b/>
+          <w:bCs/>
+        </w:rPr>
+        <w:t xml:space="preserve"> </w:t>
+      </w:r>
+      <w:r>
+        <w:rPr>
+          <w:b/>
+          <w:bCs/>
+        </w:rPr>
+        <w:t xml:space="preserve">whether its key ever decreases rather than sampling it.</w:t>
       </w:r>
     </w:p>
     <w:bookmarkEnd w:id="9"/>
@@ -1682,19 +2002,61 @@
         <w:t xml:space="preserve"> </w:t>
       </w:r>
       <w:r>
-        <w:t xml:space="preserve">web archives, bulk archive indexes, and the material already held on disk. Only the last paid. Some of</w:t>
-      </w:r>
-      <w:r>
-        <w:t xml:space="preserve"> </w:t>
-      </w:r>
-      <w:r>
-        <w:t xml:space="preserve">those closures are now permanent in a useful way: one prize was priced at its ceiling from a published</w:t>
-      </w:r>
-      <w:r>
-        <w:t xml:space="preserve"> </w:t>
-      </w:r>
-      <w:r>
-        <w:t xml:space="preserve">figure rather than by buying it, and a second was settled by discovering that the restriction covers the</w:t>
+        <w:t xml:space="preserve">web archives, bulk archive indexes, and the material already held on disk.</w:t>
+      </w:r>
+      <w:r>
+        <w:t xml:space="preserve"> </w:t>
+      </w:r>
+      <w:r>
+        <w:rPr>
+          <w:b/>
+          <w:bCs/>
+        </w:rPr>
+        <w:t xml:space="preserve">Two of the four paid, and</w:t>
+      </w:r>
+      <w:r>
+        <w:rPr>
+          <w:b/>
+          <w:bCs/>
+        </w:rPr>
+        <w:t xml:space="preserve"> </w:t>
+      </w:r>
+      <w:r>
+        <w:rPr>
+          <w:b/>
+          <w:bCs/>
+        </w:rPr>
+        <w:t xml:space="preserve">which two is the correction worth carrying.</w:t>
+      </w:r>
+      <w:r>
+        <w:t xml:space="preserve"> </w:t>
+      </w:r>
+      <w:r>
+        <w:t xml:space="preserve">Material already on disk paid, as expected. Bulk archive</w:t>
+      </w:r>
+      <w:r>
+        <w:t xml:space="preserve"> </w:t>
+      </w:r>
+      <w:r>
+        <w:t xml:space="preserve">indexes had been written off, and that was wrong: a per-year capture census the Internet Archive</w:t>
+      </w:r>
+      <w:r>
+        <w:t xml:space="preserve"> </w:t>
+      </w:r>
+      <w:r>
+        <w:t xml:space="preserve">computed over its own holdings, published as an ordinary item, is the single largest source this round</w:t>
+      </w:r>
+      <w:r>
+        <w:t xml:space="preserve"> </w:t>
+      </w:r>
+      <w:r>
+        <w:t xml:space="preserve">found. The rule that had closed the family, that a corpus derived from the same archive as the baseline</w:t>
+      </w:r>
+      <w:r>
+        <w:t xml:space="preserve"> </w:t>
+      </w:r>
+      <w:r>
+        <w:t xml:space="preserve">cannot be net-new against it, is sound; what it does not cover is a bulk</w:t>
       </w:r>
       <w:r>
         <w:t xml:space="preserve"> </w:t>
@@ -1710,6 +2072,40 @@
         <w:t xml:space="preserve"> </w:t>
       </w:r>
       <w:r>
+        <w:t xml:space="preserve">of that archive, which</w:t>
+      </w:r>
+      <w:r>
+        <w:t xml:space="preserve"> </w:t>
+      </w:r>
+      <w:r>
+        <w:t xml:space="preserve">converts our binding constraint from a rate limit into a download. Some of</w:t>
+      </w:r>
+      <w:r>
+        <w:t xml:space="preserve"> </w:t>
+      </w:r>
+      <w:r>
+        <w:t xml:space="preserve">those closures are now permanent in a useful way: one prize was priced at its ceiling from a published</w:t>
+      </w:r>
+      <w:r>
+        <w:t xml:space="preserve"> </w:t>
+      </w:r>
+      <w:r>
+        <w:t xml:space="preserve">figure rather than by buying it, and a second was settled by discovering that the restriction covers the</w:t>
+      </w:r>
+      <w:r>
+        <w:t xml:space="preserve"> </w:t>
+      </w:r>
+      <w:r>
+        <w:rPr>
+          <w:i/>
+          <w:iCs/>
+        </w:rPr>
+        <w:t xml:space="preserve">index</w:t>
+      </w:r>
+      <w:r>
+        <w:t xml:space="preserve"> </w:t>
+      </w:r>
+      <w:r>
         <w:t xml:space="preserve">files and not merely the content, which had been assumed and never tested.</w:t>
       </w:r>
     </w:p>
@@ -1913,7 +2309,7 @@
       </w:r>
     </w:p>
     <w:bookmarkEnd w:id="10"/>
-    <w:bookmarkStart w:id="11" w:name="Xdd7556b56c738e291bbf43288fc15df7b44da40"/>
+    <w:bookmarkStart w:id="14" w:name="Xdd7556b56c738e291bbf43288fc15df7b44da40"/>
     <w:p>
       <w:pPr>
         <w:pStyle w:val="Heading2"/>
@@ -2020,6 +2416,158 @@
               <w:rPr>
                 <w:rStyle w:val="VerbatimChar"/>
               </w:rPr>
+              <w:t xml:space="preserve">ukwa_link_source</w:t>
+            </w:r>
+          </w:p>
+        </w:tc>
+        <w:tc>
+          <w:tcPr/>
+          <w:p>
+            <w:pPr>
+              <w:pStyle w:val="Compact"/>
+            </w:pPr>
+            <w:r>
+              <w:t xml:space="preserve">UK Web Archive crawl date</w:t>
+            </w:r>
+          </w:p>
+        </w:tc>
+        <w:tc>
+          <w:tcPr/>
+          <w:p>
+            <w:pPr>
+              <w:pStyle w:val="Compact"/>
+            </w:pPr>
+            <w:r>
+              <w:rPr>
+                <w:rStyle w:val="VerbatimChar"/>
+              </w:rPr>
+              <w:t xml:space="preserve">link_source</w:t>
+            </w:r>
+          </w:p>
+        </w:tc>
+        <w:tc>
+          <w:tcPr/>
+          <w:p>
+            <w:pPr>
+              <w:pStyle w:val="Compact"/>
+            </w:pPr>
+            <w:r>
+              <w:t xml:space="preserve">master</w:t>
+            </w:r>
+          </w:p>
+        </w:tc>
+        <w:tc>
+          <w:tcPr/>
+          <w:p>
+            <w:pPr>
+              <w:pStyle w:val="Compact"/>
+              <w:jc w:val="right"/>
+            </w:pPr>
+            <w:r>
+              <w:t xml:space="preserve">92,646</w:t>
+            </w:r>
+          </w:p>
+        </w:tc>
+        <w:tc>
+          <w:tcPr/>
+          <w:p>
+            <w:pPr>
+              <w:pStyle w:val="Compact"/>
+              <w:jc w:val="right"/>
+            </w:pPr>
+            <w:r>
+              <w:t xml:space="preserve">90,825.1</w:t>
+            </w:r>
+          </w:p>
+        </w:tc>
+      </w:tr>
+      <w:tr>
+        <w:tc>
+          <w:tcPr/>
+          <w:p>
+            <w:pPr>
+              <w:pStyle w:val="Compact"/>
+            </w:pPr>
+            <w:r>
+              <w:rPr>
+                <w:rStyle w:val="VerbatimChar"/>
+              </w:rPr>
+              <w:t xml:space="preserve">isc_survey</w:t>
+            </w:r>
+          </w:p>
+        </w:tc>
+        <w:tc>
+          <w:tcPr/>
+          <w:p>
+            <w:pPr>
+              <w:pStyle w:val="Compact"/>
+            </w:pPr>
+            <w:r>
+              <w:t xml:space="preserve">survey run date</w:t>
+            </w:r>
+          </w:p>
+        </w:tc>
+        <w:tc>
+          <w:tcPr/>
+          <w:p>
+            <w:pPr>
+              <w:pStyle w:val="Compact"/>
+            </w:pPr>
+            <w:r>
+              <w:rPr>
+                <w:rStyle w:val="VerbatimChar"/>
+              </w:rPr>
+              <w:t xml:space="preserve">artifact_listing</w:t>
+            </w:r>
+          </w:p>
+        </w:tc>
+        <w:tc>
+          <w:tcPr/>
+          <w:p>
+            <w:pPr>
+              <w:pStyle w:val="Compact"/>
+            </w:pPr>
+            <w:r>
+              <w:t xml:space="preserve">master</w:t>
+            </w:r>
+          </w:p>
+        </w:tc>
+        <w:tc>
+          <w:tcPr/>
+          <w:p>
+            <w:pPr>
+              <w:pStyle w:val="Compact"/>
+              <w:jc w:val="right"/>
+            </w:pPr>
+            <w:r>
+              <w:t xml:space="preserve">115,104</w:t>
+            </w:r>
+          </w:p>
+        </w:tc>
+        <w:tc>
+          <w:tcPr/>
+          <w:p>
+            <w:pPr>
+              <w:pStyle w:val="Compact"/>
+              <w:jc w:val="right"/>
+            </w:pPr>
+            <w:r>
+              <w:t xml:space="preserve">61,759.1</w:t>
+            </w:r>
+          </w:p>
+        </w:tc>
+      </w:tr>
+      <w:tr>
+        <w:tc>
+          <w:tcPr/>
+          <w:p>
+            <w:pPr>
+              <w:pStyle w:val="Compact"/>
+            </w:pPr>
+            <w:r>
+              <w:rPr>
+                <w:rStyle w:val="VerbatimChar"/>
+              </w:rPr>
               <w:t xml:space="preserve">rdap_snapshot</w:t>
             </w:r>
           </w:p>
@@ -2235,95 +2783,19 @@
               <w:jc w:val="right"/>
             </w:pPr>
             <w:r>
-              <w:t xml:space="preserve">36,335</w:t>
-            </w:r>
-          </w:p>
-        </w:tc>
-        <w:tc>
-          <w:tcPr/>
-          <w:p>
-            <w:pPr>
-              <w:pStyle w:val="Compact"/>
-              <w:jc w:val="right"/>
-            </w:pPr>
-            <w:r>
-              <w:t xml:space="preserve">31,033.5</w:t>
-            </w:r>
-          </w:p>
-        </w:tc>
-      </w:tr>
-      <w:tr>
-        <w:tc>
-          <w:tcPr/>
-          <w:p>
-            <w:pPr>
-              <w:pStyle w:val="Compact"/>
-            </w:pPr>
-            <w:r>
-              <w:rPr>
-                <w:rStyle w:val="VerbatimChar"/>
-              </w:rPr>
-              <w:t xml:space="preserve">isc_survey</w:t>
-            </w:r>
-          </w:p>
-        </w:tc>
-        <w:tc>
-          <w:tcPr/>
-          <w:p>
-            <w:pPr>
-              <w:pStyle w:val="Compact"/>
-            </w:pPr>
-            <w:r>
-              <w:t xml:space="preserve">survey run date</w:t>
-            </w:r>
-          </w:p>
-        </w:tc>
-        <w:tc>
-          <w:tcPr/>
-          <w:p>
-            <w:pPr>
-              <w:pStyle w:val="Compact"/>
-            </w:pPr>
-            <w:r>
-              <w:rPr>
-                <w:rStyle w:val="VerbatimChar"/>
-              </w:rPr>
-              <w:t xml:space="preserve">artifact_listing</w:t>
-            </w:r>
-          </w:p>
-        </w:tc>
-        <w:tc>
-          <w:tcPr/>
-          <w:p>
-            <w:pPr>
-              <w:pStyle w:val="Compact"/>
-            </w:pPr>
-            <w:r>
-              <w:t xml:space="preserve">master</w:t>
-            </w:r>
-          </w:p>
-        </w:tc>
-        <w:tc>
-          <w:tcPr/>
-          <w:p>
-            <w:pPr>
-              <w:pStyle w:val="Compact"/>
-              <w:jc w:val="right"/>
-            </w:pPr>
-            <w:r>
-              <w:t xml:space="preserve">38,780</w:t>
-            </w:r>
-          </w:p>
-        </w:tc>
-        <w:tc>
-          <w:tcPr/>
-          <w:p>
-            <w:pPr>
-              <w:pStyle w:val="Compact"/>
-              <w:jc w:val="right"/>
-            </w:pPr>
-            <w:r>
-              <w:t xml:space="preserve">14,013.3</w:t>
+              <w:t xml:space="preserve">37,098</w:t>
+            </w:r>
+          </w:p>
+        </w:tc>
+        <w:tc>
+          <w:tcPr/>
+          <w:p>
+            <w:pPr>
+              <w:pStyle w:val="Compact"/>
+              <w:jc w:val="right"/>
+            </w:pPr>
+            <w:r>
+              <w:t xml:space="preserve">31,593.8</w:t>
             </w:r>
           </w:p>
         </w:tc>
@@ -3112,7 +3584,7 @@
                 <w:b/>
                 <w:bCs/>
               </w:rPr>
-              <w:t xml:space="preserve">267,686</w:t>
+              <w:t xml:space="preserve">437,419</w:t>
             </w:r>
           </w:p>
         </w:tc>
@@ -3128,7 +3600,7 @@
                 <w:b/>
                 <w:bCs/>
               </w:rPr>
-              <w:t xml:space="preserve">166,531.1</w:t>
+              <w:t xml:space="preserve">305,662.2</w:t>
             </w:r>
           </w:p>
         </w:tc>
@@ -3143,7 +3615,7 @@
           <w:b/>
           <w:bCs/>
         </w:rPr>
-        <w:t xml:space="preserve">All 13 are master sources, so all 267,686 pairs are admitted to the annual files.</w:t>
+        <w:t xml:space="preserve">All 14 are master sources, so all 437,419 pairs are admitted to the annual files.</w:t>
       </w:r>
       <w:r>
         <w:t xml:space="preserve"> </w:t>
@@ -3448,14 +3920,19 @@
         <w:t xml:space="preserve">what a (domain, year) pair rests on.</w:t>
       </w:r>
     </w:p>
-    <w:bookmarkEnd w:id="11"/>
-    <w:bookmarkStart w:id="12" w:name="Xef55eca691a3faffb71e85d3d65fa3879b539bc"/>
-    <w:p>
-      <w:pPr>
-        <w:pStyle w:val="Heading2"/>
-      </w:pPr>
-      <w:r>
-        <w:t xml:space="preserve">4. The extra filter on typed addresses</w:t>
+    <w:bookmarkStart w:id="11" w:name="Xde974cab6867326d872e144d6f7ecb5c70bb57c"/>
+    <w:p>
+      <w:pPr>
+        <w:pStyle w:val="Heading3"/>
+      </w:pPr>
+      <w:r>
+        <w:rPr>
+          <w:rStyle w:val="VerbatimChar"/>
+        </w:rPr>
+        <w:t xml:space="preserve">ukwa_link_source</w:t>
+      </w:r>
+      <w:r>
+        <w:t xml:space="preserve">: the crawl year written in every row of a host link graph</w:t>
       </w:r>
     </w:p>
     <w:p>
@@ -3463,7 +3940,7 @@
         <w:pStyle w:val="FirstParagraph"/>
       </w:pPr>
       <w:r>
-        <w:t xml:space="preserve">The</w:t>
+        <w:t xml:space="preserve">The JISC UK Web Domain Dataset host link graph. Each row is</w:t>
       </w:r>
       <w:r>
         <w:t xml:space="preserve"> </w:t>
@@ -3472,39 +3949,10 @@
         <w:rPr>
           <w:rStyle w:val="VerbatimChar"/>
         </w:rPr>
-        <w:t xml:space="preserve">dated_directory</w:t>
-      </w:r>
-      <w:r>
-        <w:t xml:space="preserve"> </w:t>
-      </w:r>
-      <w:r>
-        <w:t xml:space="preserve">sources are the ones where a human typed the address, so they carry the risk</w:t>
-      </w:r>
-      <w:r>
-        <w:t xml:space="preserve"> </w:t>
-      </w:r>
-      <w:r>
-        <w:t xml:space="preserve">that the string is not a real domain at all: an OCR error from a scanned page, a transcription typo,</w:t>
-      </w:r>
-      <w:r>
-        <w:t xml:space="preserve"> </w:t>
-      </w:r>
-      <w:r>
-        <w:t xml:space="preserve">a Usenet address deliberately munged against harvesters, or a file name that merely looks like a host.</w:t>
-      </w:r>
-    </w:p>
-    <w:p>
-      <w:pPr>
-        <w:pStyle w:val="BodyText"/>
-      </w:pPr>
-      <w:r>
-        <w:t xml:space="preserve">Every one of them therefore passes a corroboration split before it may assign a year. The test is</w:t>
-      </w:r>
-      <w:r>
-        <w:t xml:space="preserve"> </w:t>
-      </w:r>
-      <w:r>
-        <w:t xml:space="preserve">exact and mechanical:</w:t>
+        <w:t xml:space="preserve">year|source_host|target_host&lt;TAB&gt;count</w:t>
+      </w:r>
+      <w:r>
+        <w:t xml:space="preserve">, and</w:t>
       </w:r>
       <w:r>
         <w:t xml:space="preserve"> </w:t>
@@ -3514,45 +3962,16 @@
           <w:b/>
           <w:bCs/>
         </w:rPr>
-        <w:t xml:space="preserve">the domain must already appear in the annual files from a different source.</w:t>
-      </w:r>
-      <w:r>
-        <w:t xml:space="preserve"> </w:t>
-      </w:r>
-      <w:r>
-        <w:t xml:space="preserve">That other source establishes the name is real; the dated artifact then supplies only the year. A</w:t>
-      </w:r>
-      <w:r>
-        <w:t xml:space="preserve"> </w:t>
-      </w:r>
-      <w:r>
-        <w:t xml:space="preserve">string appearing nowhere else is not asserted at all. It is demoted to the candidate pool, ships</w:t>
-      </w:r>
-      <w:r>
-        <w:t xml:space="preserve"> </w:t>
-      </w:r>
-      <w:r>
-        <w:t xml:space="preserve">separately in</w:t>
-      </w:r>
-      <w:r>
-        <w:t xml:space="preserve"> </w:t>
-      </w:r>
-      <w:r>
-        <w:rPr>
-          <w:rStyle w:val="VerbatimChar"/>
-        </w:rPr>
-        <w:t xml:space="preserve">candidates.txt</w:t>
-      </w:r>
-      <w:r>
-        <w:t xml:space="preserve">, and claims nothing.</w:t>
-      </w:r>
-    </w:p>
-    <w:p>
-      <w:pPr>
-        <w:pStyle w:val="BodyText"/>
-      </w:pPr>
-      <w:r>
-        <w:t xml:space="preserve">The consequence is the guarantee worth having:</w:t>
+        <w:t xml:space="preserve">field one is the year the crawl observed that link</w:t>
+      </w:r>
+      <w:r>
+        <w:t xml:space="preserve">,</w:t>
+      </w:r>
+      <w:r>
+        <w:t xml:space="preserve"> </w:t>
+      </w:r>
+      <w:r>
+        <w:t xml:space="preserve">so the date is per record and intrinsic rather than a property of the file. Only the</w:t>
       </w:r>
       <w:r>
         <w:t xml:space="preserve"> </w:t>
@@ -3562,6 +3981,499 @@
           <w:b/>
           <w:bCs/>
         </w:rPr>
+        <w:t xml:space="preserve">source</w:t>
+      </w:r>
+      <w:r>
+        <w:t xml:space="preserve"> </w:t>
+      </w:r>
+      <w:r>
+        <w:t xml:space="preserve">host is</w:t>
+      </w:r>
+      <w:r>
+        <w:t xml:space="preserve"> </w:t>
+      </w:r>
+      <w:r>
+        <w:t xml:space="preserve">admitted: it was fetched successfully in that year for the row to exist at all, which is a fact about</w:t>
+      </w:r>
+      <w:r>
+        <w:t xml:space="preserve"> </w:t>
+      </w:r>
+      <w:r>
+        <w:t xml:space="preserve">the source. The target host was merely pointed at, which shows nothing about the target, so it carries</w:t>
+      </w:r>
+      <w:r>
+        <w:t xml:space="preserve"> </w:t>
+      </w:r>
+      <w:r>
+        <w:rPr>
+          <w:rStyle w:val="VerbatimChar"/>
+        </w:rPr>
+        <w:t xml:space="preserve">link_target</w:t>
+      </w:r>
+      <w:r>
+        <w:t xml:space="preserve">, can never date a year, and ships in the candidate pool instead. The same file is read</w:t>
+      </w:r>
+      <w:r>
+        <w:t xml:space="preserve"> </w:t>
+      </w:r>
+      <w:r>
+        <w:t xml:space="preserve">twice under two source names for exactly that reason.</w:t>
+      </w:r>
+    </w:p>
+    <w:p>
+      <w:pPr>
+        <w:pStyle w:val="BodyText"/>
+      </w:pPr>
+      <w:r>
+        <w:rPr>
+          <w:b/>
+          <w:bCs/>
+        </w:rPr>
+        <w:t xml:space="preserve">What changed this round was our reading of it, not the source.</w:t>
+      </w:r>
+      <w:r>
+        <w:t xml:space="preserve"> </w:t>
+      </w:r>
+      <w:r>
+        <w:t xml:space="preserve">The parser stopped at the first row</w:t>
+      </w:r>
+      <w:r>
+        <w:t xml:space="preserve"> </w:t>
+      </w:r>
+      <w:r>
+        <w:t xml:space="preserve">past 2001, on a comment asserting the file was sorted by year with the window as its head. It is fifteen</w:t>
+      </w:r>
+      <w:r>
+        <w:t xml:space="preserve"> </w:t>
+      </w:r>
+      <w:r>
+        <w:t xml:space="preserve">concatenated shards, each sorted internally; the year column decreases fourteen times, the first</w:t>
+      </w:r>
+      <w:r>
+        <w:t xml:space="preserve"> </w:t>
+      </w:r>
+      <w:r>
+        <w:t xml:space="preserve">boundary falling at line 11,908,464. The scan had been ending at line 166,895 and reading</w:t>
+      </w:r>
+      <w:r>
+        <w:t xml:space="preserve"> </w:t>
+      </w:r>
+      <w:r>
+        <w:rPr>
+          <w:b/>
+          <w:bCs/>
+        </w:rPr>
+        <w:t xml:space="preserve">6.76%</w:t>
+      </w:r>
+      <w:r>
+        <w:t xml:space="preserve"> </w:t>
+      </w:r>
+      <w:r>
+        <w:t xml:space="preserve">of</w:t>
+      </w:r>
+      <w:r>
+        <w:t xml:space="preserve"> </w:t>
+      </w:r>
+      <w:r>
+        <w:t xml:space="preserve">the in-window rows. The correction is the whole file.</w:t>
+      </w:r>
+    </w:p>
+    <w:p>
+      <w:pPr>
+        <w:pStyle w:val="BodyText"/>
+      </w:pPr>
+      <w:r>
+        <w:t xml:space="preserve">Its mean equivalent-English weight is the highest of any source in the table above, because a</w:t>
+      </w:r>
+      <w:r>
+        <w:t xml:space="preserve"> </w:t>
+      </w:r>
+      <w:r>
+        <w:rPr>
+          <w:rStyle w:val="VerbatimChar"/>
+        </w:rPr>
+        <w:t xml:space="preserve">.uk</w:t>
+      </w:r>
+      <w:r>
+        <w:t xml:space="preserve"> </w:t>
+      </w:r>
+      <w:r>
+        <w:t xml:space="preserve">link</w:t>
+      </w:r>
+      <w:r>
+        <w:t xml:space="preserve"> </w:t>
+      </w:r>
+      <w:r>
+        <w:t xml:space="preserve">graph is</w:t>
+      </w:r>
+      <w:r>
+        <w:t xml:space="preserve"> </w:t>
+      </w:r>
+      <w:r>
+        <w:rPr>
+          <w:rStyle w:val="VerbatimChar"/>
+        </w:rPr>
+        <w:t xml:space="preserve">.uk</w:t>
+      </w:r>
+      <w:r>
+        <w:t xml:space="preserve"> </w:t>
+      </w:r>
+      <w:r>
+        <w:t xml:space="preserve">by construction. The limit is the mirror image of that strength: it says nothing about</w:t>
+      </w:r>
+      <w:r>
+        <w:t xml:space="preserve"> </w:t>
+      </w:r>
+      <w:r>
+        <w:t xml:space="preserve">any web outside the United Kingdom.</w:t>
+      </w:r>
+    </w:p>
+    <w:bookmarkEnd w:id="11"/>
+    <w:bookmarkStart w:id="12" w:name="X569a20eaaf9479dba5914edc7252a0ee1ff41c6"/>
+    <w:p>
+      <w:pPr>
+        <w:pStyle w:val="Heading3"/>
+      </w:pPr>
+      <w:r>
+        <w:rPr>
+          <w:rStyle w:val="VerbatimChar"/>
+        </w:rPr>
+        <w:t xml:space="preserve">isc_survey</w:t>
+      </w:r>
+      <w:r>
+        <w:t xml:space="preserve">: a dated census of the DNS, extended back to January 1997</w:t>
+      </w:r>
+    </w:p>
+    <w:p>
+      <w:pPr>
+        <w:pStyle w:val="FirstParagraph"/>
+      </w:pPr>
+      <w:r>
+        <w:t xml:space="preserve">The Network Wizards and ISC Internet Domain Survey walked the DNS twice a year and published the names</w:t>
+      </w:r>
+      <w:r>
+        <w:t xml:space="preserve"> </w:t>
+      </w:r>
+      <w:r>
+        <w:t xml:space="preserve">it found. The survey edition is encoded in the filename, and every name in a file was observed in the</w:t>
+      </w:r>
+      <w:r>
+        <w:t xml:space="preserve"> </w:t>
+      </w:r>
+      <w:r>
+        <w:t xml:space="preserve">DNS on that date, so the file's provenance fixes the year for all of its lines. The reviewer confirmed</w:t>
+      </w:r>
+      <w:r>
+        <w:t xml:space="preserve"> </w:t>
+      </w:r>
+      <w:r>
+        <w:t xml:space="preserve">in writing that a dated DNS survey may enter the annual files directly, and his 2026-08-15 update</w:t>
+      </w:r>
+      <w:r>
+        <w:t xml:space="preserve"> </w:t>
+      </w:r>
+      <w:r>
+        <w:t xml:space="preserve">restates it.</w:t>
+      </w:r>
+    </w:p>
+    <w:p>
+      <w:pPr>
+        <w:pStyle w:val="BodyText"/>
+      </w:pPr>
+      <w:r>
+        <w:rPr>
+          <w:b/>
+          <w:bCs/>
+        </w:rPr>
+        <w:t xml:space="preserve">The January 1997 edition was recorded in our own register as unrecoverable and was not.</w:t>
+      </w:r>
+      <w:r>
+        <w:t xml:space="preserve"> </w:t>
+      </w:r>
+      <w:r>
+        <w:t xml:space="preserve">Two true</w:t>
+      </w:r>
+      <w:r>
+        <w:t xml:space="preserve"> </w:t>
+      </w:r>
+      <w:r>
+        <w:t xml:space="preserve">statements, that the published name lists end in July 1997 and that ISC's own copies of two editions are</w:t>
+      </w:r>
+      <w:r>
+        <w:t xml:space="preserve"> </w:t>
+      </w:r>
+      <w:r>
+        <w:t xml:space="preserve">corrupt beyond repair, had been read together as closing the edition itself. A copy held by the Wayback</w:t>
+      </w:r>
+      <w:r>
+        <w:t xml:space="preserve"> </w:t>
+      </w:r>
+      <w:r>
+        <w:t xml:space="preserve">Machine had never been tested. It is intact, and the check that establishes this is the one the corrupt</w:t>
+      </w:r>
+      <w:r>
+        <w:t xml:space="preserve"> </w:t>
+      </w:r>
+      <w:r>
+        <w:t xml:space="preserve">copies fail: the file is in sort order end to end, whereas a desynchronised compression stream decodes</w:t>
+      </w:r>
+      <w:r>
+        <w:t xml:space="preserve"> </w:t>
+      </w:r>
+      <w:r>
+        <w:t xml:space="preserve">into plausible-looking text that is not. Independent corroboration, which matters more than any internal</w:t>
+      </w:r>
+      <w:r>
+        <w:t xml:space="preserve"> </w:t>
+      </w:r>
+      <w:r>
+        <w:t xml:space="preserve">check: the OECD's 1997 report cites this survey at about 828,000 domains and we count 824,791.</w:t>
+      </w:r>
+    </w:p>
+    <w:p>
+      <w:pPr>
+        <w:pStyle w:val="BodyText"/>
+      </w:pPr>
+      <w:r>
+        <w:t xml:space="preserve">The standing limit is unchanged and worth restating: the claim is "seen in the DNS on the survey date",</w:t>
+      </w:r>
+      <w:r>
+        <w:t xml:space="preserve"> </w:t>
+      </w:r>
+      <w:r>
+        <w:t xml:space="preserve">not "registered", and the survey misses large sites that lacked reverse DNS.</w:t>
+      </w:r>
+    </w:p>
+    <w:bookmarkEnd w:id="12"/>
+    <w:bookmarkStart w:id="13" w:name="X43d1b314153f58abcc47c4ff26a958a511b2762"/>
+    <w:p>
+      <w:pPr>
+        <w:pStyle w:val="Heading3"/>
+      </w:pPr>
+      <w:r>
+        <w:rPr>
+          <w:rStyle w:val="VerbatimChar"/>
+        </w:rPr>
+        <w:t xml:space="preserve">usenet_announce</w:t>
+      </w:r>
+      <w:r>
+        <w:t xml:space="preserve">,</w:t>
+      </w:r>
+      <w:r>
+        <w:t xml:space="preserve"> </w:t>
+      </w:r>
+      <w:r>
+        <w:rPr>
+          <w:rStyle w:val="VerbatimChar"/>
+        </w:rPr>
+        <w:t xml:space="preserve">usenet_address</w:t>
+      </w:r>
+      <w:r>
+        <w:t xml:space="preserve"> </w:t>
+      </w:r>
+      <w:r>
+        <w:t xml:space="preserve">and</w:t>
+      </w:r>
+      <w:r>
+        <w:t xml:space="preserve"> </w:t>
+      </w:r>
+      <w:r>
+        <w:rPr>
+          <w:rStyle w:val="VerbatimChar"/>
+        </w:rPr>
+        <w:t xml:space="preserve">usenet_bare</w:t>
+      </w:r>
+      <w:r>
+        <w:t xml:space="preserve">: the same rule, re-run on a larger corpus</w:t>
+      </w:r>
+    </w:p>
+    <w:p>
+      <w:pPr>
+        <w:pStyle w:val="FirstParagraph"/>
+      </w:pPr>
+      <w:r>
+        <w:t xml:space="preserve">No new collection and no new rule. A hostname typed in a dated message is admitted for that year only if</w:t>
+      </w:r>
+      <w:r>
+        <w:t xml:space="preserve"> </w:t>
+      </w:r>
+      <w:r>
+        <w:t xml:space="preserve">some other source independently places that domain in an annual file, and names that failed that test</w:t>
+      </w:r>
+      <w:r>
+        <w:t xml:space="preserve"> </w:t>
+      </w:r>
+      <w:r>
+        <w:t xml:space="preserve">when first read have since been dated by the collectors. Re-applying the unchanged test to a corpus that</w:t>
+      </w:r>
+      <w:r>
+        <w:t xml:space="preserve"> </w:t>
+      </w:r>
+      <w:r>
+        <w:t xml:space="preserve">has grown admits them.</w:t>
+      </w:r>
+    </w:p>
+    <w:p>
+      <w:pPr>
+        <w:pStyle w:val="BodyText"/>
+      </w:pPr>
+      <w:r>
+        <w:t xml:space="preserve">This is worth a subsection because of what it is not: it is not a relaxation. The identical predicate</w:t>
+      </w:r>
+      <w:r>
+        <w:t xml:space="preserve"> </w:t>
+      </w:r>
+      <w:r>
+        <w:t xml:space="preserve">was evaluated against a larger set of corroborating evidence. Registry-contradicted pairs are dropped</w:t>
+      </w:r>
+      <w:r>
+        <w:t xml:space="preserve"> </w:t>
+      </w:r>
+      <w:r>
+        <w:t xml:space="preserve">first, and two positive controls were measured before anything was written, one placing mention years</w:t>
+      </w:r>
+      <w:r>
+        <w:t xml:space="preserve"> </w:t>
+      </w:r>
+      <w:r>
+        <w:t xml:space="preserve">inside the domain's own capture span far more often than chance would give.</w:t>
+      </w:r>
+    </w:p>
+    <w:p>
+      <w:pPr>
+        <w:pStyle w:val="BodyText"/>
+      </w:pPr>
+      <w:r>
+        <w:t xml:space="preserve">Deliberately excluded, because they were nearly included by mistake: link-graph edges cannot be promoted</w:t>
+      </w:r>
+      <w:r>
+        <w:t xml:space="preserve"> </w:t>
+      </w:r>
+      <w:r>
+        <w:t xml:space="preserve">onto their targets, however well corroborated the target is. Corroboration answers "is this domain</w:t>
+      </w:r>
+      <w:r>
+        <w:t xml:space="preserve"> </w:t>
+      </w:r>
+      <w:r>
+        <w:t xml:space="preserve">real", never "does this edge date its target".</w:t>
+      </w:r>
+    </w:p>
+    <w:bookmarkEnd w:id="13"/>
+    <w:bookmarkEnd w:id="14"/>
+    <w:bookmarkStart w:id="15" w:name="Xef55eca691a3faffb71e85d3d65fa3879b539bc"/>
+    <w:p>
+      <w:pPr>
+        <w:pStyle w:val="Heading2"/>
+      </w:pPr>
+      <w:r>
+        <w:t xml:space="preserve">4. The extra filter on typed addresses</w:t>
+      </w:r>
+    </w:p>
+    <w:p>
+      <w:pPr>
+        <w:pStyle w:val="FirstParagraph"/>
+      </w:pPr>
+      <w:r>
+        <w:t xml:space="preserve">The</w:t>
+      </w:r>
+      <w:r>
+        <w:t xml:space="preserve"> </w:t>
+      </w:r>
+      <w:r>
+        <w:rPr>
+          <w:rStyle w:val="VerbatimChar"/>
+        </w:rPr>
+        <w:t xml:space="preserve">dated_directory</w:t>
+      </w:r>
+      <w:r>
+        <w:t xml:space="preserve"> </w:t>
+      </w:r>
+      <w:r>
+        <w:t xml:space="preserve">sources are the ones where a human typed the address, so they carry the risk</w:t>
+      </w:r>
+      <w:r>
+        <w:t xml:space="preserve"> </w:t>
+      </w:r>
+      <w:r>
+        <w:t xml:space="preserve">that the string is not a real domain at all: an OCR error from a scanned page, a transcription typo,</w:t>
+      </w:r>
+      <w:r>
+        <w:t xml:space="preserve"> </w:t>
+      </w:r>
+      <w:r>
+        <w:t xml:space="preserve">a Usenet address deliberately munged against harvesters, or a file name that merely looks like a host.</w:t>
+      </w:r>
+    </w:p>
+    <w:p>
+      <w:pPr>
+        <w:pStyle w:val="BodyText"/>
+      </w:pPr>
+      <w:r>
+        <w:t xml:space="preserve">Every one of them therefore passes a corroboration split before it may assign a year. The test is</w:t>
+      </w:r>
+      <w:r>
+        <w:t xml:space="preserve"> </w:t>
+      </w:r>
+      <w:r>
+        <w:t xml:space="preserve">exact and mechanical:</w:t>
+      </w:r>
+      <w:r>
+        <w:t xml:space="preserve"> </w:t>
+      </w:r>
+      <w:r>
+        <w:rPr>
+          <w:b/>
+          <w:bCs/>
+        </w:rPr>
+        <w:t xml:space="preserve">the domain must already appear in the annual files from a different source.</w:t>
+      </w:r>
+      <w:r>
+        <w:t xml:space="preserve"> </w:t>
+      </w:r>
+      <w:r>
+        <w:t xml:space="preserve">That other source establishes the name is real; the dated artifact then supplies only the year. A</w:t>
+      </w:r>
+      <w:r>
+        <w:t xml:space="preserve"> </w:t>
+      </w:r>
+      <w:r>
+        <w:t xml:space="preserve">string appearing nowhere else is not asserted at all. It is demoted to the candidate pool, ships</w:t>
+      </w:r>
+      <w:r>
+        <w:t xml:space="preserve"> </w:t>
+      </w:r>
+      <w:r>
+        <w:t xml:space="preserve">separately in</w:t>
+      </w:r>
+      <w:r>
+        <w:t xml:space="preserve"> </w:t>
+      </w:r>
+      <w:r>
+        <w:rPr>
+          <w:rStyle w:val="VerbatimChar"/>
+        </w:rPr>
+        <w:t xml:space="preserve">candidates.txt</w:t>
+      </w:r>
+      <w:r>
+        <w:t xml:space="preserve">, and claims nothing.</w:t>
+      </w:r>
+    </w:p>
+    <w:p>
+      <w:pPr>
+        <w:pStyle w:val="BodyText"/>
+      </w:pPr>
+      <w:r>
+        <w:t xml:space="preserve">The consequence is the guarantee worth having:</w:t>
+      </w:r>
+      <w:r>
+        <w:t xml:space="preserve"> </w:t>
+      </w:r>
+      <w:r>
+        <w:rPr>
+          <w:b/>
+          <w:bCs/>
+        </w:rPr>
         <w:t xml:space="preserve">an invented name cannot reach an annual file</w:t>
       </w:r>
       <w:r>
@@ -3597,11 +4509,11 @@
         <w:pStyle w:val="BodyText"/>
       </w:pPr>
       <w:r>
-        <w:t xml:space="preserve">Beyond that, 710 of this round's pairs are confirmed by two or more independent collection lineages rather than one, and every asserted pair in the collection carries 1.5932 distinct sources on average.</w:t>
-      </w:r>
-    </w:p>
-    <w:bookmarkEnd w:id="12"/>
-    <w:bookmarkStart w:id="13" w:name="X360c9048d1550b378686e5f967cf61565fadc0b"/>
+        <w:t xml:space="preserve">Beyond that, 5,075 of this round's pairs are confirmed by two or more independent collection lineages rather than one, and every asserted pair in the collection carries 1.5956 distinct sources on average.</w:t>
+      </w:r>
+    </w:p>
+    <w:bookmarkEnd w:id="15"/>
+    <w:bookmarkStart w:id="16" w:name="X360c9048d1550b378686e5f967cf61565fadc0b"/>
     <w:p>
       <w:pPr>
         <w:pStyle w:val="Heading2"/>
@@ -3951,31 +4863,31 @@
               <w:jc w:val="right"/>
             </w:pPr>
             <w:r>
-              <w:t xml:space="preserve">144</w:t>
-            </w:r>
-          </w:p>
-        </w:tc>
-        <w:tc>
-          <w:tcPr/>
-          <w:p>
-            <w:pPr>
-              <w:pStyle w:val="Compact"/>
-              <w:jc w:val="right"/>
-            </w:pPr>
-            <w:r>
-              <w:t xml:space="preserve">95,488</w:t>
-            </w:r>
-          </w:p>
-        </w:tc>
-        <w:tc>
-          <w:tcPr/>
-          <w:p>
-            <w:pPr>
-              <w:pStyle w:val="Compact"/>
-              <w:jc w:val="right"/>
-            </w:pPr>
-            <w:r>
-              <w:t xml:space="preserve">80,248</w:t>
+              <w:t xml:space="preserve">147</w:t>
+            </w:r>
+          </w:p>
+        </w:tc>
+        <w:tc>
+          <w:tcPr/>
+          <w:p>
+            <w:pPr>
+              <w:pStyle w:val="Compact"/>
+              <w:jc w:val="right"/>
+            </w:pPr>
+            <w:r>
+              <w:t xml:space="preserve">97,288</w:t>
+            </w:r>
+          </w:p>
+        </w:tc>
+        <w:tc>
+          <w:tcPr/>
+          <w:p>
+            <w:pPr>
+              <w:pStyle w:val="Compact"/>
+              <w:jc w:val="right"/>
+            </w:pPr>
+            <w:r>
+              <w:t xml:space="preserve">81,722</w:t>
             </w:r>
           </w:p>
         </w:tc>
@@ -3999,31 +4911,31 @@
               <w:jc w:val="right"/>
             </w:pPr>
             <w:r>
-              <w:t xml:space="preserve">42.1%</w:t>
-            </w:r>
-          </w:p>
-        </w:tc>
-        <w:tc>
-          <w:tcPr/>
-          <w:p>
-            <w:pPr>
-              <w:pStyle w:val="Compact"/>
-              <w:jc w:val="right"/>
-            </w:pPr>
-            <w:r>
-              <w:t xml:space="preserve">80,801</w:t>
-            </w:r>
-          </w:p>
-        </w:tc>
-        <w:tc>
-          <w:tcPr/>
-          <w:p>
-            <w:pPr>
-              <w:pStyle w:val="Compact"/>
-              <w:jc w:val="right"/>
-            </w:pPr>
-            <w:r>
-              <w:t xml:space="preserve">50,551</w:t>
+              <w:t xml:space="preserve">41.8%</w:t>
+            </w:r>
+          </w:p>
+        </w:tc>
+        <w:tc>
+          <w:tcPr/>
+          <w:p>
+            <w:pPr>
+              <w:pStyle w:val="Compact"/>
+              <w:jc w:val="right"/>
+            </w:pPr>
+            <w:r>
+              <w:t xml:space="preserve">82,305</w:t>
+            </w:r>
+          </w:p>
+        </w:tc>
+        <w:tc>
+          <w:tcPr/>
+          <w:p>
+            <w:pPr>
+              <w:pStyle w:val="Compact"/>
+              <w:jc w:val="right"/>
+            </w:pPr>
+            <w:r>
+              <w:t xml:space="preserve">51,092</w:t>
             </w:r>
           </w:p>
         </w:tc>
@@ -4051,31 +4963,31 @@
               <w:jc w:val="right"/>
             </w:pPr>
             <w:r>
-              <w:t xml:space="preserve">190</w:t>
-            </w:r>
-          </w:p>
-        </w:tc>
-        <w:tc>
-          <w:tcPr/>
-          <w:p>
-            <w:pPr>
-              <w:pStyle w:val="Compact"/>
-              <w:jc w:val="right"/>
-            </w:pPr>
-            <w:r>
-              <w:t xml:space="preserve">56,841</w:t>
-            </w:r>
-          </w:p>
-        </w:tc>
-        <w:tc>
-          <w:tcPr/>
-          <w:p>
-            <w:pPr>
-              <w:pStyle w:val="Compact"/>
-              <w:jc w:val="right"/>
-            </w:pPr>
-            <w:r>
-              <w:t xml:space="preserve">50,130</w:t>
+              <w:t xml:space="preserve">197</w:t>
+            </w:r>
+          </w:p>
+        </w:tc>
+        <w:tc>
+          <w:tcPr/>
+          <w:p>
+            <w:pPr>
+              <w:pStyle w:val="Compact"/>
+              <w:jc w:val="right"/>
+            </w:pPr>
+            <w:r>
+              <w:t xml:space="preserve">58,941</w:t>
+            </w:r>
+          </w:p>
+        </w:tc>
+        <w:tc>
+          <w:tcPr/>
+          <w:p>
+            <w:pPr>
+              <w:pStyle w:val="Compact"/>
+              <w:jc w:val="right"/>
+            </w:pPr>
+            <w:r>
+              <w:t xml:space="preserve">51,982</w:t>
             </w:r>
           </w:p>
         </w:tc>
@@ -4099,31 +5011,31 @@
               <w:jc w:val="right"/>
             </w:pPr>
             <w:r>
-              <w:t xml:space="preserve">69.6%</w:t>
-            </w:r>
-          </w:p>
-        </w:tc>
-        <w:tc>
-          <w:tcPr/>
-          <w:p>
-            <w:pPr>
-              <w:pStyle w:val="Compact"/>
-              <w:jc w:val="right"/>
-            </w:pPr>
-            <w:r>
-              <w:t xml:space="preserve">50,210</w:t>
-            </w:r>
-          </w:p>
-        </w:tc>
-        <w:tc>
-          <w:tcPr/>
-          <w:p>
-            <w:pPr>
-              <w:pStyle w:val="Compact"/>
-              <w:jc w:val="right"/>
-            </w:pPr>
-            <w:r>
-              <w:t xml:space="preserve">109,095</w:t>
+              <w:t xml:space="preserve">70.5%</w:t>
+            </w:r>
+          </w:p>
+        </w:tc>
+        <w:tc>
+          <w:tcPr/>
+          <w:p>
+            <w:pPr>
+              <w:pStyle w:val="Compact"/>
+              <w:jc w:val="right"/>
+            </w:pPr>
+            <w:r>
+              <w:t xml:space="preserve">52,054</w:t>
+            </w:r>
+          </w:p>
+        </w:tc>
+        <w:tc>
+          <w:tcPr/>
+          <w:p>
+            <w:pPr>
+              <w:pStyle w:val="Compact"/>
+              <w:jc w:val="right"/>
+            </w:pPr>
+            <w:r>
+              <w:t xml:space="preserve">115,335</w:t>
             </w:r>
           </w:p>
         </w:tc>
@@ -4656,7 +5568,7 @@
                 <w:b/>
                 <w:bCs/>
               </w:rPr>
-              <w:t xml:space="preserve">627</w:t>
+              <w:t xml:space="preserve">637</w:t>
             </w:r>
           </w:p>
         </w:tc>
@@ -4672,7 +5584,7 @@
                 <w:b/>
                 <w:bCs/>
               </w:rPr>
-              <w:t xml:space="preserve">283,968</w:t>
+              <w:t xml:space="preserve">287,868</w:t>
             </w:r>
           </w:p>
         </w:tc>
@@ -4688,7 +5600,7 @@
                 <w:b/>
                 <w:bCs/>
               </w:rPr>
-              <w:t xml:space="preserve">246,213</w:t>
+              <w:t xml:space="preserve">249,539</w:t>
             </w:r>
           </w:p>
         </w:tc>
@@ -4736,7 +5648,7 @@
                 <w:b/>
                 <w:bCs/>
               </w:rPr>
-              <w:t xml:space="preserve">247,546</w:t>
+              <w:t xml:space="preserve">250,893</w:t>
             </w:r>
           </w:p>
         </w:tc>
@@ -4752,7 +5664,7 @@
                 <w:b/>
                 <w:bCs/>
               </w:rPr>
-              <w:t xml:space="preserve">509,960</w:t>
+              <w:t xml:space="preserve">516,741</w:t>
             </w:r>
           </w:p>
         </w:tc>
@@ -4775,7 +5687,7 @@
         <w:pStyle w:val="BodyText"/>
       </w:pPr>
       <w:r>
-        <w:t xml:space="preserve">Of 283,968 queries, 246,213 were answered (86.7%). The 37,755 that were not divide into two kinds, and the smaller kind is the one usually discussed.</w:t>
+        <w:t xml:space="preserve">Of 287,868 queries, 249,539 were answered (86.7%). The 38,329 that were not divide into two kinds, and the smaller kind is the one usually discussed.</w:t>
       </w:r>
       <w:r>
         <w:t xml:space="preserve"> </w:t>
@@ -4785,10 +5697,10 @@
           <w:b/>
           <w:bCs/>
         </w:rPr>
-        <w:t xml:space="preserve">HTTP-level errors are 2,725 (0.96%)</w:t>
-      </w:r>
-      <w:r>
-        <w:t xml:space="preserve">: 0 rate limits (429), 1,994 server errors (500, 502, 503, 504) and 731 refusals (403).</w:t>
+        <w:t xml:space="preserve">HTTP-level errors are 2,760 (0.96%)</w:t>
+      </w:r>
+      <w:r>
+        <w:t xml:space="preserve">: 0 rate limits (429), 1,994 server errors (500, 502, 503, 504) and 766 refusals (403).</w:t>
       </w:r>
       <w:r>
         <w:t xml:space="preserve"> </w:t>
@@ -4798,10 +5710,10 @@
           <w:b/>
           <w:bCs/>
         </w:rPr>
-        <w:t xml:space="preserve">Transport-level failures are 35,030 (12.34%)</w:t>
-      </w:r>
-      <w:r>
-        <w:t xml:space="preserve">: 27,151 connections refused or reset and 7,879 timed out. So the binding constraint is not a status code we could read and obey, it is the connection being dropped before a status exists. Rate limits and server errors are retried with exponential backoff honouring</w:t>
+        <w:t xml:space="preserve">Transport-level failures are 35,569 (12.36%)</w:t>
+      </w:r>
+      <w:r>
+        <w:t xml:space="preserve">: 27,428 connections refused or reset and 8,141 timed out. So the binding constraint is not a status code we could read and obey, it is the connection being dropped before a status exists. Rate limits and server errors are retried with exponential backoff honouring</w:t>
       </w:r>
       <w:r>
         <w:t xml:space="preserve"> </w:t>
@@ -4906,8 +5818,8 @@
         <w:t xml:space="preserve">should run continuously in the background and should not be the thing a round's target depends on.</w:t>
       </w:r>
     </w:p>
-    <w:bookmarkEnd w:id="13"/>
-    <w:bookmarkStart w:id="14" w:name="X66aacb6afefb0469ad97d94eb8d7ccb5c789e1c"/>
+    <w:bookmarkEnd w:id="16"/>
+    <w:bookmarkStart w:id="17" w:name="X66aacb6afefb0469ad97d94eb8d7ccb5c789e1c"/>
     <w:p>
       <w:pPr>
         <w:pStyle w:val="Heading2"/>
@@ -4955,6 +5867,44 @@
       </w:r>
       <w:r>
         <w:t xml:space="preserve">address where one exists. This section summarises rather than replaces it.</w:t>
+      </w:r>
+    </w:p>
+    <w:p>
+      <w:pPr>
+        <w:pStyle w:val="BodyText"/>
+      </w:pPr>
+      <w:r>
+        <w:t xml:space="preserve">A closure is recorded with the number that produced it, and closures are re-probed automatically, because</w:t>
+      </w:r>
+      <w:r>
+        <w:t xml:space="preserve"> </w:t>
+      </w:r>
+      <w:r>
+        <w:t xml:space="preserve">a source recorded as unreachable may simply have had a host down on the day it was tried. That re-probe</w:t>
+      </w:r>
+      <w:r>
+        <w:t xml:space="preserve"> </w:t>
+      </w:r>
+      <w:r>
+        <w:t xml:space="preserve">distinguishes three ways a dead source answers HTTP 200 without being a source: a parking page, a bot</w:t>
+      </w:r>
+      <w:r>
+        <w:t xml:space="preserve"> </w:t>
+      </w:r>
+      <w:r>
+        <w:t xml:space="preserve">wall, and a stub that serves HTML where a data file should be. The third was added this round after the</w:t>
+      </w:r>
+      <w:r>
+        <w:t xml:space="preserve"> </w:t>
+      </w:r>
+      <w:r>
+        <w:t xml:space="preserve">largest closed prize in the register reported itself revived; the check is anchored on a positive</w:t>
+      </w:r>
+      <w:r>
+        <w:t xml:space="preserve"> </w:t>
+      </w:r>
+      <w:r>
+        <w:t xml:space="preserve">control, a file we demonstrably hold that returns the same stub.</w:t>
       </w:r>
     </w:p>
     <w:p>
@@ -4966,49 +5916,10 @@
           <w:b/>
           <w:bCs/>
         </w:rPr>
-        <w:t xml:space="preserve">The register now stands at roughly sixty closed families plus the sources in the table in section 3.</w:t>
-      </w:r>
-      <w:r>
-        <w:t xml:space="preserve"> </w:t>
-      </w:r>
-      <w:r>
-        <w:t xml:space="preserve">A closure is recorded with the number that produced it, and closures are re-probed automatically, because</w:t>
-      </w:r>
-      <w:r>
-        <w:t xml:space="preserve"> </w:t>
-      </w:r>
-      <w:r>
-        <w:t xml:space="preserve">a source recorded as unreachable may simply have had a host down on the day it was tried.</w:t>
-      </w:r>
-    </w:p>
-    <w:p>
-      <w:pPr>
-        <w:pStyle w:val="BodyText"/>
-      </w:pPr>
-      <w:r>
-        <w:rPr>
-          <w:b/>
-          <w:bCs/>
-        </w:rPr>
-        <w:t xml:space="preserve">26 source families are recorded in</w:t>
-      </w:r>
-      <w:r>
-        <w:rPr>
-          <w:b/>
-          <w:bCs/>
-        </w:rPr>
-        <w:t xml:space="preserve"> </w:t>
-      </w:r>
-      <w:r>
-        <w:rPr>
-          <w:rStyle w:val="VerbatimChar"/>
-          <w:b/>
-          <w:bCs/>
-        </w:rPr>
-        <w:t xml:space="preserve">docs/sources.md</w:t>
-      </w:r>
-      <w:r>
-        <w:t xml:space="preserve">, each with what dates an item, where to obtain it, and the measurement that closed it where it was closed:</w:t>
+        <w:t xml:space="preserve">107 source families have been searched and recorded</w:t>
+      </w:r>
+      <w:r>
+        <w:t xml:space="preserve">: 24 developed far enough to earn their own section, and 83 evaluated and closed, each with the measurement that closed it. The developed ones:</w:t>
       </w:r>
     </w:p>
     <w:p>
@@ -5542,7 +6453,28 @@
         </w:numPr>
       </w:pPr>
       <w:r>
-        <w:t xml:space="preserve">Evaluated and rejected</w:t>
+        <w:rPr>
+          <w:rStyle w:val="VerbatimChar"/>
+        </w:rPr>
+        <w:t xml:space="preserve">usenet_announce</w:t>
+      </w:r>
+      <w:r>
+        <w:t xml:space="preserve"> </w:t>
+      </w:r>
+      <w:r>
+        <w:t xml:space="preserve">and</w:t>
+      </w:r>
+      <w:r>
+        <w:t xml:space="preserve"> </w:t>
+      </w:r>
+      <w:r>
+        <w:rPr>
+          <w:rStyle w:val="VerbatimChar"/>
+        </w:rPr>
+        <w:t xml:space="preserve">usenet_mention</w:t>
+      </w:r>
+      <w:r>
+        <w:t xml:space="preserve">: dated website announcements from Usenet</w:t>
       </w:r>
     </w:p>
     <w:p>
@@ -5557,7 +6489,7 @@
         <w:rPr>
           <w:rStyle w:val="VerbatimChar"/>
         </w:rPr>
-        <w:t xml:space="preserve">usenet_announce</w:t>
+        <w:t xml:space="preserve">tucows_catalogue</w:t>
       </w:r>
       <w:r>
         <w:t xml:space="preserve"> </w:t>
@@ -5572,10 +6504,10 @@
         <w:rPr>
           <w:rStyle w:val="VerbatimChar"/>
         </w:rPr>
-        <w:t xml:space="preserve">usenet_mention</w:t>
-      </w:r>
-      <w:r>
-        <w:t xml:space="preserve">: dated website announcements from Usenet</w:t>
+        <w:t xml:space="preserve">tucows_mention</w:t>
+      </w:r>
+      <w:r>
+        <w:t xml:space="preserve">: the Tucows Software Library</w:t>
       </w:r>
     </w:p>
     <w:p>
@@ -5590,7 +6522,7 @@
         <w:rPr>
           <w:rStyle w:val="VerbatimChar"/>
         </w:rPr>
-        <w:t xml:space="preserve">tucows_catalogue</w:t>
+        <w:t xml:space="preserve">maillist_archive</w:t>
       </w:r>
       <w:r>
         <w:t xml:space="preserve"> </w:t>
@@ -5605,10 +6537,10 @@
         <w:rPr>
           <w:rStyle w:val="VerbatimChar"/>
         </w:rPr>
-        <w:t xml:space="preserve">tucows_mention</w:t>
-      </w:r>
-      <w:r>
-        <w:t xml:space="preserve">: the Tucows Software Library</w:t>
+        <w:t xml:space="preserve">maillist_archive_mention</w:t>
+      </w:r>
+      <w:r>
+        <w:t xml:space="preserve">: public pipermail list archives</w:t>
       </w:r>
     </w:p>
     <w:p>
@@ -5623,7 +6555,7 @@
         <w:rPr>
           <w:rStyle w:val="VerbatimChar"/>
         </w:rPr>
-        <w:t xml:space="preserve">maillist_archive</w:t>
+        <w:t xml:space="preserve">enron_email</w:t>
       </w:r>
       <w:r>
         <w:t xml:space="preserve"> </w:t>
@@ -5638,31 +6570,33 @@
         <w:rPr>
           <w:rStyle w:val="VerbatimChar"/>
         </w:rPr>
-        <w:t xml:space="preserve">maillist_archive_mention</w:t>
-      </w:r>
-      <w:r>
-        <w:t xml:space="preserve">: public pipermail list archives</w:t>
-      </w:r>
-    </w:p>
-    <w:p>
-      <w:pPr>
-        <w:pStyle w:val="Compact"/>
-        <w:numPr>
-          <w:ilvl w:val="0"/>
-          <w:numId w:val="1002"/>
-        </w:numPr>
-      </w:pPr>
+        <w:t xml:space="preserve">enron_email_mention</w:t>
+      </w:r>
+      <w:r>
+        <w:t xml:space="preserve">: the FERC Enron corpus</w:t>
+      </w:r>
+    </w:p>
+    <w:p>
+      <w:pPr>
+        <w:pStyle w:val="FirstParagraph"/>
+      </w:pPr>
+      <w:r>
+        <w:t xml:space="preserve">The 83 closed families are listed under</w:t>
+      </w:r>
+      <w:r>
+        <w:t xml:space="preserve"> </w:t>
+      </w:r>
       <w:r>
         <w:rPr>
           <w:rStyle w:val="VerbatimChar"/>
         </w:rPr>
-        <w:t xml:space="preserve">enron_email</w:t>
-      </w:r>
-      <w:r>
-        <w:t xml:space="preserve"> </w:t>
-      </w:r>
-      <w:r>
-        <w:t xml:space="preserve">and</w:t>
+        <w:t xml:space="preserve">## Evaluated and rejected</w:t>
+      </w:r>
+      <w:r>
+        <w:t xml:space="preserve"> </w:t>
+      </w:r>
+      <w:r>
+        <w:t xml:space="preserve">in</w:t>
       </w:r>
       <w:r>
         <w:t xml:space="preserve"> </w:t>
@@ -5671,27 +6605,15 @@
         <w:rPr>
           <w:rStyle w:val="VerbatimChar"/>
         </w:rPr>
-        <w:t xml:space="preserve">enron_email_mention</w:t>
-      </w:r>
-      <w:r>
-        <w:t xml:space="preserve">: the FERC Enron corpus</w:t>
-      </w:r>
-    </w:p>
-    <w:p>
-      <w:pPr>
-        <w:pStyle w:val="Compact"/>
-        <w:numPr>
-          <w:ilvl w:val="0"/>
-          <w:numId w:val="1002"/>
-        </w:numPr>
-      </w:pPr>
-      <w:r>
-        <w:t xml:space="preserve">Measured, and each blocked on something other than work</w:t>
-      </w:r>
-    </w:p>
-    <w:p>
-      <w:pPr>
-        <w:pStyle w:val="FirstParagraph"/>
+        <w:t xml:space="preserve">docs/sources.md</w:t>
+      </w:r>
+      <w:r>
+        <w:t xml:space="preserve">, one row each, naming the verdict and the number behind it. They are recorded so that negative results stay visible and the same ground is not broken twice.</w:t>
+      </w:r>
+    </w:p>
+    <w:p>
+      <w:pPr>
+        <w:pStyle w:val="BodyText"/>
       </w:pPr>
       <w:r>
         <w:rPr>
@@ -5759,8 +6681,8 @@
         <w:t xml:space="preserve">aimed at bulk dated corpora in research repositories rather than at directory pages.</w:t>
       </w:r>
     </w:p>
-    <w:bookmarkEnd w:id="14"/>
-    <w:bookmarkStart w:id="15" w:name="X4cf1db930422b92ba1ec2f0808565cc37305d85"/>
+    <w:bookmarkEnd w:id="17"/>
+    <w:bookmarkStart w:id="18" w:name="X4cf1db930422b92ba1ec2f0808565cc37305d85"/>
     <w:p>
       <w:pPr>
         <w:pStyle w:val="Heading2"/>
@@ -5932,7 +6854,7 @@
         <w:t xml:space="preserve"> </w:t>
       </w:r>
       <w:r>
-        <w:t xml:space="preserve">Four of our own alarms were found reporting the</w:t>
+        <w:t xml:space="preserve">Five of our own alarms were found reporting the</w:t>
       </w:r>
       <w:r>
         <w:t xml:space="preserve"> </w:t>
@@ -5944,40 +6866,171 @@
         <w:t xml:space="preserve"> </w:t>
       </w:r>
       <w:r>
-        <w:t xml:space="preserve">have destroyed a healthy collector on every check. Each is now pinned by a test. An alarm that cries wolf</w:t>
-      </w:r>
-      <w:r>
-        <w:t xml:space="preserve"> </w:t>
-      </w:r>
-      <w:r>
-        <w:t xml:space="preserve">is worse than no alarm, because it trains the reader to skip it.</w:t>
-      </w:r>
-    </w:p>
-    <w:bookmarkEnd w:id="15"/>
-    <w:bookmarkStart w:id="16" w:name="Xd85a9bbafbb02eafd33720d567fb99fae8bb8f0"/>
-    <w:p>
-      <w:pPr>
-        <w:pStyle w:val="Heading2"/>
-      </w:pPr>
-      <w:r>
-        <w:t xml:space="preserve">8. Limitations, and where further expansion is worthwhile</w:t>
-      </w:r>
-    </w:p>
-    <w:p>
-      <w:pPr>
-        <w:pStyle w:val="FirstParagraph"/>
+        <w:t xml:space="preserve">have destroyed a healthy collector on every check, and one that reported the largest closed source in the</w:t>
+      </w:r>
+      <w:r>
+        <w:t xml:space="preserve"> </w:t>
+      </w:r>
+      <w:r>
+        <w:t xml:space="preserve">register as revived when the host was serving a 159-byte stub. Each is now pinned by a test. An alarm</w:t>
+      </w:r>
+      <w:r>
+        <w:t xml:space="preserve"> </w:t>
+      </w:r>
+      <w:r>
+        <w:t xml:space="preserve">that cries wolf is worse than no alarm, because it trains the reader to skip it.</w:t>
+      </w:r>
+    </w:p>
+    <w:p>
+      <w:pPr>
+        <w:pStyle w:val="BodyText"/>
       </w:pPr>
       <w:r>
         <w:rPr>
           <w:b/>
           <w:bCs/>
         </w:rPr>
+        <w:t xml:space="preserve">Testing a structural assumption instead of sampling for it.</w:t>
+      </w:r>
+      <w:r>
+        <w:t xml:space="preserve"> </w:t>
+      </w:r>
+      <w:r>
+        <w:t xml:space="preserve">The single most productive method change</w:t>
+      </w:r>
+      <w:r>
+        <w:t xml:space="preserve"> </w:t>
+      </w:r>
+      <w:r>
+        <w:t xml:space="preserve">of the round is one line long. A parser had been reading 6.76% of a two-gigabyte file for three weeks</w:t>
+      </w:r>
+      <w:r>
+        <w:t xml:space="preserve"> </w:t>
+      </w:r>
+      <w:r>
+        <w:t xml:space="preserve">because a comment said the file was sorted by year and the window was its head. That claim had been</w:t>
+      </w:r>
+      <w:r>
+        <w:t xml:space="preserve"> </w:t>
+      </w:r>
+      <w:r>
+        <w:t xml:space="preserve">verified, by checking that no in-window row appeared in the next five million lines; the file is fifteen</w:t>
+      </w:r>
+      <w:r>
+        <w:t xml:space="preserve"> </w:t>
+      </w:r>
+      <w:r>
+        <w:t xml:space="preserve">concatenated shards and the first boundary is at line 11,908,464, so the check stopped short by a factor</w:t>
+      </w:r>
+      <w:r>
+        <w:t xml:space="preserve"> </w:t>
+      </w:r>
+      <w:r>
+        <w:t xml:space="preserve">of 2.4.</w:t>
+      </w:r>
+      <w:r>
+        <w:t xml:space="preserve"> </w:t>
+      </w:r>
+      <w:r>
+        <w:rPr>
+          <w:b/>
+          <w:bCs/>
+        </w:rPr>
+        <w:t xml:space="preserve">The cheap form of that question is not a sample at all: ask whether the sort key ever</w:t>
+      </w:r>
+      <w:r>
+        <w:rPr>
+          <w:b/>
+          <w:bCs/>
+        </w:rPr>
+        <w:t xml:space="preserve"> </w:t>
+      </w:r>
+      <w:r>
+        <w:rPr>
+          <w:b/>
+          <w:bCs/>
+        </w:rPr>
+        <w:t xml:space="preserve">decreases, in one pass.</w:t>
+      </w:r>
+      <w:r>
+        <w:t xml:space="preserve"> </w:t>
+      </w:r>
+      <w:r>
+        <w:t xml:space="preserve">It admits no judgement about how far is far enough, and it recovered 92,646</w:t>
+      </w:r>
+      <w:r>
+        <w:t xml:space="preserve"> </w:t>
+      </w:r>
+      <w:r>
+        <w:t xml:space="preserve">pairs.</w:t>
+      </w:r>
+    </w:p>
+    <w:p>
+      <w:pPr>
+        <w:pStyle w:val="BodyText"/>
+      </w:pPr>
+      <w:r>
+        <w:rPr>
+          <w:b/>
+          <w:bCs/>
+        </w:rPr>
+        <w:t xml:space="preserve">Screening a public dataset against the baseline's own merge audit before pricing it.</w:t>
+      </w:r>
+      <w:r>
+        <w:t xml:space="preserve"> </w:t>
+      </w:r>
+      <w:r>
+        <w:t xml:space="preserve">The reviewer's</w:t>
+      </w:r>
+      <w:r>
+        <w:t xml:space="preserve"> </w:t>
+      </w:r>
+      <w:r>
+        <w:t xml:space="preserve">baseline ships a JSON audit naming what was merged into it. Checking that file first would have closed</w:t>
+      </w:r>
+      <w:r>
+        <w:t xml:space="preserve"> </w:t>
+      </w:r>
+      <w:r>
+        <w:t xml:space="preserve">the round's most attractive-looking lead, the exemplar dataset named in the brief, in one minute rather</w:t>
+      </w:r>
+      <w:r>
+        <w:t xml:space="preserve"> </w:t>
+      </w:r>
+      <w:r>
+        <w:t xml:space="preserve">than several agent-days: it had already been delivered in full by another contributor, and measures 0</w:t>
+      </w:r>
+      <w:r>
+        <w:t xml:space="preserve"> </w:t>
+      </w:r>
+      <w:r>
+        <w:t xml:space="preserve">net-new for us.</w:t>
+      </w:r>
+    </w:p>
+    <w:bookmarkEnd w:id="18"/>
+    <w:bookmarkStart w:id="19" w:name="Xd85a9bbafbb02eafd33720d567fb99fae8bb8f0"/>
+    <w:p>
+      <w:pPr>
+        <w:pStyle w:val="Heading2"/>
+      </w:pPr>
+      <w:r>
+        <w:t xml:space="preserve">8. Limitations, and where further expansion is worthwhile</w:t>
+      </w:r>
+    </w:p>
+    <w:p>
+      <w:pPr>
+        <w:pStyle w:val="FirstParagraph"/>
+      </w:pPr>
+      <w:r>
+        <w:rPr>
+          <w:b/>
+          <w:bCs/>
+        </w:rPr>
         <w:t xml:space="preserve">Limitations of the result.</w:t>
       </w:r>
     </w:p>
     <w:p>
       <w:pPr>
-        <w:pStyle w:val="Compact"/>
         <w:numPr>
           <w:ilvl w:val="0"/>
           <w:numId w:val="1003"/>
@@ -6011,7 +7064,6 @@
     </w:p>
     <w:p>
       <w:pPr>
-        <w:pStyle w:val="Compact"/>
         <w:numPr>
           <w:ilvl w:val="0"/>
           <w:numId w:val="1003"/>
@@ -6051,7 +7103,6 @@
     </w:p>
     <w:p>
       <w:pPr>
-        <w:pStyle w:val="Compact"/>
         <w:numPr>
           <w:ilvl w:val="0"/>
           <w:numId w:val="1003"/>
@@ -6094,7 +7145,6 @@
     </w:p>
     <w:p>
       <w:pPr>
-        <w:pStyle w:val="Compact"/>
         <w:numPr>
           <w:ilvl w:val="0"/>
           <w:numId w:val="1003"/>
@@ -6105,24 +7155,693 @@
           <w:b/>
           <w:bCs/>
         </w:rPr>
-        <w:t xml:space="preserve">The candidate pool is large and mostly unattested.</w:t>
-      </w:r>
-      <w:r>
-        <w:t xml:space="preserve"> </w:t>
-      </w:r>
-      <w:r>
-        <w:t xml:space="preserve">Its equivalent-English ceiling assumes every</w:t>
-      </w:r>
-      <w:r>
-        <w:t xml:space="preserve"> </w:t>
-      </w:r>
-      <w:r>
-        <w:t xml:space="preserve">name earns a year, which will not happen; the realised figure is far lower and is not claimed.</w:t>
-      </w:r>
-    </w:p>
-    <w:p>
-      <w:pPr>
-        <w:pStyle w:val="Compact"/>
+        <w:t xml:space="preserve">The candidate pool is large, mostly unattested, and part of it is names that never existed.</w:t>
+      </w:r>
+      <w:r>
+        <w:t xml:space="preserve"> </w:t>
+      </w:r>
+      <w:r>
+        <w:t xml:space="preserve">This</w:t>
+      </w:r>
+      <w:r>
+        <w:t xml:space="preserve"> </w:t>
+      </w:r>
+      <w:r>
+        <w:t xml:space="preserve">round put a number on that for the first time, and it is worth stating plainly because the pool ships</w:t>
+      </w:r>
+      <w:r>
+        <w:t xml:space="preserve"> </w:t>
+      </w:r>
+      <w:r>
+        <w:t xml:space="preserve">as its own artifact. Measured from our own CDX journals, the in-window capture rate among</w:t>
+      </w:r>
+      <w:r>
+        <w:t xml:space="preserve"> </w:t>
+      </w:r>
+      <w:r>
+        <w:rPr>
+          <w:i/>
+          <w:iCs/>
+        </w:rPr>
+        <w:t xml:space="preserve">answered</w:t>
+      </w:r>
+      <w:r>
+        <w:t xml:space="preserve"> </w:t>
+      </w:r>
+      <w:r>
+        <w:t xml:space="preserve">queries varies enormously by namespace:</w:t>
+      </w:r>
+    </w:p>
+    <w:tbl>
+      <w:tblPr>
+        <w:tblStyle w:val="Table"/>
+        <w:tblW w:type="auto" w:w="0"/>
+        <w:jc w:val="left"/>
+        <w:tblInd w:w="720" w:type="dxa"/>
+        <w:tblLook w:firstRow="1" w:lastRow="0" w:firstColumn="0" w:lastColumn="0" w:noHBand="0" w:noVBand="0" w:val="0020"/>
+      </w:tblPr>
+      <w:tblGrid>
+        <w:gridCol w:w="1980"/>
+        <w:gridCol w:w="1980"/>
+        <w:gridCol w:w="1980"/>
+        <w:gridCol w:w="1980"/>
+      </w:tblGrid>
+      <w:tr>
+        <w:trPr>
+          <w:tblHeader w:val="on"/>
+        </w:trPr>
+        <w:tc>
+          <w:tcPr/>
+          <w:p>
+            <w:pPr>
+              <w:pStyle w:val="Compact"/>
+            </w:pPr>
+            <w:r>
+              <w:t xml:space="preserve">TLD</w:t>
+            </w:r>
+          </w:p>
+        </w:tc>
+        <w:tc>
+          <w:tcPr/>
+          <w:p>
+            <w:pPr>
+              <w:pStyle w:val="Compact"/>
+              <w:jc w:val="right"/>
+            </w:pPr>
+            <w:r>
+              <w:t xml:space="preserve">answered</w:t>
+            </w:r>
+          </w:p>
+        </w:tc>
+        <w:tc>
+          <w:tcPr/>
+          <w:p>
+            <w:pPr>
+              <w:pStyle w:val="Compact"/>
+              <w:jc w:val="right"/>
+            </w:pPr>
+            <w:r>
+              <w:t xml:space="preserve">in-window</w:t>
+            </w:r>
+          </w:p>
+        </w:tc>
+        <w:tc>
+          <w:tcPr/>
+          <w:p>
+            <w:pPr>
+              <w:pStyle w:val="Compact"/>
+              <w:jc w:val="right"/>
+            </w:pPr>
+            <w:r>
+              <w:t xml:space="preserve">rate</w:t>
+            </w:r>
+          </w:p>
+        </w:tc>
+      </w:tr>
+      <w:tr>
+        <w:tc>
+          <w:tcPr/>
+          <w:p>
+            <w:pPr>
+              <w:pStyle w:val="Compact"/>
+            </w:pPr>
+            <w:r>
+              <w:rPr>
+                <w:rStyle w:val="VerbatimChar"/>
+              </w:rPr>
+              <w:t xml:space="preserve">.net</w:t>
+            </w:r>
+          </w:p>
+        </w:tc>
+        <w:tc>
+          <w:tcPr/>
+          <w:p>
+            <w:pPr>
+              <w:pStyle w:val="Compact"/>
+              <w:jc w:val="right"/>
+            </w:pPr>
+            <w:r>
+              <w:t xml:space="preserve">2,016</w:t>
+            </w:r>
+          </w:p>
+        </w:tc>
+        <w:tc>
+          <w:tcPr/>
+          <w:p>
+            <w:pPr>
+              <w:pStyle w:val="Compact"/>
+              <w:jc w:val="right"/>
+            </w:pPr>
+            <w:r>
+              <w:t xml:space="preserve">1,863</w:t>
+            </w:r>
+          </w:p>
+        </w:tc>
+        <w:tc>
+          <w:tcPr/>
+          <w:p>
+            <w:pPr>
+              <w:pStyle w:val="Compact"/>
+              <w:jc w:val="right"/>
+            </w:pPr>
+            <w:r>
+              <w:t xml:space="preserve">92.41%</w:t>
+            </w:r>
+          </w:p>
+        </w:tc>
+      </w:tr>
+      <w:tr>
+        <w:tc>
+          <w:tcPr/>
+          <w:p>
+            <w:pPr>
+              <w:pStyle w:val="Compact"/>
+            </w:pPr>
+            <w:r>
+              <w:rPr>
+                <w:rStyle w:val="VerbatimChar"/>
+              </w:rPr>
+              <w:t xml:space="preserve">.ca</w:t>
+            </w:r>
+          </w:p>
+        </w:tc>
+        <w:tc>
+          <w:tcPr/>
+          <w:p>
+            <w:pPr>
+              <w:pStyle w:val="Compact"/>
+              <w:jc w:val="right"/>
+            </w:pPr>
+            <w:r>
+              <w:t xml:space="preserve">9,003</w:t>
+            </w:r>
+          </w:p>
+        </w:tc>
+        <w:tc>
+          <w:tcPr/>
+          <w:p>
+            <w:pPr>
+              <w:pStyle w:val="Compact"/>
+              <w:jc w:val="right"/>
+            </w:pPr>
+            <w:r>
+              <w:t xml:space="preserve">8,164</w:t>
+            </w:r>
+          </w:p>
+        </w:tc>
+        <w:tc>
+          <w:tcPr/>
+          <w:p>
+            <w:pPr>
+              <w:pStyle w:val="Compact"/>
+              <w:jc w:val="right"/>
+            </w:pPr>
+            <w:r>
+              <w:t xml:space="preserve">90.68%</w:t>
+            </w:r>
+          </w:p>
+        </w:tc>
+      </w:tr>
+      <w:tr>
+        <w:tc>
+          <w:tcPr/>
+          <w:p>
+            <w:pPr>
+              <w:pStyle w:val="Compact"/>
+            </w:pPr>
+            <w:r>
+              <w:rPr>
+                <w:rStyle w:val="VerbatimChar"/>
+              </w:rPr>
+              <w:t xml:space="preserve">.org</w:t>
+            </w:r>
+          </w:p>
+        </w:tc>
+        <w:tc>
+          <w:tcPr/>
+          <w:p>
+            <w:pPr>
+              <w:pStyle w:val="Compact"/>
+              <w:jc w:val="right"/>
+            </w:pPr>
+            <w:r>
+              <w:t xml:space="preserve">30,352</w:t>
+            </w:r>
+          </w:p>
+        </w:tc>
+        <w:tc>
+          <w:tcPr/>
+          <w:p>
+            <w:pPr>
+              <w:pStyle w:val="Compact"/>
+              <w:jc w:val="right"/>
+            </w:pPr>
+            <w:r>
+              <w:t xml:space="preserve">26,845</w:t>
+            </w:r>
+          </w:p>
+        </w:tc>
+        <w:tc>
+          <w:tcPr/>
+          <w:p>
+            <w:pPr>
+              <w:pStyle w:val="Compact"/>
+              <w:jc w:val="right"/>
+            </w:pPr>
+            <w:r>
+              <w:t xml:space="preserve">88.45%</w:t>
+            </w:r>
+          </w:p>
+        </w:tc>
+      </w:tr>
+      <w:tr>
+        <w:tc>
+          <w:tcPr/>
+          <w:p>
+            <w:pPr>
+              <w:pStyle w:val="Compact"/>
+            </w:pPr>
+            <w:r>
+              <w:rPr>
+                <w:rStyle w:val="VerbatimChar"/>
+              </w:rPr>
+              <w:t xml:space="preserve">.com</w:t>
+            </w:r>
+          </w:p>
+        </w:tc>
+        <w:tc>
+          <w:tcPr/>
+          <w:p>
+            <w:pPr>
+              <w:pStyle w:val="Compact"/>
+              <w:jc w:val="right"/>
+            </w:pPr>
+            <w:r>
+              <w:t xml:space="preserve">58,975</w:t>
+            </w:r>
+          </w:p>
+        </w:tc>
+        <w:tc>
+          <w:tcPr/>
+          <w:p>
+            <w:pPr>
+              <w:pStyle w:val="Compact"/>
+              <w:jc w:val="right"/>
+            </w:pPr>
+            <w:r>
+              <w:t xml:space="preserve">50,672</w:t>
+            </w:r>
+          </w:p>
+        </w:tc>
+        <w:tc>
+          <w:tcPr/>
+          <w:p>
+            <w:pPr>
+              <w:pStyle w:val="Compact"/>
+              <w:jc w:val="right"/>
+            </w:pPr>
+            <w:r>
+              <w:t xml:space="preserve">85.92%</w:t>
+            </w:r>
+          </w:p>
+        </w:tc>
+      </w:tr>
+      <w:tr>
+        <w:tc>
+          <w:tcPr/>
+          <w:p>
+            <w:pPr>
+              <w:pStyle w:val="Compact"/>
+            </w:pPr>
+            <w:r>
+              <w:rPr>
+                <w:rStyle w:val="VerbatimChar"/>
+              </w:rPr>
+              <w:t xml:space="preserve">.uk</w:t>
+            </w:r>
+          </w:p>
+        </w:tc>
+        <w:tc>
+          <w:tcPr/>
+          <w:p>
+            <w:pPr>
+              <w:pStyle w:val="Compact"/>
+              <w:jc w:val="right"/>
+            </w:pPr>
+            <w:r>
+              <w:t xml:space="preserve">82,832</w:t>
+            </w:r>
+          </w:p>
+        </w:tc>
+        <w:tc>
+          <w:tcPr/>
+          <w:p>
+            <w:pPr>
+              <w:pStyle w:val="Compact"/>
+              <w:jc w:val="right"/>
+            </w:pPr>
+            <w:r>
+              <w:t xml:space="preserve">48,506</w:t>
+            </w:r>
+          </w:p>
+        </w:tc>
+        <w:tc>
+          <w:tcPr/>
+          <w:p>
+            <w:pPr>
+              <w:pStyle w:val="Compact"/>
+              <w:jc w:val="right"/>
+            </w:pPr>
+            <w:r>
+              <w:t xml:space="preserve">58.56%</w:t>
+            </w:r>
+          </w:p>
+        </w:tc>
+      </w:tr>
+      <w:tr>
+        <w:tc>
+          <w:tcPr/>
+          <w:p>
+            <w:pPr>
+              <w:pStyle w:val="Compact"/>
+            </w:pPr>
+            <w:r>
+              <w:rPr>
+                <w:rStyle w:val="VerbatimChar"/>
+              </w:rPr>
+              <w:t xml:space="preserve">.edu</w:t>
+            </w:r>
+          </w:p>
+        </w:tc>
+        <w:tc>
+          <w:tcPr/>
+          <w:p>
+            <w:pPr>
+              <w:pStyle w:val="Compact"/>
+              <w:jc w:val="right"/>
+            </w:pPr>
+            <w:r>
+              <w:t xml:space="preserve">3,370</w:t>
+            </w:r>
+          </w:p>
+        </w:tc>
+        <w:tc>
+          <w:tcPr/>
+          <w:p>
+            <w:pPr>
+              <w:pStyle w:val="Compact"/>
+              <w:jc w:val="right"/>
+            </w:pPr>
+            <w:r>
+              <w:t xml:space="preserve">1,357</w:t>
+            </w:r>
+          </w:p>
+        </w:tc>
+        <w:tc>
+          <w:tcPr/>
+          <w:p>
+            <w:pPr>
+              <w:pStyle w:val="Compact"/>
+              <w:jc w:val="right"/>
+            </w:pPr>
+            <w:r>
+              <w:t xml:space="preserve">40.27%</w:t>
+            </w:r>
+          </w:p>
+        </w:tc>
+      </w:tr>
+      <w:tr>
+        <w:tc>
+          <w:tcPr/>
+          <w:p>
+            <w:pPr>
+              <w:pStyle w:val="Compact"/>
+            </w:pPr>
+            <w:r>
+              <w:rPr>
+                <w:rStyle w:val="VerbatimChar"/>
+              </w:rPr>
+              <w:t xml:space="preserve">.gov</w:t>
+            </w:r>
+          </w:p>
+        </w:tc>
+        <w:tc>
+          <w:tcPr/>
+          <w:p>
+            <w:pPr>
+              <w:pStyle w:val="Compact"/>
+              <w:jc w:val="right"/>
+            </w:pPr>
+            <w:r>
+              <w:t xml:space="preserve">563</w:t>
+            </w:r>
+          </w:p>
+        </w:tc>
+        <w:tc>
+          <w:tcPr/>
+          <w:p>
+            <w:pPr>
+              <w:pStyle w:val="Compact"/>
+              <w:jc w:val="right"/>
+            </w:pPr>
+            <w:r>
+              <w:t xml:space="preserve">135</w:t>
+            </w:r>
+          </w:p>
+        </w:tc>
+        <w:tc>
+          <w:tcPr/>
+          <w:p>
+            <w:pPr>
+              <w:pStyle w:val="Compact"/>
+              <w:jc w:val="right"/>
+            </w:pPr>
+            <w:r>
+              <w:t xml:space="preserve">23.98%</w:t>
+            </w:r>
+          </w:p>
+        </w:tc>
+      </w:tr>
+      <w:tr>
+        <w:tc>
+          <w:tcPr/>
+          <w:p>
+            <w:pPr>
+              <w:pStyle w:val="Compact"/>
+            </w:pPr>
+            <w:r>
+              <w:rPr>
+                <w:rStyle w:val="VerbatimChar"/>
+              </w:rPr>
+              <w:t xml:space="preserve">.mil</w:t>
+            </w:r>
+          </w:p>
+        </w:tc>
+        <w:tc>
+          <w:tcPr/>
+          <w:p>
+            <w:pPr>
+              <w:pStyle w:val="Compact"/>
+              <w:jc w:val="right"/>
+            </w:pPr>
+            <w:r>
+              <w:t xml:space="preserve">8,234</w:t>
+            </w:r>
+          </w:p>
+        </w:tc>
+        <w:tc>
+          <w:tcPr/>
+          <w:p>
+            <w:pPr>
+              <w:pStyle w:val="Compact"/>
+              <w:jc w:val="right"/>
+            </w:pPr>
+            <w:r>
+              <w:t xml:space="preserve">21</w:t>
+            </w:r>
+          </w:p>
+        </w:tc>
+        <w:tc>
+          <w:tcPr/>
+          <w:p>
+            <w:pPr>
+              <w:pStyle w:val="Compact"/>
+              <w:jc w:val="right"/>
+            </w:pPr>
+            <w:r>
+              <w:rPr>
+                <w:b/>
+                <w:bCs/>
+              </w:rPr>
+              <w:t xml:space="preserve">0.26%</w:t>
+            </w:r>
+          </w:p>
+        </w:tc>
+      </w:tr>
+    </w:tbl>
+    <w:p>
+      <w:pPr>
+        <w:numPr>
+          <w:ilvl w:val="0"/>
+          <w:numId w:val="1000"/>
+        </w:numPr>
+      </w:pPr>
+      <w:r>
+        <w:t xml:space="preserve">The pool holds 216,303 undated</w:t>
+      </w:r>
+      <w:r>
+        <w:t xml:space="preserve"> </w:t>
+      </w:r>
+      <w:r>
+        <w:rPr>
+          <w:rStyle w:val="VerbatimChar"/>
+        </w:rPr>
+        <w:t xml:space="preserve">.edu</w:t>
+      </w:r>
+      <w:r>
+        <w:t xml:space="preserve"> </w:t>
+      </w:r>
+      <w:r>
+        <w:t xml:space="preserve">names, against an all-time</w:t>
+      </w:r>
+      <w:r>
+        <w:t xml:space="preserve"> </w:t>
+      </w:r>
+      <w:r>
+        <w:rPr>
+          <w:rStyle w:val="VerbatimChar"/>
+        </w:rPr>
+        <w:t xml:space="preserve">.edu</w:t>
+      </w:r>
+      <w:r>
+        <w:t xml:space="preserve"> </w:t>
+      </w:r>
+      <w:r>
+        <w:t xml:space="preserve">registrant population on the</w:t>
+      </w:r>
+      <w:r>
+        <w:t xml:space="preserve"> </w:t>
+      </w:r>
+      <w:r>
+        <w:t xml:space="preserve">order of seven thousand. A sample shows why:</w:t>
+      </w:r>
+      <w:r>
+        <w:t xml:space="preserve"> </w:t>
+      </w:r>
+      <w:r>
+        <w:rPr>
+          <w:rStyle w:val="VerbatimChar"/>
+        </w:rPr>
+        <w:t xml:space="preserve">osartyrvrb.edu</w:t>
+      </w:r>
+      <w:r>
+        <w:t xml:space="preserve">,</w:t>
+      </w:r>
+      <w:r>
+        <w:t xml:space="preserve"> </w:t>
+      </w:r>
+      <w:r>
+        <w:rPr>
+          <w:rStyle w:val="VerbatimChar"/>
+        </w:rPr>
+        <w:t xml:space="preserve">rjhxf.mil</w:t>
+      </w:r>
+      <w:r>
+        <w:t xml:space="preserve">,</w:t>
+      </w:r>
+      <w:r>
+        <w:t xml:space="preserve"> </w:t>
+      </w:r>
+      <w:r>
+        <w:rPr>
+          <w:rStyle w:val="VerbatimChar"/>
+        </w:rPr>
+        <w:t xml:space="preserve">yjwuuxuqqa.gov</w:t>
+      </w:r>
+      <w:r>
+        <w:t xml:space="preserve">. They</w:t>
+      </w:r>
+      <w:r>
+        <w:t xml:space="preserve"> </w:t>
+      </w:r>
+      <w:r>
+        <w:t xml:space="preserve">come from Usenet address mentions and are anti-harvester address munging.</w:t>
+      </w:r>
+      <w:r>
+        <w:t xml:space="preserve"> </w:t>
+      </w:r>
+      <w:r>
+        <w:rPr>
+          <w:b/>
+          <w:bCs/>
+        </w:rPr>
+        <w:t xml:space="preserve">So any equivalent-English</w:t>
+      </w:r>
+      <w:r>
+        <w:rPr>
+          <w:b/>
+          <w:bCs/>
+        </w:rPr>
+        <w:t xml:space="preserve"> </w:t>
+      </w:r>
+      <w:r>
+        <w:rPr>
+          <w:b/>
+          <w:bCs/>
+        </w:rPr>
+        <w:t xml:space="preserve">ceiling computed over the pool is dominated by namespaces measured to be largely fictional</w:t>
+      </w:r>
+      <w:r>
+        <w:t xml:space="preserve">, and the</w:t>
+      </w:r>
+      <w:r>
+        <w:t xml:space="preserve"> </w:t>
+      </w:r>
+      <w:r>
+        <w:t xml:space="preserve">high-weight ones are the worst offenders:</w:t>
+      </w:r>
+      <w:r>
+        <w:t xml:space="preserve"> </w:t>
+      </w:r>
+      <w:r>
+        <w:rPr>
+          <w:rStyle w:val="VerbatimChar"/>
+        </w:rPr>
+        <w:t xml:space="preserve">.mil</w:t>
+      </w:r>
+      <w:r>
+        <w:t xml:space="preserve"> </w:t>
+      </w:r>
+      <w:r>
+        <w:t xml:space="preserve">is nominally worth 185,927 at weight 0.9981 and about</w:t>
+      </w:r>
+      <w:r>
+        <w:t xml:space="preserve"> </w:t>
+      </w:r>
+      <w:r>
+        <w:t xml:space="preserve">483 at its measured rate. The pool is delivered as it stands, with this measurement rather than</w:t>
+      </w:r>
+      <w:r>
+        <w:t xml:space="preserve"> </w:t>
+      </w:r>
+      <w:r>
+        <w:t xml:space="preserve">without it, because trimming a delivered artifact on the last day is a worse answer than describing</w:t>
+      </w:r>
+      <w:r>
+        <w:t xml:space="preserve"> </w:t>
+      </w:r>
+      <w:r>
+        <w:t xml:space="preserve">it accurately. None of this touches the annual files: a candidate cannot date a year, and the two</w:t>
+      </w:r>
+      <w:r>
+        <w:t xml:space="preserve"> </w:t>
+      </w:r>
+      <w:r>
+        <w:t xml:space="preserve">integrity checks in section 3 enforce that on every build.</w:t>
+      </w:r>
+    </w:p>
+    <w:p>
+      <w:pPr>
         <w:numPr>
           <w:ilvl w:val="0"/>
           <w:numId w:val="1003"/>
@@ -6374,8 +8093,8 @@
         <w:t xml:space="preserve">.</w:t>
       </w:r>
     </w:p>
-    <w:bookmarkEnd w:id="16"/>
-    <w:bookmarkStart w:id="17" w:name="Xd974a9099d2dadaa56db33e2d16fdb57bdddefb"/>
+    <w:bookmarkEnd w:id="19"/>
+    <w:bookmarkStart w:id="20" w:name="Xd974a9099d2dadaa56db33e2d16fdb57bdddefb"/>
     <w:p>
       <w:pPr>
         <w:pStyle w:val="Heading2"/>
@@ -7078,8 +8797,8 @@
         <w:t xml:space="preserve">source. Those need the network.</w:t>
       </w:r>
     </w:p>
-    <w:bookmarkEnd w:id="17"/>
-    <w:bookmarkEnd w:id="18"/>
+    <w:bookmarkEnd w:id="20"/>
+    <w:bookmarkEnd w:id="21"/>
     <w:sectPr>
       <w:footnotePr>
         <w:numRestart w:val="eachSect"/>

--- a/docs/report.docx
+++ b/docs/report.docx
@@ -75,7 +75,7 @@
                 <w:b/>
                 <w:bCs/>
               </w:rPr>
-              <w:t xml:space="preserve">437,419</w:t>
+              <w:t xml:space="preserve">437,612</w:t>
             </w:r>
           </w:p>
         </w:tc>
@@ -100,7 +100,7 @@
               <w:jc w:val="right"/>
             </w:pPr>
             <w:r>
-              <w:t xml:space="preserve">370,807</w:t>
+              <w:t xml:space="preserve">370,982</w:t>
             </w:r>
           </w:p>
         </w:tc>
@@ -129,7 +129,7 @@
                 <w:b/>
                 <w:bCs/>
               </w:rPr>
-              <w:t xml:space="preserve">208,587</w:t>
+              <w:t xml:space="preserve">208,665</w:t>
             </w:r>
           </w:p>
         </w:tc>
@@ -158,7 +158,7 @@
                 <w:b/>
                 <w:bCs/>
               </w:rPr>
-              <w:t xml:space="preserve">305,662.2</w:t>
+              <w:t xml:space="preserve">305,795.4</w:t>
             </w:r>
           </w:p>
         </w:tc>
@@ -187,7 +187,7 @@
                 <w:b/>
                 <w:bCs/>
               </w:rPr>
-              <w:t xml:space="preserve">3.6620%</w:t>
+              <w:t xml:space="preserve">3.6636%</w:t>
             </w:r>
           </w:p>
         </w:tc>
@@ -413,19 +413,19 @@
               <w:jc w:val="right"/>
             </w:pPr>
             <w:r>
-              <w:t xml:space="preserve">19,592</w:t>
-            </w:r>
-          </w:p>
-        </w:tc>
-        <w:tc>
-          <w:tcPr/>
-          <w:p>
-            <w:pPr>
-              <w:pStyle w:val="Compact"/>
-              <w:jc w:val="right"/>
-            </w:pPr>
-            <w:r>
-              <w:t xml:space="preserve">583 (3.0%)</w:t>
+              <w:t xml:space="preserve">19,599</w:t>
+            </w:r>
+          </w:p>
+        </w:tc>
+        <w:tc>
+          <w:tcPr/>
+          <w:p>
+            <w:pPr>
+              <w:pStyle w:val="Compact"/>
+              <w:jc w:val="right"/>
+            </w:pPr>
+            <w:r>
+              <w:t xml:space="preserve">590 (3.0%)</w:t>
             </w:r>
           </w:p>
         </w:tc>
@@ -462,19 +462,19 @@
               <w:jc w:val="right"/>
             </w:pPr>
             <w:r>
-              <w:t xml:space="preserve">44,387</w:t>
-            </w:r>
-          </w:p>
-        </w:tc>
-        <w:tc>
-          <w:tcPr/>
-          <w:p>
-            <w:pPr>
-              <w:pStyle w:val="Compact"/>
-              <w:jc w:val="right"/>
-            </w:pPr>
-            <w:r>
-              <w:t xml:space="preserve">1,993 (4.5%)</w:t>
+              <w:t xml:space="preserve">44,399</w:t>
+            </w:r>
+          </w:p>
+        </w:tc>
+        <w:tc>
+          <w:tcPr/>
+          <w:p>
+            <w:pPr>
+              <w:pStyle w:val="Compact"/>
+              <w:jc w:val="right"/>
+            </w:pPr>
+            <w:r>
+              <w:t xml:space="preserve">2,006 (4.5%)</w:t>
             </w:r>
           </w:p>
         </w:tc>
@@ -511,19 +511,19 @@
               <w:jc w:val="right"/>
             </w:pPr>
             <w:r>
-              <w:t xml:space="preserve">60,347</w:t>
-            </w:r>
-          </w:p>
-        </w:tc>
-        <w:tc>
-          <w:tcPr/>
-          <w:p>
-            <w:pPr>
-              <w:pStyle w:val="Compact"/>
-              <w:jc w:val="right"/>
-            </w:pPr>
-            <w:r>
-              <w:t xml:space="preserve">4,174 (6.9%)</w:t>
+              <w:t xml:space="preserve">60,370</w:t>
+            </w:r>
+          </w:p>
+        </w:tc>
+        <w:tc>
+          <w:tcPr/>
+          <w:p>
+            <w:pPr>
+              <w:pStyle w:val="Compact"/>
+              <w:jc w:val="right"/>
+            </w:pPr>
+            <w:r>
+              <w:t xml:space="preserve">4,197 (7.0%)</w:t>
             </w:r>
           </w:p>
         </w:tc>
@@ -560,19 +560,19 @@
               <w:jc w:val="right"/>
             </w:pPr>
             <w:r>
-              <w:t xml:space="preserve">189,872</w:t>
-            </w:r>
-          </w:p>
-        </w:tc>
-        <w:tc>
-          <w:tcPr/>
-          <w:p>
-            <w:pPr>
-              <w:pStyle w:val="Compact"/>
-              <w:jc w:val="right"/>
-            </w:pPr>
-            <w:r>
-              <w:t xml:space="preserve">30,397 (16.0%)</w:t>
+              <w:t xml:space="preserve">190,023</w:t>
+            </w:r>
+          </w:p>
+        </w:tc>
+        <w:tc>
+          <w:tcPr/>
+          <w:p>
+            <w:pPr>
+              <w:pStyle w:val="Compact"/>
+              <w:jc w:val="right"/>
+            </w:pPr>
+            <w:r>
+              <w:t xml:space="preserve">30,548 (16.1%)</w:t>
             </w:r>
           </w:p>
         </w:tc>
@@ -621,7 +621,7 @@
                 <w:b/>
                 <w:bCs/>
               </w:rPr>
-              <w:t xml:space="preserve">437,419</w:t>
+              <w:t xml:space="preserve">437,612</w:t>
             </w:r>
           </w:p>
         </w:tc>
@@ -637,7 +637,7 @@
                 <w:b/>
                 <w:bCs/>
               </w:rPr>
-              <w:t xml:space="preserve">37,193 (8.5%)</w:t>
+              <w:t xml:space="preserve">37,387 (8.5%)</w:t>
             </w:r>
           </w:p>
         </w:tc>
@@ -704,7 +704,7 @@
           <w:b/>
           <w:bCs/>
         </w:rPr>
-        <w:t xml:space="preserve">111,679.73</w:t>
+        <w:t xml:space="preserve">111,546.57</w:t>
       </w:r>
       <w:r>
         <w:t xml:space="preserve">.</w:t>
@@ -823,7 +823,7 @@
         <w:t xml:space="preserve"> </w:t>
       </w:r>
       <w:r>
-        <w:t xml:space="preserve">reads 3.6620%. Both numbers are correct and only the second is the one being accepted against.</w:t>
+        <w:t xml:space="preserve">reads 3.6636%. Both numbers are correct and only the second is the one being accepted against.</w:t>
       </w:r>
     </w:p>
     <w:p>
@@ -1411,7 +1411,13 @@
         <w:t xml:space="preserve"> </w:t>
       </w:r>
       <w:r>
-        <w:t xml:space="preserve">the cheap ones, and the register of families closed on measurement now stands at roughly sixty. So the</w:t>
+        <w:t xml:space="preserve">the cheap ones, and the register of families closed on measurement is now the larger half of the count</w:t>
+      </w:r>
+      <w:r>
+        <w:t xml:space="preserve"> </w:t>
+      </w:r>
+      <w:r>
+        <w:t xml:space="preserve">in section 6. So the</w:t>
       </w:r>
       <w:r>
         <w:t xml:space="preserve"> </w:t>
@@ -2783,19 +2789,19 @@
               <w:jc w:val="right"/>
             </w:pPr>
             <w:r>
-              <w:t xml:space="preserve">37,098</w:t>
-            </w:r>
-          </w:p>
-        </w:tc>
-        <w:tc>
-          <w:tcPr/>
-          <w:p>
-            <w:pPr>
-              <w:pStyle w:val="Compact"/>
-              <w:jc w:val="right"/>
-            </w:pPr>
-            <w:r>
-              <w:t xml:space="preserve">31,593.8</w:t>
+              <w:t xml:space="preserve">37,291</w:t>
+            </w:r>
+          </w:p>
+        </w:tc>
+        <w:tc>
+          <w:tcPr/>
+          <w:p>
+            <w:pPr>
+              <w:pStyle w:val="Compact"/>
+              <w:jc w:val="right"/>
+            </w:pPr>
+            <w:r>
+              <w:t xml:space="preserve">31,726.9</w:t>
             </w:r>
           </w:p>
         </w:tc>
@@ -3584,7 +3590,7 @@
                 <w:b/>
                 <w:bCs/>
               </w:rPr>
-              <w:t xml:space="preserve">437,419</w:t>
+              <w:t xml:space="preserve">437,612</w:t>
             </w:r>
           </w:p>
         </w:tc>
@@ -3600,7 +3606,7 @@
                 <w:b/>
                 <w:bCs/>
               </w:rPr>
-              <w:t xml:space="preserve">305,662.2</w:t>
+              <w:t xml:space="preserve">305,795.4</w:t>
             </w:r>
           </w:p>
         </w:tc>
@@ -3615,7 +3621,7 @@
           <w:b/>
           <w:bCs/>
         </w:rPr>
-        <w:t xml:space="preserve">All 14 are master sources, so all 437,419 pairs are admitted to the annual files.</w:t>
+        <w:t xml:space="preserve">All 14 are master sources, so all 437,612 pairs are admitted to the annual files.</w:t>
       </w:r>
       <w:r>
         <w:t xml:space="preserve"> </w:t>
@@ -4509,7 +4515,7 @@
         <w:pStyle w:val="BodyText"/>
       </w:pPr>
       <w:r>
-        <w:t xml:space="preserve">Beyond that, 5,075 of this round's pairs are confirmed by two or more independent collection lineages rather than one, and every asserted pair in the collection carries 1.5956 distinct sources on average.</w:t>
+        <w:t xml:space="preserve">Beyond that, 5,076 of this round's pairs are confirmed by two or more independent collection lineages rather than one, and every asserted pair in the collection carries 1.5957 distinct sources on average.</w:t>
       </w:r>
     </w:p>
     <w:bookmarkEnd w:id="15"/>
@@ -4863,31 +4869,31 @@
               <w:jc w:val="right"/>
             </w:pPr>
             <w:r>
-              <w:t xml:space="preserve">147</w:t>
-            </w:r>
-          </w:p>
-        </w:tc>
-        <w:tc>
-          <w:tcPr/>
-          <w:p>
-            <w:pPr>
-              <w:pStyle w:val="Compact"/>
-              <w:jc w:val="right"/>
-            </w:pPr>
-            <w:r>
-              <w:t xml:space="preserve">97,288</w:t>
-            </w:r>
-          </w:p>
-        </w:tc>
-        <w:tc>
-          <w:tcPr/>
-          <w:p>
-            <w:pPr>
-              <w:pStyle w:val="Compact"/>
-              <w:jc w:val="right"/>
-            </w:pPr>
-            <w:r>
-              <w:t xml:space="preserve">81,722</w:t>
+              <w:t xml:space="preserve">148</w:t>
+            </w:r>
+          </w:p>
+        </w:tc>
+        <w:tc>
+          <w:tcPr/>
+          <w:p>
+            <w:pPr>
+              <w:pStyle w:val="Compact"/>
+              <w:jc w:val="right"/>
+            </w:pPr>
+            <w:r>
+              <w:t xml:space="preserve">97,888</w:t>
+            </w:r>
+          </w:p>
+        </w:tc>
+        <w:tc>
+          <w:tcPr/>
+          <w:p>
+            <w:pPr>
+              <w:pStyle w:val="Compact"/>
+              <w:jc w:val="right"/>
+            </w:pPr>
+            <w:r>
+              <w:t xml:space="preserve">82,221</w:t>
             </w:r>
           </w:p>
         </w:tc>
@@ -4911,31 +4917,31 @@
               <w:jc w:val="right"/>
             </w:pPr>
             <w:r>
-              <w:t xml:space="preserve">41.8%</w:t>
-            </w:r>
-          </w:p>
-        </w:tc>
-        <w:tc>
-          <w:tcPr/>
-          <w:p>
-            <w:pPr>
-              <w:pStyle w:val="Compact"/>
-              <w:jc w:val="right"/>
-            </w:pPr>
-            <w:r>
-              <w:t xml:space="preserve">82,305</w:t>
-            </w:r>
-          </w:p>
-        </w:tc>
-        <w:tc>
-          <w:tcPr/>
-          <w:p>
-            <w:pPr>
-              <w:pStyle w:val="Compact"/>
-              <w:jc w:val="right"/>
-            </w:pPr>
-            <w:r>
-              <w:t xml:space="preserve">51,092</w:t>
+              <w:t xml:space="preserve">41.6%</w:t>
+            </w:r>
+          </w:p>
+        </w:tc>
+        <w:tc>
+          <w:tcPr/>
+          <w:p>
+            <w:pPr>
+              <w:pStyle w:val="Compact"/>
+              <w:jc w:val="right"/>
+            </w:pPr>
+            <w:r>
+              <w:t xml:space="preserve">82,807</w:t>
+            </w:r>
+          </w:p>
+        </w:tc>
+        <w:tc>
+          <w:tcPr/>
+          <w:p>
+            <w:pPr>
+              <w:pStyle w:val="Compact"/>
+              <w:jc w:val="right"/>
+            </w:pPr>
+            <w:r>
+              <w:t xml:space="preserve">51,176</w:t>
             </w:r>
           </w:p>
         </w:tc>
@@ -4963,31 +4969,31 @@
               <w:jc w:val="right"/>
             </w:pPr>
             <w:r>
-              <w:t xml:space="preserve">197</w:t>
-            </w:r>
-          </w:p>
-        </w:tc>
-        <w:tc>
-          <w:tcPr/>
-          <w:p>
-            <w:pPr>
-              <w:pStyle w:val="Compact"/>
-              <w:jc w:val="right"/>
-            </w:pPr>
-            <w:r>
-              <w:t xml:space="preserve">58,941</w:t>
-            </w:r>
-          </w:p>
-        </w:tc>
-        <w:tc>
-          <w:tcPr/>
-          <w:p>
-            <w:pPr>
-              <w:pStyle w:val="Compact"/>
-              <w:jc w:val="right"/>
-            </w:pPr>
-            <w:r>
-              <w:t xml:space="preserve">51,982</w:t>
+              <w:t xml:space="preserve">198</w:t>
+            </w:r>
+          </w:p>
+        </w:tc>
+        <w:tc>
+          <w:tcPr/>
+          <w:p>
+            <w:pPr>
+              <w:pStyle w:val="Compact"/>
+              <w:jc w:val="right"/>
+            </w:pPr>
+            <w:r>
+              <w:t xml:space="preserve">59,241</w:t>
+            </w:r>
+          </w:p>
+        </w:tc>
+        <w:tc>
+          <w:tcPr/>
+          <w:p>
+            <w:pPr>
+              <w:pStyle w:val="Compact"/>
+              <w:jc w:val="right"/>
+            </w:pPr>
+            <w:r>
+              <w:t xml:space="preserve">52,235</w:t>
             </w:r>
           </w:p>
         </w:tc>
@@ -5011,31 +5017,31 @@
               <w:jc w:val="right"/>
             </w:pPr>
             <w:r>
-              <w:t xml:space="preserve">70.5%</w:t>
-            </w:r>
-          </w:p>
-        </w:tc>
-        <w:tc>
-          <w:tcPr/>
-          <w:p>
-            <w:pPr>
-              <w:pStyle w:val="Compact"/>
-              <w:jc w:val="right"/>
-            </w:pPr>
-            <w:r>
-              <w:t xml:space="preserve">52,054</w:t>
-            </w:r>
-          </w:p>
-        </w:tc>
-        <w:tc>
-          <w:tcPr/>
-          <w:p>
-            <w:pPr>
-              <w:pStyle w:val="Compact"/>
-              <w:jc w:val="right"/>
-            </w:pPr>
-            <w:r>
-              <w:t xml:space="preserve">115,335</w:t>
+              <w:t xml:space="preserve">70.7%</w:t>
+            </w:r>
+          </w:p>
+        </w:tc>
+        <w:tc>
+          <w:tcPr/>
+          <w:p>
+            <w:pPr>
+              <w:pStyle w:val="Compact"/>
+              <w:jc w:val="right"/>
+            </w:pPr>
+            <w:r>
+              <w:t xml:space="preserve">52,323</w:t>
+            </w:r>
+          </w:p>
+        </w:tc>
+        <w:tc>
+          <w:tcPr/>
+          <w:p>
+            <w:pPr>
+              <w:pStyle w:val="Compact"/>
+              <w:jc w:val="right"/>
+            </w:pPr>
+            <w:r>
+              <w:t xml:space="preserve">116,189</w:t>
             </w:r>
           </w:p>
         </w:tc>
@@ -5568,7 +5574,7 @@
                 <w:b/>
                 <w:bCs/>
               </w:rPr>
-              <w:t xml:space="preserve">637</w:t>
+              <w:t xml:space="preserve">639</w:t>
             </w:r>
           </w:p>
         </w:tc>
@@ -5584,7 +5590,7 @@
                 <w:b/>
                 <w:bCs/>
               </w:rPr>
-              <w:t xml:space="preserve">287,868</w:t>
+              <w:t xml:space="preserve">288,768</w:t>
             </w:r>
           </w:p>
         </w:tc>
@@ -5600,7 +5606,7 @@
                 <w:b/>
                 <w:bCs/>
               </w:rPr>
-              <w:t xml:space="preserve">249,539</w:t>
+              <w:t xml:space="preserve">250,291</w:t>
             </w:r>
           </w:p>
         </w:tc>
@@ -5632,7 +5638,7 @@
                 <w:b/>
                 <w:bCs/>
               </w:rPr>
-              <w:t xml:space="preserve">68.8%</w:t>
+              <w:t xml:space="preserve">68.7%</w:t>
             </w:r>
           </w:p>
         </w:tc>
@@ -5648,7 +5654,7 @@
                 <w:b/>
                 <w:bCs/>
               </w:rPr>
-              <w:t xml:space="preserve">250,893</w:t>
+              <w:t xml:space="preserve">251,664</w:t>
             </w:r>
           </w:p>
         </w:tc>
@@ -5664,7 +5670,7 @@
                 <w:b/>
                 <w:bCs/>
               </w:rPr>
-              <w:t xml:space="preserve">516,741</w:t>
+              <w:t xml:space="preserve">517,679</w:t>
             </w:r>
           </w:p>
         </w:tc>
@@ -5687,7 +5693,7 @@
         <w:pStyle w:val="BodyText"/>
       </w:pPr>
       <w:r>
-        <w:t xml:space="preserve">Of 287,868 queries, 249,539 were answered (86.7%). The 38,329 that were not divide into two kinds, and the smaller kind is the one usually discussed.</w:t>
+        <w:t xml:space="preserve">Of 288,768 queries, 250,291 were answered (86.7%). The 38,477 that were not divide into two kinds, and the smaller kind is the one usually discussed.</w:t>
       </w:r>
       <w:r>
         <w:t xml:space="preserve"> </w:t>
@@ -5697,10 +5703,10 @@
           <w:b/>
           <w:bCs/>
         </w:rPr>
-        <w:t xml:space="preserve">HTTP-level errors are 2,760 (0.96%)</w:t>
-      </w:r>
-      <w:r>
-        <w:t xml:space="preserve">: 0 rate limits (429), 1,994 server errors (500, 502, 503, 504) and 766 refusals (403).</w:t>
+        <w:t xml:space="preserve">HTTP-level errors are 2,770 (0.96%)</w:t>
+      </w:r>
+      <w:r>
+        <w:t xml:space="preserve">: 0 rate limits (429), 1,994 server errors (500, 502, 503, 504) and 776 refusals (403).</w:t>
       </w:r>
       <w:r>
         <w:t xml:space="preserve"> </w:t>
@@ -5710,10 +5716,10 @@
           <w:b/>
           <w:bCs/>
         </w:rPr>
-        <w:t xml:space="preserve">Transport-level failures are 35,569 (12.36%)</w:t>
-      </w:r>
-      <w:r>
-        <w:t xml:space="preserve">: 27,428 connections refused or reset and 8,141 timed out. So the binding constraint is not a status code we could read and obey, it is the connection being dropped before a status exists. Rate limits and server errors are retried with exponential backoff honouring</w:t>
+        <w:t xml:space="preserve">Transport-level failures are 35,707 (12.37%)</w:t>
+      </w:r>
+      <w:r>
+        <w:t xml:space="preserve">: 27,520 connections refused or reset and 8,187 timed out. So the binding constraint is not a status code we could read and obey, it is the connection being dropped before a status exists. Rate limits and server errors are retried with exponential backoff honouring</w:t>
       </w:r>
       <w:r>
         <w:t xml:space="preserve"> </w:t>
@@ -5916,10 +5922,10 @@
           <w:b/>
           <w:bCs/>
         </w:rPr>
-        <w:t xml:space="preserve">107 source families have been searched and recorded</w:t>
-      </w:r>
-      <w:r>
-        <w:t xml:space="preserve">: 24 developed far enough to earn their own section, and 83 evaluated and closed, each with the measurement that closed it. The developed ones:</w:t>
+        <w:t xml:space="preserve">111 source families have been searched and recorded</w:t>
+      </w:r>
+      <w:r>
+        <w:t xml:space="preserve">: 24 developed far enough to earn their own section, and 87 evaluated and closed, each with the measurement that closed it. The developed ones:</w:t>
       </w:r>
     </w:p>
     <w:p>
@@ -6581,7 +6587,7 @@
         <w:pStyle w:val="FirstParagraph"/>
       </w:pPr>
       <w:r>
-        <w:t xml:space="preserve">The 83 closed families are listed under</w:t>
+        <w:t xml:space="preserve">The 87 closed families are listed under</w:t>
       </w:r>
       <w:r>
         <w:t xml:space="preserve"> </w:t>
@@ -7875,6 +7881,18 @@
         </w:rPr>
         <w:t xml:space="preserve">Where further expansion is worthwhile, in order.</w:t>
       </w:r>
+      <w:r>
+        <w:t xml:space="preserve"> </w:t>
+      </w:r>
+      <w:r>
+        <w:t xml:space="preserve">The first entry is measured rather than argued,</w:t>
+      </w:r>
+      <w:r>
+        <w:t xml:space="preserve"> </w:t>
+      </w:r>
+      <w:r>
+        <w:t xml:space="preserve">which is the form this question deserves.</w:t>
+      </w:r>
     </w:p>
     <w:p>
       <w:pPr>
@@ -7889,25 +7907,118 @@
           <w:b/>
           <w:bCs/>
         </w:rPr>
+        <w:t xml:space="preserve">The bracketed gaps we already hold and have never asked about.</w:t>
+      </w:r>
+      <w:r>
+        <w:t xml:space="preserve"> </w:t>
+      </w:r>
+      <w:r>
+        <w:t xml:space="preserve">A domain dated in year Y-1 and</w:t>
+      </w:r>
+      <w:r>
+        <w:t xml:space="preserve"> </w:t>
+      </w:r>
+      <w:r>
+        <w:t xml:space="preserve">Y+1 but not Y is the highest-probability query this project has: the domain is known to have existed</w:t>
+      </w:r>
+      <w:r>
+        <w:t xml:space="preserve"> </w:t>
+      </w:r>
+      <w:r>
+        <w:t xml:space="preserve">on both sides of the gap, and the completeness engine answers such queries at 85 to 97%.</w:t>
+      </w:r>
+      <w:r>
+        <w:t xml:space="preserve"> </w:t>
+      </w:r>
+      <w:r>
+        <w:rPr>
+          <w:b/>
+          <w:bCs/>
+        </w:rPr>
+        <w:t xml:space="preserve">285,842 of them have never been queried.</w:t>
+      </w:r>
+      <w:r>
+        <w:t xml:space="preserve"> </w:t>
+      </w:r>
+      <w:r>
+        <w:t xml:space="preserve">Priced on 514 live queries rather than projected, that</w:t>
+      </w:r>
+      <w:r>
+        <w:t xml:space="preserve"> </w:t>
+      </w:r>
+      <w:r>
+        <w:t xml:space="preserve">is</w:t>
+      </w:r>
+      <w:r>
+        <w:t xml:space="preserve"> </w:t>
+      </w:r>
+      <w:r>
+        <w:rPr>
+          <w:b/>
+          <w:bCs/>
+        </w:rPr>
+        <w:t xml:space="preserve">103,000 to 164,000 net-new pairs and 73,061 to 85,627 equivalent-English</w:t>
+      </w:r>
+      <w:r>
+        <w:t xml:space="preserve">, which is 0.88 to</w:t>
+      </w:r>
+      <w:r>
+        <w:t xml:space="preserve"> </w:t>
+      </w:r>
+      <w:r>
+        <w:t xml:space="preserve">1.03 percentage points. It needs no new source, no download and no permission; it needs request</w:t>
+      </w:r>
+      <w:r>
+        <w:t xml:space="preserve"> </w:t>
+      </w:r>
+      <w:r>
+        <w:t xml:space="preserve">throughput, which section 5 explains we do not have in quantity. A first estimate of this was 1.6 to</w:t>
+      </w:r>
+      <w:r>
+        <w:t xml:space="preserve"> </w:t>
+      </w:r>
+      <w:r>
+        <w:t xml:space="preserve">1.9x higher and was cut on measurement before being written down here.</w:t>
+      </w:r>
+    </w:p>
+    <w:p>
+      <w:pPr>
+        <w:pStyle w:val="Compact"/>
+        <w:numPr>
+          <w:ilvl w:val="0"/>
+          <w:numId w:val="1004"/>
+        </w:numPr>
+      </w:pPr>
+      <w:r>
+        <w:rPr>
+          <w:b/>
+          <w:bCs/>
+        </w:rPr>
         <w:t xml:space="preserve">Bulk dated corpora in research repositories.</w:t>
       </w:r>
       <w:r>
         <w:t xml:space="preserve"> </w:t>
       </w:r>
       <w:r>
-        <w:t xml:space="preserve">The DRUM result establishes both that they exist and</w:t>
-      </w:r>
-      <w:r>
-        <w:t xml:space="preserve"> </w:t>
-      </w:r>
-      <w:r>
-        <w:t xml:space="preserve">that they dwarf per-domain querying. This is the highest-value direction by a wide margin and it is</w:t>
-      </w:r>
-      <w:r>
-        <w:t xml:space="preserve"> </w:t>
-      </w:r>
-      <w:r>
-        <w:t xml:space="preserve">where the discovery system is now pointed.</w:t>
+        <w:t xml:space="preserve">The result described in section 1 establishes both</w:t>
+      </w:r>
+      <w:r>
+        <w:t xml:space="preserve"> </w:t>
+      </w:r>
+      <w:r>
+        <w:t xml:space="preserve">that they exist and that they dwarf per-domain querying. Note the qualification the search</w:t>
+      </w:r>
+      <w:r>
+        <w:t xml:space="preserve"> </w:t>
+      </w:r>
+      <w:r>
+        <w:t xml:space="preserve">established: the capture census found this round appears to be singular rather than the first of a</w:t>
+      </w:r>
+      <w:r>
+        <w:t xml:space="preserve"> </w:t>
+      </w:r>
+      <w:r>
+        <w:t xml:space="preserve">family, since six further sweeps of the same repositories and collections returned nothing in window.</w:t>
       </w:r>
     </w:p>
     <w:p>

--- a/docs/report.docx
+++ b/docs/report.docx
@@ -724,7 +724,19 @@
         <w:t xml:space="preserve"> </w:t>
       </w:r>
       <w:r>
-        <w:t xml:space="preserve">Two rounds are shown without a figure because they are contained in a later one and adding them would double-count: round 2 was measured against the same release as round 3, and round 4 was an interim report whose records are still net-new in this one. The growth rates of different rounds are not additive, because the baseline was reissued between them, so the cumulative percentage below is stated against a single fixed denominator: the 5,531,053.6089 equivalent-English of the corpus as it stood before the first submission.</w:t>
+        <w:t xml:space="preserve">Growth rates from different rounds are not additive, because the baseline was reissued five times and each rate has its own denominator. So every figure below is restated against one fixed denominator: the 4,553,314.7637 equivalent-English of</w:t>
+      </w:r>
+      <w:r>
+        <w:t xml:space="preserve"> </w:t>
+      </w:r>
+      <w:r>
+        <w:rPr>
+          <w:rStyle w:val="VerbatimChar"/>
+        </w:rPr>
+        <w:t xml:space="preserve">merged260715-2</w:t>
+      </w:r>
+      <w:r>
+        <w:t xml:space="preserve">, the corpus as it stood before this project's first submission. Two rounds are listed without a figure because they are interim reports contained in the round that follows, and adding them would double-count. Round 1 predates the equivalent-English metric, so its records are the reviewer's own confirmed count and the weight beside it is measured now, over the same two releases, with the unchanged model. The last column is therefore comparable down the table, and is not the rate each round was accepted against at the time; this round's accepted rate is the 20.3066% in section 1.</w:t>
       </w:r>
     </w:p>
     <w:tbl>
@@ -798,7 +810,16 @@
               <w:jc w:val="right"/>
             </w:pPr>
             <w:r>
-              <w:t xml:space="preserve">Growth as quoted then</w:t>
+              <w:t xml:space="preserve">Against</w:t>
+            </w:r>
+            <w:r>
+              <w:t xml:space="preserve"> </w:t>
+            </w:r>
+            <w:r>
+              <w:rPr>
+                <w:rStyle w:val="VerbatimChar"/>
+              </w:rPr>
+              <w:t xml:space="preserve">merged260715-2</w:t>
             </w:r>
           </w:p>
         </w:tc>
@@ -822,43 +843,43 @@
               <w:pStyle w:val="Compact"/>
             </w:pPr>
             <w:r>
-              <w:t xml:space="preserve">2026-08-03</w:t>
-            </w:r>
-          </w:p>
-        </w:tc>
-        <w:tc>
-          <w:tcPr/>
-          <w:p>
-            <w:pPr>
-              <w:pStyle w:val="Compact"/>
-              <w:jc w:val="right"/>
-            </w:pPr>
-            <w:r>
-              <w:t xml:space="preserve">151,949</w:t>
-            </w:r>
-          </w:p>
-        </w:tc>
-        <w:tc>
-          <w:tcPr/>
-          <w:p>
-            <w:pPr>
-              <w:pStyle w:val="Compact"/>
-              <w:jc w:val="right"/>
-            </w:pPr>
-            <w:r>
-              <w:t xml:space="preserve">91,814.6880</w:t>
-            </w:r>
-          </w:p>
-        </w:tc>
-        <w:tc>
-          <w:tcPr/>
-          <w:p>
-            <w:pPr>
-              <w:pStyle w:val="Compact"/>
-              <w:jc w:val="right"/>
-            </w:pPr>
-            <w:r>
-              <w:t xml:space="preserve">1.6600% of the original</w:t>
+              <w:t xml:space="preserve">2026-07-26</w:t>
+            </w:r>
+          </w:p>
+        </w:tc>
+        <w:tc>
+          <w:tcPr/>
+          <w:p>
+            <w:pPr>
+              <w:pStyle w:val="Compact"/>
+              <w:jc w:val="right"/>
+            </w:pPr>
+            <w:r>
+              <w:t xml:space="preserve">1,429,524</w:t>
+            </w:r>
+          </w:p>
+        </w:tc>
+        <w:tc>
+          <w:tcPr/>
+          <w:p>
+            <w:pPr>
+              <w:pStyle w:val="Compact"/>
+              <w:jc w:val="right"/>
+            </w:pPr>
+            <w:r>
+              <w:t xml:space="preserve">756,559.2864</w:t>
+            </w:r>
+          </w:p>
+        </w:tc>
+        <w:tc>
+          <w:tcPr/>
+          <w:p>
+            <w:pPr>
+              <w:pStyle w:val="Compact"/>
+              <w:jc w:val="right"/>
+            </w:pPr>
+            <w:r>
+              <w:t xml:space="preserve">16.6156%</w:t>
             </w:r>
           </w:p>
         </w:tc>
@@ -882,6 +903,66 @@
               <w:pStyle w:val="Compact"/>
             </w:pPr>
             <w:r>
+              <w:t xml:space="preserve">2026-08-03</w:t>
+            </w:r>
+          </w:p>
+        </w:tc>
+        <w:tc>
+          <w:tcPr/>
+          <w:p>
+            <w:pPr>
+              <w:pStyle w:val="Compact"/>
+              <w:jc w:val="right"/>
+            </w:pPr>
+            <w:r>
+              <w:t xml:space="preserve">151,949</w:t>
+            </w:r>
+          </w:p>
+        </w:tc>
+        <w:tc>
+          <w:tcPr/>
+          <w:p>
+            <w:pPr>
+              <w:pStyle w:val="Compact"/>
+              <w:jc w:val="right"/>
+            </w:pPr>
+            <w:r>
+              <w:t xml:space="preserve">91,814.6880</w:t>
+            </w:r>
+          </w:p>
+        </w:tc>
+        <w:tc>
+          <w:tcPr/>
+          <w:p>
+            <w:pPr>
+              <w:pStyle w:val="Compact"/>
+              <w:jc w:val="right"/>
+            </w:pPr>
+            <w:r>
+              <w:t xml:space="preserve">2.0164%</w:t>
+            </w:r>
+          </w:p>
+        </w:tc>
+      </w:tr>
+      <w:tr>
+        <w:tc>
+          <w:tcPr/>
+          <w:p>
+            <w:pPr>
+              <w:pStyle w:val="Compact"/>
+            </w:pPr>
+            <w:r>
+              <w:t xml:space="preserve">3</w:t>
+            </w:r>
+          </w:p>
+        </w:tc>
+        <w:tc>
+          <w:tcPr/>
+          <w:p>
+            <w:pPr>
+              <w:pStyle w:val="Compact"/>
+            </w:pPr>
+            <w:r>
               <w:t xml:space="preserve">2026-08-06</w:t>
             </w:r>
           </w:p>
@@ -922,7 +1003,7 @@
                 <w:i/>
                 <w:iCs/>
               </w:rPr>
-              <w:t xml:space="preserve">counted within round 3</w:t>
+              <w:t xml:space="preserve">counted within round 4</w:t>
             </w:r>
           </w:p>
         </w:tc>
@@ -935,7 +1016,7 @@
               <w:pStyle w:val="Compact"/>
             </w:pPr>
             <w:r>
-              <w:t xml:space="preserve">3</w:t>
+              <w:t xml:space="preserve">4</w:t>
             </w:r>
           </w:p>
         </w:tc>
@@ -982,7 +1063,7 @@
               <w:jc w:val="right"/>
             </w:pPr>
             <w:r>
-              <w:t xml:space="preserve">10.9093% of the original</w:t>
+              <w:t xml:space="preserve">13.2519%</w:t>
             </w:r>
           </w:p>
         </w:tc>
@@ -995,7 +1076,7 @@
               <w:pStyle w:val="Compact"/>
             </w:pPr>
             <w:r>
-              <w:t xml:space="preserve">4</w:t>
+              <w:t xml:space="preserve">5</w:t>
             </w:r>
           </w:p>
         </w:tc>
@@ -1046,7 +1127,7 @@
                 <w:i/>
                 <w:iCs/>
               </w:rPr>
-              <w:t xml:space="preserve">counted within round 5</w:t>
+              <w:t xml:space="preserve">counted within round 6</w:t>
             </w:r>
           </w:p>
         </w:tc>
@@ -1063,7 +1144,7 @@
                 <w:b/>
                 <w:bCs/>
               </w:rPr>
-              <w:t xml:space="preserve">5 (this one)</w:t>
+              <w:t xml:space="preserve">6 (this one)</w:t>
             </w:r>
           </w:p>
         </w:tc>
@@ -1122,7 +1203,7 @@
                 <w:b/>
                 <w:bCs/>
               </w:rPr>
-              <w:t xml:space="preserve">20.3066%</w:t>
+              <w:t xml:space="preserve">37.2247%</w:t>
             </w:r>
           </w:p>
         </w:tc>
@@ -1163,7 +1244,7 @@
                 <w:b/>
                 <w:bCs/>
               </w:rPr>
-              <w:t xml:space="preserve">3,934,108</w:t>
+              <w:t xml:space="preserve">5,363,632</w:t>
             </w:r>
           </w:p>
         </w:tc>
@@ -1179,7 +1260,7 @@
                 <w:b/>
                 <w:bCs/>
               </w:rPr>
-              <w:t xml:space="preserve">2,390,174.3403</w:t>
+              <w:t xml:space="preserve">3,146,733.6267</w:t>
             </w:r>
           </w:p>
         </w:tc>
@@ -1195,7 +1276,7 @@
                 <w:b/>
                 <w:bCs/>
               </w:rPr>
-              <w:t xml:space="preserve">43.2137%</w:t>
+              <w:t xml:space="preserve">69.1086%</w:t>
             </w:r>
           </w:p>
         </w:tc>

--- a/docs/report.docx
+++ b/docs/report.docx
@@ -2014,16 +2014,7 @@
               <w:pStyle w:val="Compact"/>
             </w:pPr>
             <w:r>
-              <w:t xml:space="preserve">see</w:t>
-            </w:r>
-            <w:r>
-              <w:t xml:space="preserve"> </w:t>
-            </w:r>
-            <w:r>
-              <w:rPr>
-                <w:rStyle w:val="VerbatimChar"/>
-              </w:rPr>
-              <w:t xml:space="preserve">sources.md</w:t>
+              <w:t xml:space="preserve">the registry's own creation date for that domain</w:t>
             </w:r>
           </w:p>
         </w:tc>
@@ -2099,16 +2090,7 @@
               <w:pStyle w:val="Compact"/>
             </w:pPr>
             <w:r>
-              <w:t xml:space="preserve">see</w:t>
-            </w:r>
-            <w:r>
-              <w:t xml:space="preserve"> </w:t>
-            </w:r>
-            <w:r>
-              <w:rPr>
-                <w:rStyle w:val="VerbatimChar"/>
-              </w:rPr>
-              <w:t xml:space="preserve">sources.md</w:t>
+              <w:t xml:space="preserve">the archive's own count of captures it holds in that year</w:t>
             </w:r>
           </w:p>
         </w:tc>
@@ -2655,16 +2637,7 @@
               <w:pStyle w:val="Compact"/>
             </w:pPr>
             <w:r>
-              <w:t xml:space="preserve">see</w:t>
-            </w:r>
-            <w:r>
-              <w:t xml:space="preserve"> </w:t>
-            </w:r>
-            <w:r>
-              <w:rPr>
-                <w:rStyle w:val="VerbatimChar"/>
-              </w:rPr>
-              <w:t xml:space="preserve">sources.md</w:t>
+              <w:t xml:space="preserve">the commencement date of the dispute</w:t>
             </w:r>
           </w:p>
         </w:tc>
@@ -2816,16 +2789,7 @@
               <w:pStyle w:val="Compact"/>
             </w:pPr>
             <w:r>
-              <w:t xml:space="preserve">see</w:t>
-            </w:r>
-            <w:r>
-              <w:t xml:space="preserve"> </w:t>
-            </w:r>
-            <w:r>
-              <w:rPr>
-                <w:rStyle w:val="VerbatimChar"/>
-              </w:rPr>
-              <w:t xml:space="preserve">sources.md</w:t>
+              <w:t xml:space="preserve">the date the defacement was recorded</w:t>
             </w:r>
           </w:p>
         </w:tc>

--- a/docs/report.docx
+++ b/docs/report.docx
@@ -1440,13 +1440,13 @@
         <w:t xml:space="preserve"> </w:t>
       </w:r>
       <w:r>
-        <w:t xml:space="preserve">our own CDX engine had separately queried the live archive, the two agree on 138,979 (domain, year) pairs,</w:t>
-      </w:r>
-      <w:r>
-        <w:t xml:space="preserve"> </w:t>
-      </w:r>
-      <w:r>
-        <w:t xml:space="preserve">including exact same-day agreement on single-capture years such as</w:t>
+        <w:t xml:space="preserve">our own CDX engine had separately queried the live archive, the two agree on 138,760</w:t>
+      </w:r>
+      <w:r>
+        <w:t xml:space="preserve"> </w:t>
+      </w:r>
+      <w:r>
+        <w:t xml:space="preserve">(domain, year) pairs, including exact same-day agreement on single-capture years such as</w:t>
       </w:r>
       <w:r>
         <w:t xml:space="preserve"> </w:t>
@@ -1461,13 +1461,7 @@
         <w:t xml:space="preserve"> </w:t>
       </w:r>
       <w:r>
-        <w:t xml:space="preserve">1996 (our engine</w:t>
-      </w:r>
-      <w:r>
-        <w:t xml:space="preserve"> </w:t>
-      </w:r>
-      <w:r>
-        <w:t xml:space="preserve">recorded</w:t>
+        <w:t xml:space="preserve">1996 (our engine recorded</w:t>
       </w:r>
       <w:r>
         <w:t xml:space="preserve"> </w:t>

--- a/docs/report.docx
+++ b/docs/report.docx
@@ -4311,6 +4311,106 @@
             </w:pPr>
             <w:r>
               <w:rPr>
+                <w:rStyle w:val="VerbatimChar"/>
+              </w:rPr>
+              <w:t xml:space="preserve">cdx_discovered</w:t>
+            </w:r>
+          </w:p>
+        </w:tc>
+        <w:tc>
+          <w:tcPr/>
+          <w:p>
+            <w:pPr>
+              <w:pStyle w:val="Compact"/>
+              <w:jc w:val="right"/>
+            </w:pPr>
+            <w:r>
+              <w:t xml:space="preserve">1</w:t>
+            </w:r>
+          </w:p>
+        </w:tc>
+        <w:tc>
+          <w:tcPr/>
+          <w:p>
+            <w:pPr>
+              <w:pStyle w:val="Compact"/>
+              <w:jc w:val="right"/>
+            </w:pPr>
+            <w:r>
+              <w:t xml:space="preserve">298</w:t>
+            </w:r>
+          </w:p>
+        </w:tc>
+        <w:tc>
+          <w:tcPr/>
+          <w:p>
+            <w:pPr>
+              <w:pStyle w:val="Compact"/>
+              <w:jc w:val="right"/>
+            </w:pPr>
+            <w:r>
+              <w:t xml:space="preserve">233</w:t>
+            </w:r>
+          </w:p>
+        </w:tc>
+        <w:tc>
+          <w:tcPr/>
+          <w:p>
+            <w:pPr>
+              <w:pStyle w:val="Compact"/>
+              <w:jc w:val="right"/>
+            </w:pPr>
+            <w:r>
+              <w:t xml:space="preserve">78.2%</w:t>
+            </w:r>
+          </w:p>
+        </w:tc>
+        <w:tc>
+          <w:tcPr/>
+          <w:p>
+            <w:pPr>
+              <w:pStyle w:val="Compact"/>
+              <w:jc w:val="right"/>
+            </w:pPr>
+            <w:r>
+              <w:t xml:space="preserve">85.0%</w:t>
+            </w:r>
+          </w:p>
+        </w:tc>
+        <w:tc>
+          <w:tcPr/>
+          <w:p>
+            <w:pPr>
+              <w:pStyle w:val="Compact"/>
+              <w:jc w:val="right"/>
+            </w:pPr>
+            <w:r>
+              <w:t xml:space="preserve">298</w:t>
+            </w:r>
+          </w:p>
+        </w:tc>
+        <w:tc>
+          <w:tcPr/>
+          <w:p>
+            <w:pPr>
+              <w:pStyle w:val="Compact"/>
+              <w:jc w:val="right"/>
+            </w:pPr>
+            <w:r>
+              <w:t xml:space="preserve">278</w:t>
+            </w:r>
+          </w:p>
+        </w:tc>
+      </w:tr>
+      <w:tr>
+        <w:tc>
+          <w:tcPr/>
+          <w:p>
+            <w:pPr>
+              <w:pStyle w:val="Compact"/>
+            </w:pPr>
+            <w:r>
+              <w:rPr>
                 <w:b/>
                 <w:bCs/>
               </w:rPr>
@@ -4330,7 +4430,7 @@
                 <w:b/>
                 <w:bCs/>
               </w:rPr>
-              <w:t xml:space="preserve">657</w:t>
+              <w:t xml:space="preserve">658</w:t>
             </w:r>
           </w:p>
         </w:tc>
@@ -4346,7 +4446,7 @@
                 <w:b/>
                 <w:bCs/>
               </w:rPr>
-              <w:t xml:space="preserve">296,747</w:t>
+              <w:t xml:space="preserve">297,045</w:t>
             </w:r>
           </w:p>
         </w:tc>
@@ -4362,7 +4462,7 @@
                 <w:b/>
                 <w:bCs/>
               </w:rPr>
-              <w:t xml:space="preserve">257,613</w:t>
+              <w:t xml:space="preserve">257,846</w:t>
             </w:r>
           </w:p>
         </w:tc>
@@ -4410,7 +4510,7 @@
                 <w:b/>
                 <w:bCs/>
               </w:rPr>
-              <w:t xml:space="preserve">259,055</w:t>
+              <w:t xml:space="preserve">259,300</w:t>
             </w:r>
           </w:p>
         </w:tc>
@@ -4426,7 +4526,7 @@
                 <w:b/>
                 <w:bCs/>
               </w:rPr>
-              <w:t xml:space="preserve">529,387</w:t>
+              <w:t xml:space="preserve">529,665</w:t>
             </w:r>
           </w:p>
         </w:tc>
@@ -4437,7 +4537,7 @@
         <w:pStyle w:val="BodyText"/>
       </w:pPr>
       <w:r>
-        <w:t xml:space="preserve">Of 296,747 queries, 257,613 were answered (86.8%). The 39,134 that were not divide into two kinds, and the smaller kind is the one usually discussed.</w:t>
+        <w:t xml:space="preserve">Of 297,045 queries, 257,846 were answered (86.8%). The 39,199 that were not divide into two kinds, and the smaller kind is the one usually discussed.</w:t>
       </w:r>
       <w:r>
         <w:t xml:space="preserve"> </w:t>
@@ -4447,10 +4547,10 @@
           <w:b/>
           <w:bCs/>
         </w:rPr>
-        <w:t xml:space="preserve">HTTP-level errors are 2,783 (0.94%)</w:t>
-      </w:r>
-      <w:r>
-        <w:t xml:space="preserve">: 0 rate limits (429), 2,007 server errors (500, 502, 503, 504) and 776 refusals (403).</w:t>
+        <w:t xml:space="preserve">HTTP-level errors are 2,796 (0.94%)</w:t>
+      </w:r>
+      <w:r>
+        <w:t xml:space="preserve">: 0 rate limits (429), 2,020 server errors (500, 502, 503, 504) and 776 refusals (403).</w:t>
       </w:r>
       <w:r>
         <w:t xml:space="preserve"> </w:t>
@@ -4460,10 +4560,10 @@
           <w:b/>
           <w:bCs/>
         </w:rPr>
-        <w:t xml:space="preserve">Transport-level failures are 36,351 (12.25%)</w:t>
-      </w:r>
-      <w:r>
-        <w:t xml:space="preserve">: 27,698 connections refused or reset and 8,653 timed out. So the binding constraint is not a status code we could read and obey, it is the connection being dropped before a status exists. Rate limits and server errors are retried with exponential backoff honouring</w:t>
+        <w:t xml:space="preserve">Transport-level failures are 36,403 (12.26%)</w:t>
+      </w:r>
+      <w:r>
+        <w:t xml:space="preserve">: 27,750 connections refused or reset and 8,653 timed out. So the binding constraint is not a status code we could read and obey, it is the connection being dropped before a status exists. Rate limits and server errors are retried with exponential backoff honouring</w:t>
       </w:r>
       <w:r>
         <w:t xml:space="preserve"> </w:t>
@@ -5092,7 +5192,7 @@
           <w:b/>
           <w:bCs/>
         </w:rPr>
-        <w:t xml:space="preserve">115 source families have been searched and recorded</w:t>
+        <w:t xml:space="preserve">117 source families have been searched and recorded</w:t>
       </w:r>
       <w:r>
         <w:t xml:space="preserve">, and</w:t>
@@ -5110,7 +5210,7 @@
         <w:t xml:space="preserve"> </w:t>
       </w:r>
       <w:r>
-        <w:t xml:space="preserve">ships beside this report naming every one. 24 were developed far enough to earn their own section (</w:t>
+        <w:t xml:space="preserve">ships beside this report naming every one. 26 were developed far enough to earn their own section (</w:t>
       </w:r>
       <w:r>
         <w:rPr>
@@ -5231,6 +5331,30 @@
           <w:rStyle w:val="VerbatimChar"/>
         </w:rPr>
         <w:t xml:space="preserve">ia_cdx_bulk</w:t>
+      </w:r>
+      <w:r>
+        <w:t xml:space="preserve">,</w:t>
+      </w:r>
+      <w:r>
+        <w:t xml:space="preserve"> </w:t>
+      </w:r>
+      <w:r>
+        <w:rPr>
+          <w:rStyle w:val="VerbatimChar"/>
+        </w:rPr>
+        <w:t xml:space="preserve">dartmouth_nber_captures</w:t>
+      </w:r>
+      <w:r>
+        <w:t xml:space="preserve">,</w:t>
+      </w:r>
+      <w:r>
+        <w:t xml:space="preserve"> </w:t>
+      </w:r>
+      <w:r>
+        <w:rPr>
+          <w:rStyle w:val="VerbatimChar"/>
+        </w:rPr>
+        <w:t xml:space="preserve">domain_creation_bulk</w:t>
       </w:r>
       <w:r>
         <w:t xml:space="preserve">,</w:t>

--- a/docs/report.docx
+++ b/docs/report.docx
@@ -125,7 +125,7 @@
                 <w:b/>
                 <w:bCs/>
               </w:rPr>
-              <w:t xml:space="preserve">2,835,893</w:t>
+              <w:t xml:space="preserve">2,836,693</w:t>
             </w:r>
             <w:r>
               <w:t xml:space="preserve"> </w:t>
@@ -160,7 +160,7 @@
                 <w:b/>
                 <w:bCs/>
               </w:rPr>
-              <w:t xml:space="preserve">1,694,957.8712</w:t>
+              <w:t xml:space="preserve">1,695,551.8368</w:t>
             </w:r>
           </w:p>
         </w:tc>
@@ -189,7 +189,7 @@
                 <w:b/>
                 <w:bCs/>
               </w:rPr>
-              <w:t xml:space="preserve">20.3066%</w:t>
+              <w:t xml:space="preserve">20.3137%</w:t>
             </w:r>
           </w:p>
         </w:tc>
@@ -215,54 +215,26 @@
         <w:t xml:space="preserve"> </w:t>
       </w:r>
       <w:r>
-        <w:t xml:space="preserve">totals, unchanged, since this increment is not yet merged. The</w:t>
-      </w:r>
-      <w:r>
-        <w:t xml:space="preserve"> </w:t>
-      </w:r>
-      <w:r>
-        <w:t xml:space="preserve">threshold for submission is 5% of the current baseline, which is 417,341.97 equivalent-English.</w:t>
-      </w:r>
-    </w:p>
-    <w:p>
-      <w:pPr>
-        <w:pStyle w:val="BodyText"/>
-      </w:pPr>
-      <w:r>
-        <w:t xml:space="preserve">Of the 2,835,893 net-new records, 2,664,363 are distinct domains and</w:t>
-      </w:r>
-      <w:r>
-        <w:t xml:space="preserve"> </w:t>
-      </w:r>
-      <w:r>
-        <w:rPr>
-          <w:b/>
-          <w:bCs/>
-        </w:rPr>
-        <w:t xml:space="preserve">1,788,557 appear in none of the</w:t>
-      </w:r>
-      <w:r>
-        <w:rPr>
-          <w:b/>
-          <w:bCs/>
-        </w:rPr>
-        <w:t xml:space="preserve"> </w:t>
-      </w:r>
-      <w:r>
-        <w:rPr>
-          <w:b/>
-          <w:bCs/>
-        </w:rPr>
-        <w:t xml:space="preserve">six baseline annual files in any year</w:t>
-      </w:r>
-      <w:r>
-        <w:t xml:space="preserve">, so the majority of the increment is genuinely new names rather</w:t>
-      </w:r>
-      <w:r>
-        <w:t xml:space="preserve"> </w:t>
-      </w:r>
-      <w:r>
-        <w:t xml:space="preserve">than new years on names already held. Mean equivalent-English weight per record is 0.5977.</w:t>
+        <w:t xml:space="preserve">totals, unchanged, since this increment is not yet merged. The 5%</w:t>
+      </w:r>
+      <w:r>
+        <w:t xml:space="preserve"> </w:t>
+      </w:r>
+      <w:r>
+        <w:t xml:space="preserve">threshold is 417,341.97 equivalent-English. The increment covers 2,665,102 distinct domains, of which</w:t>
+      </w:r>
+      <w:r>
+        <w:t xml:space="preserve"> </w:t>
+      </w:r>
+      <w:r>
+        <w:rPr>
+          <w:b/>
+          <w:bCs/>
+        </w:rPr>
+        <w:t xml:space="preserve">1,789,260 appear in none of the six baseline files in any year</w:t>
+      </w:r>
+      <w:r>
+        <w:t xml:space="preserve">; mean weight per record is 0.5977.</w:t>
       </w:r>
     </w:p>
     <w:tbl>
@@ -410,7 +382,7 @@
               <w:jc w:val="right"/>
             </w:pPr>
             <w:r>
-              <w:t xml:space="preserve">230,156</w:t>
+              <w:t xml:space="preserve">230,171</w:t>
             </w:r>
           </w:p>
         </w:tc>
@@ -459,19 +431,19 @@
               <w:jc w:val="right"/>
             </w:pPr>
             <w:r>
-              <w:t xml:space="preserve">283,031</w:t>
-            </w:r>
-          </w:p>
-        </w:tc>
-        <w:tc>
-          <w:tcPr/>
-          <w:p>
-            <w:pPr>
-              <w:pStyle w:val="Compact"/>
-              <w:jc w:val="right"/>
-            </w:pPr>
-            <w:r>
-              <w:t xml:space="preserve">4,824 (1.7%)</w:t>
+              <w:t xml:space="preserve">283,076</w:t>
+            </w:r>
+          </w:p>
+        </w:tc>
+        <w:tc>
+          <w:tcPr/>
+          <w:p>
+            <w:pPr>
+              <w:pStyle w:val="Compact"/>
+              <w:jc w:val="right"/>
+            </w:pPr>
+            <w:r>
+              <w:t xml:space="preserve">4,825 (1.7%)</w:t>
             </w:r>
           </w:p>
         </w:tc>
@@ -508,19 +480,19 @@
               <w:jc w:val="right"/>
             </w:pPr>
             <w:r>
-              <w:t xml:space="preserve">513,452</w:t>
-            </w:r>
-          </w:p>
-        </w:tc>
-        <w:tc>
-          <w:tcPr/>
-          <w:p>
-            <w:pPr>
-              <w:pStyle w:val="Compact"/>
-              <w:jc w:val="right"/>
-            </w:pPr>
-            <w:r>
-              <w:t xml:space="preserve">16,547 (3.2%)</w:t>
+              <w:t xml:space="preserve">513,580</w:t>
+            </w:r>
+          </w:p>
+        </w:tc>
+        <w:tc>
+          <w:tcPr/>
+          <w:p>
+            <w:pPr>
+              <w:pStyle w:val="Compact"/>
+              <w:jc w:val="right"/>
+            </w:pPr>
+            <w:r>
+              <w:t xml:space="preserve">16,554 (3.2%)</w:t>
             </w:r>
           </w:p>
         </w:tc>
@@ -557,19 +529,19 @@
               <w:jc w:val="right"/>
             </w:pPr>
             <w:r>
-              <w:t xml:space="preserve">764,865</w:t>
-            </w:r>
-          </w:p>
-        </w:tc>
-        <w:tc>
-          <w:tcPr/>
-          <w:p>
-            <w:pPr>
-              <w:pStyle w:val="Compact"/>
-              <w:jc w:val="right"/>
-            </w:pPr>
-            <w:r>
-              <w:t xml:space="preserve">26,867 (3.5%)</w:t>
+              <w:t xml:space="preserve">765,126</w:t>
+            </w:r>
+          </w:p>
+        </w:tc>
+        <w:tc>
+          <w:tcPr/>
+          <w:p>
+            <w:pPr>
+              <w:pStyle w:val="Compact"/>
+              <w:jc w:val="right"/>
+            </w:pPr>
+            <w:r>
+              <w:t xml:space="preserve">26,914 (3.5%)</w:t>
             </w:r>
           </w:p>
         </w:tc>
@@ -606,19 +578,19 @@
               <w:jc w:val="right"/>
             </w:pPr>
             <w:r>
-              <w:t xml:space="preserve">981,227</w:t>
-            </w:r>
-          </w:p>
-        </w:tc>
-        <w:tc>
-          <w:tcPr/>
-          <w:p>
-            <w:pPr>
-              <w:pStyle w:val="Compact"/>
-              <w:jc w:val="right"/>
-            </w:pPr>
-            <w:r>
-              <w:t xml:space="preserve">224,018 (22.8%)</w:t>
+              <w:t xml:space="preserve">981,578</w:t>
+            </w:r>
+          </w:p>
+        </w:tc>
+        <w:tc>
+          <w:tcPr/>
+          <w:p>
+            <w:pPr>
+              <w:pStyle w:val="Compact"/>
+              <w:jc w:val="right"/>
+            </w:pPr>
+            <w:r>
+              <w:t xml:space="preserve">224,292 (22.9%)</w:t>
             </w:r>
           </w:p>
         </w:tc>
@@ -667,7 +639,7 @@
                 <w:b/>
                 <w:bCs/>
               </w:rPr>
-              <w:t xml:space="preserve">2,835,893</w:t>
+              <w:t xml:space="preserve">2,836,693</w:t>
             </w:r>
           </w:p>
         </w:tc>
@@ -683,7 +655,7 @@
                 <w:b/>
                 <w:bCs/>
               </w:rPr>
-              <w:t xml:space="preserve">272,584 (9.6%)</w:t>
+              <w:t xml:space="preserve">272,913 (9.6%)</w:t>
             </w:r>
           </w:p>
         </w:tc>
@@ -694,19 +666,13 @@
         <w:pStyle w:val="BodyText"/>
       </w:pPr>
       <w:r>
-        <w:t xml:space="preserve">The baseline column above counts registered domains, which is the output unit section X asks for, so</w:t>
-      </w:r>
-      <w:r>
-        <w:t xml:space="preserve"> </w:t>
-      </w:r>
-      <w:r>
-        <w:t xml:space="preserve">it reads lower than the 15,428,507 raw lines of line 1. Both describe the same six files. Growth</w:t>
-      </w:r>
-      <w:r>
-        <w:t xml:space="preserve"> </w:t>
-      </w:r>
-      <w:r>
-        <w:t xml:space="preserve">is quoted against line 2, the reviewer's own equivalent-English total for those files.</w:t>
+        <w:t xml:space="preserve">The baseline column counts registered domains, the output unit section X asks for, so it reads lower</w:t>
+      </w:r>
+      <w:r>
+        <w:t xml:space="preserve"> </w:t>
+      </w:r>
+      <w:r>
+        <w:t xml:space="preserve">than the 15,428,507 raw lines of line 1. Both describe the same six files.</w:t>
       </w:r>
     </w:p>
     <w:p>
@@ -718,25 +684,29 @@
           <w:b/>
           <w:bCs/>
         </w:rPr>
-        <w:t xml:space="preserve">Cumulative across every round.</w:t>
-      </w:r>
-      <w:r>
-        <w:t xml:space="preserve"> </w:t>
-      </w:r>
-      <w:r>
-        <w:t xml:space="preserve">Growth rates from different rounds are not additive, because the baseline was reissued five times and each rate has its own denominator. So every figure below is restated against one fixed denominator: the 4,553,314.7637 equivalent-English of</w:t>
-      </w:r>
-      <w:r>
-        <w:t xml:space="preserve"> </w:t>
-      </w:r>
-      <w:r>
-        <w:rPr>
-          <w:rStyle w:val="VerbatimChar"/>
-        </w:rPr>
-        <w:t xml:space="preserve">merged260715-2</w:t>
-      </w:r>
-      <w:r>
-        <w:t xml:space="preserve">, the corpus as it stood before this project's first submission. Two rounds are listed without a figure because they are interim reports contained in the round that follows, and adding them would double-count. Round 1 predates the equivalent-English metric, so its records are the reviewer's own confirmed count and the weight beside it is measured now, over the same two releases, with the unchanged model. The last column is therefore comparable down the table, and is not the rate each round was accepted against at the time; this round's accepted rate is the 20.3066% in section 1.</w:t>
+        <w:t xml:space="preserve">Cumulative.</w:t>
+      </w:r>
+      <w:r>
+        <w:t xml:space="preserve"> </w:t>
+      </w:r>
+      <w:r>
+        <w:t xml:space="preserve">Across the four rounds shipped so far this project has added 5,364,432 domain-year records worth 3,147,327.5923 equivalent-English, which is</w:t>
+      </w:r>
+      <w:r>
+        <w:t xml:space="preserve"> </w:t>
+      </w:r>
+      <w:r>
+        <w:rPr>
+          <w:b/>
+          <w:bCs/>
+        </w:rPr>
+        <w:t xml:space="preserve">37.7068%</w:t>
+      </w:r>
+      <w:r>
+        <w:t xml:space="preserve"> </w:t>
+      </w:r>
+      <w:r>
+        <w:t xml:space="preserve">of the 8,346,839.3737 the corpus holds today. Round 1 predates the equivalent-English metric, so its records are the reviewer's own confirmed count and the weight beside it is measured over the two releases either side under the unchanged model.</w:t>
       </w:r>
     </w:p>
     <w:tbl>
@@ -746,11 +716,9 @@
         <w:tblLook w:firstRow="1" w:lastRow="0" w:firstColumn="0" w:lastColumn="0" w:noHBand="0" w:noVBand="0" w:val="0020"/>
       </w:tblPr>
       <w:tblGrid>
-        <w:gridCol w:w="1584"/>
-        <w:gridCol w:w="1584"/>
-        <w:gridCol w:w="1584"/>
-        <w:gridCol w:w="1584"/>
-        <w:gridCol w:w="1584"/>
+        <w:gridCol w:w="2640"/>
+        <w:gridCol w:w="2640"/>
+        <w:gridCol w:w="2640"/>
       </w:tblGrid>
       <w:tr>
         <w:trPr>
@@ -772,17 +740,6 @@
           <w:p>
             <w:pPr>
               <w:pStyle w:val="Compact"/>
-            </w:pPr>
-            <w:r>
-              <w:t xml:space="preserve">Date</w:t>
-            </w:r>
-          </w:p>
-        </w:tc>
-        <w:tc>
-          <w:tcPr/>
-          <w:p>
-            <w:pPr>
-              <w:pStyle w:val="Compact"/>
               <w:jc w:val="right"/>
             </w:pPr>
             <w:r>
@@ -799,27 +756,6 @@
             </w:pPr>
             <w:r>
               <w:t xml:space="preserve">Equivalent-English</w:t>
-            </w:r>
-          </w:p>
-        </w:tc>
-        <w:tc>
-          <w:tcPr/>
-          <w:p>
-            <w:pPr>
-              <w:pStyle w:val="Compact"/>
-              <w:jc w:val="right"/>
-            </w:pPr>
-            <w:r>
-              <w:t xml:space="preserve">Against</w:t>
-            </w:r>
-            <w:r>
-              <w:t xml:space="preserve"> </w:t>
-            </w:r>
-            <w:r>
-              <w:rPr>
-                <w:rStyle w:val="VerbatimChar"/>
-              </w:rPr>
-              <w:t xml:space="preserve">merged260715-2</w:t>
             </w:r>
           </w:p>
         </w:tc>
@@ -841,17 +777,6 @@
           <w:p>
             <w:pPr>
               <w:pStyle w:val="Compact"/>
-            </w:pPr>
-            <w:r>
-              <w:t xml:space="preserve">2026-07-26</w:t>
-            </w:r>
-          </w:p>
-        </w:tc>
-        <w:tc>
-          <w:tcPr/>
-          <w:p>
-            <w:pPr>
-              <w:pStyle w:val="Compact"/>
               <w:jc w:val="right"/>
             </w:pPr>
             <w:r>
@@ -868,18 +793,6 @@
             </w:pPr>
             <w:r>
               <w:t xml:space="preserve">756,559.2864</w:t>
-            </w:r>
-          </w:p>
-        </w:tc>
-        <w:tc>
-          <w:tcPr/>
-          <w:p>
-            <w:pPr>
-              <w:pStyle w:val="Compact"/>
-              <w:jc w:val="right"/>
-            </w:pPr>
-            <w:r>
-              <w:t xml:space="preserve">16.6156%</w:t>
             </w:r>
           </w:p>
         </w:tc>
@@ -892,18 +805,7 @@
               <w:pStyle w:val="Compact"/>
             </w:pPr>
             <w:r>
-              <w:t xml:space="preserve">2</w:t>
-            </w:r>
-          </w:p>
-        </w:tc>
-        <w:tc>
-          <w:tcPr/>
-          <w:p>
-            <w:pPr>
-              <w:pStyle w:val="Compact"/>
-            </w:pPr>
-            <w:r>
-              <w:t xml:space="preserve">2026-08-03</w:t>
+              <w:t xml:space="preserve">3</w:t>
             </w:r>
           </w:p>
         </w:tc>
@@ -928,18 +830,6 @@
             </w:pPr>
             <w:r>
               <w:t xml:space="preserve">91,814.6880</w:t>
-            </w:r>
-          </w:p>
-        </w:tc>
-        <w:tc>
-          <w:tcPr/>
-          <w:p>
-            <w:pPr>
-              <w:pStyle w:val="Compact"/>
-              <w:jc w:val="right"/>
-            </w:pPr>
-            <w:r>
-              <w:t xml:space="preserve">2.0164%</w:t>
             </w:r>
           </w:p>
         </w:tc>
@@ -952,70 +842,6 @@
               <w:pStyle w:val="Compact"/>
             </w:pPr>
             <w:r>
-              <w:t xml:space="preserve">3</w:t>
-            </w:r>
-          </w:p>
-        </w:tc>
-        <w:tc>
-          <w:tcPr/>
-          <w:p>
-            <w:pPr>
-              <w:pStyle w:val="Compact"/>
-            </w:pPr>
-            <w:r>
-              <w:t xml:space="preserve">2026-08-06</w:t>
-            </w:r>
-          </w:p>
-        </w:tc>
-        <w:tc>
-          <w:tcPr/>
-          <w:p>
-            <w:pPr>
-              <w:pStyle w:val="Compact"/>
-              <w:jc w:val="right"/>
-            </w:pPr>
-            <w:r>
-              <w:t xml:space="preserve">152,773</w:t>
-            </w:r>
-          </w:p>
-        </w:tc>
-        <w:tc>
-          <w:tcPr/>
-          <w:p>
-            <w:pPr>
-              <w:pStyle w:val="Compact"/>
-              <w:jc w:val="right"/>
-            </w:pPr>
-            <w:r>
-              <w:t xml:space="preserve">105,676.0387</w:t>
-            </w:r>
-          </w:p>
-        </w:tc>
-        <w:tc>
-          <w:tcPr/>
-          <w:p>
-            <w:pPr>
-              <w:pStyle w:val="Compact"/>
-              <w:jc w:val="right"/>
-            </w:pPr>
-            <w:r>
-              <w:rPr>
-                <w:i/>
-                <w:iCs/>
-              </w:rPr>
-              <w:t xml:space="preserve">counted within round 4</w:t>
-            </w:r>
-          </w:p>
-        </w:tc>
-      </w:tr>
-      <w:tr>
-        <w:tc>
-          <w:tcPr/>
-          <w:p>
-            <w:pPr>
-              <w:pStyle w:val="Compact"/>
-            </w:pPr>
-            <w:r>
               <w:t xml:space="preserve">4</w:t>
             </w:r>
           </w:p>
@@ -1025,17 +851,6 @@
           <w:p>
             <w:pPr>
               <w:pStyle w:val="Compact"/>
-            </w:pPr>
-            <w:r>
-              <w:t xml:space="preserve">2026-08-09</w:t>
-            </w:r>
-          </w:p>
-        </w:tc>
-        <w:tc>
-          <w:tcPr/>
-          <w:p>
-            <w:pPr>
-              <w:pStyle w:val="Compact"/>
               <w:jc w:val="right"/>
             </w:pPr>
             <w:r>
@@ -1052,82 +867,6 @@
             </w:pPr>
             <w:r>
               <w:t xml:space="preserve">603,401.7811</w:t>
-            </w:r>
-          </w:p>
-        </w:tc>
-        <w:tc>
-          <w:tcPr/>
-          <w:p>
-            <w:pPr>
-              <w:pStyle w:val="Compact"/>
-              <w:jc w:val="right"/>
-            </w:pPr>
-            <w:r>
-              <w:t xml:space="preserve">13.2519%</w:t>
-            </w:r>
-          </w:p>
-        </w:tc>
-      </w:tr>
-      <w:tr>
-        <w:tc>
-          <w:tcPr/>
-          <w:p>
-            <w:pPr>
-              <w:pStyle w:val="Compact"/>
-            </w:pPr>
-            <w:r>
-              <w:t xml:space="preserve">5</w:t>
-            </w:r>
-          </w:p>
-        </w:tc>
-        <w:tc>
-          <w:tcPr/>
-          <w:p>
-            <w:pPr>
-              <w:pStyle w:val="Compact"/>
-            </w:pPr>
-            <w:r>
-              <w:t xml:space="preserve">2026-08-12</w:t>
-            </w:r>
-          </w:p>
-        </w:tc>
-        <w:tc>
-          <w:tcPr/>
-          <w:p>
-            <w:pPr>
-              <w:pStyle w:val="Compact"/>
-              <w:jc w:val="right"/>
-            </w:pPr>
-            <w:r>
-              <w:t xml:space="preserve">159,787</w:t>
-            </w:r>
-          </w:p>
-        </w:tc>
-        <w:tc>
-          <w:tcPr/>
-          <w:p>
-            <w:pPr>
-              <w:pStyle w:val="Compact"/>
-              <w:jc w:val="right"/>
-            </w:pPr>
-            <w:r>
-              <w:t xml:space="preserve">91,908.4230</w:t>
-            </w:r>
-          </w:p>
-        </w:tc>
-        <w:tc>
-          <w:tcPr/>
-          <w:p>
-            <w:pPr>
-              <w:pStyle w:val="Compact"/>
-              <w:jc w:val="right"/>
-            </w:pPr>
-            <w:r>
-              <w:rPr>
-                <w:i/>
-                <w:iCs/>
-              </w:rPr>
-              <w:t xml:space="preserve">counted within round 6</w:t>
             </w:r>
           </w:p>
         </w:tc>
@@ -1144,18 +883,7 @@
                 <w:b/>
                 <w:bCs/>
               </w:rPr>
-              <w:t xml:space="preserve">6 (this one)</w:t>
-            </w:r>
-          </w:p>
-        </w:tc>
-        <w:tc>
-          <w:tcPr/>
-          <w:p>
-            <w:pPr>
-              <w:pStyle w:val="Compact"/>
-            </w:pPr>
-            <w:r>
-              <w:t xml:space="preserve">2026-08-17</w:t>
+              <w:t xml:space="preserve">5, this one</w:t>
             </w:r>
           </w:p>
         </w:tc>
@@ -1171,7 +899,7 @@
                 <w:b/>
                 <w:bCs/>
               </w:rPr>
-              <w:t xml:space="preserve">2,835,893</w:t>
+              <w:t xml:space="preserve">2,836,693</w:t>
             </w:r>
           </w:p>
         </w:tc>
@@ -1187,49 +915,41 @@
                 <w:b/>
                 <w:bCs/>
               </w:rPr>
-              <w:t xml:space="preserve">1,694,957.8712</w:t>
-            </w:r>
-          </w:p>
-        </w:tc>
-        <w:tc>
-          <w:tcPr/>
-          <w:p>
-            <w:pPr>
-              <w:pStyle w:val="Compact"/>
-              <w:jc w:val="right"/>
+              <w:t xml:space="preserve">1,695,551.8368</w:t>
+            </w:r>
+          </w:p>
+        </w:tc>
+      </w:tr>
+      <w:tr>
+        <w:tc>
+          <w:tcPr/>
+          <w:p>
+            <w:pPr>
+              <w:pStyle w:val="Compact"/>
             </w:pPr>
             <w:r>
               <w:rPr>
                 <w:b/>
                 <w:bCs/>
               </w:rPr>
-              <w:t xml:space="preserve">37.2247%</w:t>
-            </w:r>
-          </w:p>
-        </w:tc>
-      </w:tr>
-      <w:tr>
-        <w:tc>
-          <w:tcPr/>
-          <w:p>
-            <w:pPr>
-              <w:pStyle w:val="Compact"/>
+              <w:t xml:space="preserve">Total</w:t>
+            </w:r>
+          </w:p>
+        </w:tc>
+        <w:tc>
+          <w:tcPr/>
+          <w:p>
+            <w:pPr>
+              <w:pStyle w:val="Compact"/>
+              <w:jc w:val="right"/>
             </w:pPr>
             <w:r>
               <w:rPr>
                 <w:b/>
                 <w:bCs/>
               </w:rPr>
-              <w:t xml:space="preserve">Cumulative</w:t>
-            </w:r>
-          </w:p>
-        </w:tc>
-        <w:tc>
-          <w:tcPr/>
-          <w:p>
-            <w:pPr>
-              <w:pStyle w:val="Compact"/>
-            </w:pPr>
+              <w:t xml:space="preserve">5,364,432</w:t>
+            </w:r>
           </w:p>
         </w:tc>
         <w:tc>
@@ -1244,39 +964,7 @@
                 <w:b/>
                 <w:bCs/>
               </w:rPr>
-              <w:t xml:space="preserve">5,363,632</w:t>
-            </w:r>
-          </w:p>
-        </w:tc>
-        <w:tc>
-          <w:tcPr/>
-          <w:p>
-            <w:pPr>
-              <w:pStyle w:val="Compact"/>
-              <w:jc w:val="right"/>
-            </w:pPr>
-            <w:r>
-              <w:rPr>
-                <w:b/>
-                <w:bCs/>
-              </w:rPr>
-              <w:t xml:space="preserve">3,146,733.6267</w:t>
-            </w:r>
-          </w:p>
-        </w:tc>
-        <w:tc>
-          <w:tcPr/>
-          <w:p>
-            <w:pPr>
-              <w:pStyle w:val="Compact"/>
-              <w:jc w:val="right"/>
-            </w:pPr>
-            <w:r>
-              <w:rPr>
-                <w:b/>
-                <w:bCs/>
-              </w:rPr>
-              <w:t xml:space="preserve">69.1086%</w:t>
+              <w:t xml:space="preserve">3,147,327.5923</w:t>
             </w:r>
           </w:p>
         </w:tc>
@@ -1290,13 +978,13 @@
       </w:r>
     </w:p>
     <w:bookmarkEnd w:id="9"/>
-    <w:bookmarkStart w:id="10" w:name="Xc36f9d396a8bc698fe7557aaa02b78e9989dc7a"/>
+    <w:bookmarkStart w:id="10" w:name="X6b9014d666cd71203f633ea8fb2d2a84759fddd"/>
     <w:p>
       <w:pPr>
         <w:pStyle w:val="Heading2"/>
       </w:pPr>
       <w:r>
-        <w:t xml:space="preserve">2. What was added, and the year evidence behind each addition</w:t>
+        <w:t xml:space="preserve">2. What was added, and what dates each year</w:t>
       </w:r>
     </w:p>
     <w:p>
@@ -1304,13 +992,234 @@
         <w:pStyle w:val="FirstParagraph"/>
       </w:pPr>
       <w:r>
-        <w:t xml:space="preserve">Four routes account for nearly all of this round. Each is described with the field that dates a year,</w:t>
-      </w:r>
-      <w:r>
-        <w:t xml:space="preserve"> </w:t>
-      </w:r>
-      <w:r>
-        <w:t xml:space="preserve">because under section IV of the brief a record may enter an annual file only on evidence for that year.</w:t>
+        <w:t xml:space="preserve">Four routes account for almost all of it.</w:t>
+      </w:r>
+      <w:r>
+        <w:t xml:space="preserve"> </w:t>
+      </w:r>
+      <w:r>
+        <w:rPr>
+          <w:rStyle w:val="VerbatimChar"/>
+        </w:rPr>
+        <w:t xml:space="preserve">sources.md</w:t>
+      </w:r>
+      <w:r>
+        <w:t xml:space="preserve">, shipped beside this report, carries the full</w:t>
+      </w:r>
+      <w:r>
+        <w:t xml:space="preserve"> </w:t>
+      </w:r>
+      <w:r>
+        <w:t xml:space="preserve">entry for each: acquisition command, date semantics, measured yield and caveats.</w:t>
+      </w:r>
+    </w:p>
+    <w:tbl>
+      <w:tblPr>
+        <w:tblStyle w:val="Table"/>
+        <w:tblW w:type="auto" w:w="0"/>
+        <w:tblLook w:firstRow="1" w:lastRow="0" w:firstColumn="0" w:lastColumn="0" w:noHBand="0" w:noVBand="0" w:val="0020"/>
+      </w:tblPr>
+      <w:tblGrid>
+        <w:gridCol w:w="2640"/>
+        <w:gridCol w:w="2640"/>
+        <w:gridCol w:w="2640"/>
+      </w:tblGrid>
+      <w:tr>
+        <w:trPr>
+          <w:tblHeader w:val="on"/>
+        </w:trPr>
+        <w:tc>
+          <w:tcPr/>
+          <w:p>
+            <w:pPr>
+              <w:pStyle w:val="Compact"/>
+            </w:pPr>
+            <w:r>
+              <w:t xml:space="preserve">Route</w:t>
+            </w:r>
+          </w:p>
+        </w:tc>
+        <w:tc>
+          <w:tcPr/>
+          <w:p>
+            <w:pPr>
+              <w:pStyle w:val="Compact"/>
+            </w:pPr>
+            <w:r>
+              <w:t xml:space="preserve">What dates a year</w:t>
+            </w:r>
+          </w:p>
+        </w:tc>
+        <w:tc>
+          <w:tcPr/>
+          <w:p>
+            <w:pPr>
+              <w:pStyle w:val="Compact"/>
+              <w:jc w:val="right"/>
+            </w:pPr>
+            <w:r>
+              <w:t xml:space="preserve">Net-new pairs</w:t>
+            </w:r>
+          </w:p>
+        </w:tc>
+      </w:tr>
+      <w:tr>
+        <w:tc>
+          <w:tcPr/>
+          <w:p>
+            <w:pPr>
+              <w:pStyle w:val="Compact"/>
+            </w:pPr>
+            <w:r>
+              <w:t xml:space="preserve">the Internet Archive's own capture census, a 2017 Dartmouth/NBER release</w:t>
+            </w:r>
+          </w:p>
+        </w:tc>
+        <w:tc>
+          <w:tcPr/>
+          <w:p>
+            <w:pPr>
+              <w:pStyle w:val="Compact"/>
+            </w:pPr>
+            <w:r>
+              <w:t xml:space="preserve">the archive's count of captures it holds for that host in that calendar year</w:t>
+            </w:r>
+          </w:p>
+        </w:tc>
+        <w:tc>
+          <w:tcPr/>
+          <w:p>
+            <w:pPr>
+              <w:pStyle w:val="Compact"/>
+              <w:jc w:val="right"/>
+            </w:pPr>
+            <w:r>
+              <w:t xml:space="preserve">227,273</w:t>
+            </w:r>
+          </w:p>
+        </w:tc>
+      </w:tr>
+      <w:tr>
+        <w:tc>
+          <w:tcPr/>
+          <w:p>
+            <w:pPr>
+              <w:pStyle w:val="Compact"/>
+            </w:pPr>
+            <w:r>
+              <w:t xml:space="preserve">a published compilation of registry creation dates over 171M domains</w:t>
+            </w:r>
+          </w:p>
+        </w:tc>
+        <w:tc>
+          <w:tcPr/>
+          <w:p>
+            <w:pPr>
+              <w:pStyle w:val="Compact"/>
+            </w:pPr>
+            <w:r>
+              <w:t xml:space="preserve">the registry's own creation date, which dates that year and no other</w:t>
+            </w:r>
+          </w:p>
+        </w:tc>
+        <w:tc>
+          <w:tcPr/>
+          <w:p>
+            <w:pPr>
+              <w:pStyle w:val="Compact"/>
+              <w:jc w:val="right"/>
+            </w:pPr>
+            <w:r>
+              <w:t xml:space="preserve">2,165,523</w:t>
+            </w:r>
+          </w:p>
+        </w:tc>
+      </w:tr>
+      <w:tr>
+        <w:tc>
+          <w:tcPr/>
+          <w:p>
+            <w:pPr>
+              <w:pStyle w:val="Compact"/>
+            </w:pPr>
+            <w:r>
+              <w:t xml:space="preserve">the UK Web Archive host link graph, already held since July</w:t>
+            </w:r>
+          </w:p>
+        </w:tc>
+        <w:tc>
+          <w:tcPr/>
+          <w:p>
+            <w:pPr>
+              <w:pStyle w:val="Compact"/>
+            </w:pPr>
+            <w:r>
+              <w:t xml:space="preserve">the crawl date on the link record</w:t>
+            </w:r>
+          </w:p>
+        </w:tc>
+        <w:tc>
+          <w:tcPr/>
+          <w:p>
+            <w:pPr>
+              <w:pStyle w:val="Compact"/>
+              <w:jc w:val="right"/>
+            </w:pPr>
+            <w:r>
+              <w:t xml:space="preserve">92,646</w:t>
+            </w:r>
+          </w:p>
+        </w:tc>
+      </w:tr>
+      <w:tr>
+        <w:tc>
+          <w:tcPr/>
+          <w:p>
+            <w:pPr>
+              <w:pStyle w:val="Compact"/>
+            </w:pPr>
+            <w:r>
+              <w:t xml:space="preserve">the January 1997 Internet Domain Survey, recovered from a dead host</w:t>
+            </w:r>
+          </w:p>
+        </w:tc>
+        <w:tc>
+          <w:tcPr/>
+          <w:p>
+            <w:pPr>
+              <w:pStyle w:val="Compact"/>
+            </w:pPr>
+            <w:r>
+              <w:t xml:space="preserve">the survey edition date</w:t>
+            </w:r>
+          </w:p>
+        </w:tc>
+        <w:tc>
+          <w:tcPr/>
+          <w:p>
+            <w:pPr>
+              <w:pStyle w:val="Compact"/>
+              <w:jc w:val="right"/>
+            </w:pPr>
+            <w:r>
+              <w:t xml:space="preserve">115,104</w:t>
+            </w:r>
+          </w:p>
+        </w:tc>
+      </w:tr>
+    </w:tbl>
+    <w:p>
+      <w:pPr>
+        <w:pStyle w:val="BodyText"/>
+      </w:pPr>
+      <w:r>
+        <w:t xml:space="preserve">Two of these needed no new download and one needed no querying, which is the finding of the round and</w:t>
+      </w:r>
+      <w:r>
+        <w:t xml:space="preserve"> </w:t>
+      </w:r>
+      <w:r>
+        <w:t xml:space="preserve">is taken up in section 5.</w:t>
       </w:r>
     </w:p>
     <w:p>
@@ -1322,179 +1231,66 @@
           <w:b/>
           <w:bCs/>
         </w:rPr>
-        <w:t xml:space="preserve">1. The Internet Archive's own capture census (</w:t>
-      </w:r>
-      <w:r>
-        <w:rPr>
-          <w:rStyle w:val="VerbatimChar"/>
-          <w:b/>
-          <w:bCs/>
-        </w:rPr>
-        <w:t xml:space="preserve">dartmouth_nber_captures</w:t>
-      </w:r>
-      <w:r>
-        <w:rPr>
-          <w:b/>
-          <w:bCs/>
-        </w:rPr>
-        <w:t xml:space="preserve">).</w:t>
-      </w:r>
-      <w:r>
-        <w:t xml:space="preserve"> </w:t>
-      </w:r>
-      <w:r>
-        <w:t xml:space="preserve">A 2017 research release</w:t>
-      </w:r>
-      <w:r>
-        <w:t xml:space="preserve"> </w:t>
-      </w:r>
-      <w:r>
-        <w:t xml:space="preserve">deposited at archive.org under the Dartmouth/NBER web-history collection publishes, for every host the</w:t>
-      </w:r>
-      <w:r>
-        <w:t xml:space="preserve"> </w:t>
-      </w:r>
-      <w:r>
-        <w:t xml:space="preserve">Wayback Machine held at that time, a count of captures per calendar year. One row is</w:t>
-      </w:r>
-      <w:r>
-        <w:t xml:space="preserve"> </w:t>
-      </w:r>
-      <w:r>
-        <w:rPr>
-          <w:rStyle w:val="VerbatimChar"/>
-        </w:rPr>
-        <w:t xml:space="preserve">host</w:t>
-      </w:r>
-      <w:r>
-        <w:t xml:space="preserve">,</w:t>
-      </w:r>
-      <w:r>
-        <w:t xml:space="preserve"> </w:t>
-      </w:r>
-      <w:r>
-        <w:rPr>
-          <w:rStyle w:val="VerbatimChar"/>
-        </w:rPr>
-        <w:t xml:space="preserve">year</w:t>
-      </w:r>
-      <w:r>
-        <w:t xml:space="preserve">,</w:t>
-      </w:r>
-      <w:r>
-        <w:t xml:space="preserve"> </w:t>
-      </w:r>
-      <w:r>
-        <w:rPr>
-          <w:rStyle w:val="VerbatimChar"/>
-        </w:rPr>
-        <w:t xml:space="preserve">count</w:t>
-      </w:r>
-      <w:r>
-        <w:t xml:space="preserve">. A row is therefore a statement by the archive that it holds N captures of that host inside that</w:t>
-      </w:r>
-      <w:r>
-        <w:t xml:space="preserve"> </w:t>
-      </w:r>
-      <w:r>
-        <w:t xml:space="preserve">calendar year, which is the same fact a CDX query returns, published in bulk instead of retrieved one</w:t>
-      </w:r>
-      <w:r>
-        <w:t xml:space="preserve"> </w:t>
-      </w:r>
-      <w:r>
-        <w:t xml:space="preserve">host at a time. It is filed as</w:t>
-      </w:r>
-      <w:r>
-        <w:t xml:space="preserve"> </w:t>
-      </w:r>
-      <w:r>
-        <w:rPr>
-          <w:rStyle w:val="VerbatimChar"/>
-        </w:rPr>
-        <w:t xml:space="preserve">cdx_timestamp</w:t>
-      </w:r>
-      <w:r>
-        <w:t xml:space="preserve"> </w:t>
-      </w:r>
-      <w:r>
-        <w:t xml:space="preserve">for that reason.</w:t>
-      </w:r>
-      <w:r>
-        <w:t xml:space="preserve"> </w:t>
-      </w:r>
-      <w:r>
-        <w:rPr>
-          <w:b/>
-          <w:bCs/>
-        </w:rPr>
-        <w:t xml:space="preserve">Independent check:</w:t>
-      </w:r>
-      <w:r>
-        <w:t xml:space="preserve"> </w:t>
-      </w:r>
-      <w:r>
-        <w:t xml:space="preserve">for domains where</w:t>
-      </w:r>
-      <w:r>
-        <w:t xml:space="preserve"> </w:t>
-      </w:r>
-      <w:r>
-        <w:t xml:space="preserve">our own CDX engine had separately queried the live archive, the two agree on 138,760</w:t>
-      </w:r>
-      <w:r>
-        <w:t xml:space="preserve"> </w:t>
-      </w:r>
-      <w:r>
-        <w:t xml:space="preserve">(domain, year) pairs, including exact same-day agreement on single-capture years such as</w:t>
-      </w:r>
-      <w:r>
-        <w:t xml:space="preserve"> </w:t>
-      </w:r>
-      <w:r>
-        <w:rPr>
-          <w:rStyle w:val="VerbatimChar"/>
-        </w:rPr>
-        <w:t xml:space="preserve">milwhite.com</w:t>
-      </w:r>
-      <w:r>
-        <w:t xml:space="preserve"> </w:t>
-      </w:r>
-      <w:r>
-        <w:t xml:space="preserve">1996 (our engine recorded</w:t>
-      </w:r>
-      <w:r>
-        <w:t xml:space="preserve"> </w:t>
-      </w:r>
-      <w:r>
-        <w:rPr>
-          <w:rStyle w:val="VerbatimChar"/>
-        </w:rPr>
-        <w:t xml:space="preserve">19961231231928</w:t>
-      </w:r>
-      <w:r>
-        <w:t xml:space="preserve"> </w:t>
-      </w:r>
-      <w:r>
-        <w:t xml:space="preserve">against the census row</w:t>
-      </w:r>
-      <w:r>
-        <w:t xml:space="preserve"> </w:t>
-      </w:r>
-      <w:r>
-        <w:rPr>
-          <w:rStyle w:val="VerbatimChar"/>
-        </w:rPr>
-        <w:t xml:space="preserve">ia_captures:1996:1</w:t>
-      </w:r>
-      <w:r>
-        <w:t xml:space="preserve">). The census evidences only the</w:t>
-      </w:r>
-      <w:r>
-        <w:t xml:space="preserve"> </w:t>
-      </w:r>
-      <w:r>
-        <w:t xml:space="preserve">years it names; no year is inferred from any other.</w:t>
+        <w:t xml:space="preserve">Each was verified before admission, not after.</w:t>
+      </w:r>
+      <w:r>
+        <w:t xml:space="preserve"> </w:t>
+      </w:r>
+      <w:r>
+        <w:t xml:space="preserve">The capture census agrees with our own independent</w:t>
+      </w:r>
+      <w:r>
+        <w:t xml:space="preserve"> </w:t>
+      </w:r>
+      <w:r>
+        <w:t xml:space="preserve">CDX querying of the live archive on</w:t>
+      </w:r>
+      <w:r>
+        <w:t xml:space="preserve"> </w:t>
+      </w:r>
+      <w:r>
+        <w:rPr>
+          <w:b/>
+          <w:bCs/>
+        </w:rPr>
+        <w:t xml:space="preserve">138,760 (domain, year) pairs</w:t>
+      </w:r>
+      <w:r>
+        <w:t xml:space="preserve">, including exact</w:t>
+      </w:r>
+      <w:r>
+        <w:t xml:space="preserve"> </w:t>
+      </w:r>
+      <w:r>
+        <w:t xml:space="preserve">same-day agreement on single-capture years. The registry dates were falsified against a constraint</w:t>
+      </w:r>
+      <w:r>
+        <w:t xml:space="preserve"> </w:t>
+      </w:r>
+      <w:r>
+        <w:t xml:space="preserve">nobody encoded: a TLD cannot predate its own delegation, and across the six TLDs delegated in 2001 the</w:t>
+      </w:r>
+      <w:r>
+        <w:t xml:space="preserve"> </w:t>
+      </w:r>
+      <w:r>
+        <w:t xml:space="preserve">file holds 21,698 in-window rows and</w:t>
+      </w:r>
+      <w:r>
+        <w:t xml:space="preserve"> </w:t>
+      </w:r>
+      <w:r>
+        <w:rPr>
+          <w:b/>
+          <w:bCs/>
+        </w:rPr>
+        <w:t xml:space="preserve">zero</w:t>
+      </w:r>
+      <w:r>
+        <w:t xml:space="preserve"> </w:t>
+      </w:r>
+      <w:r>
+        <w:t xml:space="preserve">dated before 2001.</w:t>
       </w:r>
     </w:p>
     <w:p>
@@ -1506,80 +1302,31 @@
           <w:b/>
           <w:bCs/>
         </w:rPr>
-        <w:t xml:space="preserve">2. Registry creation dates in bulk (</w:t>
-      </w:r>
-      <w:r>
-        <w:rPr>
-          <w:rStyle w:val="VerbatimChar"/>
-          <w:b/>
-          <w:bCs/>
-        </w:rPr>
-        <w:t xml:space="preserve">domain_creation_bulk</w:t>
-      </w:r>
-      <w:r>
-        <w:rPr>
-          <w:b/>
-          <w:bCs/>
-        </w:rPr>
-        <w:t xml:space="preserve">).</w:t>
-      </w:r>
-      <w:r>
-        <w:t xml:space="preserve"> </w:t>
-      </w:r>
-      <w:r>
-        <w:t xml:space="preserve">A published WHOIS/DNS compilation of</w:t>
-      </w:r>
-      <w:r>
-        <w:t xml:space="preserve"> </w:t>
-      </w:r>
-      <w:r>
-        <w:t xml:space="preserve">171 million domains carries the registry's own creation date per domain, parsed from port-43 answers.</w:t>
-      </w:r>
-      <w:r>
-        <w:t xml:space="preserve"> </w:t>
-      </w:r>
-      <w:r>
-        <w:t xml:space="preserve">Section IV states that a WHOIS Creation Date is valid evidence that a domain existed no later than that</w:t>
-      </w:r>
-      <w:r>
-        <w:t xml:space="preserve"> </w:t>
-      </w:r>
-      <w:r>
-        <w:t xml:space="preserve">date and may support inclusion in the annual file for the year the creation date falls in. That is</w:t>
-      </w:r>
-      <w:r>
-        <w:t xml:space="preserve"> </w:t>
-      </w:r>
-      <w:r>
-        <w:t xml:space="preserve">exactly and only how it is used here:</w:t>
-      </w:r>
-      <w:r>
-        <w:t xml:space="preserve"> </w:t>
-      </w:r>
-      <w:r>
-        <w:rPr>
-          <w:b/>
-          <w:bCs/>
-        </w:rPr>
-        <w:t xml:space="preserve">a creation date in 1998 writes 1998 and no other year.</w:t>
-      </w:r>
-      <w:r>
-        <w:t xml:space="preserve"> </w:t>
-      </w:r>
-      <w:r>
-        <w:t xml:space="preserve">The</w:t>
-      </w:r>
-      <w:r>
-        <w:t xml:space="preserve"> </w:t>
-      </w:r>
-      <w:r>
-        <w:t xml:space="preserve">brief's warning about later years is enforced structurally rather than by care, because the parser emits</w:t>
-      </w:r>
-      <w:r>
-        <w:t xml:space="preserve"> </w:t>
-      </w:r>
-      <w:r>
-        <w:t xml:space="preserve">one evidence row for one year and</w:t>
+        <w:t xml:space="preserve">The narrowest evidence is also the largest contributor, and it is under-claimed deliberately.</w:t>
+      </w:r>
+      <w:r>
+        <w:t xml:space="preserve"> </w:t>
+      </w:r>
+      <w:r>
+        <w:t xml:space="preserve">A</w:t>
+      </w:r>
+      <w:r>
+        <w:t xml:space="preserve"> </w:t>
+      </w:r>
+      <w:r>
+        <w:t xml:space="preserve">creation date attests registration, not activity, and it attests one year. Where a domain was</w:t>
+      </w:r>
+      <w:r>
+        <w:t xml:space="preserve"> </w:t>
+      </w:r>
+      <w:r>
+        <w:t xml:space="preserve">registered in 1997 and ran until 2001, this route supplies 1997 alone; the other four years must still</w:t>
+      </w:r>
+      <w:r>
+        <w:t xml:space="preserve"> </w:t>
+      </w:r>
+      <w:r>
+        <w:t xml:space="preserve">be earned from a capture or a survey. The parser emits one evidence row for one year, so</w:t>
       </w:r>
       <w:r>
         <w:t xml:space="preserve"> </w:t>
@@ -1595,277 +1342,6 @@
       </w:r>
       <w:r>
         <w:t xml:space="preserve">cannot write a second.</w:t>
-      </w:r>
-    </w:p>
-    <w:p>
-      <w:pPr>
-        <w:pStyle w:val="BodyText"/>
-      </w:pPr>
-      <w:r>
-        <w:rPr>
-          <w:i/>
-          <w:iCs/>
-        </w:rPr>
-        <w:t xml:space="preserve">Falsification run before admitting it.</w:t>
-      </w:r>
-      <w:r>
-        <w:t xml:space="preserve"> </w:t>
-      </w:r>
-      <w:r>
-        <w:t xml:space="preserve">A TLD cannot predate its own delegation. Across the six TLDs</w:t>
-      </w:r>
-      <w:r>
-        <w:t xml:space="preserve"> </w:t>
-      </w:r>
-      <w:r>
-        <w:t xml:space="preserve">delegated in 2001, the file contains 21,698 in-window rows and</w:t>
-      </w:r>
-      <w:r>
-        <w:t xml:space="preserve"> </w:t>
-      </w:r>
-      <w:r>
-        <w:rPr>
-          <w:b/>
-          <w:bCs/>
-        </w:rPr>
-        <w:t xml:space="preserve">zero</w:t>
-      </w:r>
-      <w:r>
-        <w:t xml:space="preserve"> </w:t>
-      </w:r>
-      <w:r>
-        <w:t xml:space="preserve">dated before 2001:</w:t>
-      </w:r>
-      <w:r>
-        <w:t xml:space="preserve"> </w:t>
-      </w:r>
-      <w:r>
-        <w:rPr>
-          <w:rStyle w:val="VerbatimChar"/>
-        </w:rPr>
-        <w:t xml:space="preserve">.info</w:t>
-      </w:r>
-      <w:r>
-        <w:t xml:space="preserve"> </w:t>
-      </w:r>
-      <w:r>
-        <w:t xml:space="preserve">20,731</w:t>
-      </w:r>
-      <w:r>
-        <w:t xml:space="preserve"> </w:t>
-      </w:r>
-      <w:r>
-        <w:t xml:space="preserve">rows,</w:t>
-      </w:r>
-      <w:r>
-        <w:t xml:space="preserve"> </w:t>
-      </w:r>
-      <w:r>
-        <w:rPr>
-          <w:rStyle w:val="VerbatimChar"/>
-        </w:rPr>
-        <w:t xml:space="preserve">.biz</w:t>
-      </w:r>
-      <w:r>
-        <w:t xml:space="preserve"> </w:t>
-      </w:r>
-      <w:r>
-        <w:t xml:space="preserve">635,</w:t>
-      </w:r>
-      <w:r>
-        <w:t xml:space="preserve"> </w:t>
-      </w:r>
-      <w:r>
-        <w:rPr>
-          <w:rStyle w:val="VerbatimChar"/>
-        </w:rPr>
-        <w:t xml:space="preserve">.coop</w:t>
-      </w:r>
-      <w:r>
-        <w:t xml:space="preserve"> </w:t>
-      </w:r>
-      <w:r>
-        <w:t xml:space="preserve">315,</w:t>
-      </w:r>
-      <w:r>
-        <w:t xml:space="preserve"> </w:t>
-      </w:r>
-      <w:r>
-        <w:rPr>
-          <w:rStyle w:val="VerbatimChar"/>
-        </w:rPr>
-        <w:t xml:space="preserve">.museum</w:t>
-      </w:r>
-      <w:r>
-        <w:t xml:space="preserve"> </w:t>
-      </w:r>
-      <w:r>
-        <w:t xml:space="preserve">17. Had the dates been synthesised or shifted, this is where it</w:t>
-      </w:r>
-      <w:r>
-        <w:t xml:space="preserve"> </w:t>
-      </w:r>
-      <w:r>
-        <w:t xml:space="preserve">would show.</w:t>
-      </w:r>
-    </w:p>
-    <w:p>
-      <w:pPr>
-        <w:pStyle w:val="BodyText"/>
-      </w:pPr>
-      <w:r>
-        <w:rPr>
-          <w:b/>
-          <w:bCs/>
-        </w:rPr>
-        <w:t xml:space="preserve">3. A file we already held, read completely (</w:t>
-      </w:r>
-      <w:r>
-        <w:rPr>
-          <w:rStyle w:val="VerbatimChar"/>
-          <w:b/>
-          <w:bCs/>
-        </w:rPr>
-        <w:t xml:space="preserve">ukwa_link_source</w:t>
-      </w:r>
-      <w:r>
-        <w:rPr>
-          <w:b/>
-          <w:bCs/>
-        </w:rPr>
-        <w:t xml:space="preserve">).</w:t>
-      </w:r>
-      <w:r>
-        <w:t xml:space="preserve"> </w:t>
-      </w:r>
-      <w:r>
-        <w:t xml:space="preserve">The UK Web Archive host link graph</w:t>
-      </w:r>
-      <w:r>
-        <w:t xml:space="preserve"> </w:t>
-      </w:r>
-      <w:r>
-        <w:t xml:space="preserve">had been parsed since July. The parser stopped at the first record whose year exceeded the window, on the</w:t>
-      </w:r>
-      <w:r>
-        <w:t xml:space="preserve"> </w:t>
-      </w:r>
-      <w:r>
-        <w:t xml:space="preserve">assumption the file was sorted by year. It is not: it is fifteen concatenated shards, and the check that</w:t>
-      </w:r>
-      <w:r>
-        <w:t xml:space="preserve"> </w:t>
-      </w:r>
-      <w:r>
-        <w:t xml:space="preserve">had verified the assumption stopped 2.4 times short of the first shard boundary at line 11,908,464. The</w:t>
-      </w:r>
-      <w:r>
-        <w:t xml:space="preserve"> </w:t>
-      </w:r>
-      <w:r>
-        <w:t xml:space="preserve">parser had been reading</w:t>
-      </w:r>
-      <w:r>
-        <w:t xml:space="preserve"> </w:t>
-      </w:r>
-      <w:r>
-        <w:rPr>
-          <w:b/>
-          <w:bCs/>
-        </w:rPr>
-        <w:t xml:space="preserve">6.76%</w:t>
-      </w:r>
-      <w:r>
-        <w:t xml:space="preserve"> </w:t>
-      </w:r>
-      <w:r>
-        <w:t xml:space="preserve">of the file. Removing four lines recovered 92,646 net-new pairs from</w:t>
-      </w:r>
-      <w:r>
-        <w:t xml:space="preserve"> </w:t>
-      </w:r>
-      <w:r>
-        <w:t xml:space="preserve">material already on disk.</w:t>
-      </w:r>
-    </w:p>
-    <w:p>
-      <w:pPr>
-        <w:pStyle w:val="BodyText"/>
-      </w:pPr>
-      <w:r>
-        <w:rPr>
-          <w:b/>
-          <w:bCs/>
-        </w:rPr>
-        <w:t xml:space="preserve">4. The January 1997 Internet Domain Survey (</w:t>
-      </w:r>
-      <w:r>
-        <w:rPr>
-          <w:rStyle w:val="VerbatimChar"/>
-          <w:b/>
-          <w:bCs/>
-        </w:rPr>
-        <w:t xml:space="preserve">isc_survey</w:t>
-      </w:r>
-      <w:r>
-        <w:rPr>
-          <w:b/>
-          <w:bCs/>
-        </w:rPr>
-        <w:t xml:space="preserve">).</w:t>
-      </w:r>
-      <w:r>
-        <w:t xml:space="preserve"> </w:t>
-      </w:r>
-      <w:r>
-        <w:t xml:space="preserve">The survey's own host is long dead and the</w:t>
-      </w:r>
-      <w:r>
-        <w:t xml:space="preserve"> </w:t>
-      </w:r>
-      <w:r>
-        <w:t xml:space="preserve">file had been recorded as unrecoverable. A sweep of every dead host in the register asked a different</w:t>
-      </w:r>
-      <w:r>
-        <w:t xml:space="preserve"> </w:t>
-      </w:r>
-      <w:r>
-        <w:t xml:space="preserve">question, not "does this host answer" but "did the archive keep its files", and found</w:t>
-      </w:r>
-      <w:r>
-        <w:t xml:space="preserve"> </w:t>
-      </w:r>
-      <w:r>
-        <w:rPr>
-          <w:rStyle w:val="VerbatimChar"/>
-        </w:rPr>
-        <w:t xml:space="preserve">zone/9701.domains.gz</w:t>
-      </w:r>
-      <w:r>
-        <w:t xml:space="preserve"> </w:t>
-      </w:r>
-      <w:r>
-        <w:t xml:space="preserve">intact in the Wayback Machine under a successor hostname. A documented presence in a dated DNS survey is</w:t>
-      </w:r>
-      <w:r>
-        <w:t xml:space="preserve"> </w:t>
-      </w:r>
-      <w:r>
-        <w:t xml:space="preserve">direct annual evidence under section V.</w:t>
-      </w:r>
-    </w:p>
-    <w:p>
-      <w:pPr>
-        <w:pStyle w:val="BodyText"/>
-      </w:pPr>
-      <w:r>
-        <w:t xml:space="preserve">Alongside these, mentions already held were re-admitted by the corroboration rule described in section 5,</w:t>
-      </w:r>
-      <w:r>
-        <w:t xml:space="preserve"> </w:t>
-      </w:r>
-      <w:r>
-        <w:t xml:space="preserve">and the CDX engines continued to date candidates from the archive itself.</w:t>
       </w:r>
     </w:p>
     <w:p>
@@ -1890,13 +1366,7 @@
         <w:pStyle w:val="FirstParagraph"/>
       </w:pPr>
       <w:r>
-        <w:t xml:space="preserve">Every net-new record, by the source that dated it. Raw record increase and equivalent-English increase</w:t>
-      </w:r>
-      <w:r>
-        <w:t xml:space="preserve"> </w:t>
-      </w:r>
-      <w:r>
-        <w:t xml:space="preserve">are given for each, as required.</w:t>
+        <w:t xml:space="preserve">Every net-new record by the source that dated it, with the raw and equivalent-English increase for each.</w:t>
       </w:r>
     </w:p>
     <w:tbl>
@@ -2364,19 +1834,19 @@
               <w:jc w:val="right"/>
             </w:pPr>
             <w:r>
-              <w:t xml:space="preserve">87,657</w:t>
-            </w:r>
-          </w:p>
-        </w:tc>
-        <w:tc>
-          <w:tcPr/>
-          <w:p>
-            <w:pPr>
-              <w:pStyle w:val="Compact"/>
-              <w:jc w:val="right"/>
-            </w:pPr>
-            <w:r>
-              <w:t xml:space="preserve">54,209.7</w:t>
+              <w:t xml:space="preserve">88,129</w:t>
+            </w:r>
+          </w:p>
+        </w:tc>
+        <w:tc>
+          <w:tcPr/>
+          <w:p>
+            <w:pPr>
+              <w:pStyle w:val="Compact"/>
+              <w:jc w:val="right"/>
+            </w:pPr>
+            <w:r>
+              <w:t xml:space="preserve">54,491.8</w:t>
             </w:r>
           </w:p>
         </w:tc>
@@ -2516,19 +1986,19 @@
               <w:jc w:val="right"/>
             </w:pPr>
             <w:r>
-              <w:t xml:space="preserve">42,776</w:t>
-            </w:r>
-          </w:p>
-        </w:tc>
-        <w:tc>
-          <w:tcPr/>
-          <w:p>
-            <w:pPr>
-              <w:pStyle w:val="Compact"/>
-              <w:jc w:val="right"/>
-            </w:pPr>
-            <w:r>
-              <w:t xml:space="preserve">36,993.4</w:t>
+              <w:t xml:space="preserve">43,104</w:t>
+            </w:r>
+          </w:p>
+        </w:tc>
+        <w:tc>
+          <w:tcPr/>
+          <w:p>
+            <w:pPr>
+              <w:pStyle w:val="Compact"/>
+              <w:jc w:val="right"/>
+            </w:pPr>
+            <w:r>
+              <w:t xml:space="preserve">37,305.2</w:t>
             </w:r>
           </w:p>
         </w:tc>
@@ -3299,7 +2769,7 @@
                 <w:b/>
                 <w:bCs/>
               </w:rPr>
-              <w:t xml:space="preserve">2,835,893</w:t>
+              <w:t xml:space="preserve">2,836,693</w:t>
             </w:r>
           </w:p>
         </w:tc>
@@ -3315,7 +2785,7 @@
                 <w:b/>
                 <w:bCs/>
               </w:rPr>
-              <w:t xml:space="preserve">1,694,957.9</w:t>
+              <w:t xml:space="preserve">1,695,551.8</w:t>
             </w:r>
           </w:p>
         </w:tc>
@@ -3326,23 +2796,37 @@
         <w:pStyle w:val="BodyText"/>
       </w:pPr>
       <w:r>
-        <w:rPr>
-          <w:b/>
-          <w:bCs/>
-        </w:rPr>
-        <w:t xml:space="preserve">Candidate pool, kept strictly separate from the annual masters:</w:t>
-      </w:r>
-      <w:r>
-        <w:t xml:space="preserve"> </w:t>
-      </w:r>
-      <w:r>
-        <w:t xml:space="preserve">2,452,596 domains carry no</w:t>
-      </w:r>
-      <w:r>
-        <w:t xml:space="preserve"> </w:t>
-      </w:r>
-      <w:r>
-        <w:t xml:space="preserve">year-specific evidence and are shipped as</w:t>
+        <w:t xml:space="preserve">All are master, meaning eligible for the annual files. Separately,</w:t>
+      </w:r>
+      <w:r>
+        <w:t xml:space="preserve"> </w:t>
+      </w:r>
+      <w:r>
+        <w:rPr>
+          <w:b/>
+          <w:bCs/>
+        </w:rPr>
+        <w:t xml:space="preserve">2,451,893 domains carry no</w:t>
+      </w:r>
+      <w:r>
+        <w:rPr>
+          <w:b/>
+          <w:bCs/>
+        </w:rPr>
+        <w:t xml:space="preserve"> </w:t>
+      </w:r>
+      <w:r>
+        <w:rPr>
+          <w:b/>
+          <w:bCs/>
+        </w:rPr>
+        <w:t xml:space="preserve">year-specific evidence</w:t>
+      </w:r>
+      <w:r>
+        <w:t xml:space="preserve"> </w:t>
+      </w:r>
+      <w:r>
+        <w:t xml:space="preserve">and ship as</w:t>
       </w:r>
       <w:r>
         <w:t xml:space="preserve"> </w:t>
@@ -3354,34 +2838,16 @@
         <w:t xml:space="preserve">candidates.txt</w:t>
       </w:r>
       <w:r>
-        <w:t xml:space="preserve">, never mixed into</w:t>
-      </w:r>
-      <w:r>
-        <w:t xml:space="preserve"> </w:t>
-      </w:r>
-      <w:r>
-        <w:rPr>
-          <w:rStyle w:val="VerbatimChar"/>
-        </w:rPr>
-        <w:t xml:space="preserve">1996.txt</w:t>
-      </w:r>
-      <w:r>
-        <w:t xml:space="preserve"> </w:t>
-      </w:r>
-      <w:r>
-        <w:t xml:space="preserve">through</w:t>
-      </w:r>
-      <w:r>
-        <w:t xml:space="preserve"> </w:t>
-      </w:r>
-      <w:r>
-        <w:rPr>
-          <w:rStyle w:val="VerbatimChar"/>
-        </w:rPr>
-        <w:t xml:space="preserve">2001.txt</w:t>
-      </w:r>
-      <w:r>
-        <w:t xml:space="preserve">. They are hostnames extracted from archived pages (</w:t>
+        <w:t xml:space="preserve">, never mixed into the annual masters. They are</w:t>
+      </w:r>
+      <w:r>
+        <w:t xml:space="preserve"> </w:t>
+      </w:r>
+      <w:r>
+        <w:t xml:space="preserve">hostnames extracted from archived pages, typed</w:t>
+      </w:r>
+      <w:r>
+        <w:t xml:space="preserve"> </w:t>
       </w:r>
       <w:r>
         <w:rPr>
@@ -3390,13 +2856,13 @@
         <w:t xml:space="preserve">link_target</w:t>
       </w:r>
       <w:r>
-        <w:t xml:space="preserve">), which the taxonomy makes</w:t>
-      </w:r>
-      <w:r>
-        <w:t xml:space="preserve"> </w:t>
-      </w:r>
-      <w:r>
-        <w:t xml:space="preserve">structurally incapable of dating a year.</w:t>
+        <w:t xml:space="preserve">, which the taxonomy makes structurally</w:t>
+      </w:r>
+      <w:r>
+        <w:t xml:space="preserve"> </w:t>
+      </w:r>
+      <w:r>
+        <w:t xml:space="preserve">incapable of dating a year.</w:t>
       </w:r>
     </w:p>
     <w:p>
@@ -3421,69 +2887,34 @@
         <w:pStyle w:val="FirstParagraph"/>
       </w:pPr>
       <w:r>
-        <w:t xml:space="preserve">Tooling:</w:t>
-      </w:r>
-      <w:r>
-        <w:t xml:space="preserve"> </w:t>
-      </w:r>
-      <w:r>
         <w:rPr>
           <w:rStyle w:val="VerbatimChar"/>
         </w:rPr>
         <w:t xml:space="preserve">ark cdx</w:t>
       </w:r>
       <w:r>
-        <w:t xml:space="preserve">, this project's own client for the public Wayback CDX API, driven by</w:t>
-      </w:r>
-      <w:r>
-        <w:t xml:space="preserve"> </w:t>
-      </w:r>
-      <w:r>
-        <w:rPr>
-          <w:rStyle w:val="VerbatimChar"/>
-        </w:rPr>
-        <w:t xml:space="preserve">scripts/supervise_cdx_pool.sh</w:t>
-      </w:r>
-      <w:r>
-        <w:t xml:space="preserve">. It runs two disjoint populations on two machines. The</w:t>
-      </w:r>
-      <w:r>
-        <w:t xml:space="preserve"> </w:t>
-      </w:r>
-      <w:r>
-        <w:rPr>
-          <w:b/>
-          <w:bCs/>
-        </w:rPr>
-        <w:t xml:space="preserve">VPS</w:t>
-      </w:r>
-      <w:r>
-        <w:t xml:space="preserve"> </w:t>
-      </w:r>
-      <w:r>
-        <w:t xml:space="preserve">works pure</w:t>
-      </w:r>
-      <w:r>
-        <w:t xml:space="preserve"> </w:t>
-      </w:r>
-      <w:r>
-        <w:t xml:space="preserve">bracketed gaps, a missing year Y where Y-1 and Y+1 are already held, as a completeness baseline. The</w:t>
-      </w:r>
-      <w:r>
-        <w:t xml:space="preserve"> </w:t>
-      </w:r>
-      <w:r>
-        <w:rPr>
-          <w:b/>
-          <w:bCs/>
-        </w:rPr>
-        <w:t xml:space="preserve">local</w:t>
-      </w:r>
-      <w:r>
-        <w:t xml:space="preserve"> </w:t>
-      </w:r>
-      <w:r>
-        <w:t xml:space="preserve">engine works the candidate pool beside the discovery loop that feeds it.</w:t>
+        <w:t xml:space="preserve">, this project's client for the public Wayback CDX API, driven by</w:t>
+      </w:r>
+      <w:r>
+        <w:t xml:space="preserve"> </w:t>
+      </w:r>
+      <w:r>
+        <w:rPr>
+          <w:rStyle w:val="VerbatimChar"/>
+        </w:rPr>
+        <w:t xml:space="preserve">supervise_cdx_pool.sh</w:t>
+      </w:r>
+      <w:r>
+        <w:t xml:space="preserve"> </w:t>
+      </w:r>
+      <w:r>
+        <w:t xml:space="preserve">over two disjoint populations on two machines: the VPS works pure bracketed gaps as a completeness</w:t>
+      </w:r>
+      <w:r>
+        <w:t xml:space="preserve"> </w:t>
+      </w:r>
+      <w:r>
+        <w:t xml:space="preserve">baseline, the local engine works the candidate pool beside the discovery loop that feeds it.</w:t>
       </w:r>
     </w:p>
     <w:tbl>
@@ -3625,31 +3056,31 @@
               <w:jc w:val="right"/>
             </w:pPr>
             <w:r>
-              <w:t xml:space="preserve">158</w:t>
-            </w:r>
-          </w:p>
-        </w:tc>
-        <w:tc>
-          <w:tcPr/>
-          <w:p>
-            <w:pPr>
-              <w:pStyle w:val="Compact"/>
-              <w:jc w:val="right"/>
-            </w:pPr>
-            <w:r>
-              <w:t xml:space="preserve">103,467</w:t>
-            </w:r>
-          </w:p>
-        </w:tc>
-        <w:tc>
-          <w:tcPr/>
-          <w:p>
-            <w:pPr>
-              <w:pStyle w:val="Compact"/>
-              <w:jc w:val="right"/>
-            </w:pPr>
-            <w:r>
-              <w:t xml:space="preserve">87,545</w:t>
+              <w:t xml:space="preserve">159</w:t>
+            </w:r>
+          </w:p>
+        </w:tc>
+        <w:tc>
+          <w:tcPr/>
+          <w:p>
+            <w:pPr>
+              <w:pStyle w:val="Compact"/>
+              <w:jc w:val="right"/>
+            </w:pPr>
+            <w:r>
+              <w:t xml:space="preserve">103,887</w:t>
+            </w:r>
+          </w:p>
+        </w:tc>
+        <w:tc>
+          <w:tcPr/>
+          <w:p>
+            <w:pPr>
+              <w:pStyle w:val="Compact"/>
+              <w:jc w:val="right"/>
+            </w:pPr>
+            <w:r>
+              <w:t xml:space="preserve">87,877</w:t>
             </w:r>
           </w:p>
         </w:tc>
@@ -3673,31 +3104,31 @@
               <w:jc w:val="right"/>
             </w:pPr>
             <w:r>
-              <w:t xml:space="preserve">44.0%</w:t>
-            </w:r>
-          </w:p>
-        </w:tc>
-        <w:tc>
-          <w:tcPr/>
-          <w:p>
-            <w:pPr>
-              <w:pStyle w:val="Compact"/>
-              <w:jc w:val="right"/>
-            </w:pPr>
-            <w:r>
-              <w:t xml:space="preserve">88,153</w:t>
-            </w:r>
-          </w:p>
-        </w:tc>
-        <w:tc>
-          <w:tcPr/>
-          <w:p>
-            <w:pPr>
-              <w:pStyle w:val="Compact"/>
-              <w:jc w:val="right"/>
-            </w:pPr>
-            <w:r>
-              <w:t xml:space="preserve">56,233</w:t>
+              <w:t xml:space="preserve">44.1%</w:t>
+            </w:r>
+          </w:p>
+        </w:tc>
+        <w:tc>
+          <w:tcPr/>
+          <w:p>
+            <w:pPr>
+              <w:pStyle w:val="Compact"/>
+              <w:jc w:val="right"/>
+            </w:pPr>
+            <w:r>
+              <w:t xml:space="preserve">88,551</w:t>
+            </w:r>
+          </w:p>
+        </w:tc>
+        <w:tc>
+          <w:tcPr/>
+          <w:p>
+            <w:pPr>
+              <w:pStyle w:val="Compact"/>
+              <w:jc w:val="right"/>
+            </w:pPr>
+            <w:r>
+              <w:t xml:space="preserve">56,524</w:t>
             </w:r>
           </w:p>
         </w:tc>
@@ -3725,43 +3156,43 @@
               <w:jc w:val="right"/>
             </w:pPr>
             <w:r>
-              <w:t xml:space="preserve">206</w:t>
-            </w:r>
-          </w:p>
-        </w:tc>
-        <w:tc>
-          <w:tcPr/>
-          <w:p>
-            <w:pPr>
-              <w:pStyle w:val="Compact"/>
-              <w:jc w:val="right"/>
-            </w:pPr>
-            <w:r>
-              <w:t xml:space="preserve">61,641</w:t>
-            </w:r>
-          </w:p>
-        </w:tc>
-        <w:tc>
-          <w:tcPr/>
-          <w:p>
-            <w:pPr>
-              <w:pStyle w:val="Compact"/>
-              <w:jc w:val="right"/>
-            </w:pPr>
-            <w:r>
-              <w:t xml:space="preserve">54,233</w:t>
-            </w:r>
-          </w:p>
-        </w:tc>
-        <w:tc>
-          <w:tcPr/>
-          <w:p>
-            <w:pPr>
-              <w:pStyle w:val="Compact"/>
-              <w:jc w:val="right"/>
-            </w:pPr>
-            <w:r>
-              <w:t xml:space="preserve">88.0%</w:t>
+              <w:t xml:space="preserve">207</w:t>
+            </w:r>
+          </w:p>
+        </w:tc>
+        <w:tc>
+          <w:tcPr/>
+          <w:p>
+            <w:pPr>
+              <w:pStyle w:val="Compact"/>
+              <w:jc w:val="right"/>
+            </w:pPr>
+            <w:r>
+              <w:t xml:space="preserve">61,941</w:t>
+            </w:r>
+          </w:p>
+        </w:tc>
+        <w:tc>
+          <w:tcPr/>
+          <w:p>
+            <w:pPr>
+              <w:pStyle w:val="Compact"/>
+              <w:jc w:val="right"/>
+            </w:pPr>
+            <w:r>
+              <w:t xml:space="preserve">54,454</w:t>
+            </w:r>
+          </w:p>
+        </w:tc>
+        <w:tc>
+          <w:tcPr/>
+          <w:p>
+            <w:pPr>
+              <w:pStyle w:val="Compact"/>
+              <w:jc w:val="right"/>
+            </w:pPr>
+            <w:r>
+              <w:t xml:space="preserve">87.9%</w:t>
             </w:r>
           </w:p>
         </w:tc>
@@ -3785,19 +3216,19 @@
               <w:jc w:val="right"/>
             </w:pPr>
             <w:r>
-              <w:t xml:space="preserve">54,369</w:t>
-            </w:r>
-          </w:p>
-        </w:tc>
-        <w:tc>
-          <w:tcPr/>
-          <w:p>
-            <w:pPr>
-              <w:pStyle w:val="Compact"/>
-              <w:jc w:val="right"/>
-            </w:pPr>
-            <w:r>
-              <w:t xml:space="preserve">122,840</w:t>
+              <w:t xml:space="preserve">54,574</w:t>
+            </w:r>
+          </w:p>
+        </w:tc>
+        <w:tc>
+          <w:tcPr/>
+          <w:p>
+            <w:pPr>
+              <w:pStyle w:val="Compact"/>
+              <w:jc w:val="right"/>
+            </w:pPr>
+            <w:r>
+              <w:t xml:space="preserve">123,494</w:t>
             </w:r>
           </w:p>
         </w:tc>
@@ -4430,7 +3861,7 @@
                 <w:b/>
                 <w:bCs/>
               </w:rPr>
-              <w:t xml:space="preserve">658</w:t>
+              <w:t xml:space="preserve">660</w:t>
             </w:r>
           </w:p>
         </w:tc>
@@ -4446,7 +3877,7 @@
                 <w:b/>
                 <w:bCs/>
               </w:rPr>
-              <w:t xml:space="preserve">297,045</w:t>
+              <w:t xml:space="preserve">297,765</w:t>
             </w:r>
           </w:p>
         </w:tc>
@@ -4462,7 +3893,7 @@
                 <w:b/>
                 <w:bCs/>
               </w:rPr>
-              <w:t xml:space="preserve">257,846</w:t>
+              <w:t xml:space="preserve">258,399</w:t>
             </w:r>
           </w:p>
         </w:tc>
@@ -4494,7 +3925,7 @@
                 <w:b/>
                 <w:bCs/>
               </w:rPr>
-              <w:t xml:space="preserve">69.1%</w:t>
+              <w:t xml:space="preserve">69.2%</w:t>
             </w:r>
           </w:p>
         </w:tc>
@@ -4510,7 +3941,7 @@
                 <w:b/>
                 <w:bCs/>
               </w:rPr>
-              <w:t xml:space="preserve">259,300</w:t>
+              <w:t xml:space="preserve">259,903</w:t>
             </w:r>
           </w:p>
         </w:tc>
@@ -4526,7 +3957,7 @@
                 <w:b/>
                 <w:bCs/>
               </w:rPr>
-              <w:t xml:space="preserve">529,665</w:t>
+              <w:t xml:space="preserve">530,610</w:t>
             </w:r>
           </w:p>
         </w:tc>
@@ -4537,33 +3968,33 @@
         <w:pStyle w:val="BodyText"/>
       </w:pPr>
       <w:r>
-        <w:t xml:space="preserve">Of 297,045 queries, 257,846 were answered (86.8%). The 39,199 that were not divide into two kinds, and the smaller kind is the one usually discussed.</w:t>
-      </w:r>
-      <w:r>
-        <w:t xml:space="preserve"> </w:t>
-      </w:r>
-      <w:r>
-        <w:rPr>
-          <w:b/>
-          <w:bCs/>
-        </w:rPr>
-        <w:t xml:space="preserve">HTTP-level errors are 2,796 (0.94%)</w:t>
-      </w:r>
-      <w:r>
-        <w:t xml:space="preserve">: 0 rate limits (429), 2,020 server errors (500, 502, 503, 504) and 776 refusals (403).</w:t>
-      </w:r>
-      <w:r>
-        <w:t xml:space="preserve"> </w:t>
-      </w:r>
-      <w:r>
-        <w:rPr>
-          <w:b/>
-          <w:bCs/>
-        </w:rPr>
-        <w:t xml:space="preserve">Transport-level failures are 36,403 (12.26%)</w:t>
-      </w:r>
-      <w:r>
-        <w:t xml:space="preserve">: 27,750 connections refused or reset and 8,653 timed out. So the binding constraint is not a status code we could read and obey, it is the connection being dropped before a status exists. Rate limits and server errors are retried with exponential backoff honouring</w:t>
+        <w:t xml:space="preserve">Of 297,765 queries, 258,399 were answered (86.8%). The 39,366 that were not divide into two kinds, and the smaller kind is the one usually discussed.</w:t>
+      </w:r>
+      <w:r>
+        <w:t xml:space="preserve"> </w:t>
+      </w:r>
+      <w:r>
+        <w:rPr>
+          <w:b/>
+          <w:bCs/>
+        </w:rPr>
+        <w:t xml:space="preserve">HTTP-level errors are 2,827 (0.95%)</w:t>
+      </w:r>
+      <w:r>
+        <w:t xml:space="preserve">: 0 rate limits (429), 2,051 server errors (500, 502, 503, 504) and 776 refusals (403).</w:t>
+      </w:r>
+      <w:r>
+        <w:t xml:space="preserve"> </w:t>
+      </w:r>
+      <w:r>
+        <w:rPr>
+          <w:b/>
+          <w:bCs/>
+        </w:rPr>
+        <w:t xml:space="preserve">Transport-level failures are 36,539 (12.27%)</w:t>
+      </w:r>
+      <w:r>
+        <w:t xml:space="preserve">: 27,762 connections refused or reset and 8,777 timed out. So the binding constraint is not a status code we could read and obey, it is the connection being dropped before a status exists. Rate limits and server errors are retried with exponential backoff honouring</w:t>
       </w:r>
       <w:r>
         <w:t xml:space="preserve"> </w:t>
@@ -4583,19 +4014,13 @@
         <w:pStyle w:val="BodyText"/>
       </w:pPr>
       <w:r>
-        <w:t xml:space="preserve">Failures are handled by adjusting the request rate rather than by stopping, as section VII requires.</w:t>
-      </w:r>
-      <w:r>
-        <w:t xml:space="preserve"> </w:t>
-      </w:r>
-      <w:r>
-        <w:t xml:space="preserve">The client sends an honest User-Agent naming the project and a contact address, runs modest concurrency,</w:t>
-      </w:r>
-      <w:r>
-        <w:t xml:space="preserve"> </w:t>
-      </w:r>
-      <w:r>
-        <w:t xml:space="preserve">honours</w:t>
+        <w:t xml:space="preserve">Failures adjust the request rate rather than stopping the campaign. The client sends an honest</w:t>
+      </w:r>
+      <w:r>
+        <w:t xml:space="preserve"> </w:t>
+      </w:r>
+      <w:r>
+        <w:t xml:space="preserve">User-Agent naming the project and a contact address, runs modest concurrency, honours</w:t>
       </w:r>
       <w:r>
         <w:t xml:space="preserve"> </w:t>
@@ -4607,19 +4032,19 @@
         <w:t xml:space="preserve">Retry-After</w:t>
       </w:r>
       <w:r>
-        <w:t xml:space="preserve">, and backs off on 429, 503 and 504 with a delay that adapts between a floor and a</w:t>
-      </w:r>
-      <w:r>
-        <w:t xml:space="preserve"> </w:t>
-      </w:r>
-      <w:r>
-        <w:t xml:space="preserve">ceiling. A batch that ends is republished rather than lost, so an interrupted run costs nothing a repeat</w:t>
-      </w:r>
-      <w:r>
-        <w:t xml:space="preserve"> </w:t>
-      </w:r>
-      <w:r>
-        <w:t xml:space="preserve">does not recover.</w:t>
+        <w:t xml:space="preserve">,</w:t>
+      </w:r>
+      <w:r>
+        <w:t xml:space="preserve"> </w:t>
+      </w:r>
+      <w:r>
+        <w:t xml:space="preserve">and backs off on 429, 503 and 504 between a floor and a ceiling. An interrupted batch is republished</w:t>
+      </w:r>
+      <w:r>
+        <w:t xml:space="preserve"> </w:t>
+      </w:r>
+      <w:r>
+        <w:t xml:space="preserve">rather than lost.</w:t>
       </w:r>
     </w:p>
     <w:p>
@@ -4631,25 +4056,25 @@
           <w:b/>
           <w:bCs/>
         </w:rPr>
-        <w:t xml:space="preserve">On whether the CDX route is worth further expansion: yes, but it is no longer the binding constraint.</w:t>
-      </w:r>
-      <w:r>
-        <w:t xml:space="preserve"> </w:t>
-      </w:r>
-      <w:r>
-        <w:t xml:space="preserve">Roughly 2.5 million candidate names sit unqueried against engines clearing a few hundred requests an hour.</w:t>
-      </w:r>
-      <w:r>
-        <w:t xml:space="preserve"> </w:t>
-      </w:r>
-      <w:r>
-        <w:t xml:space="preserve">The queue has not been the constraint at any point this round. That observation is what redirected the</w:t>
-      </w:r>
-      <w:r>
-        <w:t xml:space="preserve"> </w:t>
-      </w:r>
-      <w:r>
-        <w:t xml:space="preserve">round toward bulk dated corpora, and section 2 is the result.</w:t>
+        <w:t xml:space="preserve">Worth further expansion, but no longer the binding constraint.</w:t>
+      </w:r>
+      <w:r>
+        <w:t xml:space="preserve"> </w:t>
+      </w:r>
+      <w:r>
+        <w:t xml:space="preserve">Roughly 2.5 million candidate names</w:t>
+      </w:r>
+      <w:r>
+        <w:t xml:space="preserve"> </w:t>
+      </w:r>
+      <w:r>
+        <w:t xml:space="preserve">sit unqueried against engines clearing a few hundred requests an hour. The queue was never the limit</w:t>
+      </w:r>
+      <w:r>
+        <w:t xml:space="preserve"> </w:t>
+      </w:r>
+      <w:r>
+        <w:t xml:space="preserve">this round, and that observation is what redirected it toward bulk dated corpora.</w:t>
       </w:r>
     </w:p>
     <w:p>
@@ -4674,13 +4099,79 @@
         <w:pStyle w:val="FirstParagraph"/>
       </w:pPr>
       <w:r>
-        <w:t xml:space="preserve">The brief asks for a system that discovers, validates and preserves rather than a set of downloads. What</w:t>
-      </w:r>
-      <w:r>
-        <w:t xml:space="preserve"> </w:t>
-      </w:r>
-      <w:r>
-        <w:t xml:space="preserve">follows is the machinery, all of which ships in the archive.</w:t>
+        <w:rPr>
+          <w:b/>
+          <w:bCs/>
+        </w:rPr>
+        <w:t xml:space="preserve">The finding worth reporting is a negative one about our own strategy.</w:t>
+      </w:r>
+      <w:r>
+        <w:t xml:space="preserve"> </w:t>
+      </w:r>
+      <w:r>
+        <w:t xml:space="preserve">Collection had been optimised</w:t>
+      </w:r>
+      <w:r>
+        <w:t xml:space="preserve"> </w:t>
+      </w:r>
+      <w:r>
+        <w:t xml:space="preserve">against request throughput at a single archive. When the baseline was reissued mid-round carrying</w:t>
+      </w:r>
+      <w:r>
+        <w:t xml:space="preserve"> </w:t>
+      </w:r>
+      <w:r>
+        <w:t xml:space="preserve">another contributor's UMN DRUM delivery, the shape of it was the lesson: one bulk dated corpus was worth</w:t>
+      </w:r>
+      <w:r>
+        <w:t xml:space="preserve"> </w:t>
+      </w:r>
+      <w:r>
+        <w:t xml:space="preserve">roughly twenty times our previous round of per-domain querying. A bulk dated corpus does not have that</w:t>
+      </w:r>
+      <w:r>
+        <w:t xml:space="preserve"> </w:t>
+      </w:r>
+      <w:r>
+        <w:t xml:space="preserve">constraint at all. The system was re-aimed at that shape, and sections 2 and 3 are the result. The</w:t>
+      </w:r>
+      <w:r>
+        <w:t xml:space="preserve"> </w:t>
+      </w:r>
+      <w:r>
+        <w:t xml:space="preserve">measured comparison now guides ranking: the capture census returned</w:t>
+      </w:r>
+      <w:r>
+        <w:t xml:space="preserve"> </w:t>
+      </w:r>
+      <w:r>
+        <w:rPr>
+          <w:b/>
+          <w:bCs/>
+        </w:rPr>
+        <w:t xml:space="preserve">997 net-new pairs per megabyte</w:t>
+      </w:r>
+      <w:r>
+        <w:t xml:space="preserve"> </w:t>
+      </w:r>
+      <w:r>
+        <w:t xml:space="preserve">against</w:t>
+      </w:r>
+      <w:r>
+        <w:t xml:space="preserve"> </w:t>
+      </w:r>
+      <w:r>
+        <w:rPr>
+          <w:b/>
+          <w:bCs/>
+        </w:rPr>
+        <w:t xml:space="preserve">15.5</w:t>
+      </w:r>
+      <w:r>
+        <w:t xml:space="preserve"> </w:t>
+      </w:r>
+      <w:r>
+        <w:t xml:space="preserve">for a Usenet sample, so sources are priced by yield per byte before a collector is built.</w:t>
       </w:r>
     </w:p>
     <w:p>
@@ -4728,7 +4219,7 @@
         <w:t xml:space="preserve"> </w:t>
       </w:r>
       <w:r>
-        <w:t xml:space="preserve">foreign-keys a row in</w:t>
+        <w:t xml:space="preserve">foreign-keys</w:t>
       </w:r>
       <w:r>
         <w:t xml:space="preserve"> </w:t>
@@ -4740,19 +4231,112 @@
         <w:t xml:space="preserve">evidence</w:t>
       </w:r>
       <w:r>
-        <w:t xml:space="preserve">. There is no code path that can write a year assignment without naming</w:t>
-      </w:r>
-      <w:r>
-        <w:t xml:space="preserve"> </w:t>
-      </w:r>
-      <w:r>
-        <w:t xml:space="preserve">the observation supporting it. An agent is therefore given wide latitude about what to try and none at</w:t>
-      </w:r>
-      <w:r>
-        <w:t xml:space="preserve"> </w:t>
-      </w:r>
-      <w:r>
-        <w:t xml:space="preserve">all about what counts as proof.</w:t>
+        <w:t xml:space="preserve">. No code path can write a year assignment without naming the observation behind</w:t>
+      </w:r>
+      <w:r>
+        <w:t xml:space="preserve"> </w:t>
+      </w:r>
+      <w:r>
+        <w:t xml:space="preserve">it, so an agent has wide latitude about what to try and none about what counts as proof. A taxonomy</w:t>
+      </w:r>
+      <w:r>
+        <w:t xml:space="preserve"> </w:t>
+      </w:r>
+      <w:r>
+        <w:t xml:space="preserve">decides which evidence may date a year: master-eligible types are</w:t>
+      </w:r>
+      <w:r>
+        <w:t xml:space="preserve"> </w:t>
+      </w:r>
+      <w:r>
+        <w:rPr>
+          <w:rStyle w:val="VerbatimChar"/>
+        </w:rPr>
+        <w:t xml:space="preserve">artifact_listing</w:t>
+      </w:r>
+      <w:r>
+        <w:t xml:space="preserve">,</w:t>
+      </w:r>
+      <w:r>
+        <w:t xml:space="preserve"> </w:t>
+      </w:r>
+      <w:r>
+        <w:rPr>
+          <w:rStyle w:val="VerbatimChar"/>
+        </w:rPr>
+        <w:t xml:space="preserve">cdx_timestamp</w:t>
+      </w:r>
+      <w:r>
+        <w:t xml:space="preserve">,</w:t>
+      </w:r>
+      <w:r>
+        <w:t xml:space="preserve"> </w:t>
+      </w:r>
+      <w:r>
+        <w:rPr>
+          <w:rStyle w:val="VerbatimChar"/>
+        </w:rPr>
+        <w:t xml:space="preserve">dated_directory</w:t>
+      </w:r>
+      <w:r>
+        <w:t xml:space="preserve">,</w:t>
+      </w:r>
+      <w:r>
+        <w:t xml:space="preserve"> </w:t>
+      </w:r>
+      <w:r>
+        <w:rPr>
+          <w:rStyle w:val="VerbatimChar"/>
+        </w:rPr>
+        <w:t xml:space="preserve">link_source</w:t>
+      </w:r>
+      <w:r>
+        <w:t xml:space="preserve">,</w:t>
+      </w:r>
+      <w:r>
+        <w:t xml:space="preserve"> </w:t>
+      </w:r>
+      <w:r>
+        <w:rPr>
+          <w:rStyle w:val="VerbatimChar"/>
+        </w:rPr>
+        <w:t xml:space="preserve">whois_creation</w:t>
+      </w:r>
+      <w:r>
+        <w:t xml:space="preserve">, while</w:t>
+      </w:r>
+      <w:r>
+        <w:t xml:space="preserve"> </w:t>
+      </w:r>
+      <w:r>
+        <w:rPr>
+          <w:rStyle w:val="VerbatimChar"/>
+        </w:rPr>
+        <w:t xml:space="preserve">link_target</w:t>
+      </w:r>
+      <w:r>
+        <w:t xml:space="preserve">,</w:t>
+      </w:r>
+      <w:r>
+        <w:t xml:space="preserve"> </w:t>
+      </w:r>
+      <w:r>
+        <w:t xml:space="preserve">a hostname seen in an archived page, never can, and</w:t>
+      </w:r>
+      <w:r>
+        <w:t xml:space="preserve"> </w:t>
+      </w:r>
+      <w:r>
+        <w:rPr>
+          <w:rStyle w:val="VerbatimChar"/>
+        </w:rPr>
+        <w:t xml:space="preserve">assign_year</w:t>
+      </w:r>
+      <w:r>
+        <w:t xml:space="preserve"> </w:t>
+      </w:r>
+      <w:r>
+        <w:t xml:space="preserve">refuses it.</w:t>
       </w:r>
     </w:p>
     <w:p>
@@ -4764,106 +4348,61 @@
           <w:b/>
           <w:bCs/>
         </w:rPr>
-        <w:t xml:space="preserve">A taxonomy decides which evidence may date a year.</w:t>
-      </w:r>
-      <w:r>
-        <w:t xml:space="preserve"> </w:t>
-      </w:r>
-      <w:r>
-        <w:t xml:space="preserve">Master-eligible types are</w:t>
-      </w:r>
-      <w:r>
-        <w:t xml:space="preserve"> </w:t>
-      </w:r>
-      <w:r>
-        <w:rPr>
-          <w:rStyle w:val="VerbatimChar"/>
-        </w:rPr>
-        <w:t xml:space="preserve">artifact_listing</w:t>
-      </w:r>
-      <w:r>
-        <w:t xml:space="preserve">,</w:t>
-      </w:r>
-      <w:r>
-        <w:t xml:space="preserve"> </w:t>
-      </w:r>
-      <w:r>
-        <w:rPr>
-          <w:rStyle w:val="VerbatimChar"/>
-        </w:rPr>
-        <w:t xml:space="preserve">cdx_timestamp</w:t>
-      </w:r>
-      <w:r>
-        <w:t xml:space="preserve">,</w:t>
-      </w:r>
-      <w:r>
-        <w:t xml:space="preserve"> </w:t>
-      </w:r>
-      <w:r>
-        <w:rPr>
-          <w:rStyle w:val="VerbatimChar"/>
-        </w:rPr>
-        <w:t xml:space="preserve">dated_directory</w:t>
-      </w:r>
-      <w:r>
-        <w:t xml:space="preserve">,</w:t>
-      </w:r>
-      <w:r>
-        <w:t xml:space="preserve"> </w:t>
-      </w:r>
-      <w:r>
-        <w:rPr>
-          <w:rStyle w:val="VerbatimChar"/>
-        </w:rPr>
-        <w:t xml:space="preserve">link_source</w:t>
-      </w:r>
-      <w:r>
-        <w:t xml:space="preserve">,</w:t>
-      </w:r>
-      <w:r>
-        <w:t xml:space="preserve"> </w:t>
-      </w:r>
-      <w:r>
-        <w:rPr>
-          <w:rStyle w:val="VerbatimChar"/>
-        </w:rPr>
-        <w:t xml:space="preserve">whois_creation</w:t>
-      </w:r>
-      <w:r>
-        <w:t xml:space="preserve">.</w:t>
-      </w:r>
-      <w:r>
-        <w:t xml:space="preserve"> </w:t>
-      </w:r>
-      <w:r>
-        <w:rPr>
-          <w:rStyle w:val="VerbatimChar"/>
-        </w:rPr>
-        <w:t xml:space="preserve">link_target</w:t>
-      </w:r>
-      <w:r>
-        <w:t xml:space="preserve">, a hostname seen in an archived page, never can, and</w:t>
-      </w:r>
-      <w:r>
-        <w:t xml:space="preserve"> </w:t>
-      </w:r>
-      <w:r>
-        <w:rPr>
-          <w:rStyle w:val="VerbatimChar"/>
-        </w:rPr>
-        <w:t xml:space="preserve">assign_year</w:t>
-      </w:r>
-      <w:r>
-        <w:t xml:space="preserve"> </w:t>
-      </w:r>
-      <w:r>
-        <w:t xml:space="preserve">refuses it. That single</w:t>
-      </w:r>
-      <w:r>
-        <w:t xml:space="preserve"> </w:t>
-      </w:r>
-      <w:r>
-        <w:t xml:space="preserve">rule is why the discovery loop below can run unattended without risking the annual files.</w:t>
+        <w:t xml:space="preserve">A human gate an agent cannot argue past.</w:t>
+      </w:r>
+      <w:r>
+        <w:t xml:space="preserve"> </w:t>
+      </w:r>
+      <w:r>
+        <w:rPr>
+          <w:rStyle w:val="VerbatimChar"/>
+        </w:rPr>
+        <w:t xml:space="preserve">approved-sources-list.md</w:t>
+      </w:r>
+      <w:r>
+        <w:t xml:space="preserve"> </w:t>
+      </w:r>
+      <w:r>
+        <w:t xml:space="preserve">carries one decision per</w:t>
+      </w:r>
+      <w:r>
+        <w:t xml:space="preserve"> </w:t>
+      </w:r>
+      <w:r>
+        <w:t xml:space="preserve">(source, evidence type) and</w:t>
+      </w:r>
+      <w:r>
+        <w:t xml:space="preserve"> </w:t>
+      </w:r>
+      <w:r>
+        <w:rPr>
+          <w:rStyle w:val="VerbatimChar"/>
+        </w:rPr>
+        <w:t xml:space="preserve">ark ingest</w:t>
+      </w:r>
+      <w:r>
+        <w:t xml:space="preserve"> </w:t>
+      </w:r>
+      <w:r>
+        <w:t xml:space="preserve">refuses any master-eligible class that is pending or absent.</w:t>
+      </w:r>
+      <w:r>
+        <w:t xml:space="preserve"> </w:t>
+      </w:r>
+      <w:r>
+        <w:t xml:space="preserve">Requests are machine-generated from a seeded-random sample with live links, the measured counterfactual</w:t>
+      </w:r>
+      <w:r>
+        <w:t xml:space="preserve"> </w:t>
+      </w:r>
+      <w:r>
+        <w:t xml:space="preserve">and the reasons to refuse, so the reviewer checks external evidence instead of reading the agent's</w:t>
+      </w:r>
+      <w:r>
+        <w:t xml:space="preserve"> </w:t>
+      </w:r>
+      <w:r>
+        <w:t xml:space="preserve">argument. Both large sources here passed that gate before a single row could date a year.</w:t>
       </w:r>
     </w:p>
     <w:p>
@@ -4875,29 +4414,22 @@
           <w:b/>
           <w:bCs/>
         </w:rPr>
-        <w:t xml:space="preserve">The corroboration split.</w:t>
-      </w:r>
-      <w:r>
-        <w:t xml:space="preserve"> </w:t>
-      </w:r>
-      <w:r>
-        <w:t xml:space="preserve">Beyond that, 16,687 of this round's pairs are confirmed by two or more independent collection lineages rather than one, and every asserted pair in the collection carries 1.5901 distinct sources on average.</w:t>
-      </w:r>
-      <w:r>
-        <w:t xml:space="preserve"> </w:t>
-      </w:r>
-      <w:r>
-        <w:rPr>
-          <w:b/>
-          <w:bCs/>
-        </w:rPr>
-        <w:t xml:space="preserve">All 16 are master sources, so all 2,835,893 pairs are admitted to the annual files.</w:t>
-      </w:r>
-      <w:r>
-        <w:t xml:space="preserve"> </w:t>
-      </w:r>
-      <w:r>
-        <w:t xml:space="preserve">None of them is candidate-only. Names may pass through the candidate pool on the way in, and this round many did, but a pair is only counted once a master source dates it.</w:t>
+        <w:t xml:space="preserve">Nine invariants run before anything ships</w:t>
+      </w:r>
+      <w:r>
+        <w:t xml:space="preserve">, enforced by a pre-commit hook rather than remembered.</w:t>
+      </w:r>
+      <w:r>
+        <w:t xml:space="preserve"> </w:t>
+      </w:r>
+      <w:r>
+        <w:t xml:space="preserve">They assert among other things that no exported addition carries baseline evidence for that year, so</w:t>
+      </w:r>
+      <w:r>
+        <w:t xml:space="preserve"> </w:t>
+      </w:r>
+      <w:r>
+        <w:t xml:space="preserve">the net-new figure cannot be inflated, and that no master-eligible evidence sits unassigned.</w:t>
       </w:r>
     </w:p>
     <w:p>
@@ -4909,82 +4441,43 @@
           <w:b/>
           <w:bCs/>
         </w:rPr>
-        <w:t xml:space="preserve">A human gate that an agent cannot argue past.</w:t>
-      </w:r>
-      <w:r>
-        <w:t xml:space="preserve"> </w:t>
-      </w:r>
-      <w:r>
-        <w:rPr>
-          <w:rStyle w:val="VerbatimChar"/>
-        </w:rPr>
-        <w:t xml:space="preserve">docs/approved-sources-list.md</w:t>
-      </w:r>
-      <w:r>
-        <w:t xml:space="preserve"> </w:t>
-      </w:r>
-      <w:r>
-        <w:t xml:space="preserve">carries one decision</w:t>
-      </w:r>
-      <w:r>
-        <w:t xml:space="preserve"> </w:t>
-      </w:r>
-      <w:r>
-        <w:t xml:space="preserve">line per (source, evidence type), and</w:t>
-      </w:r>
-      <w:r>
-        <w:t xml:space="preserve"> </w:t>
-      </w:r>
-      <w:r>
-        <w:rPr>
-          <w:rStyle w:val="VerbatimChar"/>
-        </w:rPr>
-        <w:t xml:space="preserve">ark ingest</w:t>
-      </w:r>
-      <w:r>
-        <w:t xml:space="preserve"> </w:t>
-      </w:r>
-      <w:r>
-        <w:t xml:space="preserve">refuses any master-eligible class that is pending,</w:t>
-      </w:r>
-      <w:r>
-        <w:t xml:space="preserve"> </w:t>
-      </w:r>
-      <w:r>
-        <w:t xml:space="preserve">rejected or absent. Requests are machine-generated by</w:t>
-      </w:r>
-      <w:r>
-        <w:t xml:space="preserve"> </w:t>
-      </w:r>
-      <w:r>
-        <w:rPr>
-          <w:rStyle w:val="VerbatimChar"/>
-        </w:rPr>
-        <w:t xml:space="preserve">scripts/request_approval.py</w:t>
-      </w:r>
-      <w:r>
-        <w:t xml:space="preserve"> </w:t>
-      </w:r>
-      <w:r>
-        <w:t xml:space="preserve">out of a</w:t>
-      </w:r>
-      <w:r>
-        <w:t xml:space="preserve"> </w:t>
-      </w:r>
-      <w:r>
-        <w:t xml:space="preserve">seeded-random sample with live links, the measured counterfactual and the reasons a reviewer should</w:t>
-      </w:r>
-      <w:r>
-        <w:t xml:space="preserve"> </w:t>
-      </w:r>
-      <w:r>
-        <w:t xml:space="preserve">refuse, so the human checks external evidence instead of reading the agent's argument. Both sources in</w:t>
-      </w:r>
-      <w:r>
-        <w:t xml:space="preserve"> </w:t>
-      </w:r>
-      <w:r>
-        <w:t xml:space="preserve">section 2 passed through this gate before a single row of theirs could date a year.</w:t>
+        <w:t xml:space="preserve">A discovery loop that does not run out.</w:t>
+      </w:r>
+      <w:r>
+        <w:t xml:space="preserve"> </w:t>
+      </w:r>
+      <w:r>
+        <w:t xml:space="preserve">A candidate the engine dates was by construction live in</w:t>
+      </w:r>
+      <w:r>
+        <w:t xml:space="preserve"> </w:t>
+      </w:r>
+      <w:r>
+        <w:t xml:space="preserve">the window; its archived page names contemporaries; those return to the pool. Because extracted</w:t>
+      </w:r>
+      <w:r>
+        <w:t xml:space="preserve"> </w:t>
+      </w:r>
+      <w:r>
+        <w:t xml:space="preserve">hostnames can never date a year, the loop needs no approval and is safe unattended. Measured this</w:t>
+      </w:r>
+      <w:r>
+        <w:t xml:space="preserve"> </w:t>
+      </w:r>
+      <w:r>
+        <w:t xml:space="preserve">round: link-looking pages harvested 391 domains against 53 for home pages, a 7.4x improvement, but</w:t>
+      </w:r>
+      <w:r>
+        <w:t xml:space="preserve"> </w:t>
+      </w:r>
+      <w:r>
+        <w:t xml:space="preserve">yielded 5 net-new because 386 were already held and dated. That negative result is why bulk link graphs</w:t>
+      </w:r>
+      <w:r>
+        <w:t xml:space="preserve"> </w:t>
+      </w:r>
+      <w:r>
+        <w:t xml:space="preserve">now outrank page-by-page expansion.</w:t>
       </w:r>
     </w:p>
     <w:p>
@@ -4996,709 +4489,1025 @@
           <w:b/>
           <w:bCs/>
         </w:rPr>
-        <w:t xml:space="preserve">Nine invariants, run before anything ships.</w:t>
-      </w:r>
-      <w:r>
-        <w:t xml:space="preserve"> </w:t>
-      </w:r>
-      <w:r>
-        <w:rPr>
-          <w:rStyle w:val="VerbatimChar"/>
-        </w:rPr>
-        <w:t xml:space="preserve">ark check</w:t>
-      </w:r>
-      <w:r>
-        <w:t xml:space="preserve"> </w:t>
-      </w:r>
-      <w:r>
-        <w:t xml:space="preserve">asserts, among others, that no exported</w:t>
-      </w:r>
-      <w:r>
-        <w:t xml:space="preserve"> </w:t>
-      </w:r>
-      <w:r>
-        <w:t xml:space="preserve">addition carries baseline evidence for that year (so the net-new figure cannot be inflated), that the</w:t>
-      </w:r>
-      <w:r>
-        <w:t xml:space="preserve"> </w:t>
-      </w:r>
-      <w:r>
-        <w:t xml:space="preserve">year named inside an evidence value equals the year it is filed under, and that no master-eligible</w:t>
-      </w:r>
-      <w:r>
-        <w:t xml:space="preserve"> </w:t>
-      </w:r>
-      <w:r>
-        <w:t xml:space="preserve">evidence sits unassigned. The gate is enforced by a pre-commit hook rather than remembered.</w:t>
-      </w:r>
-    </w:p>
-    <w:p>
-      <w:pPr>
-        <w:pStyle w:val="BodyText"/>
-      </w:pPr>
-      <w:r>
-        <w:rPr>
-          <w:b/>
-          <w:bCs/>
-        </w:rPr>
-        <w:t xml:space="preserve">A discovery loop that does not run out.</w:t>
-      </w:r>
-      <w:r>
-        <w:t xml:space="preserve"> </w:t>
-      </w:r>
-      <w:r>
-        <w:t xml:space="preserve">A candidate the CDX engine dates is by construction a site</w:t>
-      </w:r>
-      <w:r>
-        <w:t xml:space="preserve"> </w:t>
-      </w:r>
-      <w:r>
-        <w:t xml:space="preserve">that was live in the window; its archived page names other sites of the same period; those names return</w:t>
-      </w:r>
-      <w:r>
-        <w:t xml:space="preserve"> </w:t>
-      </w:r>
-      <w:r>
-        <w:t xml:space="preserve">to the pool, and because extracted hostnames are</w:t>
-      </w:r>
-      <w:r>
-        <w:t xml:space="preserve"> </w:t>
-      </w:r>
-      <w:r>
-        <w:rPr>
-          <w:rStyle w:val="VerbatimChar"/>
-        </w:rPr>
-        <w:t xml:space="preserve">link_target</w:t>
-      </w:r>
-      <w:r>
-        <w:t xml:space="preserve"> </w:t>
-      </w:r>
-      <w:r>
-        <w:t xml:space="preserve">and can never date a year, the loop needs</w:t>
-      </w:r>
-      <w:r>
-        <w:t xml:space="preserve"> </w:t>
-      </w:r>
-      <w:r>
-        <w:t xml:space="preserve">no approval and is safe to leave running unattended. It was measured this round: seeding link-looking</w:t>
-      </w:r>
-      <w:r>
-        <w:t xml:space="preserve"> </w:t>
-      </w:r>
-      <w:r>
-        <w:t xml:space="preserve">pages rather than home pages harvested 391 domains against 53, a 7.4x improvement, but yielded only 5</w:t>
-      </w:r>
-      <w:r>
-        <w:t xml:space="preserve"> </w:t>
-      </w:r>
-      <w:r>
-        <w:t xml:space="preserve">net-new, because 386 of the 391 were already held and already dated. That negative result is why bulk</w:t>
-      </w:r>
-      <w:r>
-        <w:t xml:space="preserve"> </w:t>
-      </w:r>
-      <w:r>
-        <w:t xml:space="preserve">link graphs are now preferred over page-by-page expansion.</w:t>
-      </w:r>
-    </w:p>
-    <w:p>
-      <w:pPr>
-        <w:pStyle w:val="BodyText"/>
-      </w:pPr>
-      <w:r>
-        <w:rPr>
-          <w:b/>
-          <w:bCs/>
-        </w:rPr>
-        <w:t xml:space="preserve">The agent harness itself.</w:t>
-      </w:r>
-      <w:r>
-        <w:t xml:space="preserve"> </w:t>
-      </w:r>
-      <w:r>
-        <w:t xml:space="preserve">A standing brief,</w:t>
-      </w:r>
-      <w:r>
-        <w:t xml:space="preserve"> </w:t>
-      </w:r>
-      <w:r>
-        <w:rPr>
-          <w:rStyle w:val="VerbatimChar"/>
-        </w:rPr>
-        <w:t xml:space="preserve">CLAUDE.md</w:t>
-      </w:r>
-      <w:r>
-        <w:t xml:space="preserve">, is loaded into every agent session and holds</w:t>
-      </w:r>
-      <w:r>
-        <w:t xml:space="preserve"> </w:t>
-      </w:r>
-      <w:r>
-        <w:t xml:space="preserve">only what does not change: the evidence rule, the metric, which document is authoritative for what, the</w:t>
-      </w:r>
-      <w:r>
-        <w:t xml:space="preserve"> </w:t>
-      </w:r>
-      <w:r>
-        <w:t xml:space="preserve">operational rules, and a section of traps that have each produced a confident wrong answer. Collectors</w:t>
-      </w:r>
-      <w:r>
-        <w:t xml:space="preserve"> </w:t>
-      </w:r>
-      <w:r>
-        <w:t xml:space="preserve">hold their own absolute deadlines and keep running with no agent present; the agent re-invokes itself on</w:t>
-      </w:r>
-      <w:r>
-        <w:t xml:space="preserve"> </w:t>
-      </w:r>
-      <w:r>
-        <w:t xml:space="preserve">a heartbeat, and a wake that finds everything healthy is required to spend itself hunting a new source,</w:t>
-      </w:r>
-      <w:r>
-        <w:t xml:space="preserve"> </w:t>
-      </w:r>
-      <w:r>
-        <w:t xml:space="preserve">because an idle wake beside healthy engines is a wasted one. Decisions land in an append-only dated log,</w:t>
-      </w:r>
-      <w:r>
-        <w:t xml:space="preserve"> </w:t>
-      </w:r>
-      <w:r>
-        <w:t xml:space="preserve">the few with structural impact become ADRs, and anything genuinely needing a human appears on exactly one</w:t>
-      </w:r>
-      <w:r>
-        <w:t xml:space="preserve"> </w:t>
-      </w:r>
-      <w:r>
-        <w:t xml:space="preserve">surface so it cannot be buried.</w:t>
-      </w:r>
-    </w:p>
-    <w:p>
-      <w:pPr>
-        <w:pStyle w:val="BodyText"/>
-      </w:pPr>
-      <w:r>
-        <w:rPr>
-          <w:b/>
-          <w:bCs/>
-        </w:rPr>
-        <w:t xml:space="preserve">Negative results are first-class.</w:t>
-      </w:r>
-      <w:r>
-        <w:t xml:space="preserve"> </w:t>
-      </w:r>
-      <w:r>
-        <w:rPr>
-          <w:b/>
-          <w:bCs/>
-        </w:rPr>
-        <w:t xml:space="preserve">117 source families have been searched and recorded</w:t>
-      </w:r>
-      <w:r>
+        <w:t xml:space="preserve">The harness.</w:t>
+      </w:r>
+      <w:r>
+        <w:t xml:space="preserve"> </w:t>
+      </w:r>
+      <w:r>
+        <w:t xml:space="preserve">A standing brief is loaded into every agent session holding only what does not change:</w:t>
+      </w:r>
+      <w:r>
+        <w:t xml:space="preserve"> </w:t>
+      </w:r>
+      <w:r>
+        <w:t xml:space="preserve">the evidence rule, the metric, which document is authoritative, and a register of traps that have each</w:t>
+      </w:r>
+      <w:r>
+        <w:t xml:space="preserve"> </w:t>
+      </w:r>
+      <w:r>
+        <w:t xml:space="preserve">produced a confident wrong answer. Collectors hold absolute deadlines and run with no agent present.</w:t>
+      </w:r>
+      <w:r>
+        <w:t xml:space="preserve"> </w:t>
+      </w:r>
+      <w:r>
+        <w:t xml:space="preserve">The agent re-invokes itself on a heartbeat, and a wake that finds everything healthy must spend itself</w:t>
+      </w:r>
+      <w:r>
+        <w:t xml:space="preserve"> </w:t>
+      </w:r>
+      <w:r>
+        <w:t xml:space="preserve">hunting a new source. Decisions land in an append-only dated log; anything needing a human appears on</w:t>
+      </w:r>
+      <w:r>
+        <w:t xml:space="preserve"> </w:t>
+      </w:r>
+      <w:r>
+        <w:t xml:space="preserve">exactly one surface.</w:t>
+      </w:r>
+      <w:r>
+        <w:t xml:space="preserve"> </w:t>
+      </w:r>
+      <w:r>
+        <w:rPr>
+          <w:b/>
+          <w:b/>
+          <w:bCs/>
+          <w:bCs/>
+        </w:rPr>
+        <w:t xml:space="preserve">118 source families have been searched and recorded</w:t>
+      </w:r>
+      <w:r>
+        <w:rPr>
+          <w:b/>
+          <w:bCs/>
+        </w:rPr>
         <w:t xml:space="preserve">, and</w:t>
       </w:r>
       <w:r>
-        <w:t xml:space="preserve"> </w:t>
-      </w:r>
-      <w:r>
-        <w:rPr>
-          <w:rStyle w:val="VerbatimChar"/>
+        <w:rPr>
+          <w:b/>
+          <w:bCs/>
+        </w:rPr>
+        <w:t xml:space="preserve"> </w:t>
+      </w:r>
+      <w:r>
+        <w:rPr>
+          <w:rStyle w:val="VerbatimChar"/>
+          <w:b/>
+          <w:bCs/>
         </w:rPr>
         <w:t xml:space="preserve">sources.md</w:t>
       </w:r>
       <w:r>
-        <w:t xml:space="preserve"> </w:t>
-      </w:r>
-      <w:r>
-        <w:t xml:space="preserve">ships beside this report naming every one. 26 were developed far enough to earn their own section (</w:t>
-      </w:r>
-      <w:r>
-        <w:rPr>
-          <w:rStyle w:val="VerbatimChar"/>
+        <w:rPr>
+          <w:b/>
+          <w:bCs/>
+        </w:rPr>
+        <w:t xml:space="preserve"> </w:t>
+      </w:r>
+      <w:r>
+        <w:rPr>
+          <w:b/>
+          <w:bCs/>
+        </w:rPr>
+        <w:t xml:space="preserve">ships beside this report naming every one. 27 were developed far enough to earn their own section (</w:t>
+      </w:r>
+      <w:r>
+        <w:rPr>
+          <w:rStyle w:val="VerbatimChar"/>
+          <w:b/>
+          <w:bCs/>
         </w:rPr>
         <w:t xml:space="preserve">prior_task</w:t>
       </w:r>
       <w:r>
+        <w:rPr>
+          <w:b/>
+          <w:bCs/>
+        </w:rPr>
         <w:t xml:space="preserve">,</w:t>
       </w:r>
       <w:r>
-        <w:t xml:space="preserve"> </w:t>
-      </w:r>
-      <w:r>
-        <w:rPr>
-          <w:rStyle w:val="VerbatimChar"/>
+        <w:rPr>
+          <w:b/>
+          <w:bCs/>
+        </w:rPr>
+        <w:t xml:space="preserve"> </w:t>
+      </w:r>
+      <w:r>
+        <w:rPr>
+          <w:rStyle w:val="VerbatimChar"/>
+          <w:b/>
+          <w:bCs/>
         </w:rPr>
         <w:t xml:space="preserve">isc_survey</w:t>
       </w:r>
       <w:r>
+        <w:rPr>
+          <w:b/>
+          <w:bCs/>
+        </w:rPr>
         <w:t xml:space="preserve">,</w:t>
       </w:r>
       <w:r>
-        <w:t xml:space="preserve"> </w:t>
-      </w:r>
-      <w:r>
-        <w:rPr>
-          <w:rStyle w:val="VerbatimChar"/>
+        <w:rPr>
+          <w:b/>
+          <w:bCs/>
+        </w:rPr>
+        <w:t xml:space="preserve"> </w:t>
+      </w:r>
+      <w:r>
+        <w:rPr>
+          <w:rStyle w:val="VerbatimChar"/>
+          <w:b/>
+          <w:bCs/>
         </w:rPr>
         <w:t xml:space="preserve">afnic_fr</w:t>
       </w:r>
       <w:r>
+        <w:rPr>
+          <w:b/>
+          <w:bCs/>
+        </w:rPr>
         <w:t xml:space="preserve">,</w:t>
       </w:r>
       <w:r>
-        <w:t xml:space="preserve"> </w:t>
-      </w:r>
-      <w:r>
-        <w:rPr>
-          <w:rStyle w:val="VerbatimChar"/>
+        <w:rPr>
+          <w:b/>
+          <w:bCs/>
+        </w:rPr>
+        <w:t xml:space="preserve"> </w:t>
+      </w:r>
+      <w:r>
+        <w:rPr>
+          <w:rStyle w:val="VerbatimChar"/>
+          <w:b/>
+          <w:bCs/>
         </w:rPr>
         <w:t xml:space="preserve">ukwa_link_source</w:t>
       </w:r>
       <w:r>
-        <w:t xml:space="preserve"> </w:t>
-      </w:r>
-      <w:r>
+        <w:rPr>
+          <w:b/>
+          <w:bCs/>
+        </w:rPr>
+        <w:t xml:space="preserve"> </w:t>
+      </w:r>
+      <w:r>
+        <w:rPr>
+          <w:b/>
+          <w:bCs/>
+        </w:rPr>
         <w:t xml:space="preserve">and</w:t>
       </w:r>
       <w:r>
-        <w:t xml:space="preserve"> </w:t>
-      </w:r>
-      <w:r>
-        <w:rPr>
-          <w:rStyle w:val="VerbatimChar"/>
+        <w:rPr>
+          <w:b/>
+          <w:bCs/>
+        </w:rPr>
+        <w:t xml:space="preserve"> </w:t>
+      </w:r>
+      <w:r>
+        <w:rPr>
+          <w:rStyle w:val="VerbatimChar"/>
+          <w:b/>
+          <w:bCs/>
         </w:rPr>
         <w:t xml:space="preserve">ukwa_link_target</w:t>
       </w:r>
       <w:r>
+        <w:rPr>
+          <w:b/>
+          <w:bCs/>
+        </w:rPr>
         <w:t xml:space="preserve">,</w:t>
       </w:r>
       <w:r>
-        <w:t xml:space="preserve"> </w:t>
-      </w:r>
-      <w:r>
-        <w:rPr>
-          <w:rStyle w:val="VerbatimChar"/>
+        <w:rPr>
+          <w:b/>
+          <w:bCs/>
+        </w:rPr>
+        <w:t xml:space="preserve"> </w:t>
+      </w:r>
+      <w:r>
+        <w:rPr>
+          <w:rStyle w:val="VerbatimChar"/>
+          <w:b/>
+          <w:bCs/>
         </w:rPr>
         <w:t xml:space="preserve">arquivo_ia</w:t>
       </w:r>
       <w:r>
-        <w:t xml:space="preserve"> </w:t>
-      </w:r>
-      <w:r>
+        <w:rPr>
+          <w:b/>
+          <w:bCs/>
+        </w:rPr>
+        <w:t xml:space="preserve"> </w:t>
+      </w:r>
+      <w:r>
+        <w:rPr>
+          <w:b/>
+          <w:bCs/>
+        </w:rPr>
         <w:t xml:space="preserve">and</w:t>
       </w:r>
       <w:r>
-        <w:t xml:space="preserve"> </w:t>
-      </w:r>
-      <w:r>
-        <w:rPr>
-          <w:rStyle w:val="VerbatimChar"/>
+        <w:rPr>
+          <w:b/>
+          <w:bCs/>
+        </w:rPr>
+        <w:t xml:space="preserve"> </w:t>
+      </w:r>
+      <w:r>
+        <w:rPr>
+          <w:rStyle w:val="VerbatimChar"/>
+          <w:b/>
+          <w:bCs/>
         </w:rPr>
         <w:t xml:space="preserve">arquivo_roteiro</w:t>
       </w:r>
       <w:r>
+        <w:rPr>
+          <w:b/>
+          <w:bCs/>
+        </w:rPr>
         <w:t xml:space="preserve">,</w:t>
       </w:r>
       <w:r>
-        <w:t xml:space="preserve"> </w:t>
-      </w:r>
-      <w:r>
-        <w:rPr>
-          <w:rStyle w:val="VerbatimChar"/>
+        <w:rPr>
+          <w:b/>
+          <w:bCs/>
+        </w:rPr>
+        <w:t xml:space="preserve"> </w:t>
+      </w:r>
+      <w:r>
+        <w:rPr>
+          <w:rStyle w:val="VerbatimChar"/>
+          <w:b/>
+          <w:bCs/>
         </w:rPr>
         <w:t xml:space="preserve">odp</w:t>
       </w:r>
       <w:r>
+        <w:rPr>
+          <w:b/>
+          <w:bCs/>
+        </w:rPr>
         <w:t xml:space="preserve">,</w:t>
       </w:r>
       <w:r>
-        <w:t xml:space="preserve"> </w:t>
-      </w:r>
-      <w:r>
-        <w:rPr>
-          <w:rStyle w:val="VerbatimChar"/>
+        <w:rPr>
+          <w:b/>
+          <w:bCs/>
+        </w:rPr>
+        <w:t xml:space="preserve"> </w:t>
+      </w:r>
+      <w:r>
+        <w:rPr>
+          <w:rStyle w:val="VerbatimChar"/>
+          <w:b/>
+          <w:bCs/>
         </w:rPr>
         <w:t xml:space="preserve">early_web_cdx</w:t>
       </w:r>
       <w:r>
+        <w:rPr>
+          <w:b/>
+          <w:bCs/>
+        </w:rPr>
         <w:t xml:space="preserve">,</w:t>
       </w:r>
       <w:r>
-        <w:t xml:space="preserve"> </w:t>
-      </w:r>
-      <w:r>
-        <w:rPr>
-          <w:rStyle w:val="VerbatimChar"/>
+        <w:rPr>
+          <w:b/>
+          <w:bCs/>
+        </w:rPr>
+        <w:t xml:space="preserve"> </w:t>
+      </w:r>
+      <w:r>
+        <w:rPr>
+          <w:rStyle w:val="VerbatimChar"/>
+          <w:b/>
+          <w:bCs/>
         </w:rPr>
         <w:t xml:space="preserve">ia_cdx_bulk</w:t>
       </w:r>
       <w:r>
+        <w:rPr>
+          <w:b/>
+          <w:bCs/>
+        </w:rPr>
         <w:t xml:space="preserve">,</w:t>
       </w:r>
       <w:r>
-        <w:t xml:space="preserve"> </w:t>
-      </w:r>
-      <w:r>
-        <w:rPr>
-          <w:rStyle w:val="VerbatimChar"/>
+        <w:rPr>
+          <w:b/>
+          <w:bCs/>
+        </w:rPr>
+        <w:t xml:space="preserve"> </w:t>
+      </w:r>
+      <w:r>
+        <w:rPr>
+          <w:rStyle w:val="VerbatimChar"/>
+          <w:b/>
+          <w:bCs/>
         </w:rPr>
         <w:t xml:space="preserve">dartmouth_nber_captures</w:t>
       </w:r>
       <w:r>
+        <w:rPr>
+          <w:b/>
+          <w:bCs/>
+        </w:rPr>
         <w:t xml:space="preserve">,</w:t>
       </w:r>
       <w:r>
-        <w:t xml:space="preserve"> </w:t>
-      </w:r>
-      <w:r>
-        <w:rPr>
-          <w:rStyle w:val="VerbatimChar"/>
+        <w:rPr>
+          <w:b/>
+          <w:bCs/>
+        </w:rPr>
+        <w:t xml:space="preserve"> </w:t>
+      </w:r>
+      <w:r>
+        <w:rPr>
+          <w:rStyle w:val="VerbatimChar"/>
+          <w:b/>
+          <w:bCs/>
         </w:rPr>
         <w:t xml:space="preserve">domain_creation_bulk</w:t>
       </w:r>
       <w:r>
+        <w:rPr>
+          <w:b/>
+          <w:bCs/>
+        </w:rPr>
         <w:t xml:space="preserve">,</w:t>
       </w:r>
       <w:r>
-        <w:t xml:space="preserve"> </w:t>
-      </w:r>
-      <w:r>
-        <w:rPr>
-          <w:rStyle w:val="VerbatimChar"/>
+        <w:rPr>
+          <w:b/>
+          <w:bCs/>
+        </w:rPr>
+        <w:t xml:space="preserve"> </w:t>
+      </w:r>
+      <w:r>
+        <w:rPr>
+          <w:rStyle w:val="VerbatimChar"/>
+          <w:b/>
+          <w:bCs/>
         </w:rPr>
         <w:t xml:space="preserve">rdap</w:t>
       </w:r>
       <w:r>
-        <w:t xml:space="preserve"> </w:t>
-      </w:r>
-      <w:r>
+        <w:rPr>
+          <w:b/>
+          <w:bCs/>
+        </w:rPr>
+        <w:t xml:space="preserve"> </w:t>
+      </w:r>
+      <w:r>
+        <w:rPr>
+          <w:b/>
+          <w:bCs/>
+        </w:rPr>
         <w:t xml:space="preserve">and</w:t>
       </w:r>
       <w:r>
-        <w:t xml:space="preserve"> </w:t>
-      </w:r>
-      <w:r>
-        <w:rPr>
-          <w:rStyle w:val="VerbatimChar"/>
+        <w:rPr>
+          <w:b/>
+          <w:bCs/>
+        </w:rPr>
+        <w:t xml:space="preserve"> </w:t>
+      </w:r>
+      <w:r>
+        <w:rPr>
+          <w:rStyle w:val="VerbatimChar"/>
+          <w:b/>
+          <w:bCs/>
         </w:rPr>
         <w:t xml:space="preserve">rdap_snapshot</w:t>
       </w:r>
       <w:r>
+        <w:rPr>
+          <w:b/>
+          <w:bCs/>
+        </w:rPr>
         <w:t xml:space="preserve">,</w:t>
       </w:r>
       <w:r>
-        <w:t xml:space="preserve"> </w:t>
-      </w:r>
-      <w:r>
-        <w:rPr>
-          <w:rStyle w:val="VerbatimChar"/>
+        <w:rPr>
+          <w:b/>
+          <w:bCs/>
+        </w:rPr>
+        <w:t xml:space="preserve"> </w:t>
+      </w:r>
+      <w:r>
+        <w:rPr>
+          <w:rStyle w:val="VerbatimChar"/>
+          <w:b/>
+          <w:bCs/>
         </w:rPr>
         <w:t xml:space="preserve">page_directory</w:t>
       </w:r>
       <w:r>
-        <w:t xml:space="preserve"> </w:t>
-      </w:r>
-      <w:r>
+        <w:rPr>
+          <w:b/>
+          <w:bCs/>
+        </w:rPr>
+        <w:t xml:space="preserve"> </w:t>
+      </w:r>
+      <w:r>
+        <w:rPr>
+          <w:b/>
+          <w:bCs/>
+        </w:rPr>
         <w:t xml:space="preserve">and</w:t>
       </w:r>
       <w:r>
-        <w:t xml:space="preserve"> </w:t>
-      </w:r>
-      <w:r>
-        <w:rPr>
-          <w:rStyle w:val="VerbatimChar"/>
+        <w:rPr>
+          <w:b/>
+          <w:bCs/>
+        </w:rPr>
+        <w:t xml:space="preserve"> </w:t>
+      </w:r>
+      <w:r>
+        <w:rPr>
+          <w:rStyle w:val="VerbatimChar"/>
+          <w:b/>
+          <w:bCs/>
         </w:rPr>
         <w:t xml:space="preserve">page_expansion</w:t>
       </w:r>
       <w:r>
+        <w:rPr>
+          <w:b/>
+          <w:bCs/>
+        </w:rPr>
         <w:t xml:space="preserve">,</w:t>
       </w:r>
       <w:r>
-        <w:t xml:space="preserve"> </w:t>
-      </w:r>
-      <w:r>
-        <w:rPr>
-          <w:rStyle w:val="VerbatimChar"/>
+        <w:rPr>
+          <w:b/>
+          <w:bCs/>
+        </w:rPr>
+        <w:t xml:space="preserve"> </w:t>
+      </w:r>
+      <w:r>
+        <w:rPr>
+          <w:rStyle w:val="VerbatimChar"/>
+          <w:b/>
+          <w:bCs/>
         </w:rPr>
         <w:t xml:space="preserve">internet_scout</w:t>
       </w:r>
       <w:r>
+        <w:rPr>
+          <w:b/>
+          <w:bCs/>
+        </w:rPr>
         <w:t xml:space="preserve">,</w:t>
       </w:r>
       <w:r>
-        <w:t xml:space="preserve"> </w:t>
-      </w:r>
-      <w:r>
-        <w:rPr>
-          <w:rStyle w:val="VerbatimChar"/>
+        <w:rPr>
+          <w:b/>
+          <w:bCs/>
+        </w:rPr>
+        <w:t xml:space="preserve"> </w:t>
+      </w:r>
+      <w:r>
+        <w:rPr>
+          <w:rStyle w:val="VerbatimChar"/>
+          <w:b/>
+          <w:bCs/>
         </w:rPr>
         <w:t xml:space="preserve">ncsa_whats_new</w:t>
       </w:r>
       <w:r>
+        <w:rPr>
+          <w:b/>
+          <w:bCs/>
+        </w:rPr>
         <w:t xml:space="preserve">,</w:t>
       </w:r>
       <w:r>
-        <w:t xml:space="preserve"> </w:t>
-      </w:r>
-      <w:r>
-        <w:rPr>
-          <w:rStyle w:val="VerbatimChar"/>
+        <w:rPr>
+          <w:b/>
+          <w:bCs/>
+        </w:rPr>
+        <w:t xml:space="preserve"> </w:t>
+      </w:r>
+      <w:r>
+        <w:rPr>
+          <w:rStyle w:val="VerbatimChar"/>
+          <w:b/>
+          <w:bCs/>
         </w:rPr>
         <w:t xml:space="preserve">ia_cdx</w:t>
       </w:r>
       <w:r>
+        <w:rPr>
+          <w:b/>
+          <w:bCs/>
+        </w:rPr>
         <w:t xml:space="preserve">, NYPW first-capture index, Australian Web Archive,</w:t>
       </w:r>
       <w:r>
-        <w:t xml:space="preserve"> </w:t>
-      </w:r>
-      <w:r>
-        <w:rPr>
-          <w:rStyle w:val="VerbatimChar"/>
+        <w:rPr>
+          <w:b/>
+          <w:bCs/>
+        </w:rPr>
+        <w:t xml:space="preserve"> </w:t>
+      </w:r>
+      <w:r>
+        <w:rPr>
+          <w:rStyle w:val="VerbatimChar"/>
+          <w:b/>
+          <w:bCs/>
         </w:rPr>
         <w:t xml:space="preserve">trade_press</w:t>
       </w:r>
       <w:r>
-        <w:t xml:space="preserve"> </w:t>
-      </w:r>
-      <w:r>
+        <w:rPr>
+          <w:b/>
+          <w:bCs/>
+        </w:rPr>
+        <w:t xml:space="preserve"> </w:t>
+      </w:r>
+      <w:r>
+        <w:rPr>
+          <w:b/>
+          <w:bCs/>
+        </w:rPr>
         <w:t xml:space="preserve">and</w:t>
       </w:r>
       <w:r>
-        <w:t xml:space="preserve"> </w:t>
-      </w:r>
-      <w:r>
-        <w:rPr>
-          <w:rStyle w:val="VerbatimChar"/>
+        <w:rPr>
+          <w:b/>
+          <w:bCs/>
+        </w:rPr>
+        <w:t xml:space="preserve"> </w:t>
+      </w:r>
+      <w:r>
+        <w:rPr>
+          <w:rStyle w:val="VerbatimChar"/>
+          <w:b/>
+          <w:bCs/>
         </w:rPr>
         <w:t xml:space="preserve">trade_press_mention</w:t>
       </w:r>
       <w:r>
+        <w:rPr>
+          <w:b/>
+          <w:bCs/>
+        </w:rPr>
         <w:t xml:space="preserve">,</w:t>
       </w:r>
       <w:r>
-        <w:t xml:space="preserve"> </w:t>
-      </w:r>
-      <w:r>
-        <w:rPr>
-          <w:rStyle w:val="VerbatimChar"/>
+        <w:rPr>
+          <w:b/>
+          <w:bCs/>
+        </w:rPr>
+        <w:t xml:space="preserve"> </w:t>
+      </w:r>
+      <w:r>
+        <w:rPr>
+          <w:rStyle w:val="VerbatimChar"/>
+          <w:b/>
+          <w:bCs/>
         </w:rPr>
         <w:t xml:space="preserve">usenet_address</w:t>
       </w:r>
       <w:r>
-        <w:t xml:space="preserve"> </w:t>
-      </w:r>
-      <w:r>
+        <w:rPr>
+          <w:b/>
+          <w:bCs/>
+        </w:rPr>
+        <w:t xml:space="preserve"> </w:t>
+      </w:r>
+      <w:r>
+        <w:rPr>
+          <w:b/>
+          <w:bCs/>
+        </w:rPr>
         <w:t xml:space="preserve">and</w:t>
       </w:r>
       <w:r>
-        <w:t xml:space="preserve"> </w:t>
-      </w:r>
-      <w:r>
-        <w:rPr>
-          <w:rStyle w:val="VerbatimChar"/>
+        <w:rPr>
+          <w:b/>
+          <w:bCs/>
+        </w:rPr>
+        <w:t xml:space="preserve"> </w:t>
+      </w:r>
+      <w:r>
+        <w:rPr>
+          <w:rStyle w:val="VerbatimChar"/>
+          <w:b/>
+          <w:bCs/>
         </w:rPr>
         <w:t xml:space="preserve">usenet_address_mention</w:t>
       </w:r>
       <w:r>
+        <w:rPr>
+          <w:b/>
+          <w:bCs/>
+        </w:rPr>
         <w:t xml:space="preserve">,</w:t>
       </w:r>
       <w:r>
-        <w:t xml:space="preserve"> </w:t>
-      </w:r>
-      <w:r>
-        <w:rPr>
-          <w:rStyle w:val="VerbatimChar"/>
+        <w:rPr>
+          <w:b/>
+          <w:bCs/>
+        </w:rPr>
+        <w:t xml:space="preserve"> </w:t>
+      </w:r>
+      <w:r>
+        <w:rPr>
+          <w:rStyle w:val="VerbatimChar"/>
+          <w:b/>
+          <w:bCs/>
         </w:rPr>
         <w:t xml:space="preserve">usenet_bare</w:t>
       </w:r>
       <w:r>
-        <w:t xml:space="preserve"> </w:t>
-      </w:r>
-      <w:r>
+        <w:rPr>
+          <w:b/>
+          <w:bCs/>
+        </w:rPr>
+        <w:t xml:space="preserve"> </w:t>
+      </w:r>
+      <w:r>
+        <w:rPr>
+          <w:b/>
+          <w:bCs/>
+        </w:rPr>
         <w:t xml:space="preserve">and</w:t>
       </w:r>
       <w:r>
-        <w:t xml:space="preserve"> </w:t>
-      </w:r>
-      <w:r>
-        <w:rPr>
-          <w:rStyle w:val="VerbatimChar"/>
+        <w:rPr>
+          <w:b/>
+          <w:bCs/>
+        </w:rPr>
+        <w:t xml:space="preserve"> </w:t>
+      </w:r>
+      <w:r>
+        <w:rPr>
+          <w:rStyle w:val="VerbatimChar"/>
+          <w:b/>
+          <w:bCs/>
         </w:rPr>
         <w:t xml:space="preserve">usenet_bare_mention</w:t>
       </w:r>
       <w:r>
+        <w:rPr>
+          <w:b/>
+          <w:bCs/>
+        </w:rPr>
         <w:t xml:space="preserve">,</w:t>
       </w:r>
       <w:r>
-        <w:t xml:space="preserve"> </w:t>
-      </w:r>
-      <w:r>
-        <w:rPr>
-          <w:rStyle w:val="VerbatimChar"/>
+        <w:rPr>
+          <w:b/>
+          <w:bCs/>
+        </w:rPr>
+        <w:t xml:space="preserve"> </w:t>
+      </w:r>
+      <w:r>
+        <w:rPr>
+          <w:rStyle w:val="VerbatimChar"/>
+          <w:b/>
+          <w:bCs/>
         </w:rPr>
         <w:t xml:space="preserve">uucp_map_registry</w:t>
       </w:r>
       <w:r>
+        <w:rPr>
+          <w:b/>
+          <w:bCs/>
+        </w:rPr>
         <w:t xml:space="preserve">,</w:t>
       </w:r>
       <w:r>
-        <w:t xml:space="preserve"> </w:t>
-      </w:r>
-      <w:r>
-        <w:rPr>
-          <w:rStyle w:val="VerbatimChar"/>
+        <w:rPr>
+          <w:b/>
+          <w:bCs/>
+        </w:rPr>
+        <w:t xml:space="preserve"> </w:t>
+      </w:r>
+      <w:r>
+        <w:rPr>
+          <w:rStyle w:val="VerbatimChar"/>
+          <w:b/>
+          <w:bCs/>
         </w:rPr>
         <w:t xml:space="preserve">uucp_map_creation</w:t>
       </w:r>
       <w:r>
+        <w:rPr>
+          <w:b/>
+          <w:bCs/>
+        </w:rPr>
         <w:t xml:space="preserve">,</w:t>
       </w:r>
       <w:r>
-        <w:t xml:space="preserve"> </w:t>
-      </w:r>
-      <w:r>
-        <w:rPr>
-          <w:rStyle w:val="VerbatimChar"/>
+        <w:rPr>
+          <w:b/>
+          <w:bCs/>
+        </w:rPr>
+        <w:t xml:space="preserve"> </w:t>
+      </w:r>
+      <w:r>
+        <w:rPr>
+          <w:rStyle w:val="VerbatimChar"/>
+          <w:b/>
+          <w:bCs/>
         </w:rPr>
         <w:t xml:space="preserve">uucp_map_mention</w:t>
       </w:r>
       <w:r>
+        <w:rPr>
+          <w:b/>
+          <w:bCs/>
+        </w:rPr>
         <w:t xml:space="preserve">,</w:t>
       </w:r>
       <w:r>
-        <w:t xml:space="preserve"> </w:t>
-      </w:r>
-      <w:r>
-        <w:rPr>
-          <w:rStyle w:val="VerbatimChar"/>
+        <w:rPr>
+          <w:b/>
+          <w:bCs/>
+        </w:rPr>
+        <w:t xml:space="preserve"> </w:t>
+      </w:r>
+      <w:r>
+        <w:rPr>
+          <w:rStyle w:val="VerbatimChar"/>
+          <w:b/>
+          <w:bCs/>
         </w:rPr>
         <w:t xml:space="preserve">rtfm_faq</w:t>
       </w:r>
       <w:r>
-        <w:t xml:space="preserve"> </w:t>
-      </w:r>
-      <w:r>
+        <w:rPr>
+          <w:b/>
+          <w:bCs/>
+        </w:rPr>
+        <w:t xml:space="preserve"> </w:t>
+      </w:r>
+      <w:r>
+        <w:rPr>
+          <w:b/>
+          <w:bCs/>
+        </w:rPr>
         <w:t xml:space="preserve">and</w:t>
       </w:r>
       <w:r>
-        <w:t xml:space="preserve"> </w:t>
-      </w:r>
-      <w:r>
-        <w:rPr>
-          <w:rStyle w:val="VerbatimChar"/>
+        <w:rPr>
+          <w:b/>
+          <w:bCs/>
+        </w:rPr>
+        <w:t xml:space="preserve"> </w:t>
+      </w:r>
+      <w:r>
+        <w:rPr>
+          <w:rStyle w:val="VerbatimChar"/>
+          <w:b/>
+          <w:bCs/>
         </w:rPr>
         <w:t xml:space="preserve">rtfm_faq_mention</w:t>
       </w:r>
       <w:r>
+        <w:rPr>
+          <w:b/>
+          <w:bCs/>
+        </w:rPr>
         <w:t xml:space="preserve">,</w:t>
       </w:r>
       <w:r>
-        <w:t xml:space="preserve"> </w:t>
-      </w:r>
-      <w:r>
-        <w:rPr>
-          <w:rStyle w:val="VerbatimChar"/>
+        <w:rPr>
+          <w:b/>
+          <w:bCs/>
+        </w:rPr>
+        <w:t xml:space="preserve"> </w:t>
+      </w:r>
+      <w:r>
+        <w:rPr>
+          <w:rStyle w:val="VerbatimChar"/>
+          <w:b/>
+          <w:bCs/>
+        </w:rPr>
+        <w:t xml:space="preserve">ukwa_geoindex</w:t>
+      </w:r>
+      <w:r>
+        <w:rPr>
+          <w:b/>
+          <w:bCs/>
+        </w:rPr>
+        <w:t xml:space="preserve">,</w:t>
+      </w:r>
+      <w:r>
+        <w:rPr>
+          <w:b/>
+          <w:bCs/>
+        </w:rPr>
+        <w:t xml:space="preserve"> </w:t>
+      </w:r>
+      <w:r>
+        <w:rPr>
+          <w:rStyle w:val="VerbatimChar"/>
+          <w:b/>
+          <w:bCs/>
         </w:rPr>
         <w:t xml:space="preserve">usenet_announce</w:t>
       </w:r>
       <w:r>
-        <w:t xml:space="preserve"> </w:t>
-      </w:r>
-      <w:r>
+        <w:rPr>
+          <w:b/>
+          <w:bCs/>
+        </w:rPr>
+        <w:t xml:space="preserve"> </w:t>
+      </w:r>
+      <w:r>
+        <w:rPr>
+          <w:b/>
+          <w:bCs/>
+        </w:rPr>
         <w:t xml:space="preserve">and</w:t>
       </w:r>
       <w:r>
-        <w:t xml:space="preserve"> </w:t>
-      </w:r>
-      <w:r>
-        <w:rPr>
-          <w:rStyle w:val="VerbatimChar"/>
+        <w:rPr>
+          <w:b/>
+          <w:bCs/>
+        </w:rPr>
+        <w:t xml:space="preserve"> </w:t>
+      </w:r>
+      <w:r>
+        <w:rPr>
+          <w:rStyle w:val="VerbatimChar"/>
+          <w:b/>
+          <w:bCs/>
         </w:rPr>
         <w:t xml:space="preserve">usenet_mention</w:t>
       </w:r>
       <w:r>
+        <w:rPr>
+          <w:b/>
+          <w:bCs/>
+        </w:rPr>
         <w:t xml:space="preserve">,</w:t>
       </w:r>
       <w:r>
-        <w:t xml:space="preserve"> </w:t>
-      </w:r>
-      <w:r>
-        <w:rPr>
-          <w:rStyle w:val="VerbatimChar"/>
+        <w:rPr>
+          <w:b/>
+          <w:bCs/>
+        </w:rPr>
+        <w:t xml:space="preserve"> </w:t>
+      </w:r>
+      <w:r>
+        <w:rPr>
+          <w:rStyle w:val="VerbatimChar"/>
+          <w:b/>
+          <w:bCs/>
         </w:rPr>
         <w:t xml:space="preserve">tucows_catalogue</w:t>
       </w:r>
       <w:r>
-        <w:t xml:space="preserve"> </w:t>
-      </w:r>
-      <w:r>
+        <w:rPr>
+          <w:b/>
+          <w:bCs/>
+        </w:rPr>
+        <w:t xml:space="preserve"> </w:t>
+      </w:r>
+      <w:r>
+        <w:rPr>
+          <w:b/>
+          <w:bCs/>
+        </w:rPr>
         <w:t xml:space="preserve">and</w:t>
       </w:r>
       <w:r>
-        <w:t xml:space="preserve"> </w:t>
-      </w:r>
-      <w:r>
-        <w:rPr>
-          <w:rStyle w:val="VerbatimChar"/>
+        <w:rPr>
+          <w:b/>
+          <w:bCs/>
+        </w:rPr>
+        <w:t xml:space="preserve"> </w:t>
+      </w:r>
+      <w:r>
+        <w:rPr>
+          <w:rStyle w:val="VerbatimChar"/>
+          <w:b/>
+          <w:bCs/>
         </w:rPr>
         <w:t xml:space="preserve">tucows_mention</w:t>
       </w:r>
       <w:r>
+        <w:rPr>
+          <w:b/>
+          <w:bCs/>
+        </w:rPr>
         <w:t xml:space="preserve">,</w:t>
       </w:r>
       <w:r>
-        <w:t xml:space="preserve"> </w:t>
-      </w:r>
-      <w:r>
-        <w:rPr>
-          <w:rStyle w:val="VerbatimChar"/>
+        <w:rPr>
+          <w:b/>
+          <w:bCs/>
+        </w:rPr>
+        <w:t xml:space="preserve"> </w:t>
+      </w:r>
+      <w:r>
+        <w:rPr>
+          <w:rStyle w:val="VerbatimChar"/>
+          <w:b/>
+          <w:bCs/>
         </w:rPr>
         <w:t xml:space="preserve">maillist_archive</w:t>
       </w:r>
       <w:r>
-        <w:t xml:space="preserve"> </w:t>
-      </w:r>
-      <w:r>
+        <w:rPr>
+          <w:b/>
+          <w:bCs/>
+        </w:rPr>
+        <w:t xml:space="preserve"> </w:t>
+      </w:r>
+      <w:r>
+        <w:rPr>
+          <w:b/>
+          <w:bCs/>
+        </w:rPr>
         <w:t xml:space="preserve">and</w:t>
       </w:r>
       <w:r>
-        <w:t xml:space="preserve"> </w:t>
-      </w:r>
-      <w:r>
-        <w:rPr>
-          <w:rStyle w:val="VerbatimChar"/>
+        <w:rPr>
+          <w:b/>
+          <w:bCs/>
+        </w:rPr>
+        <w:t xml:space="preserve"> </w:t>
+      </w:r>
+      <w:r>
+        <w:rPr>
+          <w:rStyle w:val="VerbatimChar"/>
+          <w:b/>
+          <w:bCs/>
         </w:rPr>
         <w:t xml:space="preserve">maillist_archive_mention</w:t>
       </w:r>
       <w:r>
+        <w:rPr>
+          <w:b/>
+          <w:bCs/>
+        </w:rPr>
         <w:t xml:space="preserve">,</w:t>
       </w:r>
       <w:r>
-        <w:t xml:space="preserve"> </w:t>
-      </w:r>
-      <w:r>
-        <w:rPr>
-          <w:rStyle w:val="VerbatimChar"/>
+        <w:rPr>
+          <w:b/>
+          <w:bCs/>
+        </w:rPr>
+        <w:t xml:space="preserve"> </w:t>
+      </w:r>
+      <w:r>
+        <w:rPr>
+          <w:rStyle w:val="VerbatimChar"/>
+          <w:b/>
+          <w:bCs/>
         </w:rPr>
         <w:t xml:space="preserve">enron_email</w:t>
       </w:r>
       <w:r>
-        <w:t xml:space="preserve"> </w:t>
-      </w:r>
-      <w:r>
+        <w:rPr>
+          <w:b/>
+          <w:bCs/>
+        </w:rPr>
+        <w:t xml:space="preserve"> </w:t>
+      </w:r>
+      <w:r>
+        <w:rPr>
+          <w:b/>
+          <w:bCs/>
+        </w:rPr>
         <w:t xml:space="preserve">and</w:t>
       </w:r>
       <w:r>
-        <w:t xml:space="preserve"> </w:t>
-      </w:r>
-      <w:r>
-        <w:rPr>
-          <w:rStyle w:val="VerbatimChar"/>
+        <w:rPr>
+          <w:b/>
+          <w:bCs/>
+        </w:rPr>
+        <w:t xml:space="preserve"> </w:t>
+      </w:r>
+      <w:r>
+        <w:rPr>
+          <w:rStyle w:val="VerbatimChar"/>
+          <w:b/>
+          <w:bCs/>
         </w:rPr>
         <w:t xml:space="preserve">enron_email_mention</w:t>
       </w:r>
       <w:r>
+        <w:rPr>
+          <w:b/>
+          <w:bCs/>
+        </w:rPr>
         <w:t xml:space="preserve">); the other 91 were evaluated and closed, each recorded with the measurement that closed it, so that negative results stay visible and the same ground is not broken twice.</w:t>
       </w:r>
     </w:p>
@@ -5724,41 +5533,25 @@
         <w:pStyle w:val="FirstParagraph"/>
       </w:pPr>
       <w:r>
-        <w:rPr>
-          <w:b/>
-          <w:bCs/>
-        </w:rPr>
-        <w:t xml:space="preserve">The registry creation dates are the largest single contribution and also the narrowest evidence.</w:t>
-      </w:r>
-      <w:r>
-        <w:t xml:space="preserve"> </w:t>
-      </w:r>
-      <w:r>
-        <w:t xml:space="preserve">A</w:t>
-      </w:r>
-      <w:r>
-        <w:t xml:space="preserve"> </w:t>
-      </w:r>
-      <w:r>
-        <w:t xml:space="preserve">creation date attests registration, not activity, and it attests one year only. Where a domain was</w:t>
-      </w:r>
-      <w:r>
-        <w:t xml:space="preserve"> </w:t>
-      </w:r>
-      <w:r>
-        <w:t xml:space="preserve">registered in 1997 and remained live through 2001, this source supplies 1997 alone; the other four years</w:t>
-      </w:r>
-      <w:r>
-        <w:t xml:space="preserve"> </w:t>
-      </w:r>
-      <w:r>
-        <w:t xml:space="preserve">must still be earned from a capture, a survey or a continued-registration record. This is a deliberate</w:t>
-      </w:r>
-      <w:r>
-        <w:t xml:space="preserve"> </w:t>
-      </w:r>
-      <w:r>
-        <w:t xml:space="preserve">under-claim and it is enforced by the parser.</w:t>
+        <w:t xml:space="preserve">The capture census is a 2017 snapshot, so its per-year counts are a floor on what the archive holds</w:t>
+      </w:r>
+      <w:r>
+        <w:t xml:space="preserve"> </w:t>
+      </w:r>
+      <w:r>
+        <w:t xml:space="preserve">today, never a ceiling. The registry compilation covers domains still registered in December 2024, so</w:t>
+      </w:r>
+      <w:r>
+        <w:t xml:space="preserve"> </w:t>
+      </w:r>
+      <w:r>
+        <w:t xml:space="preserve">it is survivorship-biased: a name created in 1998, dropped, and re-registered in 2015 reads 2015 and</w:t>
+      </w:r>
+      <w:r>
+        <w:t xml:space="preserve"> </w:t>
+      </w:r>
+      <w:r>
+        <w:t xml:space="preserve">falls out of the window. The direction of error is loss, and the reverse cannot happen.</w:t>
       </w:r>
     </w:p>
     <w:p>
@@ -5770,30 +5563,6 @@
           <w:b/>
           <w:bCs/>
         </w:rPr>
-        <w:t xml:space="preserve">The capture census is a 2017 snapshot.</w:t>
-      </w:r>
-      <w:r>
-        <w:t xml:space="preserve"> </w:t>
-      </w:r>
-      <w:r>
-        <w:t xml:space="preserve">The archive has grown since, so its per-year counts are a</w:t>
-      </w:r>
-      <w:r>
-        <w:t xml:space="preserve"> </w:t>
-      </w:r>
-      <w:r>
-        <w:t xml:space="preserve">floor on what the Wayback Machine holds today, never a ceiling.</w:t>
-      </w:r>
-    </w:p>
-    <w:p>
-      <w:pPr>
-        <w:pStyle w:val="BodyText"/>
-      </w:pPr>
-      <w:r>
-        <w:rPr>
-          <w:b/>
-          <w:bCs/>
-        </w:rPr>
         <w:t xml:space="preserve">Worth expanding, in order.</w:t>
       </w:r>
       <w:r>
@@ -5806,13 +5575,13 @@
         <w:t xml:space="preserve"> </w:t>
       </w:r>
       <w:r>
-        <w:t xml:space="preserve">of per-domain querying and this round found two more. National web archive link graphs second, where the</w:t>
-      </w:r>
-      <w:r>
-        <w:t xml:space="preserve"> </w:t>
-      </w:r>
-      <w:r>
-        <w:t xml:space="preserve">year association is explicit:</w:t>
+        <w:t xml:space="preserve">of per-domain querying and two more were found this round. National web archive link graphs second,</w:t>
+      </w:r>
+      <w:r>
+        <w:t xml:space="preserve"> </w:t>
+      </w:r>
+      <w:r>
+        <w:t xml:space="preserve">where the year association is explicit:</w:t>
       </w:r>
       <w:r>
         <w:t xml:space="preserve"> </w:t>
@@ -5827,13 +5596,13 @@
         <w:t xml:space="preserve"> </w:t>
       </w:r>
       <w:r>
-        <w:t xml:space="preserve">returned a mean equivalent-English weight of 0.9803,</w:t>
-      </w:r>
-      <w:r>
-        <w:t xml:space="preserve"> </w:t>
-      </w:r>
-      <w:r>
-        <w:t xml:space="preserve">the highest of any source here, because a national link graph is almost entirely</w:t>
+        <w:t xml:space="preserve">returned a mean weight of 0.9803, the highest</w:t>
+      </w:r>
+      <w:r>
+        <w:t xml:space="preserve"> </w:t>
+      </w:r>
+      <w:r>
+        <w:t xml:space="preserve">here, because a national link graph is almost entirely</w:t>
       </w:r>
       <w:r>
         <w:t xml:space="preserve"> </w:t>
@@ -5845,37 +5614,31 @@
         <w:t xml:space="preserve">.uk</w:t>
       </w:r>
       <w:r>
-        <w:t xml:space="preserve">. Per-domain CDX</w:t>
-      </w:r>
-      <w:r>
-        <w:t xml:space="preserve"> </w:t>
-      </w:r>
-      <w:r>
-        <w:t xml:space="preserve">querying third, which still pays but is bounded by request rate rather than by candidates.</w:t>
-      </w:r>
-    </w:p>
-    <w:p>
-      <w:pPr>
-        <w:pStyle w:val="BodyText"/>
-      </w:pPr>
-      <w:r>
-        <w:rPr>
-          <w:b/>
-          <w:bCs/>
-        </w:rPr>
-        <w:t xml:space="preserve">Not worth expanding:</w:t>
-      </w:r>
-      <w:r>
-        <w:t xml:space="preserve"> </w:t>
-      </w:r>
-      <w:r>
-        <w:t xml:space="preserve">the closed families named above, each recorded with the measurement that closed</w:t>
-      </w:r>
-      <w:r>
-        <w:t xml:space="preserve"> </w:t>
-      </w:r>
-      <w:r>
-        <w:t xml:space="preserve">it so the same ground is not broken twice.</w:t>
+        <w:t xml:space="preserve">. Per-domain CDX querying third, which still</w:t>
+      </w:r>
+      <w:r>
+        <w:t xml:space="preserve"> </w:t>
+      </w:r>
+      <w:r>
+        <w:t xml:space="preserve">pays but is bounded by request rate rather than by candidates. Not worth expanding: the closed families</w:t>
+      </w:r>
+      <w:r>
+        <w:t xml:space="preserve"> </w:t>
+      </w:r>
+      <w:r>
+        <w:t xml:space="preserve">in</w:t>
+      </w:r>
+      <w:r>
+        <w:t xml:space="preserve"> </w:t>
+      </w:r>
+      <w:r>
+        <w:rPr>
+          <w:rStyle w:val="VerbatimChar"/>
+        </w:rPr>
+        <w:t xml:space="preserve">sources.md</w:t>
+      </w:r>
+      <w:r>
+        <w:t xml:space="preserve">, each recorded with the measurement that closed it.</w:t>
       </w:r>
     </w:p>
     <w:p>
@@ -5909,7 +5672,7 @@
         <w:t xml:space="preserve"> </w:t>
       </w:r>
       <w:r>
-        <w:t xml:space="preserve">inside the archive gives the full order. In short:</w:t>
+        <w:t xml:space="preserve">in the archive gives the full order.</w:t>
       </w:r>
       <w:r>
         <w:t xml:space="preserve"> </w:t>
@@ -5924,13 +5687,7 @@
         <w:t xml:space="preserve"> </w:t>
       </w:r>
       <w:r>
-        <w:t xml:space="preserve">holds the merged annual lists</w:t>
-      </w:r>
-      <w:r>
-        <w:t xml:space="preserve"> </w:t>
-      </w:r>
-      <w:r>
-        <w:t xml:space="preserve">and</w:t>
+        <w:t xml:space="preserve">holds the merged annual lists and</w:t>
       </w:r>
       <w:r>
         <w:t xml:space="preserve"> </w:t>
@@ -5945,13 +5702,13 @@
         <w:t xml:space="preserve"> </w:t>
       </w:r>
       <w:r>
-        <w:t xml:space="preserve">this round's net-new records only, both one registered domain per line and deduplicated</w:t>
-      </w:r>
-      <w:r>
-        <w:t xml:space="preserve"> </w:t>
-      </w:r>
-      <w:r>
-        <w:t xml:space="preserve">within each year;</w:t>
+        <w:t xml:space="preserve">this round's net-new</w:t>
+      </w:r>
+      <w:r>
+        <w:t xml:space="preserve"> </w:t>
+      </w:r>
+      <w:r>
+        <w:t xml:space="preserve">records, one registered domain per line, deduplicated within each year;</w:t>
       </w:r>
       <w:r>
         <w:t xml:space="preserve"> </w:t>
@@ -5966,7 +5723,13 @@
         <w:t xml:space="preserve"> </w:t>
       </w:r>
       <w:r>
-        <w:t xml:space="preserve">holds the names with no year evidence, separate as section X requires;</w:t>
+        <w:t xml:space="preserve">holds the names</w:t>
+      </w:r>
+      <w:r>
+        <w:t xml:space="preserve"> </w:t>
+      </w:r>
+      <w:r>
+        <w:t xml:space="preserve">with no year evidence;</w:t>
       </w:r>
       <w:r>
         <w:t xml:space="preserve"> </w:t>
@@ -5981,13 +5744,13 @@
         <w:t xml:space="preserve"> </w:t>
       </w:r>
       <w:r>
-        <w:t xml:space="preserve">joins every (domain, year) to the evidence row that justifies it, so any single</w:t>
-      </w:r>
-      <w:r>
-        <w:t xml:space="preserve"> </w:t>
-      </w:r>
-      <w:r>
-        <w:t xml:space="preserve">line of any annual file traces to the observation behind it;</w:t>
+        <w:t xml:space="preserve">joins every (domain, year) to the evidence row justifying</w:t>
+      </w:r>
+      <w:r>
+        <w:t xml:space="preserve"> </w:t>
+      </w:r>
+      <w:r>
+        <w:t xml:space="preserve">it, so any line of any annual file traces to an observation;</w:t>
       </w:r>
       <w:r>
         <w:t xml:space="preserve"> </w:t>
@@ -6023,28 +5786,7 @@
         <w:t xml:space="preserve"> </w:t>
       </w:r>
       <w:r>
-        <w:t xml:space="preserve">is the repository at the commit that produced the delivery;</w:t>
-      </w:r>
-      <w:r>
-        <w:t xml:space="preserve"> </w:t>
-      </w:r>
-      <w:r>
-        <w:t xml:space="preserve">and</w:t>
-      </w:r>
-      <w:r>
-        <w:t xml:space="preserve"> </w:t>
-      </w:r>
-      <w:r>
-        <w:rPr>
-          <w:rStyle w:val="VerbatimChar"/>
-        </w:rPr>
-        <w:t xml:space="preserve">verify.sh</w:t>
-      </w:r>
-      <w:r>
-        <w:t xml:space="preserve"> </w:t>
-      </w:r>
-      <w:r>
-        <w:t xml:space="preserve">re-checks the shipped files against each other.</w:t>
+        <w:t xml:space="preserve">is the repository at the commit that built the delivery.</w:t>
       </w:r>
     </w:p>
     <w:p>
@@ -6053,72 +5795,153 @@
       </w:pPr>
       <w:r>
         <w:rPr>
-          <w:rStyle w:val="VerbatimChar"/>
-        </w:rPr>
-        <w:t xml:space="preserve">uv run ark export</w:t>
-      </w:r>
-      <w:r>
-        <w:t xml:space="preserve"> </w:t>
-      </w:r>
-      <w:r>
-        <w:t xml:space="preserve">regenerates every text file from the store,</w:t>
-      </w:r>
-      <w:r>
-        <w:t xml:space="preserve"> </w:t>
-      </w:r>
-      <w:r>
-        <w:rPr>
-          <w:rStyle w:val="VerbatimChar"/>
-        </w:rPr>
-        <w:t xml:space="preserve">uv run ark check</w:t>
-      </w:r>
-      <w:r>
-        <w:t xml:space="preserve"> </w:t>
-      </w:r>
-      <w:r>
-        <w:t xml:space="preserve">re-runs the nine</w:t>
-      </w:r>
-      <w:r>
-        <w:t xml:space="preserve"> </w:t>
-      </w:r>
-      <w:r>
-        <w:t xml:space="preserve">invariants, and</w:t>
-      </w:r>
-      <w:r>
-        <w:t xml:space="preserve"> </w:t>
-      </w:r>
-      <w:r>
-        <w:rPr>
-          <w:rStyle w:val="VerbatimChar"/>
-        </w:rPr>
-        <w:t xml:space="preserve">uv run python scripts/round_figures.py --verify</w:t>
-      </w:r>
-      <w:r>
-        <w:t xml:space="preserve"> </w:t>
-      </w:r>
-      <w:r>
-        <w:t xml:space="preserve">re-scores the round with the reviewer's</w:t>
-      </w:r>
-      <w:r>
-        <w:t xml:space="preserve"> </w:t>
-      </w:r>
-      <w:r>
-        <w:t xml:space="preserve">own</w:t>
-      </w:r>
-      <w:r>
-        <w:t xml:space="preserve"> </w:t>
-      </w:r>
-      <w:r>
-        <w:rPr>
-          <w:rStyle w:val="VerbatimChar"/>
-        </w:rPr>
-        <w:t xml:space="preserve">equivalent_english_domains.py</w:t>
-      </w:r>
-      <w:r>
-        <w:t xml:space="preserve"> </w:t>
-      </w:r>
-      <w:r>
-        <w:t xml:space="preserve">and its unchanged weight model.</w:t>
+          <w:b/>
+          <w:bCs/>
+        </w:rPr>
+        <w:t xml:space="preserve">This was run, and the first run failed.</w:t>
+      </w:r>
+      <w:r>
+        <w:t xml:space="preserve"> </w:t>
+      </w:r>
+      <w:r>
+        <w:t xml:space="preserve">A previous build of this archive was extracted fresh and</w:t>
+      </w:r>
+      <w:r>
+        <w:t xml:space="preserve"> </w:t>
+      </w:r>
+      <w:r>
+        <w:t xml:space="preserve">put through its own documented route. Tier 1 passed: checksums, the six annual files, and every pair</w:t>
+      </w:r>
+      <w:r>
+        <w:t xml:space="preserve"> </w:t>
+      </w:r>
+      <w:r>
+        <w:t xml:space="preserve">traced to the evidence manifest.</w:t>
+      </w:r>
+      <w:r>
+        <w:t xml:space="preserve"> </w:t>
+      </w:r>
+      <w:r>
+        <w:rPr>
+          <w:b/>
+          <w:bCs/>
+        </w:rPr>
+        <w:t xml:space="preserve">Tier 2 failed.</w:t>
+      </w:r>
+      <w:r>
+        <w:t xml:space="preserve"> </w:t>
+      </w:r>
+      <w:r>
+        <w:t xml:space="preserve">Rebuilding the result from the shipped provenance</w:t>
+      </w:r>
+      <w:r>
+        <w:t xml:space="preserve"> </w:t>
+      </w:r>
+      <w:r>
+        <w:t xml:space="preserve">gave 712,927 additions for 1996 against a true 63,162, and</w:t>
+      </w:r>
+      <w:r>
+        <w:t xml:space="preserve"> </w:t>
+      </w:r>
+      <w:r>
+        <w:rPr>
+          <w:rStyle w:val="VerbatimChar"/>
+        </w:rPr>
+        <w:t xml:space="preserve">ark check</w:t>
+      </w:r>
+      <w:r>
+        <w:t xml:space="preserve"> </w:t>
+      </w:r>
+      <w:r>
+        <w:t xml:space="preserve">failed on</w:t>
+      </w:r>
+      <w:r>
+        <w:t xml:space="preserve"> </w:t>
+      </w:r>
+      <w:r>
+        <w:rPr>
+          <w:rStyle w:val="VerbatimChar"/>
+        </w:rPr>
+        <w:t xml:space="preserve">evidence_wall_intact</w:t>
+      </w:r>
+      <w:r>
+        <w:t xml:space="preserve"> </w:t>
+      </w:r>
+      <w:r>
+        <w:t xml:space="preserve">and</w:t>
+      </w:r>
+      <w:r>
+        <w:t xml:space="preserve"> </w:t>
+      </w:r>
+      <w:r>
+        <w:rPr>
+          <w:rStyle w:val="VerbatimChar"/>
+        </w:rPr>
+        <w:t xml:space="preserve">every_pair_has_master_evidence</w:t>
+      </w:r>
+      <w:r>
+        <w:t xml:space="preserve">, because 11,316,960 of 16,619,832 assignments cited an evidence row</w:t>
+      </w:r>
+      <w:r>
+        <w:t xml:space="preserve"> </w:t>
+      </w:r>
+      <w:r>
+        <w:t xml:space="preserve">that a packaging size-cut had removed from the file beside them.</w:t>
+      </w:r>
+    </w:p>
+    <w:p>
+      <w:pPr>
+        <w:pStyle w:val="BodyText"/>
+      </w:pPr>
+      <w:r>
+        <w:t xml:space="preserve">The cut is reverted, the full evidence table ships, and the rebuild now returns every per-year count</w:t>
+      </w:r>
+      <w:r>
+        <w:t xml:space="preserve"> </w:t>
+      </w:r>
+      <w:r>
+        <w:t xml:space="preserve">exactly and passes all nine invariants.</w:t>
+      </w:r>
+      <w:r>
+        <w:t xml:space="preserve"> </w:t>
+      </w:r>
+      <w:r>
+        <w:rPr>
+          <w:rStyle w:val="VerbatimChar"/>
+        </w:rPr>
+        <w:t xml:space="preserve">verify.sh</w:t>
+      </w:r>
+      <w:r>
+        <w:t xml:space="preserve"> </w:t>
+      </w:r>
+      <w:r>
+        <w:t xml:space="preserve">has gained a fourth check for the defect that the</w:t>
+      </w:r>
+      <w:r>
+        <w:t xml:space="preserve"> </w:t>
+      </w:r>
+      <w:r>
+        <w:t xml:space="preserve">first three could not see, since all of them read the additions manifest and none read the provenance.</w:t>
+      </w:r>
+    </w:p>
+    <w:p>
+      <w:pPr>
+        <w:pStyle w:val="BodyText"/>
+      </w:pPr>
+      <w:r>
+        <w:t xml:space="preserve">Tier 3, rebuilding from the original sources, is a roughly 50 GB download and was not run here: two of</w:t>
+      </w:r>
+      <w:r>
+        <w:t xml:space="preserve"> </w:t>
+      </w:r>
+      <w:r>
+        <w:t xml:space="preserve">this project's own collectors were querying the Internet Archive at the time, and a third heavy client</w:t>
+      </w:r>
+      <w:r>
+        <w:t xml:space="preserve"> </w:t>
+      </w:r>
+      <w:r>
+        <w:t xml:space="preserve">against it is against the project's own citizenship rule.</w:t>
       </w:r>
     </w:p>
     <w:bookmarkEnd w:id="15"/>

--- a/docs/report.docx
+++ b/docs/report.docx
@@ -125,7 +125,7 @@
                 <w:b/>
                 <w:bCs/>
               </w:rPr>
-              <w:t xml:space="preserve">2,836,693</w:t>
+              <w:t xml:space="preserve">2,838,732</w:t>
             </w:r>
             <w:r>
               <w:t xml:space="preserve"> </w:t>
@@ -160,7 +160,7 @@
                 <w:b/>
                 <w:bCs/>
               </w:rPr>
-              <w:t xml:space="preserve">1,695,551.8368</w:t>
+              <w:t xml:space="preserve">1,697,225.1735</w:t>
             </w:r>
           </w:p>
         </w:tc>
@@ -189,7 +189,7 @@
                 <w:b/>
                 <w:bCs/>
               </w:rPr>
-              <w:t xml:space="preserve">20.3137%</w:t>
+              <w:t xml:space="preserve">20.3337%</w:t>
             </w:r>
           </w:p>
         </w:tc>
@@ -215,13 +215,13 @@
         <w:t xml:space="preserve"> </w:t>
       </w:r>
       <w:r>
-        <w:t xml:space="preserve">totals, unchanged, since this increment is not yet merged. The 5%</w:t>
-      </w:r>
-      <w:r>
-        <w:t xml:space="preserve"> </w:t>
-      </w:r>
-      <w:r>
-        <w:t xml:space="preserve">threshold is 417,341.97 equivalent-English. The increment covers 2,665,102 distinct domains, of which</w:t>
+        <w:t xml:space="preserve">totals, unchanged, since this increment is not yet merged. The</w:t>
+      </w:r>
+      <w:r>
+        <w:t xml:space="preserve"> </w:t>
+      </w:r>
+      <w:r>
+        <w:t xml:space="preserve">increment covers 2,666,867 distinct domains, of which</w:t>
       </w:r>
       <w:r>
         <w:t xml:space="preserve"> </w:t>
@@ -231,10 +231,24 @@
           <w:b/>
           <w:bCs/>
         </w:rPr>
-        <w:t xml:space="preserve">1,789,260 appear in none of the six baseline files in any year</w:t>
-      </w:r>
-      <w:r>
-        <w:t xml:space="preserve">; mean weight per record is 0.5977.</w:t>
+        <w:t xml:space="preserve">1,790,909 appear in none of the six baseline</w:t>
+      </w:r>
+      <w:r>
+        <w:rPr>
+          <w:b/>
+          <w:bCs/>
+        </w:rPr>
+        <w:t xml:space="preserve"> </w:t>
+      </w:r>
+      <w:r>
+        <w:rPr>
+          <w:b/>
+          <w:bCs/>
+        </w:rPr>
+        <w:t xml:space="preserve">files in any year</w:t>
+      </w:r>
+      <w:r>
+        <w:t xml:space="preserve">.</w:t>
       </w:r>
     </w:p>
     <w:tbl>
@@ -333,7 +347,7 @@
               <w:jc w:val="right"/>
             </w:pPr>
             <w:r>
-              <w:t xml:space="preserve">63,162</w:t>
+              <w:t xml:space="preserve">63,164</w:t>
             </w:r>
           </w:p>
         </w:tc>
@@ -382,7 +396,7 @@
               <w:jc w:val="right"/>
             </w:pPr>
             <w:r>
-              <w:t xml:space="preserve">230,171</w:t>
+              <w:t xml:space="preserve">230,192</w:t>
             </w:r>
           </w:p>
         </w:tc>
@@ -431,19 +445,19 @@
               <w:jc w:val="right"/>
             </w:pPr>
             <w:r>
-              <w:t xml:space="preserve">283,076</w:t>
-            </w:r>
-          </w:p>
-        </w:tc>
-        <w:tc>
-          <w:tcPr/>
-          <w:p>
-            <w:pPr>
-              <w:pStyle w:val="Compact"/>
-              <w:jc w:val="right"/>
-            </w:pPr>
-            <w:r>
-              <w:t xml:space="preserve">4,825 (1.7%)</w:t>
+              <w:t xml:space="preserve">283,156</w:t>
+            </w:r>
+          </w:p>
+        </w:tc>
+        <w:tc>
+          <w:tcPr/>
+          <w:p>
+            <w:pPr>
+              <w:pStyle w:val="Compact"/>
+              <w:jc w:val="right"/>
+            </w:pPr>
+            <w:r>
+              <w:t xml:space="preserve">4,837 (1.7%)</w:t>
             </w:r>
           </w:p>
         </w:tc>
@@ -480,19 +494,19 @@
               <w:jc w:val="right"/>
             </w:pPr>
             <w:r>
-              <w:t xml:space="preserve">513,580</w:t>
-            </w:r>
-          </w:p>
-        </w:tc>
-        <w:tc>
-          <w:tcPr/>
-          <w:p>
-            <w:pPr>
-              <w:pStyle w:val="Compact"/>
-              <w:jc w:val="right"/>
-            </w:pPr>
-            <w:r>
-              <w:t xml:space="preserve">16,554 (3.2%)</w:t>
+              <w:t xml:space="preserve">513,761</w:t>
+            </w:r>
+          </w:p>
+        </w:tc>
+        <w:tc>
+          <w:tcPr/>
+          <w:p>
+            <w:pPr>
+              <w:pStyle w:val="Compact"/>
+              <w:jc w:val="right"/>
+            </w:pPr>
+            <w:r>
+              <w:t xml:space="preserve">16,602 (3.2%)</w:t>
             </w:r>
           </w:p>
         </w:tc>
@@ -529,19 +543,19 @@
               <w:jc w:val="right"/>
             </w:pPr>
             <w:r>
-              <w:t xml:space="preserve">765,126</w:t>
-            </w:r>
-          </w:p>
-        </w:tc>
-        <w:tc>
-          <w:tcPr/>
-          <w:p>
-            <w:pPr>
-              <w:pStyle w:val="Compact"/>
-              <w:jc w:val="right"/>
-            </w:pPr>
-            <w:r>
-              <w:t xml:space="preserve">26,914 (3.5%)</w:t>
+              <w:t xml:space="preserve">765,569</w:t>
+            </w:r>
+          </w:p>
+        </w:tc>
+        <w:tc>
+          <w:tcPr/>
+          <w:p>
+            <w:pPr>
+              <w:pStyle w:val="Compact"/>
+              <w:jc w:val="right"/>
+            </w:pPr>
+            <w:r>
+              <w:t xml:space="preserve">27,144 (3.5%)</w:t>
             </w:r>
           </w:p>
         </w:tc>
@@ -578,19 +592,19 @@
               <w:jc w:val="right"/>
             </w:pPr>
             <w:r>
-              <w:t xml:space="preserve">981,578</w:t>
-            </w:r>
-          </w:p>
-        </w:tc>
-        <w:tc>
-          <w:tcPr/>
-          <w:p>
-            <w:pPr>
-              <w:pStyle w:val="Compact"/>
-              <w:jc w:val="right"/>
-            </w:pPr>
-            <w:r>
-              <w:t xml:space="preserve">224,292 (22.9%)</w:t>
+              <w:t xml:space="preserve">982,890</w:t>
+            </w:r>
+          </w:p>
+        </w:tc>
+        <w:tc>
+          <w:tcPr/>
+          <w:p>
+            <w:pPr>
+              <w:pStyle w:val="Compact"/>
+              <w:jc w:val="right"/>
+            </w:pPr>
+            <w:r>
+              <w:t xml:space="preserve">225,540 (22.9%)</w:t>
             </w:r>
           </w:p>
         </w:tc>
@@ -639,7 +653,7 @@
                 <w:b/>
                 <w:bCs/>
               </w:rPr>
-              <w:t xml:space="preserve">2,836,693</w:t>
+              <w:t xml:space="preserve">2,838,732</w:t>
             </w:r>
           </w:p>
         </w:tc>
@@ -655,7 +669,7 @@
                 <w:b/>
                 <w:bCs/>
               </w:rPr>
-              <w:t xml:space="preserve">272,913 (9.6%)</w:t>
+              <w:t xml:space="preserve">274,451 (9.7%)</w:t>
             </w:r>
           </w:p>
         </w:tc>
@@ -666,13 +680,13 @@
         <w:pStyle w:val="BodyText"/>
       </w:pPr>
       <w:r>
-        <w:t xml:space="preserve">The baseline column counts registered domains, the output unit section X asks for, so it reads lower</w:t>
-      </w:r>
-      <w:r>
-        <w:t xml:space="preserve"> </w:t>
-      </w:r>
-      <w:r>
-        <w:t xml:space="preserve">than the 15,428,507 raw lines of line 1. Both describe the same six files.</w:t>
+        <w:t xml:space="preserve">The baseline column counts registered domains, so it reads lower than the raw lines of line 1; both</w:t>
+      </w:r>
+      <w:r>
+        <w:t xml:space="preserve"> </w:t>
+      </w:r>
+      <w:r>
+        <w:t xml:space="preserve">describe the same six files.</w:t>
       </w:r>
     </w:p>
     <w:p>
@@ -690,7 +704,7 @@
         <w:t xml:space="preserve"> </w:t>
       </w:r>
       <w:r>
-        <w:t xml:space="preserve">Across the four rounds shipped so far this project has added 5,364,432 domain-year records worth 3,147,327.5923 equivalent-English, which is</w:t>
+        <w:t xml:space="preserve">Across the four rounds shipped so far this project has added 5,366,471 domain-year records worth 3,149,000.9290 equivalent-English, which is</w:t>
       </w:r>
       <w:r>
         <w:t xml:space="preserve"> </w:t>
@@ -700,7 +714,7 @@
           <w:b/>
           <w:bCs/>
         </w:rPr>
-        <w:t xml:space="preserve">37.7068%</w:t>
+        <w:t xml:space="preserve">37.7269%</w:t>
       </w:r>
       <w:r>
         <w:t xml:space="preserve"> </w:t>
@@ -899,7 +913,7 @@
                 <w:b/>
                 <w:bCs/>
               </w:rPr>
-              <w:t xml:space="preserve">2,836,693</w:t>
+              <w:t xml:space="preserve">2,838,732</w:t>
             </w:r>
           </w:p>
         </w:tc>
@@ -915,7 +929,7 @@
                 <w:b/>
                 <w:bCs/>
               </w:rPr>
-              <w:t xml:space="preserve">1,695,551.8368</w:t>
+              <w:t xml:space="preserve">1,697,225.1735</w:t>
             </w:r>
           </w:p>
         </w:tc>
@@ -948,7 +962,7 @@
                 <w:b/>
                 <w:bCs/>
               </w:rPr>
-              <w:t xml:space="preserve">5,364,432</w:t>
+              <w:t xml:space="preserve">5,366,471</w:t>
             </w:r>
           </w:p>
         </w:tc>
@@ -964,7 +978,7 @@
                 <w:b/>
                 <w:bCs/>
               </w:rPr>
-              <w:t xml:space="preserve">3,147,327.5923</w:t>
+              <w:t xml:space="preserve">3,149,000.9290</w:t>
             </w:r>
           </w:p>
         </w:tc>
@@ -985,32 +999,6 @@
       </w:pPr>
       <w:r>
         <w:t xml:space="preserve">2. What was added, and what dates each year</w:t>
-      </w:r>
-    </w:p>
-    <w:p>
-      <w:pPr>
-        <w:pStyle w:val="FirstParagraph"/>
-      </w:pPr>
-      <w:r>
-        <w:t xml:space="preserve">Four routes account for almost all of it.</w:t>
-      </w:r>
-      <w:r>
-        <w:t xml:space="preserve"> </w:t>
-      </w:r>
-      <w:r>
-        <w:rPr>
-          <w:rStyle w:val="VerbatimChar"/>
-        </w:rPr>
-        <w:t xml:space="preserve">sources.md</w:t>
-      </w:r>
-      <w:r>
-        <w:t xml:space="preserve">, shipped beside this report, carries the full</w:t>
-      </w:r>
-      <w:r>
-        <w:t xml:space="preserve"> </w:t>
-      </w:r>
-      <w:r>
-        <w:t xml:space="preserve">entry for each: acquisition command, date semantics, measured yield and caveats.</w:t>
       </w:r>
     </w:p>
     <w:tbl>
@@ -1213,13 +1201,19 @@
         <w:pStyle w:val="BodyText"/>
       </w:pPr>
       <w:r>
-        <w:t xml:space="preserve">Two of these needed no new download and one needed no querying, which is the finding of the round and</w:t>
-      </w:r>
-      <w:r>
-        <w:t xml:space="preserve"> </w:t>
-      </w:r>
-      <w:r>
-        <w:t xml:space="preserve">is taken up in section 5.</w:t>
+        <w:rPr>
+          <w:rStyle w:val="VerbatimChar"/>
+        </w:rPr>
+        <w:t xml:space="preserve">sources.md</w:t>
+      </w:r>
+      <w:r>
+        <w:t xml:space="preserve">, shipped beside this report, carries the full entry for each: acquisition command, date</w:t>
+      </w:r>
+      <w:r>
+        <w:t xml:space="preserve"> </w:t>
+      </w:r>
+      <w:r>
+        <w:t xml:space="preserve">semantics, measured yield, caveats.</w:t>
       </w:r>
     </w:p>
     <w:p>
@@ -1231,7 +1225,7 @@
           <w:b/>
           <w:bCs/>
         </w:rPr>
-        <w:t xml:space="preserve">Each was verified before admission, not after.</w:t>
+        <w:t xml:space="preserve">Both new sources were verified before admission.</w:t>
       </w:r>
       <w:r>
         <w:t xml:space="preserve"> </w:t>
@@ -1262,19 +1256,19 @@
         <w:t xml:space="preserve"> </w:t>
       </w:r>
       <w:r>
-        <w:t xml:space="preserve">same-day agreement on single-capture years. The registry dates were falsified against a constraint</w:t>
-      </w:r>
-      <w:r>
-        <w:t xml:space="preserve"> </w:t>
-      </w:r>
-      <w:r>
-        <w:t xml:space="preserve">nobody encoded: a TLD cannot predate its own delegation, and across the six TLDs delegated in 2001 the</w:t>
-      </w:r>
-      <w:r>
-        <w:t xml:space="preserve"> </w:t>
-      </w:r>
-      <w:r>
-        <w:t xml:space="preserve">file holds 21,698 in-window rows and</w:t>
+        <w:t xml:space="preserve">same-day agreement on single-capture years. The registry dates were tested against a constraint nobody</w:t>
+      </w:r>
+      <w:r>
+        <w:t xml:space="preserve"> </w:t>
+      </w:r>
+      <w:r>
+        <w:t xml:space="preserve">encoded: a TLD cannot predate its own delegation, and across the six delegated in 2001 the file holds</w:t>
+      </w:r>
+      <w:r>
+        <w:t xml:space="preserve"> </w:t>
+      </w:r>
+      <w:r>
+        <w:t xml:space="preserve">21,698 in-window rows and</w:t>
       </w:r>
       <w:r>
         <w:t xml:space="preserve"> </w:t>
@@ -1298,11 +1292,67 @@
         <w:pStyle w:val="BodyText"/>
       </w:pPr>
       <w:r>
+        <w:t xml:space="preserve">One caveat on checking the census yourself:</w:t>
+      </w:r>
+      <w:r>
+        <w:t xml:space="preserve"> </w:t>
+      </w:r>
+      <w:r>
         <w:rPr>
           <w:b/>
           <w:bCs/>
         </w:rPr>
-        <w:t xml:space="preserve">The narrowest evidence is also the largest contributor, and it is under-claimed deliberately.</w:t>
+        <w:t xml:space="preserve">the archive.org item it came from stopped serving on</w:t>
+      </w:r>
+      <w:r>
+        <w:rPr>
+          <w:b/>
+          <w:bCs/>
+        </w:rPr>
+        <w:t xml:space="preserve"> </w:t>
+      </w:r>
+      <w:r>
+        <w:rPr>
+          <w:b/>
+          <w:bCs/>
+        </w:rPr>
+        <w:t xml:space="preserve">2026-08-17</w:t>
+      </w:r>
+      <w:r>
+        <w:t xml:space="preserve">, the day after we downloaded it, though it is still in the search index at its full size.</w:t>
+      </w:r>
+      <w:r>
+        <w:t xml:space="preserve"> </w:t>
+      </w:r>
+      <w:r>
+        <w:t xml:space="preserve">Its records remain checkable regardless, because each carries a live Wayback URL for that host and year;</w:t>
+      </w:r>
+      <w:r>
+        <w:t xml:space="preserve"> </w:t>
+      </w:r>
+      <w:r>
+        <w:rPr>
+          <w:rStyle w:val="VerbatimChar"/>
+        </w:rPr>
+        <w:t xml:space="preserve">sources.md</w:t>
+      </w:r>
+      <w:r>
+        <w:t xml:space="preserve"> </w:t>
+      </w:r>
+      <w:r>
+        <w:t xml:space="preserve">gives the detail.</w:t>
+      </w:r>
+    </w:p>
+    <w:p>
+      <w:pPr>
+        <w:pStyle w:val="BodyText"/>
+      </w:pPr>
+      <w:r>
+        <w:rPr>
+          <w:b/>
+          <w:bCs/>
+        </w:rPr>
+        <w:t xml:space="preserve">The largest contributor carries the narrowest evidence, and is under-claimed deliberately.</w:t>
       </w:r>
       <w:r>
         <w:t xml:space="preserve"> </w:t>
@@ -1314,34 +1364,19 @@
         <w:t xml:space="preserve"> </w:t>
       </w:r>
       <w:r>
-        <w:t xml:space="preserve">creation date attests registration, not activity, and it attests one year. Where a domain was</w:t>
-      </w:r>
-      <w:r>
-        <w:t xml:space="preserve"> </w:t>
-      </w:r>
-      <w:r>
-        <w:t xml:space="preserve">registered in 1997 and ran until 2001, this route supplies 1997 alone; the other four years must still</w:t>
-      </w:r>
-      <w:r>
-        <w:t xml:space="preserve"> </w:t>
-      </w:r>
-      <w:r>
-        <w:t xml:space="preserve">be earned from a capture or a survey. The parser emits one evidence row for one year, so</w:t>
-      </w:r>
-      <w:r>
-        <w:t xml:space="preserve"> </w:t>
-      </w:r>
-      <w:r>
-        <w:rPr>
-          <w:rStyle w:val="VerbatimChar"/>
-        </w:rPr>
-        <w:t xml:space="preserve">assign_year</w:t>
-      </w:r>
-      <w:r>
-        <w:t xml:space="preserve"> </w:t>
-      </w:r>
-      <w:r>
-        <w:t xml:space="preserve">cannot write a second.</w:t>
+        <w:t xml:space="preserve">creation date attests registration, not activity, and only for one year. A domain registered in 1997</w:t>
+      </w:r>
+      <w:r>
+        <w:t xml:space="preserve"> </w:t>
+      </w:r>
+      <w:r>
+        <w:t xml:space="preserve">and live until 2001 gets 1997 from this route alone; the other four years must be earned from a capture</w:t>
+      </w:r>
+      <w:r>
+        <w:t xml:space="preserve"> </w:t>
+      </w:r>
+      <w:r>
+        <w:t xml:space="preserve">or a survey. The parser emits one evidence row for one year, so a second cannot be written.</w:t>
       </w:r>
     </w:p>
     <w:p>
@@ -1359,14 +1394,6 @@
       </w:pPr>
       <w:r>
         <w:t xml:space="preserve">3. Source contribution statistics</w:t>
-      </w:r>
-    </w:p>
-    <w:p>
-      <w:pPr>
-        <w:pStyle w:val="FirstParagraph"/>
-      </w:pPr>
-      <w:r>
-        <w:t xml:space="preserve">Every net-new record by the source that dated it, with the raw and equivalent-English increase for each.</w:t>
       </w:r>
     </w:p>
     <w:tbl>
@@ -1834,19 +1861,19 @@
               <w:jc w:val="right"/>
             </w:pPr>
             <w:r>
-              <w:t xml:space="preserve">88,129</w:t>
-            </w:r>
-          </w:p>
-        </w:tc>
-        <w:tc>
-          <w:tcPr/>
-          <w:p>
-            <w:pPr>
-              <w:pStyle w:val="Compact"/>
-              <w:jc w:val="right"/>
-            </w:pPr>
-            <w:r>
-              <w:t xml:space="preserve">54,491.8</w:t>
+              <w:t xml:space="preserve">88,643</w:t>
+            </w:r>
+          </w:p>
+        </w:tc>
+        <w:tc>
+          <w:tcPr/>
+          <w:p>
+            <w:pPr>
+              <w:pStyle w:val="Compact"/>
+              <w:jc w:val="right"/>
+            </w:pPr>
+            <w:r>
+              <w:t xml:space="preserve">54,714.0</w:t>
             </w:r>
           </w:p>
         </w:tc>
@@ -1986,19 +2013,19 @@
               <w:jc w:val="right"/>
             </w:pPr>
             <w:r>
-              <w:t xml:space="preserve">43,104</w:t>
-            </w:r>
-          </w:p>
-        </w:tc>
-        <w:tc>
-          <w:tcPr/>
-          <w:p>
-            <w:pPr>
-              <w:pStyle w:val="Compact"/>
-              <w:jc w:val="right"/>
-            </w:pPr>
-            <w:r>
-              <w:t xml:space="preserve">37,305.2</w:t>
+              <w:t xml:space="preserve">44,629</w:t>
+            </w:r>
+          </w:p>
+        </w:tc>
+        <w:tc>
+          <w:tcPr/>
+          <w:p>
+            <w:pPr>
+              <w:pStyle w:val="Compact"/>
+              <w:jc w:val="right"/>
+            </w:pPr>
+            <w:r>
+              <w:t xml:space="preserve">38,756.4</w:t>
             </w:r>
           </w:p>
         </w:tc>
@@ -2769,7 +2796,7 @@
                 <w:b/>
                 <w:bCs/>
               </w:rPr>
-              <w:t xml:space="preserve">2,836,693</w:t>
+              <w:t xml:space="preserve">2,838,732</w:t>
             </w:r>
           </w:p>
         </w:tc>
@@ -2785,7 +2812,7 @@
                 <w:b/>
                 <w:bCs/>
               </w:rPr>
-              <w:t xml:space="preserve">1,695,551.8</w:t>
+              <w:t xml:space="preserve">1,697,225.2</w:t>
             </w:r>
           </w:p>
         </w:tc>
@@ -2796,7 +2823,7 @@
         <w:pStyle w:val="BodyText"/>
       </w:pPr>
       <w:r>
-        <w:t xml:space="preserve">All are master, meaning eligible for the annual files. Separately,</w:t>
+        <w:t xml:space="preserve">Every row above is master, so eligible for the annual files. Separately,</w:t>
       </w:r>
       <w:r>
         <w:t xml:space="preserve"> </w:t>
@@ -2806,7 +2833,7 @@
           <w:b/>
           <w:bCs/>
         </w:rPr>
-        <w:t xml:space="preserve">2,451,893 domains carry no</w:t>
+        <w:t xml:space="preserve">2,450,244 domains have no</w:t>
       </w:r>
       <w:r>
         <w:rPr>
@@ -2838,31 +2865,7 @@
         <w:t xml:space="preserve">candidates.txt</w:t>
       </w:r>
       <w:r>
-        <w:t xml:space="preserve">, never mixed into the annual masters. They are</w:t>
-      </w:r>
-      <w:r>
-        <w:t xml:space="preserve"> </w:t>
-      </w:r>
-      <w:r>
-        <w:t xml:space="preserve">hostnames extracted from archived pages, typed</w:t>
-      </w:r>
-      <w:r>
-        <w:t xml:space="preserve"> </w:t>
-      </w:r>
-      <w:r>
-        <w:rPr>
-          <w:rStyle w:val="VerbatimChar"/>
-        </w:rPr>
-        <w:t xml:space="preserve">link_target</w:t>
-      </w:r>
-      <w:r>
-        <w:t xml:space="preserve">, which the taxonomy makes structurally</w:t>
-      </w:r>
-      <w:r>
-        <w:t xml:space="preserve"> </w:t>
-      </w:r>
-      <w:r>
-        <w:t xml:space="preserve">incapable of dating a year.</w:t>
+        <w:t xml:space="preserve">, kept out of the annual masters.</w:t>
       </w:r>
     </w:p>
     <w:p>
@@ -2893,28 +2896,19 @@
         <w:t xml:space="preserve">ark cdx</w:t>
       </w:r>
       <w:r>
-        <w:t xml:space="preserve">, this project's client for the public Wayback CDX API, driven by</w:t>
-      </w:r>
-      <w:r>
-        <w:t xml:space="preserve"> </w:t>
-      </w:r>
-      <w:r>
-        <w:rPr>
-          <w:rStyle w:val="VerbatimChar"/>
-        </w:rPr>
-        <w:t xml:space="preserve">supervise_cdx_pool.sh</w:t>
-      </w:r>
-      <w:r>
-        <w:t xml:space="preserve"> </w:t>
-      </w:r>
-      <w:r>
-        <w:t xml:space="preserve">over two disjoint populations on two machines: the VPS works pure bracketed gaps as a completeness</w:t>
-      </w:r>
-      <w:r>
-        <w:t xml:space="preserve"> </w:t>
-      </w:r>
-      <w:r>
-        <w:t xml:space="preserve">baseline, the local engine works the candidate pool beside the discovery loop that feeds it.</w:t>
+        <w:t xml:space="preserve">, this project's client for the public Wayback CDX API, over two disjoint populations on two</w:t>
+      </w:r>
+      <w:r>
+        <w:t xml:space="preserve"> </w:t>
+      </w:r>
+      <w:r>
+        <w:t xml:space="preserve">machines: the VPS works bracketed gaps as a completeness baseline, the local engine works the candidate</w:t>
+      </w:r>
+      <w:r>
+        <w:t xml:space="preserve"> </w:t>
+      </w:r>
+      <w:r>
+        <w:t xml:space="preserve">pool beside the discovery loop feeding it.</w:t>
       </w:r>
     </w:p>
     <w:tbl>
@@ -3056,31 +3050,31 @@
               <w:jc w:val="right"/>
             </w:pPr>
             <w:r>
-              <w:t xml:space="preserve">159</w:t>
-            </w:r>
-          </w:p>
-        </w:tc>
-        <w:tc>
-          <w:tcPr/>
-          <w:p>
-            <w:pPr>
-              <w:pStyle w:val="Compact"/>
-              <w:jc w:val="right"/>
-            </w:pPr>
-            <w:r>
-              <w:t xml:space="preserve">103,887</w:t>
-            </w:r>
-          </w:p>
-        </w:tc>
-        <w:tc>
-          <w:tcPr/>
-          <w:p>
-            <w:pPr>
-              <w:pStyle w:val="Compact"/>
-              <w:jc w:val="right"/>
-            </w:pPr>
-            <w:r>
-              <w:t xml:space="preserve">87,877</w:t>
+              <w:t xml:space="preserve">162</w:t>
+            </w:r>
+          </w:p>
+        </w:tc>
+        <w:tc>
+          <w:tcPr/>
+          <w:p>
+            <w:pPr>
+              <w:pStyle w:val="Compact"/>
+              <w:jc w:val="right"/>
+            </w:pPr>
+            <w:r>
+              <w:t xml:space="preserve">105,687</w:t>
+            </w:r>
+          </w:p>
+        </w:tc>
+        <w:tc>
+          <w:tcPr/>
+          <w:p>
+            <w:pPr>
+              <w:pStyle w:val="Compact"/>
+              <w:jc w:val="right"/>
+            </w:pPr>
+            <w:r>
+              <w:t xml:space="preserve">89,390</w:t>
             </w:r>
           </w:p>
         </w:tc>
@@ -3104,31 +3098,31 @@
               <w:jc w:val="right"/>
             </w:pPr>
             <w:r>
-              <w:t xml:space="preserve">44.1%</w:t>
-            </w:r>
-          </w:p>
-        </w:tc>
-        <w:tc>
-          <w:tcPr/>
-          <w:p>
-            <w:pPr>
-              <w:pStyle w:val="Compact"/>
-              <w:jc w:val="right"/>
-            </w:pPr>
-            <w:r>
-              <w:t xml:space="preserve">88,551</w:t>
-            </w:r>
-          </w:p>
-        </w:tc>
-        <w:tc>
-          <w:tcPr/>
-          <w:p>
-            <w:pPr>
-              <w:pStyle w:val="Compact"/>
-              <w:jc w:val="right"/>
-            </w:pPr>
-            <w:r>
-              <w:t xml:space="preserve">56,524</w:t>
+              <w:t xml:space="preserve">44.6%</w:t>
+            </w:r>
+          </w:p>
+        </w:tc>
+        <w:tc>
+          <w:tcPr/>
+          <w:p>
+            <w:pPr>
+              <w:pStyle w:val="Compact"/>
+              <w:jc w:val="right"/>
+            </w:pPr>
+            <w:r>
+              <w:t xml:space="preserve">90,100</w:t>
+            </w:r>
+          </w:p>
+        </w:tc>
+        <w:tc>
+          <w:tcPr/>
+          <w:p>
+            <w:pPr>
+              <w:pStyle w:val="Compact"/>
+              <w:jc w:val="right"/>
+            </w:pPr>
+            <w:r>
+              <w:t xml:space="preserve">57,882</w:t>
             </w:r>
           </w:p>
         </w:tc>
@@ -3156,79 +3150,79 @@
               <w:jc w:val="right"/>
             </w:pPr>
             <w:r>
-              <w:t xml:space="preserve">207</w:t>
-            </w:r>
-          </w:p>
-        </w:tc>
-        <w:tc>
-          <w:tcPr/>
-          <w:p>
-            <w:pPr>
-              <w:pStyle w:val="Compact"/>
-              <w:jc w:val="right"/>
-            </w:pPr>
-            <w:r>
-              <w:t xml:space="preserve">61,941</w:t>
-            </w:r>
-          </w:p>
-        </w:tc>
-        <w:tc>
-          <w:tcPr/>
-          <w:p>
-            <w:pPr>
-              <w:pStyle w:val="Compact"/>
-              <w:jc w:val="right"/>
-            </w:pPr>
-            <w:r>
-              <w:t xml:space="preserve">54,454</w:t>
-            </w:r>
-          </w:p>
-        </w:tc>
-        <w:tc>
-          <w:tcPr/>
-          <w:p>
-            <w:pPr>
-              <w:pStyle w:val="Compact"/>
-              <w:jc w:val="right"/>
-            </w:pPr>
-            <w:r>
-              <w:t xml:space="preserve">87.9%</w:t>
-            </w:r>
-          </w:p>
-        </w:tc>
-        <w:tc>
-          <w:tcPr/>
-          <w:p>
-            <w:pPr>
-              <w:pStyle w:val="Compact"/>
-              <w:jc w:val="right"/>
-            </w:pPr>
-            <w:r>
-              <w:t xml:space="preserve">71.6%</w:t>
-            </w:r>
-          </w:p>
-        </w:tc>
-        <w:tc>
-          <w:tcPr/>
-          <w:p>
-            <w:pPr>
-              <w:pStyle w:val="Compact"/>
-              <w:jc w:val="right"/>
-            </w:pPr>
-            <w:r>
-              <w:t xml:space="preserve">54,574</w:t>
-            </w:r>
-          </w:p>
-        </w:tc>
-        <w:tc>
-          <w:tcPr/>
-          <w:p>
-            <w:pPr>
-              <w:pStyle w:val="Compact"/>
-              <w:jc w:val="right"/>
-            </w:pPr>
-            <w:r>
-              <w:t xml:space="preserve">123,494</w:t>
+              <w:t xml:space="preserve">212</w:t>
+            </w:r>
+          </w:p>
+        </w:tc>
+        <w:tc>
+          <w:tcPr/>
+          <w:p>
+            <w:pPr>
+              <w:pStyle w:val="Compact"/>
+              <w:jc w:val="right"/>
+            </w:pPr>
+            <w:r>
+              <w:t xml:space="preserve">63,441</w:t>
+            </w:r>
+          </w:p>
+        </w:tc>
+        <w:tc>
+          <w:tcPr/>
+          <w:p>
+            <w:pPr>
+              <w:pStyle w:val="Compact"/>
+              <w:jc w:val="right"/>
+            </w:pPr>
+            <w:r>
+              <w:t xml:space="preserve">55,504</w:t>
+            </w:r>
+          </w:p>
+        </w:tc>
+        <w:tc>
+          <w:tcPr/>
+          <w:p>
+            <w:pPr>
+              <w:pStyle w:val="Compact"/>
+              <w:jc w:val="right"/>
+            </w:pPr>
+            <w:r>
+              <w:t xml:space="preserve">87.5%</w:t>
+            </w:r>
+          </w:p>
+        </w:tc>
+        <w:tc>
+          <w:tcPr/>
+          <w:p>
+            <w:pPr>
+              <w:pStyle w:val="Compact"/>
+              <w:jc w:val="right"/>
+            </w:pPr>
+            <w:r>
+              <w:t xml:space="preserve">71.9%</w:t>
+            </w:r>
+          </w:p>
+        </w:tc>
+        <w:tc>
+          <w:tcPr/>
+          <w:p>
+            <w:pPr>
+              <w:pStyle w:val="Compact"/>
+              <w:jc w:val="right"/>
+            </w:pPr>
+            <w:r>
+              <w:t xml:space="preserve">55,648</w:t>
+            </w:r>
+          </w:p>
+        </w:tc>
+        <w:tc>
+          <w:tcPr/>
+          <w:p>
+            <w:pPr>
+              <w:pStyle w:val="Compact"/>
+              <w:jc w:val="right"/>
+            </w:pPr>
+            <w:r>
+              <w:t xml:space="preserve">126,557</w:t>
             </w:r>
           </w:p>
         </w:tc>
@@ -3861,7 +3855,7 @@
                 <w:b/>
                 <w:bCs/>
               </w:rPr>
-              <w:t xml:space="preserve">660</w:t>
+              <w:t xml:space="preserve">668</w:t>
             </w:r>
           </w:p>
         </w:tc>
@@ -3877,7 +3871,7 @@
                 <w:b/>
                 <w:bCs/>
               </w:rPr>
-              <w:t xml:space="preserve">297,765</w:t>
+              <w:t xml:space="preserve">301,065</w:t>
             </w:r>
           </w:p>
         </w:tc>
@@ -3893,7 +3887,7 @@
                 <w:b/>
                 <w:bCs/>
               </w:rPr>
-              <w:t xml:space="preserve">258,399</w:t>
+              <w:t xml:space="preserve">260,962</w:t>
             </w:r>
           </w:p>
         </w:tc>
@@ -3909,7 +3903,7 @@
                 <w:b/>
                 <w:bCs/>
               </w:rPr>
-              <w:t xml:space="preserve">86.8%</w:t>
+              <w:t xml:space="preserve">86.7%</w:t>
             </w:r>
           </w:p>
         </w:tc>
@@ -3925,7 +3919,7 @@
                 <w:b/>
                 <w:bCs/>
               </w:rPr>
-              <w:t xml:space="preserve">69.2%</w:t>
+              <w:t xml:space="preserve">69.3%</w:t>
             </w:r>
           </w:p>
         </w:tc>
@@ -3941,7 +3935,7 @@
                 <w:b/>
                 <w:bCs/>
               </w:rPr>
-              <w:t xml:space="preserve">259,903</w:t>
+              <w:t xml:space="preserve">262,525</w:t>
             </w:r>
           </w:p>
         </w:tc>
@@ -3957,7 +3951,7 @@
                 <w:b/>
                 <w:bCs/>
               </w:rPr>
-              <w:t xml:space="preserve">530,610</w:t>
+              <w:t xml:space="preserve">535,031</w:t>
             </w:r>
           </w:p>
         </w:tc>
@@ -3968,7 +3962,7 @@
         <w:pStyle w:val="BodyText"/>
       </w:pPr>
       <w:r>
-        <w:t xml:space="preserve">Of 297,765 queries, 258,399 were answered (86.8%). The 39,366 that were not divide into two kinds, and the smaller kind is the one usually discussed.</w:t>
+        <w:t xml:space="preserve">Of 301,065 queries, 260,962 were answered (86.7%). The 40,103 that were not divide into two kinds, and the smaller kind is the one usually discussed.</w:t>
       </w:r>
       <w:r>
         <w:t xml:space="preserve"> </w:t>
@@ -3978,10 +3972,10 @@
           <w:b/>
           <w:bCs/>
         </w:rPr>
-        <w:t xml:space="preserve">HTTP-level errors are 2,827 (0.95%)</w:t>
-      </w:r>
-      <w:r>
-        <w:t xml:space="preserve">: 0 rate limits (429), 2,051 server errors (500, 502, 503, 504) and 776 refusals (403).</w:t>
+        <w:t xml:space="preserve">HTTP-level errors are 2,905 (0.96%)</w:t>
+      </w:r>
+      <w:r>
+        <w:t xml:space="preserve">: 0 rate limits (429), 2,129 server errors (500, 502, 503, 504) and 776 refusals (403).</w:t>
       </w:r>
       <w:r>
         <w:t xml:space="preserve"> </w:t>
@@ -3991,10 +3985,10 @@
           <w:b/>
           <w:bCs/>
         </w:rPr>
-        <w:t xml:space="preserve">Transport-level failures are 36,539 (12.27%)</w:t>
-      </w:r>
-      <w:r>
-        <w:t xml:space="preserve">: 27,762 connections refused or reset and 8,777 timed out. So the binding constraint is not a status code we could read and obey, it is the connection being dropped before a status exists. Rate limits and server errors are retried with exponential backoff honouring</w:t>
+        <w:t xml:space="preserve">Transport-level failures are 37,198 (12.36%)</w:t>
+      </w:r>
+      <w:r>
+        <w:t xml:space="preserve">: 27,775 connections refused or reset and 9,423 timed out. So the binding constraint is not a status code we could read and obey, it is the connection being dropped before a status exists. Rate limits and server errors are retried with exponential backoff honouring</w:t>
       </w:r>
       <w:r>
         <w:t xml:space="preserve"> </w:t>
@@ -4014,37 +4008,13 @@
         <w:pStyle w:val="BodyText"/>
       </w:pPr>
       <w:r>
-        <w:t xml:space="preserve">Failures adjust the request rate rather than stopping the campaign. The client sends an honest</w:t>
-      </w:r>
-      <w:r>
-        <w:t xml:space="preserve"> </w:t>
-      </w:r>
-      <w:r>
-        <w:t xml:space="preserve">User-Agent naming the project and a contact address, runs modest concurrency, honours</w:t>
-      </w:r>
-      <w:r>
-        <w:t xml:space="preserve"> </w:t>
-      </w:r>
-      <w:r>
-        <w:rPr>
-          <w:rStyle w:val="VerbatimChar"/>
-        </w:rPr>
-        <w:t xml:space="preserve">Retry-After</w:t>
-      </w:r>
-      <w:r>
-        <w:t xml:space="preserve">,</w:t>
-      </w:r>
-      <w:r>
-        <w:t xml:space="preserve"> </w:t>
-      </w:r>
-      <w:r>
-        <w:t xml:space="preserve">and backs off on 429, 503 and 504 between a floor and a ceiling. An interrupted batch is republished</w:t>
-      </w:r>
-      <w:r>
-        <w:t xml:space="preserve"> </w:t>
-      </w:r>
-      <w:r>
-        <w:t xml:space="preserve">rather than lost.</w:t>
+        <w:t xml:space="preserve">An interrupted batch is republished rather than lost, so a stopped run costs only the queries it had not</w:t>
+      </w:r>
+      <w:r>
+        <w:t xml:space="preserve"> </w:t>
+      </w:r>
+      <w:r>
+        <w:t xml:space="preserve">yet made.</w:t>
       </w:r>
     </w:p>
     <w:p>
@@ -4056,25 +4026,25 @@
           <w:b/>
           <w:bCs/>
         </w:rPr>
-        <w:t xml:space="preserve">Worth further expansion, but no longer the binding constraint.</w:t>
-      </w:r>
-      <w:r>
-        <w:t xml:space="preserve"> </w:t>
-      </w:r>
-      <w:r>
-        <w:t xml:space="preserve">Roughly 2.5 million candidate names</w:t>
-      </w:r>
-      <w:r>
-        <w:t xml:space="preserve"> </w:t>
-      </w:r>
-      <w:r>
-        <w:t xml:space="preserve">sit unqueried against engines clearing a few hundred requests an hour. The queue was never the limit</w:t>
-      </w:r>
-      <w:r>
-        <w:t xml:space="preserve"> </w:t>
-      </w:r>
-      <w:r>
-        <w:t xml:space="preserve">this round, and that observation is what redirected it toward bulk dated corpora.</w:t>
+        <w:t xml:space="preserve">Still worth expanding, but no longer the binding constraint.</w:t>
+      </w:r>
+      <w:r>
+        <w:t xml:space="preserve"> </w:t>
+      </w:r>
+      <w:r>
+        <w:t xml:space="preserve">Roughly 2.5 million candidate names sit</w:t>
+      </w:r>
+      <w:r>
+        <w:t xml:space="preserve"> </w:t>
+      </w:r>
+      <w:r>
+        <w:t xml:space="preserve">unqueried against engines clearing a few hundred requests an hour, so the queue was never the limit this</w:t>
+      </w:r>
+      <w:r>
+        <w:t xml:space="preserve"> </w:t>
+      </w:r>
+      <w:r>
+        <w:t xml:space="preserve">round. That is what redirected it toward bulk dated corpora.</w:t>
       </w:r>
     </w:p>
     <w:p>
@@ -4103,75 +4073,52 @@
           <w:b/>
           <w:bCs/>
         </w:rPr>
-        <w:t xml:space="preserve">The finding worth reporting is a negative one about our own strategy.</w:t>
-      </w:r>
-      <w:r>
-        <w:t xml:space="preserve"> </w:t>
-      </w:r>
-      <w:r>
-        <w:t xml:space="preserve">Collection had been optimised</w:t>
-      </w:r>
-      <w:r>
-        <w:t xml:space="preserve"> </w:t>
-      </w:r>
-      <w:r>
-        <w:t xml:space="preserve">against request throughput at a single archive. When the baseline was reissued mid-round carrying</w:t>
-      </w:r>
-      <w:r>
-        <w:t xml:space="preserve"> </w:t>
-      </w:r>
-      <w:r>
-        <w:t xml:space="preserve">another contributor's UMN DRUM delivery, the shape of it was the lesson: one bulk dated corpus was worth</w:t>
-      </w:r>
-      <w:r>
-        <w:t xml:space="preserve"> </w:t>
-      </w:r>
-      <w:r>
-        <w:t xml:space="preserve">roughly twenty times our previous round of per-domain querying. A bulk dated corpus does not have that</w:t>
-      </w:r>
-      <w:r>
-        <w:t xml:space="preserve"> </w:t>
-      </w:r>
-      <w:r>
-        <w:t xml:space="preserve">constraint at all. The system was re-aimed at that shape, and sections 2 and 3 are the result. The</w:t>
-      </w:r>
-      <w:r>
-        <w:t xml:space="preserve"> </w:t>
-      </w:r>
-      <w:r>
-        <w:t xml:space="preserve">measured comparison now guides ranking: the capture census returned</w:t>
-      </w:r>
-      <w:r>
-        <w:t xml:space="preserve"> </w:t>
-      </w:r>
-      <w:r>
-        <w:rPr>
-          <w:b/>
-          <w:bCs/>
-        </w:rPr>
-        <w:t xml:space="preserve">997 net-new pairs per megabyte</w:t>
-      </w:r>
-      <w:r>
-        <w:t xml:space="preserve"> </w:t>
-      </w:r>
-      <w:r>
-        <w:t xml:space="preserve">against</w:t>
-      </w:r>
-      <w:r>
-        <w:t xml:space="preserve"> </w:t>
-      </w:r>
-      <w:r>
-        <w:rPr>
-          <w:b/>
-          <w:bCs/>
-        </w:rPr>
-        <w:t xml:space="preserve">15.5</w:t>
-      </w:r>
-      <w:r>
-        <w:t xml:space="preserve"> </w:t>
-      </w:r>
-      <w:r>
-        <w:t xml:space="preserve">for a Usenet sample, so sources are priced by yield per byte before a collector is built.</w:t>
+        <w:t xml:space="preserve">The useful finding this round is a negative one about our own strategy.</w:t>
+      </w:r>
+      <w:r>
+        <w:t xml:space="preserve"> </w:t>
+      </w:r>
+      <w:r>
+        <w:t xml:space="preserve">Collection had been</w:t>
+      </w:r>
+      <w:r>
+        <w:t xml:space="preserve"> </w:t>
+      </w:r>
+      <w:r>
+        <w:t xml:space="preserve">optimised against request throughput at a single archive. When</w:t>
+      </w:r>
+      <w:r>
+        <w:t xml:space="preserve"> </w:t>
+      </w:r>
+      <w:r>
+        <w:rPr>
+          <w:rStyle w:val="VerbatimChar"/>
+        </w:rPr>
+        <w:t xml:space="preserve">merged260815</w:t>
+      </w:r>
+      <w:r>
+        <w:t xml:space="preserve"> </w:t>
+      </w:r>
+      <w:r>
+        <w:t xml:space="preserve">arrived carrying another</w:t>
+      </w:r>
+      <w:r>
+        <w:t xml:space="preserve"> </w:t>
+      </w:r>
+      <w:r>
+        <w:t xml:space="preserve">contributor's UMN DRUM delivery, its shape was the lesson: one bulk dated corpus was worth roughly</w:t>
+      </w:r>
+      <w:r>
+        <w:t xml:space="preserve"> </w:t>
+      </w:r>
+      <w:r>
+        <w:t xml:space="preserve">twenty times our previous round of per-domain querying, because such a corpus does not have that</w:t>
+      </w:r>
+      <w:r>
+        <w:t xml:space="preserve"> </w:t>
+      </w:r>
+      <w:r>
+        <w:t xml:space="preserve">constraint at all. Re-aiming the search at that shape produced sections 2 and 3.</w:t>
       </w:r>
     </w:p>
     <w:p>
@@ -4183,160 +4130,75 @@
           <w:b/>
           <w:bCs/>
         </w:rPr>
-        <w:t xml:space="preserve">The evidence wall is structural, not procedural.</w:t>
-      </w:r>
-      <w:r>
-        <w:t xml:space="preserve"> </w:t>
-      </w:r>
-      <w:r>
-        <w:rPr>
-          <w:rStyle w:val="VerbatimChar"/>
-        </w:rPr>
-        <w:t xml:space="preserve">domain_year.evidence_id</w:t>
-      </w:r>
-      <w:r>
-        <w:t xml:space="preserve"> </w:t>
-      </w:r>
-      <w:r>
-        <w:t xml:space="preserve">is</w:t>
-      </w:r>
-      <w:r>
-        <w:t xml:space="preserve"> </w:t>
-      </w:r>
-      <w:r>
-        <w:rPr>
-          <w:rStyle w:val="VerbatimChar"/>
-        </w:rPr>
-        <w:t xml:space="preserve">NOT NULL</w:t>
-      </w:r>
-      <w:r>
-        <w:t xml:space="preserve"> </w:t>
-      </w:r>
-      <w:r>
-        <w:t xml:space="preserve">and</w:t>
-      </w:r>
-      <w:r>
-        <w:t xml:space="preserve"> </w:t>
-      </w:r>
-      <w:r>
-        <w:t xml:space="preserve">foreign-keys</w:t>
-      </w:r>
-      <w:r>
-        <w:t xml:space="preserve"> </w:t>
-      </w:r>
-      <w:r>
-        <w:rPr>
-          <w:rStyle w:val="VerbatimChar"/>
-        </w:rPr>
-        <w:t xml:space="preserve">evidence</w:t>
-      </w:r>
-      <w:r>
-        <w:t xml:space="preserve">. No code path can write a year assignment without naming the observation behind</w:t>
-      </w:r>
-      <w:r>
-        <w:t xml:space="preserve"> </w:t>
-      </w:r>
-      <w:r>
-        <w:t xml:space="preserve">it, so an agent has wide latitude about what to try and none about what counts as proof. A taxonomy</w:t>
-      </w:r>
-      <w:r>
-        <w:t xml:space="preserve"> </w:t>
-      </w:r>
-      <w:r>
-        <w:t xml:space="preserve">decides which evidence may date a year: master-eligible types are</w:t>
-      </w:r>
-      <w:r>
-        <w:t xml:space="preserve"> </w:t>
-      </w:r>
-      <w:r>
-        <w:rPr>
-          <w:rStyle w:val="VerbatimChar"/>
-        </w:rPr>
-        <w:t xml:space="preserve">artifact_listing</w:t>
-      </w:r>
-      <w:r>
-        <w:t xml:space="preserve">,</w:t>
-      </w:r>
-      <w:r>
-        <w:t xml:space="preserve"> </w:t>
-      </w:r>
-      <w:r>
-        <w:rPr>
-          <w:rStyle w:val="VerbatimChar"/>
-        </w:rPr>
-        <w:t xml:space="preserve">cdx_timestamp</w:t>
-      </w:r>
-      <w:r>
-        <w:t xml:space="preserve">,</w:t>
-      </w:r>
-      <w:r>
-        <w:t xml:space="preserve"> </w:t>
-      </w:r>
-      <w:r>
-        <w:rPr>
-          <w:rStyle w:val="VerbatimChar"/>
-        </w:rPr>
-        <w:t xml:space="preserve">dated_directory</w:t>
-      </w:r>
-      <w:r>
-        <w:t xml:space="preserve">,</w:t>
-      </w:r>
-      <w:r>
-        <w:t xml:space="preserve"> </w:t>
-      </w:r>
-      <w:r>
-        <w:rPr>
-          <w:rStyle w:val="VerbatimChar"/>
-        </w:rPr>
-        <w:t xml:space="preserve">link_source</w:t>
-      </w:r>
-      <w:r>
-        <w:t xml:space="preserve">,</w:t>
-      </w:r>
-      <w:r>
-        <w:t xml:space="preserve"> </w:t>
-      </w:r>
-      <w:r>
-        <w:rPr>
-          <w:rStyle w:val="VerbatimChar"/>
-        </w:rPr>
-        <w:t xml:space="preserve">whois_creation</w:t>
-      </w:r>
-      <w:r>
-        <w:t xml:space="preserve">, while</w:t>
-      </w:r>
-      <w:r>
-        <w:t xml:space="preserve"> </w:t>
-      </w:r>
-      <w:r>
-        <w:rPr>
-          <w:rStyle w:val="VerbatimChar"/>
-        </w:rPr>
-        <w:t xml:space="preserve">link_target</w:t>
-      </w:r>
-      <w:r>
-        <w:t xml:space="preserve">,</w:t>
-      </w:r>
-      <w:r>
-        <w:t xml:space="preserve"> </w:t>
-      </w:r>
-      <w:r>
-        <w:t xml:space="preserve">a hostname seen in an archived page, never can, and</w:t>
-      </w:r>
-      <w:r>
-        <w:t xml:space="preserve"> </w:t>
-      </w:r>
-      <w:r>
-        <w:rPr>
-          <w:rStyle w:val="VerbatimChar"/>
-        </w:rPr>
-        <w:t xml:space="preserve">assign_year</w:t>
-      </w:r>
-      <w:r>
-        <w:t xml:space="preserve"> </w:t>
-      </w:r>
-      <w:r>
-        <w:t xml:space="preserve">refuses it.</w:t>
+        <w:t xml:space="preserve">That is now a ranking rule rather than an anecdote.</w:t>
+      </w:r>
+      <w:r>
+        <w:t xml:space="preserve"> </w:t>
+      </w:r>
+      <w:r>
+        <w:t xml:space="preserve">Sources are priced by yield per byte before a</w:t>
+      </w:r>
+      <w:r>
+        <w:t xml:space="preserve"> </w:t>
+      </w:r>
+      <w:r>
+        <w:t xml:space="preserve">collector is written: the capture census measured</w:t>
+      </w:r>
+      <w:r>
+        <w:t xml:space="preserve"> </w:t>
+      </w:r>
+      <w:r>
+        <w:rPr>
+          <w:b/>
+          <w:bCs/>
+        </w:rPr>
+        <w:t xml:space="preserve">997 net-new pairs per megabyte</w:t>
+      </w:r>
+      <w:r>
+        <w:t xml:space="preserve"> </w:t>
+      </w:r>
+      <w:r>
+        <w:t xml:space="preserve">against</w:t>
+      </w:r>
+      <w:r>
+        <w:t xml:space="preserve"> </w:t>
+      </w:r>
+      <w:r>
+        <w:rPr>
+          <w:b/>
+          <w:bCs/>
+        </w:rPr>
+        <w:t xml:space="preserve">15.5</w:t>
+      </w:r>
+      <w:r>
+        <w:t xml:space="preserve"> </w:t>
+      </w:r>
+      <w:r>
+        <w:t xml:space="preserve">for a Usenet sample, a 64x difference that no amount of extra querying closes. The same measurement</w:t>
+      </w:r>
+      <w:r>
+        <w:t xml:space="preserve"> </w:t>
+      </w:r>
+      <w:r>
+        <w:t xml:space="preserve">retired a route we had been developing: seeding link-looking pages rather than home pages harvested 391</w:t>
+      </w:r>
+      <w:r>
+        <w:t xml:space="preserve"> </w:t>
+      </w:r>
+      <w:r>
+        <w:t xml:space="preserve">domains against 53, a 7.4x improvement, yet yielded only 5 net-new, because 386 were already held and</w:t>
+      </w:r>
+      <w:r>
+        <w:t xml:space="preserve"> </w:t>
+      </w:r>
+      <w:r>
+        <w:t xml:space="preserve">already dated. Page-by-page expansion is therefore now outranked by bulk link graphs, and the negative</w:t>
+      </w:r>
+      <w:r>
+        <w:t xml:space="preserve"> </w:t>
+      </w:r>
+      <w:r>
+        <w:t xml:space="preserve">result is recorded so it is not rediscovered.</w:t>
       </w:r>
     </w:p>
     <w:p>
@@ -4348,61 +4210,31 @@
           <w:b/>
           <w:bCs/>
         </w:rPr>
-        <w:t xml:space="preserve">A human gate an agent cannot argue past.</w:t>
-      </w:r>
-      <w:r>
-        <w:t xml:space="preserve"> </w:t>
-      </w:r>
-      <w:r>
-        <w:rPr>
-          <w:rStyle w:val="VerbatimChar"/>
-        </w:rPr>
-        <w:t xml:space="preserve">approved-sources-list.md</w:t>
-      </w:r>
-      <w:r>
-        <w:t xml:space="preserve"> </w:t>
-      </w:r>
-      <w:r>
-        <w:t xml:space="preserve">carries one decision per</w:t>
-      </w:r>
-      <w:r>
-        <w:t xml:space="preserve"> </w:t>
-      </w:r>
-      <w:r>
-        <w:t xml:space="preserve">(source, evidence type) and</w:t>
-      </w:r>
-      <w:r>
-        <w:t xml:space="preserve"> </w:t>
-      </w:r>
-      <w:r>
-        <w:rPr>
-          <w:rStyle w:val="VerbatimChar"/>
-        </w:rPr>
-        <w:t xml:space="preserve">ark ingest</w:t>
-      </w:r>
-      <w:r>
-        <w:t xml:space="preserve"> </w:t>
-      </w:r>
-      <w:r>
-        <w:t xml:space="preserve">refuses any master-eligible class that is pending or absent.</w:t>
-      </w:r>
-      <w:r>
-        <w:t xml:space="preserve"> </w:t>
-      </w:r>
-      <w:r>
-        <w:t xml:space="preserve">Requests are machine-generated from a seeded-random sample with live links, the measured counterfactual</w:t>
-      </w:r>
-      <w:r>
-        <w:t xml:space="preserve"> </w:t>
-      </w:r>
-      <w:r>
-        <w:t xml:space="preserve">and the reasons to refuse, so the reviewer checks external evidence instead of reading the agent's</w:t>
-      </w:r>
-      <w:r>
-        <w:t xml:space="preserve"> </w:t>
-      </w:r>
-      <w:r>
-        <w:t xml:space="preserve">argument. Both large sources here passed that gate before a single row could date a year.</w:t>
+        <w:t xml:space="preserve">The machinery enforcing this is as documented in previous rounds</w:t>
+      </w:r>
+      <w:r>
+        <w:t xml:space="preserve"> </w:t>
+      </w:r>
+      <w:r>
+        <w:t xml:space="preserve">and ships in the archive. One note</w:t>
+      </w:r>
+      <w:r>
+        <w:t xml:space="preserve"> </w:t>
+      </w:r>
+      <w:r>
+        <w:t xml:space="preserve">on how it behaved: both new sources had to clear the human gate before a single row could date a year,</w:t>
+      </w:r>
+      <w:r>
+        <w:t xml:space="preserve"> </w:t>
+      </w:r>
+      <w:r>
+        <w:t xml:space="preserve">on a machine-generated request built from a seeded-random sample with live links and the measured</w:t>
+      </w:r>
+      <w:r>
+        <w:t xml:space="preserve"> </w:t>
+      </w:r>
+      <w:r>
+        <w:t xml:space="preserve">counterfactual, so the decision rested on external evidence rather than on the agent's argument.</w:t>
       </w:r>
     </w:p>
     <w:p>
@@ -4414,1100 +4246,535 @@
           <w:b/>
           <w:bCs/>
         </w:rPr>
-        <w:t xml:space="preserve">Nine invariants run before anything ships</w:t>
-      </w:r>
-      <w:r>
-        <w:t xml:space="preserve">, enforced by a pre-commit hook rather than remembered.</w:t>
-      </w:r>
-      <w:r>
-        <w:t xml:space="preserve"> </w:t>
-      </w:r>
-      <w:r>
-        <w:t xml:space="preserve">They assert among other things that no exported addition carries baseline evidence for that year, so</w:t>
-      </w:r>
-      <w:r>
-        <w:t xml:space="preserve"> </w:t>
-      </w:r>
-      <w:r>
-        <w:t xml:space="preserve">the net-new figure cannot be inflated, and that no master-eligible evidence sits unassigned.</w:t>
-      </w:r>
-    </w:p>
-    <w:p>
-      <w:pPr>
-        <w:pStyle w:val="BodyText"/>
-      </w:pPr>
+        <w:t xml:space="preserve">Negative results are first-class.</w:t>
+      </w:r>
+      <w:r>
+        <w:t xml:space="preserve"> </w:t>
+      </w:r>
       <w:r>
         <w:rPr>
           <w:b/>
           <w:bCs/>
         </w:rPr>
-        <w:t xml:space="preserve">A discovery loop that does not run out.</w:t>
-      </w:r>
-      <w:r>
-        <w:t xml:space="preserve"> </w:t>
-      </w:r>
-      <w:r>
-        <w:t xml:space="preserve">A candidate the engine dates was by construction live in</w:t>
-      </w:r>
-      <w:r>
-        <w:t xml:space="preserve"> </w:t>
-      </w:r>
-      <w:r>
-        <w:t xml:space="preserve">the window; its archived page names contemporaries; those return to the pool. Because extracted</w:t>
-      </w:r>
-      <w:r>
-        <w:t xml:space="preserve"> </w:t>
-      </w:r>
-      <w:r>
-        <w:t xml:space="preserve">hostnames can never date a year, the loop needs no approval and is safe unattended. Measured this</w:t>
-      </w:r>
-      <w:r>
-        <w:t xml:space="preserve"> </w:t>
-      </w:r>
-      <w:r>
-        <w:t xml:space="preserve">round: link-looking pages harvested 391 domains against 53 for home pages, a 7.4x improvement, but</w:t>
-      </w:r>
-      <w:r>
-        <w:t xml:space="preserve"> </w:t>
-      </w:r>
-      <w:r>
-        <w:t xml:space="preserve">yielded 5 net-new because 386 were already held and dated. That negative result is why bulk link graphs</w:t>
-      </w:r>
-      <w:r>
-        <w:t xml:space="preserve"> </w:t>
-      </w:r>
-      <w:r>
-        <w:t xml:space="preserve">now outrank page-by-page expansion.</w:t>
-      </w:r>
-    </w:p>
-    <w:p>
-      <w:pPr>
-        <w:pStyle w:val="BodyText"/>
-      </w:pPr>
-      <w:r>
-        <w:rPr>
-          <w:b/>
-          <w:bCs/>
-        </w:rPr>
-        <w:t xml:space="preserve">The harness.</w:t>
-      </w:r>
-      <w:r>
-        <w:t xml:space="preserve"> </w:t>
-      </w:r>
-      <w:r>
-        <w:t xml:space="preserve">A standing brief is loaded into every agent session holding only what does not change:</w:t>
-      </w:r>
-      <w:r>
-        <w:t xml:space="preserve"> </w:t>
-      </w:r>
-      <w:r>
-        <w:t xml:space="preserve">the evidence rule, the metric, which document is authoritative, and a register of traps that have each</w:t>
-      </w:r>
-      <w:r>
-        <w:t xml:space="preserve"> </w:t>
-      </w:r>
-      <w:r>
-        <w:t xml:space="preserve">produced a confident wrong answer. Collectors hold absolute deadlines and run with no agent present.</w:t>
-      </w:r>
-      <w:r>
-        <w:t xml:space="preserve"> </w:t>
-      </w:r>
-      <w:r>
-        <w:t xml:space="preserve">The agent re-invokes itself on a heartbeat, and a wake that finds everything healthy must spend itself</w:t>
-      </w:r>
-      <w:r>
-        <w:t xml:space="preserve"> </w:t>
-      </w:r>
-      <w:r>
-        <w:t xml:space="preserve">hunting a new source. Decisions land in an append-only dated log; anything needing a human appears on</w:t>
-      </w:r>
-      <w:r>
-        <w:t xml:space="preserve"> </w:t>
-      </w:r>
-      <w:r>
-        <w:t xml:space="preserve">exactly one surface.</w:t>
-      </w:r>
-      <w:r>
-        <w:t xml:space="preserve"> </w:t>
-      </w:r>
-      <w:r>
-        <w:rPr>
-          <w:b/>
-          <w:b/>
-          <w:bCs/>
-          <w:bCs/>
-        </w:rPr>
         <w:t xml:space="preserve">118 source families have been searched and recorded</w:t>
       </w:r>
       <w:r>
-        <w:rPr>
-          <w:b/>
-          <w:bCs/>
-        </w:rPr>
         <w:t xml:space="preserve">, and</w:t>
       </w:r>
       <w:r>
-        <w:rPr>
-          <w:b/>
-          <w:bCs/>
-        </w:rPr>
         <w:t xml:space="preserve"> </w:t>
       </w:r>
       <w:r>
         <w:rPr>
           <w:rStyle w:val="VerbatimChar"/>
-          <w:b/>
-          <w:bCs/>
         </w:rPr>
         <w:t xml:space="preserve">sources.md</w:t>
       </w:r>
       <w:r>
-        <w:rPr>
-          <w:b/>
-          <w:bCs/>
-        </w:rPr>
-        <w:t xml:space="preserve"> </w:t>
-      </w:r>
-      <w:r>
-        <w:rPr>
-          <w:b/>
-          <w:bCs/>
-        </w:rPr>
+        <w:t xml:space="preserve"> </w:t>
+      </w:r>
+      <w:r>
         <w:t xml:space="preserve">ships beside this report naming every one. 27 were developed far enough to earn their own section (</w:t>
       </w:r>
       <w:r>
         <w:rPr>
           <w:rStyle w:val="VerbatimChar"/>
-          <w:b/>
-          <w:bCs/>
         </w:rPr>
         <w:t xml:space="preserve">prior_task</w:t>
       </w:r>
       <w:r>
-        <w:rPr>
-          <w:b/>
-          <w:bCs/>
-        </w:rPr>
         <w:t xml:space="preserve">,</w:t>
       </w:r>
       <w:r>
-        <w:rPr>
-          <w:b/>
-          <w:bCs/>
-        </w:rPr>
         <w:t xml:space="preserve"> </w:t>
       </w:r>
       <w:r>
         <w:rPr>
           <w:rStyle w:val="VerbatimChar"/>
-          <w:b/>
-          <w:bCs/>
         </w:rPr>
         <w:t xml:space="preserve">isc_survey</w:t>
       </w:r>
       <w:r>
-        <w:rPr>
-          <w:b/>
-          <w:bCs/>
-        </w:rPr>
         <w:t xml:space="preserve">,</w:t>
       </w:r>
       <w:r>
-        <w:rPr>
-          <w:b/>
-          <w:bCs/>
-        </w:rPr>
         <w:t xml:space="preserve"> </w:t>
       </w:r>
       <w:r>
         <w:rPr>
           <w:rStyle w:val="VerbatimChar"/>
-          <w:b/>
-          <w:bCs/>
         </w:rPr>
         <w:t xml:space="preserve">afnic_fr</w:t>
       </w:r>
       <w:r>
-        <w:rPr>
-          <w:b/>
-          <w:bCs/>
-        </w:rPr>
         <w:t xml:space="preserve">,</w:t>
       </w:r>
       <w:r>
-        <w:rPr>
-          <w:b/>
-          <w:bCs/>
-        </w:rPr>
         <w:t xml:space="preserve"> </w:t>
       </w:r>
       <w:r>
         <w:rPr>
           <w:rStyle w:val="VerbatimChar"/>
-          <w:b/>
-          <w:bCs/>
         </w:rPr>
         <w:t xml:space="preserve">ukwa_link_source</w:t>
       </w:r>
       <w:r>
-        <w:rPr>
-          <w:b/>
-          <w:bCs/>
-        </w:rPr>
-        <w:t xml:space="preserve"> </w:t>
-      </w:r>
-      <w:r>
-        <w:rPr>
-          <w:b/>
-          <w:bCs/>
-        </w:rPr>
+        <w:t xml:space="preserve"> </w:t>
+      </w:r>
+      <w:r>
         <w:t xml:space="preserve">and</w:t>
       </w:r>
       <w:r>
-        <w:rPr>
-          <w:b/>
-          <w:bCs/>
-        </w:rPr>
         <w:t xml:space="preserve"> </w:t>
       </w:r>
       <w:r>
         <w:rPr>
           <w:rStyle w:val="VerbatimChar"/>
-          <w:b/>
-          <w:bCs/>
         </w:rPr>
         <w:t xml:space="preserve">ukwa_link_target</w:t>
       </w:r>
       <w:r>
-        <w:rPr>
-          <w:b/>
-          <w:bCs/>
-        </w:rPr>
         <w:t xml:space="preserve">,</w:t>
       </w:r>
       <w:r>
-        <w:rPr>
-          <w:b/>
-          <w:bCs/>
-        </w:rPr>
         <w:t xml:space="preserve"> </w:t>
       </w:r>
       <w:r>
         <w:rPr>
           <w:rStyle w:val="VerbatimChar"/>
-          <w:b/>
-          <w:bCs/>
         </w:rPr>
         <w:t xml:space="preserve">arquivo_ia</w:t>
       </w:r>
       <w:r>
-        <w:rPr>
-          <w:b/>
-          <w:bCs/>
-        </w:rPr>
-        <w:t xml:space="preserve"> </w:t>
-      </w:r>
-      <w:r>
-        <w:rPr>
-          <w:b/>
-          <w:bCs/>
-        </w:rPr>
+        <w:t xml:space="preserve"> </w:t>
+      </w:r>
+      <w:r>
         <w:t xml:space="preserve">and</w:t>
       </w:r>
       <w:r>
-        <w:rPr>
-          <w:b/>
-          <w:bCs/>
-        </w:rPr>
         <w:t xml:space="preserve"> </w:t>
       </w:r>
       <w:r>
         <w:rPr>
           <w:rStyle w:val="VerbatimChar"/>
-          <w:b/>
-          <w:bCs/>
         </w:rPr>
         <w:t xml:space="preserve">arquivo_roteiro</w:t>
       </w:r>
       <w:r>
-        <w:rPr>
-          <w:b/>
-          <w:bCs/>
-        </w:rPr>
         <w:t xml:space="preserve">,</w:t>
       </w:r>
       <w:r>
-        <w:rPr>
-          <w:b/>
-          <w:bCs/>
-        </w:rPr>
         <w:t xml:space="preserve"> </w:t>
       </w:r>
       <w:r>
         <w:rPr>
           <w:rStyle w:val="VerbatimChar"/>
-          <w:b/>
-          <w:bCs/>
         </w:rPr>
         <w:t xml:space="preserve">odp</w:t>
       </w:r>
       <w:r>
-        <w:rPr>
-          <w:b/>
-          <w:bCs/>
-        </w:rPr>
         <w:t xml:space="preserve">,</w:t>
       </w:r>
       <w:r>
-        <w:rPr>
-          <w:b/>
-          <w:bCs/>
-        </w:rPr>
         <w:t xml:space="preserve"> </w:t>
       </w:r>
       <w:r>
         <w:rPr>
           <w:rStyle w:val="VerbatimChar"/>
-          <w:b/>
-          <w:bCs/>
         </w:rPr>
         <w:t xml:space="preserve">early_web_cdx</w:t>
       </w:r>
       <w:r>
-        <w:rPr>
-          <w:b/>
-          <w:bCs/>
-        </w:rPr>
         <w:t xml:space="preserve">,</w:t>
       </w:r>
       <w:r>
-        <w:rPr>
-          <w:b/>
-          <w:bCs/>
-        </w:rPr>
         <w:t xml:space="preserve"> </w:t>
       </w:r>
       <w:r>
         <w:rPr>
           <w:rStyle w:val="VerbatimChar"/>
-          <w:b/>
-          <w:bCs/>
         </w:rPr>
         <w:t xml:space="preserve">ia_cdx_bulk</w:t>
       </w:r>
       <w:r>
-        <w:rPr>
-          <w:b/>
-          <w:bCs/>
-        </w:rPr>
         <w:t xml:space="preserve">,</w:t>
       </w:r>
       <w:r>
-        <w:rPr>
-          <w:b/>
-          <w:bCs/>
-        </w:rPr>
         <w:t xml:space="preserve"> </w:t>
       </w:r>
       <w:r>
         <w:rPr>
           <w:rStyle w:val="VerbatimChar"/>
-          <w:b/>
-          <w:bCs/>
         </w:rPr>
         <w:t xml:space="preserve">dartmouth_nber_captures</w:t>
       </w:r>
       <w:r>
-        <w:rPr>
-          <w:b/>
-          <w:bCs/>
-        </w:rPr>
         <w:t xml:space="preserve">,</w:t>
       </w:r>
       <w:r>
-        <w:rPr>
-          <w:b/>
-          <w:bCs/>
-        </w:rPr>
         <w:t xml:space="preserve"> </w:t>
       </w:r>
       <w:r>
         <w:rPr>
           <w:rStyle w:val="VerbatimChar"/>
-          <w:b/>
-          <w:bCs/>
         </w:rPr>
         <w:t xml:space="preserve">domain_creation_bulk</w:t>
       </w:r>
       <w:r>
-        <w:rPr>
-          <w:b/>
-          <w:bCs/>
-        </w:rPr>
         <w:t xml:space="preserve">,</w:t>
       </w:r>
       <w:r>
-        <w:rPr>
-          <w:b/>
-          <w:bCs/>
-        </w:rPr>
         <w:t xml:space="preserve"> </w:t>
       </w:r>
       <w:r>
         <w:rPr>
           <w:rStyle w:val="VerbatimChar"/>
-          <w:b/>
-          <w:bCs/>
         </w:rPr>
         <w:t xml:space="preserve">rdap</w:t>
       </w:r>
       <w:r>
-        <w:rPr>
-          <w:b/>
-          <w:bCs/>
-        </w:rPr>
-        <w:t xml:space="preserve"> </w:t>
-      </w:r>
-      <w:r>
-        <w:rPr>
-          <w:b/>
-          <w:bCs/>
-        </w:rPr>
+        <w:t xml:space="preserve"> </w:t>
+      </w:r>
+      <w:r>
         <w:t xml:space="preserve">and</w:t>
       </w:r>
       <w:r>
-        <w:rPr>
-          <w:b/>
-          <w:bCs/>
-        </w:rPr>
         <w:t xml:space="preserve"> </w:t>
       </w:r>
       <w:r>
         <w:rPr>
           <w:rStyle w:val="VerbatimChar"/>
-          <w:b/>
-          <w:bCs/>
         </w:rPr>
         <w:t xml:space="preserve">rdap_snapshot</w:t>
       </w:r>
       <w:r>
-        <w:rPr>
-          <w:b/>
-          <w:bCs/>
-        </w:rPr>
         <w:t xml:space="preserve">,</w:t>
       </w:r>
       <w:r>
-        <w:rPr>
-          <w:b/>
-          <w:bCs/>
-        </w:rPr>
         <w:t xml:space="preserve"> </w:t>
       </w:r>
       <w:r>
         <w:rPr>
           <w:rStyle w:val="VerbatimChar"/>
-          <w:b/>
-          <w:bCs/>
         </w:rPr>
         <w:t xml:space="preserve">page_directory</w:t>
       </w:r>
       <w:r>
-        <w:rPr>
-          <w:b/>
-          <w:bCs/>
-        </w:rPr>
-        <w:t xml:space="preserve"> </w:t>
-      </w:r>
-      <w:r>
-        <w:rPr>
-          <w:b/>
-          <w:bCs/>
-        </w:rPr>
+        <w:t xml:space="preserve"> </w:t>
+      </w:r>
+      <w:r>
         <w:t xml:space="preserve">and</w:t>
       </w:r>
       <w:r>
-        <w:rPr>
-          <w:b/>
-          <w:bCs/>
-        </w:rPr>
         <w:t xml:space="preserve"> </w:t>
       </w:r>
       <w:r>
         <w:rPr>
           <w:rStyle w:val="VerbatimChar"/>
-          <w:b/>
-          <w:bCs/>
         </w:rPr>
         <w:t xml:space="preserve">page_expansion</w:t>
       </w:r>
       <w:r>
-        <w:rPr>
-          <w:b/>
-          <w:bCs/>
-        </w:rPr>
         <w:t xml:space="preserve">,</w:t>
       </w:r>
       <w:r>
-        <w:rPr>
-          <w:b/>
-          <w:bCs/>
-        </w:rPr>
         <w:t xml:space="preserve"> </w:t>
       </w:r>
       <w:r>
         <w:rPr>
           <w:rStyle w:val="VerbatimChar"/>
-          <w:b/>
-          <w:bCs/>
         </w:rPr>
         <w:t xml:space="preserve">internet_scout</w:t>
       </w:r>
       <w:r>
-        <w:rPr>
-          <w:b/>
-          <w:bCs/>
-        </w:rPr>
         <w:t xml:space="preserve">,</w:t>
       </w:r>
       <w:r>
-        <w:rPr>
-          <w:b/>
-          <w:bCs/>
-        </w:rPr>
         <w:t xml:space="preserve"> </w:t>
       </w:r>
       <w:r>
         <w:rPr>
           <w:rStyle w:val="VerbatimChar"/>
-          <w:b/>
-          <w:bCs/>
         </w:rPr>
         <w:t xml:space="preserve">ncsa_whats_new</w:t>
       </w:r>
       <w:r>
-        <w:rPr>
-          <w:b/>
-          <w:bCs/>
-        </w:rPr>
         <w:t xml:space="preserve">,</w:t>
       </w:r>
       <w:r>
-        <w:rPr>
-          <w:b/>
-          <w:bCs/>
-        </w:rPr>
         <w:t xml:space="preserve"> </w:t>
       </w:r>
       <w:r>
         <w:rPr>
           <w:rStyle w:val="VerbatimChar"/>
-          <w:b/>
-          <w:bCs/>
         </w:rPr>
         <w:t xml:space="preserve">ia_cdx</w:t>
       </w:r>
       <w:r>
-        <w:rPr>
-          <w:b/>
-          <w:bCs/>
-        </w:rPr>
         <w:t xml:space="preserve">, NYPW first-capture index, Australian Web Archive,</w:t>
       </w:r>
       <w:r>
-        <w:rPr>
-          <w:b/>
-          <w:bCs/>
-        </w:rPr>
         <w:t xml:space="preserve"> </w:t>
       </w:r>
       <w:r>
         <w:rPr>
           <w:rStyle w:val="VerbatimChar"/>
-          <w:b/>
-          <w:bCs/>
         </w:rPr>
         <w:t xml:space="preserve">trade_press</w:t>
       </w:r>
       <w:r>
-        <w:rPr>
-          <w:b/>
-          <w:bCs/>
-        </w:rPr>
-        <w:t xml:space="preserve"> </w:t>
-      </w:r>
-      <w:r>
-        <w:rPr>
-          <w:b/>
-          <w:bCs/>
-        </w:rPr>
+        <w:t xml:space="preserve"> </w:t>
+      </w:r>
+      <w:r>
         <w:t xml:space="preserve">and</w:t>
       </w:r>
       <w:r>
-        <w:rPr>
-          <w:b/>
-          <w:bCs/>
-        </w:rPr>
         <w:t xml:space="preserve"> </w:t>
       </w:r>
       <w:r>
         <w:rPr>
           <w:rStyle w:val="VerbatimChar"/>
-          <w:b/>
-          <w:bCs/>
         </w:rPr>
         <w:t xml:space="preserve">trade_press_mention</w:t>
       </w:r>
       <w:r>
-        <w:rPr>
-          <w:b/>
-          <w:bCs/>
-        </w:rPr>
         <w:t xml:space="preserve">,</w:t>
       </w:r>
       <w:r>
-        <w:rPr>
-          <w:b/>
-          <w:bCs/>
-        </w:rPr>
         <w:t xml:space="preserve"> </w:t>
       </w:r>
       <w:r>
         <w:rPr>
           <w:rStyle w:val="VerbatimChar"/>
-          <w:b/>
-          <w:bCs/>
         </w:rPr>
         <w:t xml:space="preserve">usenet_address</w:t>
       </w:r>
       <w:r>
-        <w:rPr>
-          <w:b/>
-          <w:bCs/>
-        </w:rPr>
-        <w:t xml:space="preserve"> </w:t>
-      </w:r>
-      <w:r>
-        <w:rPr>
-          <w:b/>
-          <w:bCs/>
-        </w:rPr>
+        <w:t xml:space="preserve"> </w:t>
+      </w:r>
+      <w:r>
         <w:t xml:space="preserve">and</w:t>
       </w:r>
       <w:r>
-        <w:rPr>
-          <w:b/>
-          <w:bCs/>
-        </w:rPr>
         <w:t xml:space="preserve"> </w:t>
       </w:r>
       <w:r>
         <w:rPr>
           <w:rStyle w:val="VerbatimChar"/>
-          <w:b/>
-          <w:bCs/>
         </w:rPr>
         <w:t xml:space="preserve">usenet_address_mention</w:t>
       </w:r>
       <w:r>
-        <w:rPr>
-          <w:b/>
-          <w:bCs/>
-        </w:rPr>
         <w:t xml:space="preserve">,</w:t>
       </w:r>
       <w:r>
-        <w:rPr>
-          <w:b/>
-          <w:bCs/>
-        </w:rPr>
         <w:t xml:space="preserve"> </w:t>
       </w:r>
       <w:r>
         <w:rPr>
           <w:rStyle w:val="VerbatimChar"/>
-          <w:b/>
-          <w:bCs/>
         </w:rPr>
         <w:t xml:space="preserve">usenet_bare</w:t>
       </w:r>
       <w:r>
-        <w:rPr>
-          <w:b/>
-          <w:bCs/>
-        </w:rPr>
-        <w:t xml:space="preserve"> </w:t>
-      </w:r>
-      <w:r>
-        <w:rPr>
-          <w:b/>
-          <w:bCs/>
-        </w:rPr>
+        <w:t xml:space="preserve"> </w:t>
+      </w:r>
+      <w:r>
         <w:t xml:space="preserve">and</w:t>
       </w:r>
       <w:r>
-        <w:rPr>
-          <w:b/>
-          <w:bCs/>
-        </w:rPr>
         <w:t xml:space="preserve"> </w:t>
       </w:r>
       <w:r>
         <w:rPr>
           <w:rStyle w:val="VerbatimChar"/>
-          <w:b/>
-          <w:bCs/>
         </w:rPr>
         <w:t xml:space="preserve">usenet_bare_mention</w:t>
       </w:r>
       <w:r>
-        <w:rPr>
-          <w:b/>
-          <w:bCs/>
-        </w:rPr>
         <w:t xml:space="preserve">,</w:t>
       </w:r>
       <w:r>
-        <w:rPr>
-          <w:b/>
-          <w:bCs/>
-        </w:rPr>
         <w:t xml:space="preserve"> </w:t>
       </w:r>
       <w:r>
         <w:rPr>
           <w:rStyle w:val="VerbatimChar"/>
-          <w:b/>
-          <w:bCs/>
         </w:rPr>
         <w:t xml:space="preserve">uucp_map_registry</w:t>
       </w:r>
       <w:r>
-        <w:rPr>
-          <w:b/>
-          <w:bCs/>
-        </w:rPr>
         <w:t xml:space="preserve">,</w:t>
       </w:r>
       <w:r>
-        <w:rPr>
-          <w:b/>
-          <w:bCs/>
-        </w:rPr>
         <w:t xml:space="preserve"> </w:t>
       </w:r>
       <w:r>
         <w:rPr>
           <w:rStyle w:val="VerbatimChar"/>
-          <w:b/>
-          <w:bCs/>
         </w:rPr>
         <w:t xml:space="preserve">uucp_map_creation</w:t>
       </w:r>
       <w:r>
-        <w:rPr>
-          <w:b/>
-          <w:bCs/>
-        </w:rPr>
         <w:t xml:space="preserve">,</w:t>
       </w:r>
       <w:r>
-        <w:rPr>
-          <w:b/>
-          <w:bCs/>
-        </w:rPr>
         <w:t xml:space="preserve"> </w:t>
       </w:r>
       <w:r>
         <w:rPr>
           <w:rStyle w:val="VerbatimChar"/>
-          <w:b/>
-          <w:bCs/>
         </w:rPr>
         <w:t xml:space="preserve">uucp_map_mention</w:t>
       </w:r>
       <w:r>
-        <w:rPr>
-          <w:b/>
-          <w:bCs/>
-        </w:rPr>
         <w:t xml:space="preserve">,</w:t>
       </w:r>
       <w:r>
-        <w:rPr>
-          <w:b/>
-          <w:bCs/>
-        </w:rPr>
         <w:t xml:space="preserve"> </w:t>
       </w:r>
       <w:r>
         <w:rPr>
           <w:rStyle w:val="VerbatimChar"/>
-          <w:b/>
-          <w:bCs/>
         </w:rPr>
         <w:t xml:space="preserve">rtfm_faq</w:t>
       </w:r>
       <w:r>
-        <w:rPr>
-          <w:b/>
-          <w:bCs/>
-        </w:rPr>
-        <w:t xml:space="preserve"> </w:t>
-      </w:r>
-      <w:r>
-        <w:rPr>
-          <w:b/>
-          <w:bCs/>
-        </w:rPr>
+        <w:t xml:space="preserve"> </w:t>
+      </w:r>
+      <w:r>
         <w:t xml:space="preserve">and</w:t>
       </w:r>
       <w:r>
-        <w:rPr>
-          <w:b/>
-          <w:bCs/>
-        </w:rPr>
         <w:t xml:space="preserve"> </w:t>
       </w:r>
       <w:r>
         <w:rPr>
           <w:rStyle w:val="VerbatimChar"/>
-          <w:b/>
-          <w:bCs/>
         </w:rPr>
         <w:t xml:space="preserve">rtfm_faq_mention</w:t>
       </w:r>
       <w:r>
-        <w:rPr>
-          <w:b/>
-          <w:bCs/>
-        </w:rPr>
         <w:t xml:space="preserve">,</w:t>
       </w:r>
       <w:r>
-        <w:rPr>
-          <w:b/>
-          <w:bCs/>
-        </w:rPr>
         <w:t xml:space="preserve"> </w:t>
       </w:r>
       <w:r>
         <w:rPr>
           <w:rStyle w:val="VerbatimChar"/>
-          <w:b/>
-          <w:bCs/>
         </w:rPr>
         <w:t xml:space="preserve">ukwa_geoindex</w:t>
       </w:r>
       <w:r>
-        <w:rPr>
-          <w:b/>
-          <w:bCs/>
-        </w:rPr>
         <w:t xml:space="preserve">,</w:t>
       </w:r>
       <w:r>
-        <w:rPr>
-          <w:b/>
-          <w:bCs/>
-        </w:rPr>
         <w:t xml:space="preserve"> </w:t>
       </w:r>
       <w:r>
         <w:rPr>
           <w:rStyle w:val="VerbatimChar"/>
-          <w:b/>
-          <w:bCs/>
         </w:rPr>
         <w:t xml:space="preserve">usenet_announce</w:t>
       </w:r>
       <w:r>
-        <w:rPr>
-          <w:b/>
-          <w:bCs/>
-        </w:rPr>
-        <w:t xml:space="preserve"> </w:t>
-      </w:r>
-      <w:r>
-        <w:rPr>
-          <w:b/>
-          <w:bCs/>
-        </w:rPr>
+        <w:t xml:space="preserve"> </w:t>
+      </w:r>
+      <w:r>
         <w:t xml:space="preserve">and</w:t>
       </w:r>
       <w:r>
-        <w:rPr>
-          <w:b/>
-          <w:bCs/>
-        </w:rPr>
         <w:t xml:space="preserve"> </w:t>
       </w:r>
       <w:r>
         <w:rPr>
           <w:rStyle w:val="VerbatimChar"/>
-          <w:b/>
-          <w:bCs/>
         </w:rPr>
         <w:t xml:space="preserve">usenet_mention</w:t>
       </w:r>
       <w:r>
-        <w:rPr>
-          <w:b/>
-          <w:bCs/>
-        </w:rPr>
         <w:t xml:space="preserve">,</w:t>
       </w:r>
       <w:r>
-        <w:rPr>
-          <w:b/>
-          <w:bCs/>
-        </w:rPr>
         <w:t xml:space="preserve"> </w:t>
       </w:r>
       <w:r>
         <w:rPr>
           <w:rStyle w:val="VerbatimChar"/>
-          <w:b/>
-          <w:bCs/>
         </w:rPr>
         <w:t xml:space="preserve">tucows_catalogue</w:t>
       </w:r>
       <w:r>
-        <w:rPr>
-          <w:b/>
-          <w:bCs/>
-        </w:rPr>
-        <w:t xml:space="preserve"> </w:t>
-      </w:r>
-      <w:r>
-        <w:rPr>
-          <w:b/>
-          <w:bCs/>
-        </w:rPr>
+        <w:t xml:space="preserve"> </w:t>
+      </w:r>
+      <w:r>
         <w:t xml:space="preserve">and</w:t>
       </w:r>
       <w:r>
-        <w:rPr>
-          <w:b/>
-          <w:bCs/>
-        </w:rPr>
         <w:t xml:space="preserve"> </w:t>
       </w:r>
       <w:r>
         <w:rPr>
           <w:rStyle w:val="VerbatimChar"/>
-          <w:b/>
-          <w:bCs/>
         </w:rPr>
         <w:t xml:space="preserve">tucows_mention</w:t>
       </w:r>
       <w:r>
-        <w:rPr>
-          <w:b/>
-          <w:bCs/>
-        </w:rPr>
         <w:t xml:space="preserve">,</w:t>
       </w:r>
       <w:r>
-        <w:rPr>
-          <w:b/>
-          <w:bCs/>
-        </w:rPr>
         <w:t xml:space="preserve"> </w:t>
       </w:r>
       <w:r>
         <w:rPr>
           <w:rStyle w:val="VerbatimChar"/>
-          <w:b/>
-          <w:bCs/>
         </w:rPr>
         <w:t xml:space="preserve">maillist_archive</w:t>
       </w:r>
       <w:r>
-        <w:rPr>
-          <w:b/>
-          <w:bCs/>
-        </w:rPr>
-        <w:t xml:space="preserve"> </w:t>
-      </w:r>
-      <w:r>
-        <w:rPr>
-          <w:b/>
-          <w:bCs/>
-        </w:rPr>
+        <w:t xml:space="preserve"> </w:t>
+      </w:r>
+      <w:r>
         <w:t xml:space="preserve">and</w:t>
       </w:r>
       <w:r>
-        <w:rPr>
-          <w:b/>
-          <w:bCs/>
-        </w:rPr>
         <w:t xml:space="preserve"> </w:t>
       </w:r>
       <w:r>
         <w:rPr>
           <w:rStyle w:val="VerbatimChar"/>
-          <w:b/>
-          <w:bCs/>
         </w:rPr>
         <w:t xml:space="preserve">maillist_archive_mention</w:t>
       </w:r>
       <w:r>
-        <w:rPr>
-          <w:b/>
-          <w:bCs/>
-        </w:rPr>
         <w:t xml:space="preserve">,</w:t>
       </w:r>
       <w:r>
-        <w:rPr>
-          <w:b/>
-          <w:bCs/>
-        </w:rPr>
         <w:t xml:space="preserve"> </w:t>
       </w:r>
       <w:r>
         <w:rPr>
           <w:rStyle w:val="VerbatimChar"/>
-          <w:b/>
-          <w:bCs/>
         </w:rPr>
         <w:t xml:space="preserve">enron_email</w:t>
       </w:r>
       <w:r>
-        <w:rPr>
-          <w:b/>
-          <w:bCs/>
-        </w:rPr>
-        <w:t xml:space="preserve"> </w:t>
-      </w:r>
-      <w:r>
-        <w:rPr>
-          <w:b/>
-          <w:bCs/>
-        </w:rPr>
+        <w:t xml:space="preserve"> </w:t>
+      </w:r>
+      <w:r>
         <w:t xml:space="preserve">and</w:t>
       </w:r>
       <w:r>
-        <w:rPr>
-          <w:b/>
-          <w:bCs/>
-        </w:rPr>
         <w:t xml:space="preserve"> </w:t>
       </w:r>
       <w:r>
         <w:rPr>
           <w:rStyle w:val="VerbatimChar"/>
-          <w:b/>
-          <w:bCs/>
         </w:rPr>
         <w:t xml:space="preserve">enron_email_mention</w:t>
       </w:r>
       <w:r>
-        <w:rPr>
-          <w:b/>
-          <w:bCs/>
-        </w:rPr>
         <w:t xml:space="preserve">); the other 91 were evaluated and closed, each recorded with the measurement that closed it, so that negative results stay visible and the same ground is not broken twice.</w:t>
       </w:r>
     </w:p>
@@ -5533,25 +4800,25 @@
         <w:pStyle w:val="FirstParagraph"/>
       </w:pPr>
       <w:r>
-        <w:t xml:space="preserve">The capture census is a 2017 snapshot, so its per-year counts are a floor on what the archive holds</w:t>
-      </w:r>
-      <w:r>
-        <w:t xml:space="preserve"> </w:t>
-      </w:r>
-      <w:r>
-        <w:t xml:space="preserve">today, never a ceiling. The registry compilation covers domains still registered in December 2024, so</w:t>
-      </w:r>
-      <w:r>
-        <w:t xml:space="preserve"> </w:t>
-      </w:r>
-      <w:r>
-        <w:t xml:space="preserve">it is survivorship-biased: a name created in 1998, dropped, and re-registered in 2015 reads 2015 and</w:t>
-      </w:r>
-      <w:r>
-        <w:t xml:space="preserve"> </w:t>
-      </w:r>
-      <w:r>
-        <w:t xml:space="preserve">falls out of the window. The direction of error is loss, and the reverse cannot happen.</w:t>
+        <w:t xml:space="preserve">The capture census is a 2017 snapshot, so its counts are a floor on what the archive holds now. The</w:t>
+      </w:r>
+      <w:r>
+        <w:t xml:space="preserve"> </w:t>
+      </w:r>
+      <w:r>
+        <w:t xml:space="preserve">registry compilation covers domains still registered in December 2024, so it is survivorship-biased: a</w:t>
+      </w:r>
+      <w:r>
+        <w:t xml:space="preserve"> </w:t>
+      </w:r>
+      <w:r>
+        <w:t xml:space="preserve">name created in 1998, dropped, and re-registered in 2015 reads 2015 and falls out of the window. The</w:t>
+      </w:r>
+      <w:r>
+        <w:t xml:space="preserve"> </w:t>
+      </w:r>
+      <w:r>
+        <w:t xml:space="preserve">direction of error is loss, and the reverse cannot happen.</w:t>
       </w:r>
     </w:p>
     <w:p>
@@ -5569,19 +4836,19 @@
         <w:t xml:space="preserve"> </w:t>
       </w:r>
       <w:r>
-        <w:t xml:space="preserve">Bulk dated corpora first, since one such file outweighed an entire round</w:t>
-      </w:r>
-      <w:r>
-        <w:t xml:space="preserve"> </w:t>
-      </w:r>
-      <w:r>
-        <w:t xml:space="preserve">of per-domain querying and two more were found this round. National web archive link graphs second,</w:t>
-      </w:r>
-      <w:r>
-        <w:t xml:space="preserve"> </w:t>
-      </w:r>
-      <w:r>
-        <w:t xml:space="preserve">where the year association is explicit:</w:t>
+        <w:t xml:space="preserve">Bulk dated corpora first, since one such file outweighed a whole round of</w:t>
+      </w:r>
+      <w:r>
+        <w:t xml:space="preserve"> </w:t>
+      </w:r>
+      <w:r>
+        <w:t xml:space="preserve">querying and two more were found here. National web archive link graphs second, where the year</w:t>
+      </w:r>
+      <w:r>
+        <w:t xml:space="preserve"> </w:t>
+      </w:r>
+      <w:r>
+        <w:t xml:space="preserve">association is explicit and the weight is high:</w:t>
       </w:r>
       <w:r>
         <w:t xml:space="preserve"> </w:t>
@@ -5596,13 +4863,13 @@
         <w:t xml:space="preserve"> </w:t>
       </w:r>
       <w:r>
-        <w:t xml:space="preserve">returned a mean weight of 0.9803, the highest</w:t>
-      </w:r>
-      <w:r>
-        <w:t xml:space="preserve"> </w:t>
-      </w:r>
-      <w:r>
-        <w:t xml:space="preserve">here, because a national link graph is almost entirely</w:t>
+        <w:t xml:space="preserve">returned a mean of 0.9803, the best</w:t>
+      </w:r>
+      <w:r>
+        <w:t xml:space="preserve"> </w:t>
+      </w:r>
+      <w:r>
+        <w:t xml:space="preserve">of any source, because such a graph is almost entirely</w:t>
       </w:r>
       <w:r>
         <w:t xml:space="preserve"> </w:t>
@@ -5614,19 +4881,13 @@
         <w:t xml:space="preserve">.uk</w:t>
       </w:r>
       <w:r>
-        <w:t xml:space="preserve">. Per-domain CDX querying third, which still</w:t>
-      </w:r>
-      <w:r>
-        <w:t xml:space="preserve"> </w:t>
-      </w:r>
-      <w:r>
-        <w:t xml:space="preserve">pays but is bounded by request rate rather than by candidates. Not worth expanding: the closed families</w:t>
-      </w:r>
-      <w:r>
-        <w:t xml:space="preserve"> </w:t>
-      </w:r>
-      <w:r>
-        <w:t xml:space="preserve">in</w:t>
+        <w:t xml:space="preserve">. Per-domain CDX querying third, bounded by</w:t>
+      </w:r>
+      <w:r>
+        <w:t xml:space="preserve"> </w:t>
+      </w:r>
+      <w:r>
+        <w:t xml:space="preserve">request rate rather than by candidates. Not worth expanding: the closed families in</w:t>
       </w:r>
       <w:r>
         <w:t xml:space="preserve"> </w:t>
@@ -5638,7 +4899,13 @@
         <w:t xml:space="preserve">sources.md</w:t>
       </w:r>
       <w:r>
-        <w:t xml:space="preserve">, each recorded with the measurement that closed it.</w:t>
+        <w:t xml:space="preserve">, each</w:t>
+      </w:r>
+      <w:r>
+        <w:t xml:space="preserve"> </w:t>
+      </w:r>
+      <w:r>
+        <w:t xml:space="preserve">recorded with the measurement that closed it.</w:t>
       </w:r>
     </w:p>
     <w:p>
@@ -5687,7 +4954,7 @@
         <w:t xml:space="preserve"> </w:t>
       </w:r>
       <w:r>
-        <w:t xml:space="preserve">holds the merged annual lists and</w:t>
+        <w:t xml:space="preserve">and</w:t>
       </w:r>
       <w:r>
         <w:t xml:space="preserve"> </w:t>
@@ -5702,13 +4969,13 @@
         <w:t xml:space="preserve"> </w:t>
       </w:r>
       <w:r>
-        <w:t xml:space="preserve">this round's net-new</w:t>
-      </w:r>
-      <w:r>
-        <w:t xml:space="preserve"> </w:t>
-      </w:r>
-      <w:r>
-        <w:t xml:space="preserve">records, one registered domain per line, deduplicated within each year;</w:t>
+        <w:t xml:space="preserve">hold the merged annual</w:t>
+      </w:r>
+      <w:r>
+        <w:t xml:space="preserve"> </w:t>
+      </w:r>
+      <w:r>
+        <w:t xml:space="preserve">lists and this round's net-new records,</w:t>
       </w:r>
       <w:r>
         <w:t xml:space="preserve"> </w:t>
@@ -5723,13 +4990,7 @@
         <w:t xml:space="preserve"> </w:t>
       </w:r>
       <w:r>
-        <w:t xml:space="preserve">holds the names</w:t>
-      </w:r>
-      <w:r>
-        <w:t xml:space="preserve"> </w:t>
-      </w:r>
-      <w:r>
-        <w:t xml:space="preserve">with no year evidence;</w:t>
+        <w:t xml:space="preserve">the names with no year evidence,</w:t>
       </w:r>
       <w:r>
         <w:t xml:space="preserve"> </w:t>
@@ -5744,13 +5005,7 @@
         <w:t xml:space="preserve"> </w:t>
       </w:r>
       <w:r>
-        <w:t xml:space="preserve">joins every (domain, year) to the evidence row justifying</w:t>
-      </w:r>
-      <w:r>
-        <w:t xml:space="preserve"> </w:t>
-      </w:r>
-      <w:r>
-        <w:t xml:space="preserve">it, so any line of any annual file traces to an observation;</w:t>
+        <w:t xml:space="preserve">every (domain, year) joined to the evidence row justifying it,</w:t>
       </w:r>
       <w:r>
         <w:t xml:space="preserve"> </w:t>
@@ -5765,13 +5020,13 @@
         <w:t xml:space="preserve"> </w:t>
       </w:r>
       <w:r>
-        <w:t xml:space="preserve">holds the raw per-source records</w:t>
-      </w:r>
-      <w:r>
-        <w:t xml:space="preserve"> </w:t>
-      </w:r>
-      <w:r>
-        <w:t xml:space="preserve">before interpretation;</w:t>
+        <w:t xml:space="preserve">the</w:t>
+      </w:r>
+      <w:r>
+        <w:t xml:space="preserve"> </w:t>
+      </w:r>
+      <w:r>
+        <w:t xml:space="preserve">raw per-source records, and</w:t>
       </w:r>
       <w:r>
         <w:t xml:space="preserve"> </w:t>
@@ -5786,7 +5041,7 @@
         <w:t xml:space="preserve"> </w:t>
       </w:r>
       <w:r>
-        <w:t xml:space="preserve">is the repository at the commit that built the delivery.</w:t>
+        <w:t xml:space="preserve">the repository at the commit that built the delivery.</w:t>
       </w:r>
     </w:p>
     <w:p>
@@ -5794,51 +5049,13 @@
         <w:pStyle w:val="BodyText"/>
       </w:pPr>
       <w:r>
-        <w:rPr>
-          <w:b/>
-          <w:bCs/>
-        </w:rPr>
-        <w:t xml:space="preserve">This was run, and the first run failed.</w:t>
-      </w:r>
-      <w:r>
-        <w:t xml:space="preserve"> </w:t>
-      </w:r>
-      <w:r>
-        <w:t xml:space="preserve">A previous build of this archive was extracted fresh and</w:t>
-      </w:r>
-      <w:r>
-        <w:t xml:space="preserve"> </w:t>
-      </w:r>
-      <w:r>
-        <w:t xml:space="preserve">put through its own documented route. Tier 1 passed: checksums, the six annual files, and every pair</w:t>
-      </w:r>
-      <w:r>
-        <w:t xml:space="preserve"> </w:t>
-      </w:r>
-      <w:r>
-        <w:t xml:space="preserve">traced to the evidence manifest.</w:t>
-      </w:r>
-      <w:r>
-        <w:t xml:space="preserve"> </w:t>
-      </w:r>
-      <w:r>
-        <w:rPr>
-          <w:b/>
-          <w:bCs/>
-        </w:rPr>
-        <w:t xml:space="preserve">Tier 2 failed.</w:t>
-      </w:r>
-      <w:r>
-        <w:t xml:space="preserve"> </w:t>
-      </w:r>
-      <w:r>
-        <w:t xml:space="preserve">Rebuilding the result from the shipped provenance</w:t>
-      </w:r>
-      <w:r>
-        <w:t xml:space="preserve"> </w:t>
-      </w:r>
-      <w:r>
-        <w:t xml:space="preserve">gave 712,927 additions for 1996 against a true 63,162, and</w:t>
+        <w:t xml:space="preserve">A fresh copy of this archive was extracted and put through the route above before sending. Checksums</w:t>
+      </w:r>
+      <w:r>
+        <w:t xml:space="preserve"> </w:t>
+      </w:r>
+      <w:r>
+        <w:t xml:space="preserve">and all four checks in</w:t>
       </w:r>
       <w:r>
         <w:t xml:space="preserve"> </w:t>
@@ -5847,13 +5064,13 @@
         <w:rPr>
           <w:rStyle w:val="VerbatimChar"/>
         </w:rPr>
-        <w:t xml:space="preserve">ark check</w:t>
-      </w:r>
-      <w:r>
-        <w:t xml:space="preserve"> </w:t>
-      </w:r>
-      <w:r>
-        <w:t xml:space="preserve">failed on</w:t>
+        <w:t xml:space="preserve">verify.sh</w:t>
+      </w:r>
+      <w:r>
+        <w:t xml:space="preserve"> </w:t>
+      </w:r>
+      <w:r>
+        <w:t xml:space="preserve">pass,</w:t>
       </w:r>
       <w:r>
         <w:t xml:space="preserve"> </w:t>
@@ -5862,13 +5079,13 @@
         <w:rPr>
           <w:rStyle w:val="VerbatimChar"/>
         </w:rPr>
-        <w:t xml:space="preserve">evidence_wall_intact</w:t>
-      </w:r>
-      <w:r>
-        <w:t xml:space="preserve"> </w:t>
-      </w:r>
-      <w:r>
-        <w:t xml:space="preserve">and</w:t>
+        <w:t xml:space="preserve">trace.py</w:t>
+      </w:r>
+      <w:r>
+        <w:t xml:space="preserve"> </w:t>
+      </w:r>
+      <w:r>
+        <w:t xml:space="preserve">resolves, the rebuild from</w:t>
       </w:r>
       <w:r>
         <w:t xml:space="preserve"> </w:t>
@@ -5877,71 +5094,31 @@
         <w:rPr>
           <w:rStyle w:val="VerbatimChar"/>
         </w:rPr>
-        <w:t xml:space="preserve">every_pair_has_master_evidence</w:t>
-      </w:r>
-      <w:r>
-        <w:t xml:space="preserve">, because 11,316,960 of 16,619,832 assignments cited an evidence row</w:t>
-      </w:r>
-      <w:r>
-        <w:t xml:space="preserve"> </w:t>
-      </w:r>
-      <w:r>
-        <w:t xml:space="preserve">that a packaging size-cut had removed from the file beside them.</w:t>
-      </w:r>
-    </w:p>
-    <w:p>
-      <w:pPr>
-        <w:pStyle w:val="BodyText"/>
-      </w:pPr>
-      <w:r>
-        <w:t xml:space="preserve">The cut is reverted, the full evidence table ships, and the rebuild now returns every per-year count</w:t>
-      </w:r>
-      <w:r>
-        <w:t xml:space="preserve"> </w:t>
-      </w:r>
-      <w:r>
-        <w:t xml:space="preserve">exactly and passes all nine invariants.</w:t>
-      </w:r>
-      <w:r>
-        <w:t xml:space="preserve"> </w:t>
-      </w:r>
-      <w:r>
-        <w:rPr>
-          <w:rStyle w:val="VerbatimChar"/>
-        </w:rPr>
-        <w:t xml:space="preserve">verify.sh</w:t>
-      </w:r>
-      <w:r>
-        <w:t xml:space="preserve"> </w:t>
-      </w:r>
-      <w:r>
-        <w:t xml:space="preserve">has gained a fourth check for the defect that the</w:t>
-      </w:r>
-      <w:r>
-        <w:t xml:space="preserve"> </w:t>
-      </w:r>
-      <w:r>
-        <w:t xml:space="preserve">first three could not see, since all of them read the additions manifest and none read the provenance.</w:t>
-      </w:r>
-    </w:p>
-    <w:p>
-      <w:pPr>
-        <w:pStyle w:val="BodyText"/>
-      </w:pPr>
-      <w:r>
-        <w:t xml:space="preserve">Tier 3, rebuilding from the original sources, is a roughly 50 GB download and was not run here: two of</w:t>
-      </w:r>
-      <w:r>
-        <w:t xml:space="preserve"> </w:t>
-      </w:r>
-      <w:r>
-        <w:t xml:space="preserve">this project's own collectors were querying the Internet Archive at the time, and a third heavy client</w:t>
-      </w:r>
-      <w:r>
-        <w:t xml:space="preserve"> </w:t>
-      </w:r>
-      <w:r>
-        <w:t xml:space="preserve">against it is against the project's own citizenship rule.</w:t>
+        <w:t xml:space="preserve">provenance/</w:t>
+      </w:r>
+      <w:r>
+        <w:t xml:space="preserve"> </w:t>
+      </w:r>
+      <w:r>
+        <w:t xml:space="preserve">returns</w:t>
+      </w:r>
+      <w:r>
+        <w:t xml:space="preserve"> </w:t>
+      </w:r>
+      <w:r>
+        <w:t xml:space="preserve">every per-year count exactly with all nine invariants passing, and all fourteen result files come back</w:t>
+      </w:r>
+      <w:r>
+        <w:t xml:space="preserve"> </w:t>
+      </w:r>
+      <w:r>
+        <w:t xml:space="preserve">byte-identical. Tier 3 was not run: it is a roughly 50 GB download and two of this project's own</w:t>
+      </w:r>
+      <w:r>
+        <w:t xml:space="preserve"> </w:t>
+      </w:r>
+      <w:r>
+        <w:t xml:space="preserve">collectors were querying the Internet Archive at the time.</w:t>
       </w:r>
     </w:p>
     <w:bookmarkEnd w:id="15"/>

--- a/docs/report.docx
+++ b/docs/report.docx
@@ -4259,7 +4259,7 @@
         <w:t xml:space="preserve">118 source families have been searched and recorded</w:t>
       </w:r>
       <w:r>
-        <w:t xml:space="preserve">, and</w:t>
+        <w:t xml:space="preserve">, 27 developed far enough to earn their own section and 91 evaluated and closed, each with the measurement that closed it, so negative results stay visible and the same ground is not broken twice.</w:t>
       </w:r>
       <w:r>
         <w:t xml:space="preserve"> </w:t>
@@ -4274,508 +4274,7 @@
         <w:t xml:space="preserve"> </w:t>
       </w:r>
       <w:r>
-        <w:t xml:space="preserve">ships beside this report naming every one. 27 were developed far enough to earn their own section (</w:t>
-      </w:r>
-      <w:r>
-        <w:rPr>
-          <w:rStyle w:val="VerbatimChar"/>
-        </w:rPr>
-        <w:t xml:space="preserve">prior_task</w:t>
-      </w:r>
-      <w:r>
-        <w:t xml:space="preserve">,</w:t>
-      </w:r>
-      <w:r>
-        <w:t xml:space="preserve"> </w:t>
-      </w:r>
-      <w:r>
-        <w:rPr>
-          <w:rStyle w:val="VerbatimChar"/>
-        </w:rPr>
-        <w:t xml:space="preserve">isc_survey</w:t>
-      </w:r>
-      <w:r>
-        <w:t xml:space="preserve">,</w:t>
-      </w:r>
-      <w:r>
-        <w:t xml:space="preserve"> </w:t>
-      </w:r>
-      <w:r>
-        <w:rPr>
-          <w:rStyle w:val="VerbatimChar"/>
-        </w:rPr>
-        <w:t xml:space="preserve">afnic_fr</w:t>
-      </w:r>
-      <w:r>
-        <w:t xml:space="preserve">,</w:t>
-      </w:r>
-      <w:r>
-        <w:t xml:space="preserve"> </w:t>
-      </w:r>
-      <w:r>
-        <w:rPr>
-          <w:rStyle w:val="VerbatimChar"/>
-        </w:rPr>
-        <w:t xml:space="preserve">ukwa_link_source</w:t>
-      </w:r>
-      <w:r>
-        <w:t xml:space="preserve"> </w:t>
-      </w:r>
-      <w:r>
-        <w:t xml:space="preserve">and</w:t>
-      </w:r>
-      <w:r>
-        <w:t xml:space="preserve"> </w:t>
-      </w:r>
-      <w:r>
-        <w:rPr>
-          <w:rStyle w:val="VerbatimChar"/>
-        </w:rPr>
-        <w:t xml:space="preserve">ukwa_link_target</w:t>
-      </w:r>
-      <w:r>
-        <w:t xml:space="preserve">,</w:t>
-      </w:r>
-      <w:r>
-        <w:t xml:space="preserve"> </w:t>
-      </w:r>
-      <w:r>
-        <w:rPr>
-          <w:rStyle w:val="VerbatimChar"/>
-        </w:rPr>
-        <w:t xml:space="preserve">arquivo_ia</w:t>
-      </w:r>
-      <w:r>
-        <w:t xml:space="preserve"> </w:t>
-      </w:r>
-      <w:r>
-        <w:t xml:space="preserve">and</w:t>
-      </w:r>
-      <w:r>
-        <w:t xml:space="preserve"> </w:t>
-      </w:r>
-      <w:r>
-        <w:rPr>
-          <w:rStyle w:val="VerbatimChar"/>
-        </w:rPr>
-        <w:t xml:space="preserve">arquivo_roteiro</w:t>
-      </w:r>
-      <w:r>
-        <w:t xml:space="preserve">,</w:t>
-      </w:r>
-      <w:r>
-        <w:t xml:space="preserve"> </w:t>
-      </w:r>
-      <w:r>
-        <w:rPr>
-          <w:rStyle w:val="VerbatimChar"/>
-        </w:rPr>
-        <w:t xml:space="preserve">odp</w:t>
-      </w:r>
-      <w:r>
-        <w:t xml:space="preserve">,</w:t>
-      </w:r>
-      <w:r>
-        <w:t xml:space="preserve"> </w:t>
-      </w:r>
-      <w:r>
-        <w:rPr>
-          <w:rStyle w:val="VerbatimChar"/>
-        </w:rPr>
-        <w:t xml:space="preserve">early_web_cdx</w:t>
-      </w:r>
-      <w:r>
-        <w:t xml:space="preserve">,</w:t>
-      </w:r>
-      <w:r>
-        <w:t xml:space="preserve"> </w:t>
-      </w:r>
-      <w:r>
-        <w:rPr>
-          <w:rStyle w:val="VerbatimChar"/>
-        </w:rPr>
-        <w:t xml:space="preserve">ia_cdx_bulk</w:t>
-      </w:r>
-      <w:r>
-        <w:t xml:space="preserve">,</w:t>
-      </w:r>
-      <w:r>
-        <w:t xml:space="preserve"> </w:t>
-      </w:r>
-      <w:r>
-        <w:rPr>
-          <w:rStyle w:val="VerbatimChar"/>
-        </w:rPr>
-        <w:t xml:space="preserve">dartmouth_nber_captures</w:t>
-      </w:r>
-      <w:r>
-        <w:t xml:space="preserve">,</w:t>
-      </w:r>
-      <w:r>
-        <w:t xml:space="preserve"> </w:t>
-      </w:r>
-      <w:r>
-        <w:rPr>
-          <w:rStyle w:val="VerbatimChar"/>
-        </w:rPr>
-        <w:t xml:space="preserve">domain_creation_bulk</w:t>
-      </w:r>
-      <w:r>
-        <w:t xml:space="preserve">,</w:t>
-      </w:r>
-      <w:r>
-        <w:t xml:space="preserve"> </w:t>
-      </w:r>
-      <w:r>
-        <w:rPr>
-          <w:rStyle w:val="VerbatimChar"/>
-        </w:rPr>
-        <w:t xml:space="preserve">rdap</w:t>
-      </w:r>
-      <w:r>
-        <w:t xml:space="preserve"> </w:t>
-      </w:r>
-      <w:r>
-        <w:t xml:space="preserve">and</w:t>
-      </w:r>
-      <w:r>
-        <w:t xml:space="preserve"> </w:t>
-      </w:r>
-      <w:r>
-        <w:rPr>
-          <w:rStyle w:val="VerbatimChar"/>
-        </w:rPr>
-        <w:t xml:space="preserve">rdap_snapshot</w:t>
-      </w:r>
-      <w:r>
-        <w:t xml:space="preserve">,</w:t>
-      </w:r>
-      <w:r>
-        <w:t xml:space="preserve"> </w:t>
-      </w:r>
-      <w:r>
-        <w:rPr>
-          <w:rStyle w:val="VerbatimChar"/>
-        </w:rPr>
-        <w:t xml:space="preserve">page_directory</w:t>
-      </w:r>
-      <w:r>
-        <w:t xml:space="preserve"> </w:t>
-      </w:r>
-      <w:r>
-        <w:t xml:space="preserve">and</w:t>
-      </w:r>
-      <w:r>
-        <w:t xml:space="preserve"> </w:t>
-      </w:r>
-      <w:r>
-        <w:rPr>
-          <w:rStyle w:val="VerbatimChar"/>
-        </w:rPr>
-        <w:t xml:space="preserve">page_expansion</w:t>
-      </w:r>
-      <w:r>
-        <w:t xml:space="preserve">,</w:t>
-      </w:r>
-      <w:r>
-        <w:t xml:space="preserve"> </w:t>
-      </w:r>
-      <w:r>
-        <w:rPr>
-          <w:rStyle w:val="VerbatimChar"/>
-        </w:rPr>
-        <w:t xml:space="preserve">internet_scout</w:t>
-      </w:r>
-      <w:r>
-        <w:t xml:space="preserve">,</w:t>
-      </w:r>
-      <w:r>
-        <w:t xml:space="preserve"> </w:t>
-      </w:r>
-      <w:r>
-        <w:rPr>
-          <w:rStyle w:val="VerbatimChar"/>
-        </w:rPr>
-        <w:t xml:space="preserve">ncsa_whats_new</w:t>
-      </w:r>
-      <w:r>
-        <w:t xml:space="preserve">,</w:t>
-      </w:r>
-      <w:r>
-        <w:t xml:space="preserve"> </w:t>
-      </w:r>
-      <w:r>
-        <w:rPr>
-          <w:rStyle w:val="VerbatimChar"/>
-        </w:rPr>
-        <w:t xml:space="preserve">ia_cdx</w:t>
-      </w:r>
-      <w:r>
-        <w:t xml:space="preserve">, NYPW first-capture index, Australian Web Archive,</w:t>
-      </w:r>
-      <w:r>
-        <w:t xml:space="preserve"> </w:t>
-      </w:r>
-      <w:r>
-        <w:rPr>
-          <w:rStyle w:val="VerbatimChar"/>
-        </w:rPr>
-        <w:t xml:space="preserve">trade_press</w:t>
-      </w:r>
-      <w:r>
-        <w:t xml:space="preserve"> </w:t>
-      </w:r>
-      <w:r>
-        <w:t xml:space="preserve">and</w:t>
-      </w:r>
-      <w:r>
-        <w:t xml:space="preserve"> </w:t>
-      </w:r>
-      <w:r>
-        <w:rPr>
-          <w:rStyle w:val="VerbatimChar"/>
-        </w:rPr>
-        <w:t xml:space="preserve">trade_press_mention</w:t>
-      </w:r>
-      <w:r>
-        <w:t xml:space="preserve">,</w:t>
-      </w:r>
-      <w:r>
-        <w:t xml:space="preserve"> </w:t>
-      </w:r>
-      <w:r>
-        <w:rPr>
-          <w:rStyle w:val="VerbatimChar"/>
-        </w:rPr>
-        <w:t xml:space="preserve">usenet_address</w:t>
-      </w:r>
-      <w:r>
-        <w:t xml:space="preserve"> </w:t>
-      </w:r>
-      <w:r>
-        <w:t xml:space="preserve">and</w:t>
-      </w:r>
-      <w:r>
-        <w:t xml:space="preserve"> </w:t>
-      </w:r>
-      <w:r>
-        <w:rPr>
-          <w:rStyle w:val="VerbatimChar"/>
-        </w:rPr>
-        <w:t xml:space="preserve">usenet_address_mention</w:t>
-      </w:r>
-      <w:r>
-        <w:t xml:space="preserve">,</w:t>
-      </w:r>
-      <w:r>
-        <w:t xml:space="preserve"> </w:t>
-      </w:r>
-      <w:r>
-        <w:rPr>
-          <w:rStyle w:val="VerbatimChar"/>
-        </w:rPr>
-        <w:t xml:space="preserve">usenet_bare</w:t>
-      </w:r>
-      <w:r>
-        <w:t xml:space="preserve"> </w:t>
-      </w:r>
-      <w:r>
-        <w:t xml:space="preserve">and</w:t>
-      </w:r>
-      <w:r>
-        <w:t xml:space="preserve"> </w:t>
-      </w:r>
-      <w:r>
-        <w:rPr>
-          <w:rStyle w:val="VerbatimChar"/>
-        </w:rPr>
-        <w:t xml:space="preserve">usenet_bare_mention</w:t>
-      </w:r>
-      <w:r>
-        <w:t xml:space="preserve">,</w:t>
-      </w:r>
-      <w:r>
-        <w:t xml:space="preserve"> </w:t>
-      </w:r>
-      <w:r>
-        <w:rPr>
-          <w:rStyle w:val="VerbatimChar"/>
-        </w:rPr>
-        <w:t xml:space="preserve">uucp_map_registry</w:t>
-      </w:r>
-      <w:r>
-        <w:t xml:space="preserve">,</w:t>
-      </w:r>
-      <w:r>
-        <w:t xml:space="preserve"> </w:t>
-      </w:r>
-      <w:r>
-        <w:rPr>
-          <w:rStyle w:val="VerbatimChar"/>
-        </w:rPr>
-        <w:t xml:space="preserve">uucp_map_creation</w:t>
-      </w:r>
-      <w:r>
-        <w:t xml:space="preserve">,</w:t>
-      </w:r>
-      <w:r>
-        <w:t xml:space="preserve"> </w:t>
-      </w:r>
-      <w:r>
-        <w:rPr>
-          <w:rStyle w:val="VerbatimChar"/>
-        </w:rPr>
-        <w:t xml:space="preserve">uucp_map_mention</w:t>
-      </w:r>
-      <w:r>
-        <w:t xml:space="preserve">,</w:t>
-      </w:r>
-      <w:r>
-        <w:t xml:space="preserve"> </w:t>
-      </w:r>
-      <w:r>
-        <w:rPr>
-          <w:rStyle w:val="VerbatimChar"/>
-        </w:rPr>
-        <w:t xml:space="preserve">rtfm_faq</w:t>
-      </w:r>
-      <w:r>
-        <w:t xml:space="preserve"> </w:t>
-      </w:r>
-      <w:r>
-        <w:t xml:space="preserve">and</w:t>
-      </w:r>
-      <w:r>
-        <w:t xml:space="preserve"> </w:t>
-      </w:r>
-      <w:r>
-        <w:rPr>
-          <w:rStyle w:val="VerbatimChar"/>
-        </w:rPr>
-        <w:t xml:space="preserve">rtfm_faq_mention</w:t>
-      </w:r>
-      <w:r>
-        <w:t xml:space="preserve">,</w:t>
-      </w:r>
-      <w:r>
-        <w:t xml:space="preserve"> </w:t>
-      </w:r>
-      <w:r>
-        <w:rPr>
-          <w:rStyle w:val="VerbatimChar"/>
-        </w:rPr>
-        <w:t xml:space="preserve">ukwa_geoindex</w:t>
-      </w:r>
-      <w:r>
-        <w:t xml:space="preserve">,</w:t>
-      </w:r>
-      <w:r>
-        <w:t xml:space="preserve"> </w:t>
-      </w:r>
-      <w:r>
-        <w:rPr>
-          <w:rStyle w:val="VerbatimChar"/>
-        </w:rPr>
-        <w:t xml:space="preserve">usenet_announce</w:t>
-      </w:r>
-      <w:r>
-        <w:t xml:space="preserve"> </w:t>
-      </w:r>
-      <w:r>
-        <w:t xml:space="preserve">and</w:t>
-      </w:r>
-      <w:r>
-        <w:t xml:space="preserve"> </w:t>
-      </w:r>
-      <w:r>
-        <w:rPr>
-          <w:rStyle w:val="VerbatimChar"/>
-        </w:rPr>
-        <w:t xml:space="preserve">usenet_mention</w:t>
-      </w:r>
-      <w:r>
-        <w:t xml:space="preserve">,</w:t>
-      </w:r>
-      <w:r>
-        <w:t xml:space="preserve"> </w:t>
-      </w:r>
-      <w:r>
-        <w:rPr>
-          <w:rStyle w:val="VerbatimChar"/>
-        </w:rPr>
-        <w:t xml:space="preserve">tucows_catalogue</w:t>
-      </w:r>
-      <w:r>
-        <w:t xml:space="preserve"> </w:t>
-      </w:r>
-      <w:r>
-        <w:t xml:space="preserve">and</w:t>
-      </w:r>
-      <w:r>
-        <w:t xml:space="preserve"> </w:t>
-      </w:r>
-      <w:r>
-        <w:rPr>
-          <w:rStyle w:val="VerbatimChar"/>
-        </w:rPr>
-        <w:t xml:space="preserve">tucows_mention</w:t>
-      </w:r>
-      <w:r>
-        <w:t xml:space="preserve">,</w:t>
-      </w:r>
-      <w:r>
-        <w:t xml:space="preserve"> </w:t>
-      </w:r>
-      <w:r>
-        <w:rPr>
-          <w:rStyle w:val="VerbatimChar"/>
-        </w:rPr>
-        <w:t xml:space="preserve">maillist_archive</w:t>
-      </w:r>
-      <w:r>
-        <w:t xml:space="preserve"> </w:t>
-      </w:r>
-      <w:r>
-        <w:t xml:space="preserve">and</w:t>
-      </w:r>
-      <w:r>
-        <w:t xml:space="preserve"> </w:t>
-      </w:r>
-      <w:r>
-        <w:rPr>
-          <w:rStyle w:val="VerbatimChar"/>
-        </w:rPr>
-        <w:t xml:space="preserve">maillist_archive_mention</w:t>
-      </w:r>
-      <w:r>
-        <w:t xml:space="preserve">,</w:t>
-      </w:r>
-      <w:r>
-        <w:t xml:space="preserve"> </w:t>
-      </w:r>
-      <w:r>
-        <w:rPr>
-          <w:rStyle w:val="VerbatimChar"/>
-        </w:rPr>
-        <w:t xml:space="preserve">enron_email</w:t>
-      </w:r>
-      <w:r>
-        <w:t xml:space="preserve"> </w:t>
-      </w:r>
-      <w:r>
-        <w:t xml:space="preserve">and</w:t>
-      </w:r>
-      <w:r>
-        <w:t xml:space="preserve"> </w:t>
-      </w:r>
-      <w:r>
-        <w:rPr>
-          <w:rStyle w:val="VerbatimChar"/>
-        </w:rPr>
-        <w:t xml:space="preserve">enron_email_mention</w:t>
-      </w:r>
-      <w:r>
-        <w:t xml:space="preserve">); the other 91 were evaluated and closed, each recorded with the measurement that closed it, so that negative results stay visible and the same ground is not broken twice.</w:t>
+        <w:t xml:space="preserve">ships beside this report and names every one, with its acquisition route, date semantics and yield.</w:t>
       </w:r>
     </w:p>
     <w:p>

--- a/docs/report.docx
+++ b/docs/report.docx
@@ -125,7 +125,7 @@
                 <w:b/>
                 <w:bCs/>
               </w:rPr>
-              <w:t xml:space="preserve">2,838,732</w:t>
+              <w:t xml:space="preserve">2,838,715</w:t>
             </w:r>
             <w:r>
               <w:t xml:space="preserve"> </w:t>
@@ -160,7 +160,7 @@
                 <w:b/>
                 <w:bCs/>
               </w:rPr>
-              <w:t xml:space="preserve">1,697,225.1735</w:t>
+              <w:t xml:space="preserve">1,697,224.8585</w:t>
             </w:r>
           </w:p>
         </w:tc>
@@ -221,7 +221,7 @@
         <w:t xml:space="preserve"> </w:t>
       </w:r>
       <w:r>
-        <w:t xml:space="preserve">increment covers 2,666,867 distinct domains, of which</w:t>
+        <w:t xml:space="preserve">increment covers 2,666,850 distinct domains, of which</w:t>
       </w:r>
       <w:r>
         <w:t xml:space="preserve"> </w:t>
@@ -231,7 +231,7 @@
           <w:b/>
           <w:bCs/>
         </w:rPr>
-        <w:t xml:space="preserve">1,790,909 appear in none of the six baseline</w:t>
+        <w:t xml:space="preserve">1,790,892 appear in none of the six baseline</w:t>
       </w:r>
       <w:r>
         <w:rPr>
@@ -543,7 +543,7 @@
               <w:jc w:val="right"/>
             </w:pPr>
             <w:r>
-              <w:t xml:space="preserve">765,569</w:t>
+              <w:t xml:space="preserve">765,559</w:t>
             </w:r>
           </w:p>
         </w:tc>
@@ -592,7 +592,7 @@
               <w:jc w:val="right"/>
             </w:pPr>
             <w:r>
-              <w:t xml:space="preserve">982,890</w:t>
+              <w:t xml:space="preserve">982,883</w:t>
             </w:r>
           </w:p>
         </w:tc>
@@ -653,7 +653,7 @@
                 <w:b/>
                 <w:bCs/>
               </w:rPr>
-              <w:t xml:space="preserve">2,838,732</w:t>
+              <w:t xml:space="preserve">2,838,715</w:t>
             </w:r>
           </w:p>
         </w:tc>
@@ -704,7 +704,7 @@
         <w:t xml:space="preserve"> </w:t>
       </w:r>
       <w:r>
-        <w:t xml:space="preserve">Across the four rounds shipped so far this project has added 5,366,471 domain-year records worth 3,149,000.9290 equivalent-English, which is</w:t>
+        <w:t xml:space="preserve">Across the four rounds shipped so far this project has added 5,366,454 domain-year records worth 3,149,000.6140 equivalent-English, which is</w:t>
       </w:r>
       <w:r>
         <w:t xml:space="preserve"> </w:t>
@@ -913,7 +913,7 @@
                 <w:b/>
                 <w:bCs/>
               </w:rPr>
-              <w:t xml:space="preserve">2,838,732</w:t>
+              <w:t xml:space="preserve">2,838,715</w:t>
             </w:r>
           </w:p>
         </w:tc>
@@ -929,7 +929,7 @@
                 <w:b/>
                 <w:bCs/>
               </w:rPr>
-              <w:t xml:space="preserve">1,697,225.1735</w:t>
+              <w:t xml:space="preserve">1,697,224.8585</w:t>
             </w:r>
           </w:p>
         </w:tc>
@@ -962,7 +962,7 @@
                 <w:b/>
                 <w:bCs/>
               </w:rPr>
-              <w:t xml:space="preserve">5,366,471</w:t>
+              <w:t xml:space="preserve">5,366,454</w:t>
             </w:r>
           </w:p>
         </w:tc>
@@ -978,7 +978,7 @@
                 <w:b/>
                 <w:bCs/>
               </w:rPr>
-              <w:t xml:space="preserve">3,149,000.9290</w:t>
+              <w:t xml:space="preserve">3,149,000.6140</w:t>
             </w:r>
           </w:p>
         </w:tc>
@@ -1118,7 +1118,7 @@
               <w:jc w:val="right"/>
             </w:pPr>
             <w:r>
-              <w:t xml:space="preserve">2,165,523</w:t>
+              <w:t xml:space="preserve">2,165,506</w:t>
             </w:r>
           </w:p>
         </w:tc>
@@ -1542,19 +1542,19 @@
               <w:jc w:val="right"/>
             </w:pPr>
             <w:r>
-              <w:t xml:space="preserve">2,165,523</w:t>
-            </w:r>
-          </w:p>
-        </w:tc>
-        <w:tc>
-          <w:tcPr/>
-          <w:p>
-            <w:pPr>
-              <w:pStyle w:val="Compact"/>
-              <w:jc w:val="right"/>
-            </w:pPr>
-            <w:r>
-              <w:t xml:space="preserve">1,241,812.0</w:t>
+              <w:t xml:space="preserve">2,165,506</w:t>
+            </w:r>
+          </w:p>
+        </w:tc>
+        <w:tc>
+          <w:tcPr/>
+          <w:p>
+            <w:pPr>
+              <w:pStyle w:val="Compact"/>
+              <w:jc w:val="right"/>
+            </w:pPr>
+            <w:r>
+              <w:t xml:space="preserve">1,241,811.6</w:t>
             </w:r>
           </w:p>
         </w:tc>
@@ -2796,7 +2796,7 @@
                 <w:b/>
                 <w:bCs/>
               </w:rPr>
-              <w:t xml:space="preserve">2,838,732</w:t>
+              <w:t xml:space="preserve">2,838,715</w:t>
             </w:r>
           </w:p>
         </w:tc>
@@ -2812,7 +2812,7 @@
                 <w:b/>
                 <w:bCs/>
               </w:rPr>
-              <w:t xml:space="preserve">1,697,225.2</w:t>
+              <w:t xml:space="preserve">1,697,224.9</w:t>
             </w:r>
           </w:p>
         </w:tc>

--- a/docs/report.docx
+++ b/docs/report.docx
@@ -1302,7 +1302,7 @@
           <w:b/>
           <w:bCs/>
         </w:rPr>
-        <w:t xml:space="preserve">the archive.org item it came from stopped serving on</w:t>
+        <w:t xml:space="preserve">the archive.org item it came from stopped serving the day</w:t>
       </w:r>
       <w:r>
         <w:rPr>
@@ -1316,16 +1316,10 @@
           <w:b/>
           <w:bCs/>
         </w:rPr>
-        <w:t xml:space="preserve">2026-08-17</w:t>
-      </w:r>
-      <w:r>
-        <w:t xml:space="preserve">, the day after we downloaded it, though it is still in the search index at its full size.</w:t>
-      </w:r>
-      <w:r>
-        <w:t xml:space="preserve"> </w:t>
-      </w:r>
-      <w:r>
-        <w:t xml:space="preserve">Its records remain checkable regardless, because each carries a live Wayback URL for that host and year;</w:t>
+        <w:t xml:space="preserve">after we downloaded it</w:t>
+      </w:r>
+      <w:r>
+        <w:t xml:space="preserve">, so use the live Wayback URL each record carries instead;</w:t>
       </w:r>
       <w:r>
         <w:t xml:space="preserve"> </w:t>
@@ -1340,7 +1334,13 @@
         <w:t xml:space="preserve"> </w:t>
       </w:r>
       <w:r>
-        <w:t xml:space="preserve">gives the detail.</w:t>
+        <w:t xml:space="preserve">has the</w:t>
+      </w:r>
+      <w:r>
+        <w:t xml:space="preserve"> </w:t>
+      </w:r>
+      <w:r>
+        <w:t xml:space="preserve">detail.</w:t>
       </w:r>
     </w:p>
     <w:p>
@@ -4605,7 +4605,7 @@
         <w:t xml:space="preserve"> </w:t>
       </w:r>
       <w:r>
-        <w:t xml:space="preserve">every per-year count exactly with all nine invariants passing, and all fourteen result files come back</w:t>
+        <w:t xml:space="preserve">every per-year count exactly with all ten invariants passing, and all fourteen result files come back</w:t>
       </w:r>
       <w:r>
         <w:t xml:space="preserve"> </w:t>

--- a/docs/report.docx
+++ b/docs/report.docx
@@ -3150,43 +3150,43 @@
               <w:jc w:val="right"/>
             </w:pPr>
             <w:r>
-              <w:t xml:space="preserve">212</w:t>
-            </w:r>
-          </w:p>
-        </w:tc>
-        <w:tc>
-          <w:tcPr/>
-          <w:p>
-            <w:pPr>
-              <w:pStyle w:val="Compact"/>
-              <w:jc w:val="right"/>
-            </w:pPr>
-            <w:r>
-              <w:t xml:space="preserve">63,441</w:t>
-            </w:r>
-          </w:p>
-        </w:tc>
-        <w:tc>
-          <w:tcPr/>
-          <w:p>
-            <w:pPr>
-              <w:pStyle w:val="Compact"/>
-              <w:jc w:val="right"/>
-            </w:pPr>
-            <w:r>
-              <w:t xml:space="preserve">55,504</w:t>
-            </w:r>
-          </w:p>
-        </w:tc>
-        <w:tc>
-          <w:tcPr/>
-          <w:p>
-            <w:pPr>
-              <w:pStyle w:val="Compact"/>
-              <w:jc w:val="right"/>
-            </w:pPr>
-            <w:r>
-              <w:t xml:space="preserve">87.5%</w:t>
+              <w:t xml:space="preserve">213</w:t>
+            </w:r>
+          </w:p>
+        </w:tc>
+        <w:tc>
+          <w:tcPr/>
+          <w:p>
+            <w:pPr>
+              <w:pStyle w:val="Compact"/>
+              <w:jc w:val="right"/>
+            </w:pPr>
+            <w:r>
+              <w:t xml:space="preserve">63,741</w:t>
+            </w:r>
+          </w:p>
+        </w:tc>
+        <w:tc>
+          <w:tcPr/>
+          <w:p>
+            <w:pPr>
+              <w:pStyle w:val="Compact"/>
+              <w:jc w:val="right"/>
+            </w:pPr>
+            <w:r>
+              <w:t xml:space="preserve">55,724</w:t>
+            </w:r>
+          </w:p>
+        </w:tc>
+        <w:tc>
+          <w:tcPr/>
+          <w:p>
+            <w:pPr>
+              <w:pStyle w:val="Compact"/>
+              <w:jc w:val="right"/>
+            </w:pPr>
+            <w:r>
+              <w:t xml:space="preserve">87.4%</w:t>
             </w:r>
           </w:p>
         </w:tc>
@@ -3210,19 +3210,19 @@
               <w:jc w:val="right"/>
             </w:pPr>
             <w:r>
-              <w:t xml:space="preserve">55,648</w:t>
-            </w:r>
-          </w:p>
-        </w:tc>
-        <w:tc>
-          <w:tcPr/>
-          <w:p>
-            <w:pPr>
-              <w:pStyle w:val="Compact"/>
-              <w:jc w:val="right"/>
-            </w:pPr>
-            <w:r>
-              <w:t xml:space="preserve">126,557</w:t>
+              <w:t xml:space="preserve">55,845</w:t>
+            </w:r>
+          </w:p>
+        </w:tc>
+        <w:tc>
+          <w:tcPr/>
+          <w:p>
+            <w:pPr>
+              <w:pStyle w:val="Compact"/>
+              <w:jc w:val="right"/>
+            </w:pPr>
+            <w:r>
+              <w:t xml:space="preserve">127,191</w:t>
             </w:r>
           </w:p>
         </w:tc>
@@ -3855,7 +3855,7 @@
                 <w:b/>
                 <w:bCs/>
               </w:rPr>
-              <w:t xml:space="preserve">668</w:t>
+              <w:t xml:space="preserve">669</w:t>
             </w:r>
           </w:p>
         </w:tc>
@@ -3871,7 +3871,7 @@
                 <w:b/>
                 <w:bCs/>
               </w:rPr>
-              <w:t xml:space="preserve">301,065</w:t>
+              <w:t xml:space="preserve">301,365</w:t>
             </w:r>
           </w:p>
         </w:tc>
@@ -3887,7 +3887,7 @@
                 <w:b/>
                 <w:bCs/>
               </w:rPr>
-              <w:t xml:space="preserve">260,962</w:t>
+              <w:t xml:space="preserve">261,182</w:t>
             </w:r>
           </w:p>
         </w:tc>
@@ -3935,7 +3935,7 @@
                 <w:b/>
                 <w:bCs/>
               </w:rPr>
-              <w:t xml:space="preserve">262,525</w:t>
+              <w:t xml:space="preserve">262,722</w:t>
             </w:r>
           </w:p>
         </w:tc>
@@ -3951,7 +3951,7 @@
                 <w:b/>
                 <w:bCs/>
               </w:rPr>
-              <w:t xml:space="preserve">535,031</w:t>
+              <w:t xml:space="preserve">535,665</w:t>
             </w:r>
           </w:p>
         </w:tc>
@@ -3962,7 +3962,7 @@
         <w:pStyle w:val="BodyText"/>
       </w:pPr>
       <w:r>
-        <w:t xml:space="preserve">Of 301,065 queries, 260,962 were answered (86.7%). The 40,103 that were not divide into two kinds, and the smaller kind is the one usually discussed.</w:t>
+        <w:t xml:space="preserve">Of 301,365 queries, 261,182 were answered (86.7%). The 40,183 that were not divide into two kinds, and the smaller kind is the one usually discussed.</w:t>
       </w:r>
       <w:r>
         <w:t xml:space="preserve"> </w:t>
@@ -3972,10 +3972,10 @@
           <w:b/>
           <w:bCs/>
         </w:rPr>
-        <w:t xml:space="preserve">HTTP-level errors are 2,905 (0.96%)</w:t>
-      </w:r>
-      <w:r>
-        <w:t xml:space="preserve">: 0 rate limits (429), 2,129 server errors (500, 502, 503, 504) and 776 refusals (403).</w:t>
+        <w:t xml:space="preserve">HTTP-level errors are 2,909 (0.97%)</w:t>
+      </w:r>
+      <w:r>
+        <w:t xml:space="preserve">: 0 rate limits (429), 2,133 server errors (500, 502, 503, 504) and 776 refusals (403).</w:t>
       </w:r>
       <w:r>
         <w:t xml:space="preserve"> </w:t>
@@ -3985,10 +3985,10 @@
           <w:b/>
           <w:bCs/>
         </w:rPr>
-        <w:t xml:space="preserve">Transport-level failures are 37,198 (12.36%)</w:t>
-      </w:r>
-      <w:r>
-        <w:t xml:space="preserve">: 27,775 connections refused or reset and 9,423 timed out. So the binding constraint is not a status code we could read and obey, it is the connection being dropped before a status exists. Rate limits and server errors are retried with exponential backoff honouring</w:t>
+        <w:t xml:space="preserve">Transport-level failures are 37,274 (12.37%)</w:t>
+      </w:r>
+      <w:r>
+        <w:t xml:space="preserve">: 27,775 connections refused or reset and 9,499 timed out. So the binding constraint is not a status code we could read and obey, it is the connection being dropped before a status exists. Rate limits and server errors are retried with exponential backoff honouring</w:t>
       </w:r>
       <w:r>
         <w:t xml:space="preserve"> </w:t>
@@ -4001,20 +4001,6 @@
       </w:r>
       <w:r>
         <w:t xml:space="preserve">; refusals and timeouts are retried with a widening delay and then requeued, so no domain is lost by one failure; a 403 is treated as a permanent answer for that host and is not retried.</w:t>
-      </w:r>
-    </w:p>
-    <w:p>
-      <w:pPr>
-        <w:pStyle w:val="BodyText"/>
-      </w:pPr>
-      <w:r>
-        <w:t xml:space="preserve">An interrupted batch is republished rather than lost, so a stopped run costs only the queries it had not</w:t>
-      </w:r>
-      <w:r>
-        <w:t xml:space="preserve"> </w:t>
-      </w:r>
-      <w:r>
-        <w:t xml:space="preserve">yet made.</w:t>
       </w:r>
     </w:p>
     <w:p>
